--- a/Docker/5-storage.docx
+++ b/Docker/5-storage.docx
@@ -657,17 +657,7 @@
           <w:sz w:val="32"/>
           <w:szCs w:val="32"/>
         </w:rPr>
-        <w:t>)</w:t>
-      </w:r>
-      <w:r>
-        <w:rPr>
-          <w:rFonts w:asciiTheme="majorBidi" w:hAnsiTheme="majorBidi" w:cstheme="majorBidi"/>
-          <w:b/>
-          <w:bCs/>
-          <w:sz w:val="32"/>
-          <w:szCs w:val="32"/>
-        </w:rPr>
-        <w:t>:</w:t>
+        <w:t>):</w:t>
       </w:r>
     </w:p>
     <w:p>
@@ -1956,16 +1946,7 @@
           <w:szCs w:val="28"/>
           <w:u w:val="single"/>
         </w:rPr>
-        <w:t>C</w:t>
-      </w:r>
-      <w:r>
-        <w:rPr>
-          <w:rFonts w:asciiTheme="majorBidi" w:hAnsiTheme="majorBidi" w:cstheme="majorBidi"/>
-          <w:sz w:val="28"/>
-          <w:szCs w:val="28"/>
-          <w:u w:val="single"/>
-        </w:rPr>
-        <w:t>lean model:</w:t>
+        <w:t>Clean model:</w:t>
       </w:r>
     </w:p>
     <w:p>
@@ -2264,17 +2245,7 @@
           <w:szCs w:val="32"/>
         </w:rPr>
         <w:lastRenderedPageBreak/>
-        <w:t>Where container files actually live</w:t>
-      </w:r>
-      <w:r>
-        <w:rPr>
-          <w:rFonts w:asciiTheme="majorBidi" w:hAnsiTheme="majorBidi" w:cstheme="majorBidi"/>
-          <w:b/>
-          <w:bCs/>
-          <w:sz w:val="32"/>
-          <w:szCs w:val="32"/>
-        </w:rPr>
-        <w:t>?</w:t>
+        <w:t>Where container files actually live?</w:t>
       </w:r>
     </w:p>
     <w:p>
@@ -4505,17 +4476,7 @@
           <w:sz w:val="28"/>
           <w:szCs w:val="28"/>
         </w:rPr>
-        <w:t>Key points about overlay2 internals</w:t>
-      </w:r>
-      <w:r>
-        <w:rPr>
-          <w:rFonts w:asciiTheme="majorBidi" w:hAnsiTheme="majorBidi" w:cstheme="majorBidi"/>
-          <w:b/>
-          <w:bCs/>
-          <w:sz w:val="28"/>
-          <w:szCs w:val="28"/>
-        </w:rPr>
-        <w:t>:</w:t>
+        <w:t>Key points about overlay2 internals:</w:t>
       </w:r>
     </w:p>
     <w:p>
@@ -4699,6 +4660,7 @@
     <w:p>
       <w:pPr>
         <w:spacing w:after="120"/>
+        <w:jc w:val="both"/>
         <w:rPr>
           <w:rFonts w:asciiTheme="majorBidi" w:hAnsiTheme="majorBidi" w:cstheme="majorBidi"/>
           <w:b/>
@@ -4731,6 +4693,7 @@
     <w:p>
       <w:pPr>
         <w:spacing w:after="120"/>
+        <w:jc w:val="both"/>
         <w:rPr>
           <w:rFonts w:asciiTheme="majorBidi" w:hAnsiTheme="majorBidi" w:cstheme="majorBidi"/>
           <w:sz w:val="28"/>
@@ -4748,6 +4711,7 @@
     </w:p>
     <w:p>
       <w:pPr>
+        <w:jc w:val="both"/>
         <w:rPr>
           <w:rFonts w:asciiTheme="majorBidi" w:hAnsiTheme="majorBidi" w:cstheme="majorBidi"/>
           <w:sz w:val="28"/>
@@ -4926,7 +4890,7 @@
           </mc:Choice>
           <mc:Fallback>
             <w:pict>
-              <v:rect w14:anchorId="39F475A6" id="Rectangle 2" o:spid="_x0000_s1027" style="position:absolute;margin-left:1.8pt;margin-top:38.7pt;width:157.8pt;height:63.6pt;z-index:251660288;visibility:visible;mso-wrap-style:square;mso-width-percent:0;mso-height-percent:0;mso-wrap-distance-left:9pt;mso-wrap-distance-top:0;mso-wrap-distance-right:9pt;mso-wrap-distance-bottom:0;mso-position-horizontal:absolute;mso-position-horizontal-relative:text;mso-position-vertical:absolute;mso-position-vertical-relative:text;mso-width-percent:0;mso-height-percent:0;mso-width-relative:margin;mso-height-relative:margin;v-text-anchor:middle" o:gfxdata="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" fillcolor="black [3200]" strokecolor="black [480]" strokeweight="1pt">
+              <v:rect w14:anchorId="39F475A6" id="Rectangle 2" o:spid="_x0000_s1027" style="position:absolute;left:0;text-align:left;margin-left:1.8pt;margin-top:38.7pt;width:157.8pt;height:63.6pt;z-index:251660288;visibility:visible;mso-wrap-style:square;mso-width-percent:0;mso-height-percent:0;mso-wrap-distance-left:9pt;mso-wrap-distance-top:0;mso-wrap-distance-right:9pt;mso-wrap-distance-bottom:0;mso-position-horizontal:absolute;mso-position-horizontal-relative:text;mso-position-vertical:absolute;mso-position-vertical-relative:text;mso-width-percent:0;mso-height-percent:0;mso-width-relative:margin;mso-height-relative:margin;v-text-anchor:middle" o:gfxdata="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" fillcolor="black [3200]" strokecolor="black [480]" strokeweight="1pt">
                 <v:textbox>
                   <w:txbxContent>
                     <w:p>
@@ -5119,26 +5083,29 @@
     </w:p>
     <w:p>
       <w:pPr>
-        <w:rPr>
-          <w:rFonts w:asciiTheme="majorBidi" w:hAnsiTheme="majorBidi" w:cstheme="majorBidi"/>
-          <w:sz w:val="28"/>
-          <w:szCs w:val="28"/>
-        </w:rPr>
-      </w:pPr>
-    </w:p>
-    <w:p>
-      <w:pPr>
-        <w:rPr>
-          <w:rFonts w:asciiTheme="majorBidi" w:hAnsiTheme="majorBidi" w:cstheme="majorBidi"/>
-          <w:sz w:val="28"/>
-          <w:szCs w:val="28"/>
-        </w:rPr>
-      </w:pPr>
-    </w:p>
-    <w:p>
-      <w:pPr>
-        <w:rPr>
-          <w:rFonts w:asciiTheme="majorBidi" w:hAnsiTheme="majorBidi" w:cstheme="majorBidi" w:hint="cs"/>
+        <w:jc w:val="both"/>
+        <w:rPr>
+          <w:rFonts w:asciiTheme="majorBidi" w:hAnsiTheme="majorBidi" w:cstheme="majorBidi"/>
+          <w:sz w:val="28"/>
+          <w:szCs w:val="28"/>
+        </w:rPr>
+      </w:pPr>
+    </w:p>
+    <w:p>
+      <w:pPr>
+        <w:jc w:val="both"/>
+        <w:rPr>
+          <w:rFonts w:asciiTheme="majorBidi" w:hAnsiTheme="majorBidi" w:cstheme="majorBidi"/>
+          <w:sz w:val="28"/>
+          <w:szCs w:val="28"/>
+        </w:rPr>
+      </w:pPr>
+    </w:p>
+    <w:p>
+      <w:pPr>
+        <w:jc w:val="both"/>
+        <w:rPr>
+          <w:rFonts w:asciiTheme="majorBidi" w:hAnsiTheme="majorBidi" w:cstheme="majorBidi"/>
           <w:sz w:val="28"/>
           <w:szCs w:val="28"/>
           <w:rtl/>
@@ -5165,6 +5132,7 @@
     </w:p>
     <w:p>
       <w:pPr>
+        <w:jc w:val="both"/>
         <w:rPr>
           <w:rFonts w:asciiTheme="majorBidi" w:hAnsiTheme="majorBidi" w:cstheme="majorBidi"/>
           <w:sz w:val="28"/>
@@ -5256,6 +5224,7 @@
     </w:p>
     <w:p>
       <w:pPr>
+        <w:jc w:val="both"/>
         <w:rPr>
           <w:rFonts w:asciiTheme="majorBidi" w:hAnsiTheme="majorBidi" w:cstheme="majorBidi"/>
           <w:sz w:val="28"/>
@@ -5281,35 +5250,20 @@
           <w:numId w:val="27"/>
         </w:numPr>
         <w:ind w:left="360"/>
-        <w:rPr>
-          <w:rFonts w:asciiTheme="majorBidi" w:hAnsiTheme="majorBidi" w:cstheme="majorBidi"/>
-          <w:sz w:val="28"/>
-          <w:szCs w:val="28"/>
-        </w:rPr>
-      </w:pPr>
-      <w:r>
-        <w:rPr>
-          <w:rFonts w:asciiTheme="majorBidi" w:hAnsiTheme="majorBidi" w:cstheme="majorBidi"/>
-          <w:sz w:val="28"/>
-          <w:szCs w:val="28"/>
-        </w:rPr>
-        <w:t>Existing containers and images will not be compatible with the new driver. Usually, you need to clear Docker’s storage:</w:t>
-      </w:r>
-      <w:r>
-        <w:rPr>
-          <w:rFonts w:asciiTheme="majorBidi" w:hAnsiTheme="majorBidi" w:cstheme="majorBidi"/>
-          <w:sz w:val="28"/>
-          <w:szCs w:val="28"/>
-        </w:rPr>
-        <w:t xml:space="preserve"> </w:t>
-      </w:r>
-      <w:r>
-        <w:rPr>
-          <w:rFonts w:asciiTheme="majorBidi" w:hAnsiTheme="majorBidi" w:cstheme="majorBidi"/>
-          <w:sz w:val="28"/>
-          <w:szCs w:val="28"/>
-        </w:rPr>
-        <w:t>rm -rf /var/lib/docker/*</w:t>
+        <w:jc w:val="both"/>
+        <w:rPr>
+          <w:rFonts w:asciiTheme="majorBidi" w:hAnsiTheme="majorBidi" w:cstheme="majorBidi"/>
+          <w:sz w:val="28"/>
+          <w:szCs w:val="28"/>
+        </w:rPr>
+      </w:pPr>
+      <w:r>
+        <w:rPr>
+          <w:rFonts w:asciiTheme="majorBidi" w:hAnsiTheme="majorBidi" w:cstheme="majorBidi"/>
+          <w:sz w:val="28"/>
+          <w:szCs w:val="28"/>
+        </w:rPr>
+        <w:t>Existing containers and images will not be compatible with the new driver. Usually, you need to clear Docker’s storage: rm -rf /var/lib/docker/*</w:t>
       </w:r>
     </w:p>
     <w:p>
@@ -5320,6 +5274,7 @@
           <w:numId w:val="27"/>
         </w:numPr>
         <w:ind w:left="360"/>
+        <w:jc w:val="both"/>
         <w:rPr>
           <w:rFonts w:asciiTheme="majorBidi" w:hAnsiTheme="majorBidi" w:cstheme="majorBidi"/>
           <w:sz w:val="28"/>
@@ -5343,41 +5298,27 @@
           <w:numId w:val="27"/>
         </w:numPr>
         <w:ind w:left="360"/>
-        <w:rPr>
-          <w:rFonts w:asciiTheme="majorBidi" w:hAnsiTheme="majorBidi" w:cstheme="majorBidi"/>
-          <w:sz w:val="28"/>
-          <w:szCs w:val="28"/>
-        </w:rPr>
-      </w:pPr>
-      <w:r>
-        <w:rPr>
-          <w:rFonts w:asciiTheme="majorBidi" w:hAnsiTheme="majorBidi" w:cstheme="majorBidi"/>
-          <w:sz w:val="28"/>
-          <w:szCs w:val="28"/>
-        </w:rPr>
-        <w:t>This is a daemon-level setting, not a runtime option</w:t>
-      </w:r>
-      <w:r>
-        <w:rPr>
-          <w:rFonts w:asciiTheme="majorBidi" w:hAnsiTheme="majorBidi" w:cstheme="majorBidi"/>
-          <w:sz w:val="28"/>
-          <w:szCs w:val="28"/>
-        </w:rPr>
-        <w:t>.</w:t>
-      </w:r>
-      <w:r>
-        <w:rPr>
-          <w:rFonts w:asciiTheme="majorBidi" w:hAnsiTheme="majorBidi" w:cstheme="majorBidi"/>
-          <w:sz w:val="28"/>
-          <w:szCs w:val="28"/>
-        </w:rPr>
-        <w:t xml:space="preserve"> you cannot change the driver for a single container.</w:t>
+        <w:jc w:val="both"/>
+        <w:rPr>
+          <w:rFonts w:asciiTheme="majorBidi" w:hAnsiTheme="majorBidi" w:cstheme="majorBidi"/>
+          <w:sz w:val="28"/>
+          <w:szCs w:val="28"/>
+        </w:rPr>
+      </w:pPr>
+      <w:r>
+        <w:rPr>
+          <w:rFonts w:asciiTheme="majorBidi" w:hAnsiTheme="majorBidi" w:cstheme="majorBidi"/>
+          <w:sz w:val="28"/>
+          <w:szCs w:val="28"/>
+        </w:rPr>
+        <w:t>This is a daemon-level setting, not a runtime option. you cannot change the driver for a single container.</w:t>
       </w:r>
     </w:p>
     <w:p>
       <w:pPr>
         <w:pStyle w:val="ListParagraph"/>
         <w:ind w:left="360"/>
+        <w:jc w:val="both"/>
         <w:rPr>
           <w:rFonts w:asciiTheme="majorBidi" w:hAnsiTheme="majorBidi" w:cstheme="majorBidi"/>
           <w:sz w:val="8"/>
@@ -5514,6 +5455,7 @@
           <w:ilvl w:val="0"/>
           <w:numId w:val="29"/>
         </w:numPr>
+        <w:jc w:val="both"/>
         <w:rPr>
           <w:rFonts w:asciiTheme="majorBidi" w:hAnsiTheme="majorBidi" w:cstheme="majorBidi"/>
           <w:b/>
@@ -5536,6 +5478,7 @@
     <w:p>
       <w:pPr>
         <w:pStyle w:val="ListParagraph"/>
+        <w:jc w:val="both"/>
         <w:rPr>
           <w:rFonts w:asciiTheme="majorBidi" w:hAnsiTheme="majorBidi" w:cstheme="majorBidi"/>
           <w:sz w:val="28"/>
@@ -5570,6 +5513,7 @@
     <w:p>
       <w:pPr>
         <w:pStyle w:val="ListParagraph"/>
+        <w:jc w:val="both"/>
         <w:rPr>
           <w:rFonts w:asciiTheme="majorBidi" w:hAnsiTheme="majorBidi" w:cstheme="majorBidi"/>
           <w:b/>
@@ -5604,6 +5548,7 @@
           <w:ilvl w:val="0"/>
           <w:numId w:val="30"/>
         </w:numPr>
+        <w:jc w:val="both"/>
         <w:rPr>
           <w:rFonts w:asciiTheme="majorBidi" w:hAnsiTheme="majorBidi" w:cstheme="majorBidi"/>
           <w:sz w:val="28"/>
@@ -5626,6 +5571,7 @@
           <w:ilvl w:val="0"/>
           <w:numId w:val="30"/>
         </w:numPr>
+        <w:jc w:val="both"/>
         <w:rPr>
           <w:rFonts w:asciiTheme="majorBidi" w:hAnsiTheme="majorBidi" w:cstheme="majorBidi"/>
           <w:sz w:val="28"/>
@@ -5648,6 +5594,7 @@
           <w:ilvl w:val="0"/>
           <w:numId w:val="30"/>
         </w:numPr>
+        <w:jc w:val="both"/>
         <w:rPr>
           <w:rFonts w:asciiTheme="majorBidi" w:hAnsiTheme="majorBidi" w:cstheme="majorBidi"/>
           <w:sz w:val="28"/>
@@ -5666,6 +5613,7 @@
     <w:p>
       <w:pPr>
         <w:pStyle w:val="ListParagraph"/>
+        <w:jc w:val="both"/>
         <w:rPr>
           <w:rFonts w:asciiTheme="majorBidi" w:hAnsiTheme="majorBidi" w:cstheme="majorBidi"/>
           <w:sz w:val="28"/>
@@ -5684,6 +5632,7 @@
     <w:p>
       <w:pPr>
         <w:pStyle w:val="ListParagraph"/>
+        <w:jc w:val="both"/>
         <w:rPr>
           <w:rFonts w:asciiTheme="majorBidi" w:hAnsiTheme="majorBidi" w:cstheme="majorBidi"/>
           <w:sz w:val="28"/>
@@ -5722,6 +5671,7 @@
     <w:p>
       <w:pPr>
         <w:pStyle w:val="ListParagraph"/>
+        <w:jc w:val="both"/>
         <w:rPr>
           <w:rFonts w:asciiTheme="majorBidi" w:hAnsiTheme="majorBidi" w:cstheme="majorBidi"/>
           <w:sz w:val="28"/>
@@ -5745,6 +5695,7 @@
           <w:numId w:val="31"/>
         </w:numPr>
         <w:ind w:left="720"/>
+        <w:jc w:val="both"/>
         <w:rPr>
           <w:rFonts w:asciiTheme="majorBidi" w:hAnsiTheme="majorBidi" w:cstheme="majorBidi"/>
           <w:b/>
@@ -5767,6 +5718,7 @@
     <w:p>
       <w:pPr>
         <w:pStyle w:val="ListParagraph"/>
+        <w:jc w:val="both"/>
         <w:rPr>
           <w:rFonts w:asciiTheme="majorBidi" w:hAnsiTheme="majorBidi" w:cstheme="majorBidi"/>
           <w:sz w:val="28"/>
@@ -5785,6 +5737,7 @@
     <w:p>
       <w:pPr>
         <w:pStyle w:val="ListParagraph"/>
+        <w:jc w:val="both"/>
         <w:rPr>
           <w:rFonts w:asciiTheme="majorBidi" w:hAnsiTheme="majorBidi" w:cstheme="majorBidi"/>
           <w:b/>
@@ -5805,39 +5758,99 @@
           <w:sz w:val="28"/>
           <w:szCs w:val="28"/>
         </w:rPr>
-        <w:t>Container writable layer</w:t>
-      </w:r>
-      <w:r>
-        <w:rPr>
-          <w:rFonts w:asciiTheme="majorBidi" w:hAnsiTheme="majorBidi" w:cstheme="majorBidi"/>
-          <w:b/>
-          <w:bCs/>
-          <w:i/>
-          <w:iCs/>
+        <w:t>Container writable layer + All image layers it is built on</w:t>
+      </w:r>
+    </w:p>
+    <w:p>
+      <w:pPr>
+        <w:pStyle w:val="ListParagraph"/>
+        <w:jc w:val="both"/>
+        <w:rPr>
+          <w:rFonts w:asciiTheme="majorBidi" w:hAnsiTheme="majorBidi" w:cstheme="majorBidi"/>
+          <w:sz w:val="28"/>
+          <w:szCs w:val="28"/>
+        </w:rPr>
+      </w:pPr>
+      <w:r>
+        <w:rPr>
+          <w:rFonts w:asciiTheme="majorBidi" w:hAnsiTheme="majorBidi" w:cstheme="majorBidi"/>
+          <w:sz w:val="28"/>
+          <w:szCs w:val="28"/>
+        </w:rPr>
+        <w:t>But here’s the important reality:</w:t>
+      </w:r>
+    </w:p>
+    <w:p>
+      <w:pPr>
+        <w:pStyle w:val="ListParagraph"/>
+        <w:jc w:val="both"/>
+        <w:rPr>
+          <w:rFonts w:asciiTheme="majorBidi" w:hAnsiTheme="majorBidi" w:cstheme="majorBidi"/>
+          <w:sz w:val="28"/>
+          <w:szCs w:val="28"/>
+        </w:rPr>
+      </w:pPr>
+      <w:r>
+        <w:rPr>
+          <w:rFonts w:asciiTheme="majorBidi" w:hAnsiTheme="majorBidi" w:cstheme="majorBidi"/>
+          <w:sz w:val="28"/>
+          <w:szCs w:val="28"/>
+        </w:rPr>
+        <w:t>That image size is shared across containers.</w:t>
+      </w:r>
+      <w:r>
+        <w:rPr>
+          <w:rFonts w:asciiTheme="majorBidi" w:hAnsiTheme="majorBidi" w:cstheme="majorBidi"/>
           <w:sz w:val="28"/>
           <w:szCs w:val="28"/>
         </w:rPr>
         <w:t xml:space="preserve"> </w:t>
       </w:r>
-      <w:r>
-        <w:rPr>
-          <w:rFonts w:asciiTheme="majorBidi" w:hAnsiTheme="majorBidi" w:cstheme="majorBidi"/>
-          <w:b/>
-          <w:bCs/>
-          <w:i/>
-          <w:iCs/>
-          <w:sz w:val="28"/>
-          <w:szCs w:val="28"/>
-        </w:rPr>
-        <w:t>+</w:t>
-      </w:r>
-      <w:r>
-        <w:rPr>
-          <w:rFonts w:asciiTheme="majorBidi" w:hAnsiTheme="majorBidi" w:cstheme="majorBidi"/>
-          <w:b/>
-          <w:bCs/>
-          <w:i/>
-          <w:iCs/>
+      <w:proofErr w:type="gramStart"/>
+      <w:r>
+        <w:rPr>
+          <w:rFonts w:asciiTheme="majorBidi" w:hAnsiTheme="majorBidi" w:cstheme="majorBidi"/>
+          <w:sz w:val="28"/>
+          <w:szCs w:val="28"/>
+        </w:rPr>
+        <w:t>s</w:t>
+      </w:r>
+      <w:r>
+        <w:rPr>
+          <w:rFonts w:asciiTheme="majorBidi" w:hAnsiTheme="majorBidi" w:cstheme="majorBidi"/>
+          <w:sz w:val="28"/>
+          <w:szCs w:val="28"/>
+        </w:rPr>
+        <w:t>o</w:t>
+      </w:r>
+      <w:proofErr w:type="gramEnd"/>
+      <w:r>
+        <w:rPr>
+          <w:rFonts w:asciiTheme="majorBidi" w:hAnsiTheme="majorBidi" w:cstheme="majorBidi"/>
+          <w:sz w:val="28"/>
+          <w:szCs w:val="28"/>
+        </w:rPr>
+        <w:t xml:space="preserve"> if five containers are based on the same image, the “virtual” size is the same for eac</w:t>
+      </w:r>
+      <w:r>
+        <w:rPr>
+          <w:rFonts w:asciiTheme="majorBidi" w:hAnsiTheme="majorBidi" w:cstheme="majorBidi"/>
+          <w:sz w:val="28"/>
+          <w:szCs w:val="28"/>
+        </w:rPr>
+        <w:t>h,</w:t>
+      </w:r>
+      <w:r>
+        <w:rPr>
+          <w:rFonts w:asciiTheme="majorBidi" w:hAnsiTheme="majorBidi" w:cstheme="majorBidi"/>
+          <w:sz w:val="28"/>
+          <w:szCs w:val="28"/>
+        </w:rPr>
+        <w:t xml:space="preserve"> but the image layers are not duplicated on disk.</w:t>
+      </w:r>
+      <w:r>
+        <w:rPr>
+          <w:rFonts w:asciiTheme="majorBidi" w:hAnsiTheme="majorBidi" w:cstheme="majorBidi"/>
           <w:sz w:val="28"/>
           <w:szCs w:val="28"/>
         </w:rPr>
@@ -5846,121 +5859,16 @@
       <w:r>
         <w:rPr>
           <w:rFonts w:asciiTheme="majorBidi" w:hAnsiTheme="majorBidi" w:cstheme="majorBidi"/>
-          <w:b/>
-          <w:bCs/>
-          <w:i/>
-          <w:iCs/>
-          <w:sz w:val="28"/>
-          <w:szCs w:val="28"/>
-        </w:rPr>
-        <w:t>All image layers it is built on</w:t>
+          <w:sz w:val="28"/>
+          <w:szCs w:val="28"/>
+        </w:rPr>
+        <w:t>It’s more like:</w:t>
       </w:r>
     </w:p>
     <w:p>
       <w:pPr>
         <w:pStyle w:val="ListParagraph"/>
-        <w:rPr>
-          <w:rFonts w:asciiTheme="majorBidi" w:hAnsiTheme="majorBidi" w:cstheme="majorBidi"/>
-          <w:sz w:val="28"/>
-          <w:szCs w:val="28"/>
-        </w:rPr>
-      </w:pPr>
-      <w:r>
-        <w:rPr>
-          <w:rFonts w:asciiTheme="majorBidi" w:hAnsiTheme="majorBidi" w:cstheme="majorBidi"/>
-          <w:sz w:val="28"/>
-          <w:szCs w:val="28"/>
-        </w:rPr>
-        <w:t>But here’s the important reality:</w:t>
-      </w:r>
-    </w:p>
-    <w:p>
-      <w:pPr>
-        <w:pStyle w:val="ListParagraph"/>
-        <w:rPr>
-          <w:rFonts w:asciiTheme="majorBidi" w:hAnsiTheme="majorBidi" w:cstheme="majorBidi"/>
-          <w:sz w:val="28"/>
-          <w:szCs w:val="28"/>
-        </w:rPr>
-      </w:pPr>
-      <w:r>
-        <w:rPr>
-          <w:rFonts w:asciiTheme="majorBidi" w:hAnsiTheme="majorBidi" w:cstheme="majorBidi"/>
-          <w:sz w:val="28"/>
-          <w:szCs w:val="28"/>
-        </w:rPr>
-        <w:t>That image size is shared across containers.</w:t>
-      </w:r>
-      <w:r>
-        <w:rPr>
-          <w:rFonts w:asciiTheme="majorBidi" w:hAnsiTheme="majorBidi" w:cstheme="majorBidi"/>
-          <w:sz w:val="28"/>
-          <w:szCs w:val="28"/>
-        </w:rPr>
-        <w:t xml:space="preserve"> </w:t>
-      </w:r>
-      <w:proofErr w:type="gramStart"/>
-      <w:r>
-        <w:rPr>
-          <w:rFonts w:asciiTheme="majorBidi" w:hAnsiTheme="majorBidi" w:cstheme="majorBidi"/>
-          <w:sz w:val="28"/>
-          <w:szCs w:val="28"/>
-        </w:rPr>
-        <w:t>s</w:t>
-      </w:r>
-      <w:r>
-        <w:rPr>
-          <w:rFonts w:asciiTheme="majorBidi" w:hAnsiTheme="majorBidi" w:cstheme="majorBidi"/>
-          <w:sz w:val="28"/>
-          <w:szCs w:val="28"/>
-        </w:rPr>
-        <w:t>o</w:t>
-      </w:r>
-      <w:proofErr w:type="gramEnd"/>
-      <w:r>
-        <w:rPr>
-          <w:rFonts w:asciiTheme="majorBidi" w:hAnsiTheme="majorBidi" w:cstheme="majorBidi"/>
-          <w:sz w:val="28"/>
-          <w:szCs w:val="28"/>
-        </w:rPr>
-        <w:t xml:space="preserve"> if five containers are based on the same image, the “virtual” size is the same for eac</w:t>
-      </w:r>
-      <w:r>
-        <w:rPr>
-          <w:rFonts w:asciiTheme="majorBidi" w:hAnsiTheme="majorBidi" w:cstheme="majorBidi"/>
-          <w:sz w:val="28"/>
-          <w:szCs w:val="28"/>
-        </w:rPr>
-        <w:t>h,</w:t>
-      </w:r>
-      <w:r>
-        <w:rPr>
-          <w:rFonts w:asciiTheme="majorBidi" w:hAnsiTheme="majorBidi" w:cstheme="majorBidi"/>
-          <w:sz w:val="28"/>
-          <w:szCs w:val="28"/>
-        </w:rPr>
-        <w:t xml:space="preserve"> but the image layers are not duplicated on disk.</w:t>
-      </w:r>
-      <w:r>
-        <w:rPr>
-          <w:rFonts w:asciiTheme="majorBidi" w:hAnsiTheme="majorBidi" w:cstheme="majorBidi"/>
-          <w:sz w:val="28"/>
-          <w:szCs w:val="28"/>
-        </w:rPr>
-        <w:t xml:space="preserve"> </w:t>
-      </w:r>
-      <w:r>
-        <w:rPr>
-          <w:rFonts w:asciiTheme="majorBidi" w:hAnsiTheme="majorBidi" w:cstheme="majorBidi"/>
-          <w:sz w:val="28"/>
-          <w:szCs w:val="28"/>
-        </w:rPr>
-        <w:t>It’s more like:</w:t>
-      </w:r>
-    </w:p>
-    <w:p>
-      <w:pPr>
-        <w:pStyle w:val="ListParagraph"/>
+        <w:jc w:val="both"/>
         <w:rPr>
           <w:rFonts w:asciiTheme="majorBidi" w:hAnsiTheme="majorBidi" w:cstheme="majorBidi"/>
           <w:sz w:val="28"/>
@@ -5979,6 +5887,7 @@
     <w:p>
       <w:pPr>
         <w:ind w:left="360"/>
+        <w:jc w:val="both"/>
         <w:rPr>
           <w:rFonts w:asciiTheme="majorBidi" w:hAnsiTheme="majorBidi" w:cstheme="majorBidi"/>
           <w:sz w:val="28"/>
@@ -6002,6 +5911,7 @@
           <w:numId w:val="31"/>
         </w:numPr>
         <w:ind w:left="720"/>
+        <w:jc w:val="both"/>
         <w:rPr>
           <w:rFonts w:asciiTheme="majorBidi" w:hAnsiTheme="majorBidi" w:cstheme="majorBidi"/>
           <w:sz w:val="28"/>
@@ -6025,6 +5935,7 @@
           <w:numId w:val="31"/>
         </w:numPr>
         <w:ind w:left="720"/>
+        <w:jc w:val="both"/>
         <w:rPr>
           <w:rFonts w:asciiTheme="majorBidi" w:hAnsiTheme="majorBidi" w:cstheme="majorBidi"/>
           <w:sz w:val="28"/>
@@ -6043,6 +5954,7 @@
     <w:p>
       <w:pPr>
         <w:ind w:left="360"/>
+        <w:jc w:val="both"/>
         <w:rPr>
           <w:rFonts w:asciiTheme="majorBidi" w:hAnsiTheme="majorBidi" w:cstheme="majorBidi"/>
           <w:sz w:val="28"/>
@@ -6061,6 +5973,7 @@
     <w:p>
       <w:pPr>
         <w:ind w:left="360"/>
+        <w:jc w:val="both"/>
         <w:rPr>
           <w:rFonts w:asciiTheme="majorBidi" w:hAnsiTheme="majorBidi" w:cstheme="majorBidi"/>
           <w:b/>
@@ -6087,6 +6000,7 @@
     <w:p>
       <w:pPr>
         <w:ind w:left="360"/>
+        <w:jc w:val="both"/>
         <w:rPr>
           <w:rFonts w:asciiTheme="majorBidi" w:hAnsiTheme="majorBidi" w:cstheme="majorBidi"/>
           <w:sz w:val="28"/>
@@ -6105,6 +6019,7 @@
     <w:p>
       <w:pPr>
         <w:ind w:left="360"/>
+        <w:jc w:val="both"/>
         <w:rPr>
           <w:rFonts w:asciiTheme="majorBidi" w:hAnsiTheme="majorBidi" w:cstheme="majorBidi"/>
           <w:sz w:val="28"/>
@@ -6123,6 +6038,7 @@
     <w:p>
       <w:pPr>
         <w:ind w:left="360"/>
+        <w:jc w:val="both"/>
         <w:rPr>
           <w:rFonts w:asciiTheme="majorBidi" w:hAnsiTheme="majorBidi" w:cstheme="majorBidi"/>
           <w:sz w:val="28"/>
@@ -6166,6 +6082,7 @@
     <w:p>
       <w:pPr>
         <w:ind w:left="360"/>
+        <w:jc w:val="both"/>
         <w:rPr>
           <w:rFonts w:asciiTheme="majorBidi" w:hAnsiTheme="majorBidi" w:cstheme="majorBidi"/>
           <w:sz w:val="28"/>
@@ -6189,6 +6106,7 @@
           <w:numId w:val="32"/>
         </w:numPr>
         <w:ind w:left="720"/>
+        <w:jc w:val="both"/>
         <w:rPr>
           <w:rFonts w:asciiTheme="majorBidi" w:hAnsiTheme="majorBidi" w:cstheme="majorBidi"/>
           <w:sz w:val="28"/>
@@ -6212,6 +6130,7 @@
           <w:numId w:val="32"/>
         </w:numPr>
         <w:ind w:left="720"/>
+        <w:jc w:val="both"/>
         <w:rPr>
           <w:rFonts w:asciiTheme="majorBidi" w:hAnsiTheme="majorBidi" w:cstheme="majorBidi"/>
           <w:sz w:val="28"/>
@@ -6230,6 +6149,7 @@
     <w:p>
       <w:pPr>
         <w:ind w:left="360"/>
+        <w:jc w:val="both"/>
         <w:rPr>
           <w:rFonts w:asciiTheme="majorBidi" w:hAnsiTheme="majorBidi" w:cstheme="majorBidi"/>
           <w:sz w:val="28"/>
@@ -6243,6 +6163,3635 @@
           <w:szCs w:val="28"/>
         </w:rPr>
         <w:t>Virtual is a logical size, not physical duplication.</w:t>
+      </w:r>
+    </w:p>
+    <w:p>
+      <w:pPr>
+        <w:spacing w:after="120"/>
+        <w:jc w:val="both"/>
+        <w:rPr>
+          <w:rFonts w:asciiTheme="majorBidi" w:hAnsiTheme="majorBidi" w:cstheme="majorBidi"/>
+          <w:b/>
+          <w:bCs/>
+          <w:sz w:val="40"/>
+          <w:szCs w:val="40"/>
+        </w:rPr>
+      </w:pPr>
+      <w:r>
+        <w:rPr>
+          <w:rFonts w:asciiTheme="majorBidi" w:hAnsiTheme="majorBidi" w:cstheme="majorBidi"/>
+          <w:b/>
+          <w:bCs/>
+          <w:sz w:val="40"/>
+          <w:szCs w:val="40"/>
+        </w:rPr>
+        <w:t>Volumes</w:t>
+      </w:r>
+      <w:r>
+        <w:rPr>
+          <w:rFonts w:asciiTheme="majorBidi" w:hAnsiTheme="majorBidi" w:cstheme="majorBidi"/>
+          <w:b/>
+          <w:bCs/>
+          <w:sz w:val="40"/>
+          <w:szCs w:val="40"/>
+        </w:rPr>
+        <w:t>:</w:t>
+      </w:r>
+    </w:p>
+    <w:p>
+      <w:pPr>
+        <w:jc w:val="both"/>
+        <w:rPr>
+          <w:rFonts w:asciiTheme="majorBidi" w:hAnsiTheme="majorBidi" w:cstheme="majorBidi"/>
+          <w:sz w:val="28"/>
+          <w:szCs w:val="28"/>
+        </w:rPr>
+      </w:pPr>
+      <w:r>
+        <w:rPr>
+          <w:rFonts w:asciiTheme="majorBidi" w:hAnsiTheme="majorBidi" w:cstheme="majorBidi"/>
+          <w:sz w:val="28"/>
+          <w:szCs w:val="28"/>
+        </w:rPr>
+        <w:t>Containers are ephemeral. Their writable layer lives inside the storage driver (like overlay2). When the container is removed, that writable layer disappears.</w:t>
+      </w:r>
+    </w:p>
+    <w:p>
+      <w:pPr>
+        <w:jc w:val="both"/>
+        <w:rPr>
+          <w:rFonts w:asciiTheme="majorBidi" w:hAnsiTheme="majorBidi" w:cstheme="majorBidi"/>
+          <w:sz w:val="28"/>
+          <w:szCs w:val="28"/>
+        </w:rPr>
+      </w:pPr>
+      <w:r>
+        <w:rPr>
+          <w:rFonts w:asciiTheme="majorBidi" w:hAnsiTheme="majorBidi" w:cstheme="majorBidi"/>
+          <w:sz w:val="28"/>
+          <w:szCs w:val="28"/>
+        </w:rPr>
+        <w:t>A Docker volume is a directory on the host managed by Docker, mounted into a container, and independent from the container lifecycle.</w:t>
+      </w:r>
+    </w:p>
+    <w:p>
+      <w:pPr>
+        <w:pStyle w:val="ListParagraph"/>
+        <w:numPr>
+          <w:ilvl w:val="0"/>
+          <w:numId w:val="33"/>
+        </w:numPr>
+        <w:spacing w:after="0"/>
+        <w:ind w:left="360"/>
+        <w:jc w:val="both"/>
+        <w:rPr>
+          <w:rFonts w:asciiTheme="majorBidi" w:hAnsiTheme="majorBidi" w:cstheme="majorBidi"/>
+          <w:sz w:val="28"/>
+          <w:szCs w:val="28"/>
+        </w:rPr>
+      </w:pPr>
+      <w:r>
+        <w:rPr>
+          <w:rFonts w:asciiTheme="majorBidi" w:hAnsiTheme="majorBidi" w:cstheme="majorBidi"/>
+          <w:sz w:val="28"/>
+          <w:szCs w:val="28"/>
+        </w:rPr>
+        <w:t>When you create a volume:</w:t>
+      </w:r>
+    </w:p>
+    <w:p>
+      <w:pPr>
+        <w:spacing w:after="120"/>
+        <w:ind w:left="360"/>
+        <w:jc w:val="both"/>
+        <w:rPr>
+          <w:rFonts w:asciiTheme="majorBidi" w:hAnsiTheme="majorBidi" w:cstheme="majorBidi"/>
+          <w:sz w:val="28"/>
+          <w:szCs w:val="28"/>
+        </w:rPr>
+      </w:pPr>
+      <w:r>
+        <w:rPr>
+          <w:rFonts w:asciiTheme="majorBidi" w:hAnsiTheme="majorBidi" w:cstheme="majorBidi"/>
+          <w:b/>
+          <w:bCs/>
+          <w:i/>
+          <w:iCs/>
+          <w:sz w:val="28"/>
+          <w:szCs w:val="28"/>
+        </w:rPr>
+        <w:t xml:space="preserve">docker volume create </w:t>
+      </w:r>
+      <w:proofErr w:type="spellStart"/>
+      <w:r>
+        <w:rPr>
+          <w:rFonts w:asciiTheme="majorBidi" w:hAnsiTheme="majorBidi" w:cstheme="majorBidi"/>
+          <w:b/>
+          <w:bCs/>
+          <w:i/>
+          <w:iCs/>
+          <w:sz w:val="28"/>
+          <w:szCs w:val="28"/>
+        </w:rPr>
+        <w:t>mydata</w:t>
+      </w:r>
+      <w:proofErr w:type="spellEnd"/>
+      <w:r>
+        <w:rPr>
+          <w:rFonts w:asciiTheme="majorBidi" w:hAnsiTheme="majorBidi" w:cstheme="majorBidi"/>
+          <w:b/>
+          <w:bCs/>
+          <w:i/>
+          <w:iCs/>
+          <w:sz w:val="28"/>
+          <w:szCs w:val="28"/>
+        </w:rPr>
+        <w:t xml:space="preserve"> </w:t>
+      </w:r>
+      <w:r>
+        <w:rPr>
+          <w:rFonts w:asciiTheme="majorBidi" w:hAnsiTheme="majorBidi" w:cstheme="majorBidi"/>
+          <w:sz w:val="28"/>
+          <w:szCs w:val="28"/>
+        </w:rPr>
+        <w:t xml:space="preserve"> </w:t>
+      </w:r>
+    </w:p>
+    <w:p>
+      <w:pPr>
+        <w:pStyle w:val="ListParagraph"/>
+        <w:numPr>
+          <w:ilvl w:val="0"/>
+          <w:numId w:val="33"/>
+        </w:numPr>
+        <w:spacing w:after="0"/>
+        <w:ind w:left="360"/>
+        <w:jc w:val="both"/>
+        <w:rPr>
+          <w:rFonts w:asciiTheme="majorBidi" w:hAnsiTheme="majorBidi" w:cstheme="majorBidi"/>
+          <w:b/>
+          <w:bCs/>
+          <w:i/>
+          <w:iCs/>
+          <w:sz w:val="28"/>
+          <w:szCs w:val="28"/>
+        </w:rPr>
+      </w:pPr>
+      <w:r>
+        <w:rPr>
+          <w:rFonts w:asciiTheme="majorBidi" w:hAnsiTheme="majorBidi" w:cstheme="majorBidi"/>
+          <w:sz w:val="28"/>
+          <w:szCs w:val="28"/>
+        </w:rPr>
+        <w:t>Docker creates a directory under:</w:t>
+      </w:r>
+      <w:r>
+        <w:rPr>
+          <w:rFonts w:asciiTheme="majorBidi" w:hAnsiTheme="majorBidi" w:cstheme="majorBidi"/>
+          <w:b/>
+          <w:bCs/>
+          <w:i/>
+          <w:iCs/>
+          <w:sz w:val="28"/>
+          <w:szCs w:val="28"/>
+        </w:rPr>
+        <w:t xml:space="preserve"> </w:t>
+      </w:r>
+    </w:p>
+    <w:p>
+      <w:pPr>
+        <w:spacing w:after="120"/>
+        <w:ind w:left="360"/>
+        <w:jc w:val="both"/>
+        <w:rPr>
+          <w:rFonts w:asciiTheme="majorBidi" w:hAnsiTheme="majorBidi" w:cstheme="majorBidi"/>
+          <w:b/>
+          <w:bCs/>
+          <w:i/>
+          <w:iCs/>
+          <w:sz w:val="28"/>
+          <w:szCs w:val="28"/>
+        </w:rPr>
+      </w:pPr>
+      <w:r>
+        <w:rPr>
+          <w:rFonts w:asciiTheme="majorBidi" w:hAnsiTheme="majorBidi" w:cstheme="majorBidi"/>
+          <w:b/>
+          <w:bCs/>
+          <w:i/>
+          <w:iCs/>
+          <w:sz w:val="28"/>
+          <w:szCs w:val="28"/>
+        </w:rPr>
+        <w:t>/var/lib/docker/volumes/</w:t>
+      </w:r>
+      <w:proofErr w:type="spellStart"/>
+      <w:r>
+        <w:rPr>
+          <w:rFonts w:asciiTheme="majorBidi" w:hAnsiTheme="majorBidi" w:cstheme="majorBidi"/>
+          <w:b/>
+          <w:bCs/>
+          <w:i/>
+          <w:iCs/>
+          <w:sz w:val="28"/>
+          <w:szCs w:val="28"/>
+        </w:rPr>
+        <w:t>mydata</w:t>
+      </w:r>
+      <w:proofErr w:type="spellEnd"/>
+      <w:r>
+        <w:rPr>
+          <w:rFonts w:asciiTheme="majorBidi" w:hAnsiTheme="majorBidi" w:cstheme="majorBidi"/>
+          <w:b/>
+          <w:bCs/>
+          <w:i/>
+          <w:iCs/>
+          <w:sz w:val="28"/>
+          <w:szCs w:val="28"/>
+        </w:rPr>
+        <w:t>/_data</w:t>
+      </w:r>
+      <w:r>
+        <w:rPr>
+          <w:rFonts w:asciiTheme="majorBidi" w:hAnsiTheme="majorBidi" w:cstheme="majorBidi"/>
+          <w:b/>
+          <w:bCs/>
+          <w:i/>
+          <w:iCs/>
+          <w:sz w:val="28"/>
+          <w:szCs w:val="28"/>
+        </w:rPr>
+        <w:t xml:space="preserve"> </w:t>
+      </w:r>
+      <w:r>
+        <w:rPr>
+          <w:rFonts w:asciiTheme="majorBidi" w:hAnsiTheme="majorBidi" w:cstheme="majorBidi"/>
+          <w:sz w:val="28"/>
+          <w:szCs w:val="28"/>
+        </w:rPr>
+        <w:t xml:space="preserve">→ </w:t>
+      </w:r>
+      <w:r>
+        <w:rPr>
+          <w:rFonts w:asciiTheme="majorBidi" w:hAnsiTheme="majorBidi" w:cstheme="majorBidi"/>
+          <w:sz w:val="28"/>
+          <w:szCs w:val="28"/>
+        </w:rPr>
+        <w:t>This is just a normal directory on the host filesystem. Not overlay. Not layered. Not copy-on-write.</w:t>
+      </w:r>
+    </w:p>
+    <w:p>
+      <w:pPr>
+        <w:pStyle w:val="ListParagraph"/>
+        <w:numPr>
+          <w:ilvl w:val="0"/>
+          <w:numId w:val="33"/>
+        </w:numPr>
+        <w:spacing w:after="0"/>
+        <w:ind w:left="360"/>
+        <w:jc w:val="both"/>
+        <w:rPr>
+          <w:rFonts w:asciiTheme="majorBidi" w:hAnsiTheme="majorBidi" w:cstheme="majorBidi"/>
+          <w:sz w:val="28"/>
+          <w:szCs w:val="28"/>
+        </w:rPr>
+      </w:pPr>
+      <w:r>
+        <w:rPr>
+          <w:rFonts w:asciiTheme="majorBidi" w:hAnsiTheme="majorBidi" w:cstheme="majorBidi"/>
+          <w:sz w:val="28"/>
+          <w:szCs w:val="28"/>
+        </w:rPr>
+        <w:t>When you run a container and mount it:</w:t>
+      </w:r>
+    </w:p>
+    <w:p>
+      <w:pPr>
+        <w:spacing w:after="0"/>
+        <w:ind w:left="360"/>
+        <w:jc w:val="both"/>
+        <w:rPr>
+          <w:rFonts w:asciiTheme="majorBidi" w:hAnsiTheme="majorBidi" w:cstheme="majorBidi"/>
+          <w:sz w:val="28"/>
+          <w:szCs w:val="28"/>
+        </w:rPr>
+      </w:pPr>
+      <w:r>
+        <w:rPr>
+          <w:rFonts w:asciiTheme="majorBidi" w:hAnsiTheme="majorBidi" w:cstheme="majorBidi"/>
+          <w:b/>
+          <w:bCs/>
+          <w:i/>
+          <w:iCs/>
+          <w:sz w:val="28"/>
+          <w:szCs w:val="28"/>
+        </w:rPr>
+        <w:t xml:space="preserve">docker run -v </w:t>
+      </w:r>
+      <w:proofErr w:type="spellStart"/>
+      <w:r>
+        <w:rPr>
+          <w:rFonts w:asciiTheme="majorBidi" w:hAnsiTheme="majorBidi" w:cstheme="majorBidi"/>
+          <w:b/>
+          <w:bCs/>
+          <w:i/>
+          <w:iCs/>
+          <w:sz w:val="28"/>
+          <w:szCs w:val="28"/>
+        </w:rPr>
+        <w:t>mydata</w:t>
+      </w:r>
+      <w:proofErr w:type="spellEnd"/>
+      <w:r>
+        <w:rPr>
+          <w:rFonts w:asciiTheme="majorBidi" w:hAnsiTheme="majorBidi" w:cstheme="majorBidi"/>
+          <w:b/>
+          <w:bCs/>
+          <w:i/>
+          <w:iCs/>
+          <w:sz w:val="28"/>
+          <w:szCs w:val="28"/>
+        </w:rPr>
+        <w:t>:/app/data nginx</w:t>
+      </w:r>
+      <w:r>
+        <w:rPr>
+          <w:rFonts w:asciiTheme="majorBidi" w:hAnsiTheme="majorBidi" w:cstheme="majorBidi"/>
+          <w:sz w:val="28"/>
+          <w:szCs w:val="28"/>
+        </w:rPr>
+        <w:t xml:space="preserve"> </w:t>
+      </w:r>
+      <w:r>
+        <w:rPr>
+          <w:rFonts w:asciiTheme="majorBidi" w:hAnsiTheme="majorBidi" w:cstheme="majorBidi"/>
+          <w:sz w:val="28"/>
+          <w:szCs w:val="28"/>
+        </w:rPr>
+        <w:t xml:space="preserve">→ </w:t>
+      </w:r>
+      <w:r>
+        <w:rPr>
+          <w:rFonts w:asciiTheme="majorBidi" w:hAnsiTheme="majorBidi" w:cstheme="majorBidi"/>
+          <w:sz w:val="28"/>
+          <w:szCs w:val="28"/>
+        </w:rPr>
+        <w:t>Inside the container, /app/data now directly maps to that host directory.</w:t>
+      </w:r>
+      <w:r>
+        <w:rPr>
+          <w:rFonts w:asciiTheme="majorBidi" w:hAnsiTheme="majorBidi" w:cstheme="majorBidi"/>
+          <w:sz w:val="28"/>
+          <w:szCs w:val="28"/>
+        </w:rPr>
+        <w:t xml:space="preserve"> </w:t>
+      </w:r>
+      <w:r>
+        <w:rPr>
+          <w:rFonts w:asciiTheme="majorBidi" w:hAnsiTheme="majorBidi" w:cstheme="majorBidi"/>
+          <w:sz w:val="28"/>
+          <w:szCs w:val="28"/>
+        </w:rPr>
+        <w:t>Anything written there:</w:t>
+      </w:r>
+    </w:p>
+    <w:p>
+      <w:pPr>
+        <w:pStyle w:val="ListParagraph"/>
+        <w:numPr>
+          <w:ilvl w:val="0"/>
+          <w:numId w:val="34"/>
+        </w:numPr>
+        <w:ind w:left="720"/>
+        <w:jc w:val="both"/>
+        <w:rPr>
+          <w:rFonts w:asciiTheme="majorBidi" w:hAnsiTheme="majorBidi" w:cstheme="majorBidi"/>
+          <w:sz w:val="28"/>
+          <w:szCs w:val="28"/>
+        </w:rPr>
+      </w:pPr>
+      <w:r>
+        <w:rPr>
+          <w:rFonts w:asciiTheme="majorBidi" w:hAnsiTheme="majorBidi" w:cstheme="majorBidi"/>
+          <w:sz w:val="28"/>
+          <w:szCs w:val="28"/>
+        </w:rPr>
+        <w:t>Is not stored in overlay2</w:t>
+      </w:r>
+    </w:p>
+    <w:p>
+      <w:pPr>
+        <w:pStyle w:val="ListParagraph"/>
+        <w:numPr>
+          <w:ilvl w:val="0"/>
+          <w:numId w:val="34"/>
+        </w:numPr>
+        <w:ind w:left="720"/>
+        <w:jc w:val="both"/>
+        <w:rPr>
+          <w:rFonts w:asciiTheme="majorBidi" w:hAnsiTheme="majorBidi" w:cstheme="majorBidi"/>
+          <w:sz w:val="28"/>
+          <w:szCs w:val="28"/>
+        </w:rPr>
+      </w:pPr>
+      <w:r>
+        <w:rPr>
+          <w:rFonts w:asciiTheme="majorBidi" w:hAnsiTheme="majorBidi" w:cstheme="majorBidi"/>
+          <w:sz w:val="28"/>
+          <w:szCs w:val="28"/>
+        </w:rPr>
+        <w:t>Is not part of the container writable layer</w:t>
+      </w:r>
+    </w:p>
+    <w:p>
+      <w:pPr>
+        <w:pStyle w:val="ListParagraph"/>
+        <w:numPr>
+          <w:ilvl w:val="0"/>
+          <w:numId w:val="34"/>
+        </w:numPr>
+        <w:spacing w:after="120"/>
+        <w:ind w:left="720"/>
+        <w:jc w:val="both"/>
+        <w:rPr>
+          <w:rFonts w:asciiTheme="majorBidi" w:hAnsiTheme="majorBidi" w:cstheme="majorBidi"/>
+          <w:sz w:val="28"/>
+          <w:szCs w:val="28"/>
+        </w:rPr>
+      </w:pPr>
+      <w:r>
+        <w:rPr>
+          <w:rFonts w:asciiTheme="majorBidi" w:hAnsiTheme="majorBidi" w:cstheme="majorBidi"/>
+          <w:sz w:val="28"/>
+          <w:szCs w:val="28"/>
+        </w:rPr>
+        <w:t>Survives container deletion</w:t>
+      </w:r>
+    </w:p>
+    <w:p>
+      <w:pPr>
+        <w:spacing w:after="120"/>
+        <w:jc w:val="both"/>
+        <w:rPr>
+          <w:rFonts w:asciiTheme="majorBidi" w:hAnsiTheme="majorBidi" w:cstheme="majorBidi"/>
+          <w:sz w:val="28"/>
+          <w:szCs w:val="28"/>
+          <w:u w:val="single"/>
+        </w:rPr>
+      </w:pPr>
+      <w:r>
+        <w:rPr>
+          <w:rFonts w:asciiTheme="majorBidi" w:hAnsiTheme="majorBidi" w:cstheme="majorBidi"/>
+          <w:sz w:val="28"/>
+          <w:szCs w:val="28"/>
+          <w:u w:val="single"/>
+        </w:rPr>
+        <w:t>I</w:t>
+      </w:r>
+      <w:r>
+        <w:rPr>
+          <w:rFonts w:asciiTheme="majorBidi" w:hAnsiTheme="majorBidi" w:cstheme="majorBidi"/>
+          <w:sz w:val="28"/>
+          <w:szCs w:val="28"/>
+          <w:u w:val="single"/>
+        </w:rPr>
+        <w:t>mportant conceptual separation:</w:t>
+      </w:r>
+    </w:p>
+    <w:p>
+      <w:pPr>
+        <w:pStyle w:val="ListParagraph"/>
+        <w:numPr>
+          <w:ilvl w:val="0"/>
+          <w:numId w:val="35"/>
+        </w:numPr>
+        <w:ind w:left="360"/>
+        <w:jc w:val="both"/>
+        <w:rPr>
+          <w:rFonts w:asciiTheme="majorBidi" w:hAnsiTheme="majorBidi" w:cstheme="majorBidi"/>
+          <w:sz w:val="28"/>
+          <w:szCs w:val="28"/>
+        </w:rPr>
+      </w:pPr>
+      <w:r>
+        <w:rPr>
+          <w:rFonts w:asciiTheme="majorBidi" w:hAnsiTheme="majorBidi" w:cstheme="majorBidi"/>
+          <w:sz w:val="28"/>
+          <w:szCs w:val="28"/>
+        </w:rPr>
+        <w:t>Container writable layer → managed by storage driver → slow for heavy writes → deleted with container</w:t>
+      </w:r>
+    </w:p>
+    <w:p>
+      <w:pPr>
+        <w:pStyle w:val="ListParagraph"/>
+        <w:numPr>
+          <w:ilvl w:val="0"/>
+          <w:numId w:val="35"/>
+        </w:numPr>
+        <w:spacing w:after="120"/>
+        <w:ind w:left="360"/>
+        <w:jc w:val="both"/>
+        <w:rPr>
+          <w:rFonts w:asciiTheme="majorBidi" w:hAnsiTheme="majorBidi" w:cstheme="majorBidi"/>
+          <w:sz w:val="28"/>
+          <w:szCs w:val="28"/>
+        </w:rPr>
+      </w:pPr>
+      <w:r>
+        <w:rPr>
+          <w:rFonts w:asciiTheme="majorBidi" w:hAnsiTheme="majorBidi" w:cstheme="majorBidi"/>
+          <w:sz w:val="28"/>
+          <w:szCs w:val="28"/>
+        </w:rPr>
+        <w:t>Volume → direct host filesystem → fast → persistent</w:t>
+      </w:r>
+    </w:p>
+    <w:p>
+      <w:pPr>
+        <w:jc w:val="both"/>
+        <w:rPr>
+          <w:rFonts w:asciiTheme="majorBidi" w:hAnsiTheme="majorBidi" w:cstheme="majorBidi"/>
+          <w:sz w:val="28"/>
+          <w:szCs w:val="28"/>
+        </w:rPr>
+      </w:pPr>
+      <w:r>
+        <w:rPr>
+          <w:rFonts w:asciiTheme="majorBidi" w:hAnsiTheme="majorBidi" w:cstheme="majorBidi"/>
+          <w:sz w:val="28"/>
+          <w:szCs w:val="28"/>
+        </w:rPr>
+        <w:t>If you run a database and don’t use a volume, you are doing temporary computing with permanent consequences.</w:t>
+      </w:r>
+    </w:p>
+    <w:p>
+      <w:pPr>
+        <w:spacing w:after="120"/>
+        <w:jc w:val="both"/>
+        <w:rPr>
+          <w:rFonts w:asciiTheme="majorBidi" w:hAnsiTheme="majorBidi" w:cstheme="majorBidi"/>
+          <w:b/>
+          <w:bCs/>
+          <w:sz w:val="36"/>
+          <w:szCs w:val="36"/>
+        </w:rPr>
+      </w:pPr>
+      <w:r>
+        <w:rPr>
+          <w:rFonts w:asciiTheme="majorBidi" w:hAnsiTheme="majorBidi" w:cstheme="majorBidi"/>
+          <w:b/>
+          <w:bCs/>
+          <w:sz w:val="36"/>
+          <w:szCs w:val="36"/>
+        </w:rPr>
+        <w:t>Volume types:</w:t>
+      </w:r>
+    </w:p>
+    <w:p>
+      <w:pPr>
+        <w:pStyle w:val="ListParagraph"/>
+        <w:numPr>
+          <w:ilvl w:val="0"/>
+          <w:numId w:val="36"/>
+        </w:numPr>
+        <w:spacing w:after="60"/>
+        <w:ind w:left="360"/>
+        <w:jc w:val="both"/>
+        <w:rPr>
+          <w:rFonts w:asciiTheme="majorBidi" w:hAnsiTheme="majorBidi" w:cstheme="majorBidi"/>
+          <w:b/>
+          <w:bCs/>
+          <w:sz w:val="32"/>
+          <w:szCs w:val="32"/>
+        </w:rPr>
+      </w:pPr>
+      <w:r>
+        <w:rPr>
+          <w:rFonts w:asciiTheme="majorBidi" w:hAnsiTheme="majorBidi" w:cstheme="majorBidi"/>
+          <w:b/>
+          <w:bCs/>
+          <w:sz w:val="32"/>
+          <w:szCs w:val="32"/>
+        </w:rPr>
+        <w:t>Named volumes</w:t>
+      </w:r>
+      <w:r>
+        <w:rPr>
+          <w:rFonts w:asciiTheme="majorBidi" w:hAnsiTheme="majorBidi" w:cstheme="majorBidi"/>
+          <w:b/>
+          <w:bCs/>
+          <w:sz w:val="32"/>
+          <w:szCs w:val="32"/>
+        </w:rPr>
+        <w:t>:</w:t>
+      </w:r>
+    </w:p>
+    <w:p>
+      <w:pPr>
+        <w:spacing w:after="0"/>
+        <w:ind w:left="360"/>
+        <w:jc w:val="both"/>
+        <w:rPr>
+          <w:rFonts w:asciiTheme="majorBidi" w:hAnsiTheme="majorBidi" w:cstheme="majorBidi"/>
+          <w:sz w:val="28"/>
+          <w:szCs w:val="28"/>
+        </w:rPr>
+      </w:pPr>
+      <w:r>
+        <w:rPr>
+          <w:rFonts w:asciiTheme="majorBidi" w:hAnsiTheme="majorBidi" w:cstheme="majorBidi"/>
+          <w:sz w:val="28"/>
+          <w:szCs w:val="28"/>
+        </w:rPr>
+        <w:t>Created and managed by Docker. Example:</w:t>
+      </w:r>
+    </w:p>
+    <w:p>
+      <w:pPr>
+        <w:spacing w:after="0"/>
+        <w:ind w:left="360"/>
+        <w:jc w:val="both"/>
+        <w:rPr>
+          <w:rFonts w:asciiTheme="majorBidi" w:hAnsiTheme="majorBidi" w:cstheme="majorBidi"/>
+          <w:b/>
+          <w:bCs/>
+          <w:i/>
+          <w:iCs/>
+          <w:sz w:val="28"/>
+          <w:szCs w:val="28"/>
+        </w:rPr>
+      </w:pPr>
+      <w:r>
+        <w:rPr>
+          <w:rFonts w:asciiTheme="majorBidi" w:hAnsiTheme="majorBidi" w:cstheme="majorBidi"/>
+          <w:b/>
+          <w:bCs/>
+          <w:i/>
+          <w:iCs/>
+          <w:sz w:val="28"/>
+          <w:szCs w:val="28"/>
+        </w:rPr>
+        <w:t xml:space="preserve">docker volume create </w:t>
+      </w:r>
+      <w:proofErr w:type="spellStart"/>
+      <w:r>
+        <w:rPr>
+          <w:rFonts w:asciiTheme="majorBidi" w:hAnsiTheme="majorBidi" w:cstheme="majorBidi"/>
+          <w:b/>
+          <w:bCs/>
+          <w:i/>
+          <w:iCs/>
+          <w:sz w:val="28"/>
+          <w:szCs w:val="28"/>
+        </w:rPr>
+        <w:t>mydata</w:t>
+      </w:r>
+      <w:proofErr w:type="spellEnd"/>
+    </w:p>
+    <w:p>
+      <w:pPr>
+        <w:spacing w:after="0"/>
+        <w:ind w:left="360"/>
+        <w:jc w:val="both"/>
+        <w:rPr>
+          <w:rFonts w:asciiTheme="majorBidi" w:hAnsiTheme="majorBidi" w:cstheme="majorBidi"/>
+          <w:b/>
+          <w:bCs/>
+          <w:i/>
+          <w:iCs/>
+          <w:sz w:val="28"/>
+          <w:szCs w:val="28"/>
+        </w:rPr>
+      </w:pPr>
+      <w:r>
+        <w:rPr>
+          <w:rFonts w:asciiTheme="majorBidi" w:hAnsiTheme="majorBidi" w:cstheme="majorBidi"/>
+          <w:b/>
+          <w:bCs/>
+          <w:i/>
+          <w:iCs/>
+          <w:sz w:val="28"/>
+          <w:szCs w:val="28"/>
+        </w:rPr>
+        <w:t xml:space="preserve">docker run -v </w:t>
+      </w:r>
+      <w:proofErr w:type="spellStart"/>
+      <w:r>
+        <w:rPr>
+          <w:rFonts w:asciiTheme="majorBidi" w:hAnsiTheme="majorBidi" w:cstheme="majorBidi"/>
+          <w:b/>
+          <w:bCs/>
+          <w:i/>
+          <w:iCs/>
+          <w:sz w:val="28"/>
+          <w:szCs w:val="28"/>
+        </w:rPr>
+        <w:t>mydata</w:t>
+      </w:r>
+      <w:proofErr w:type="spellEnd"/>
+      <w:r>
+        <w:rPr>
+          <w:rFonts w:asciiTheme="majorBidi" w:hAnsiTheme="majorBidi" w:cstheme="majorBidi"/>
+          <w:b/>
+          <w:bCs/>
+          <w:i/>
+          <w:iCs/>
+          <w:sz w:val="28"/>
+          <w:szCs w:val="28"/>
+        </w:rPr>
+        <w:t>:/data nginx</w:t>
+      </w:r>
+      <w:r>
+        <w:rPr>
+          <w:rFonts w:asciiTheme="majorBidi" w:hAnsiTheme="majorBidi" w:cstheme="majorBidi"/>
+          <w:b/>
+          <w:bCs/>
+          <w:i/>
+          <w:iCs/>
+          <w:sz w:val="28"/>
+          <w:szCs w:val="28"/>
+        </w:rPr>
+        <w:t xml:space="preserve"> </w:t>
+      </w:r>
+      <w:r>
+        <w:rPr>
+          <w:rFonts w:asciiTheme="majorBidi" w:hAnsiTheme="majorBidi" w:cstheme="majorBidi"/>
+          <w:sz w:val="28"/>
+          <w:szCs w:val="28"/>
+        </w:rPr>
+        <w:t xml:space="preserve">→ </w:t>
+      </w:r>
+      <w:r>
+        <w:rPr>
+          <w:rFonts w:asciiTheme="majorBidi" w:hAnsiTheme="majorBidi" w:cstheme="majorBidi"/>
+          <w:sz w:val="28"/>
+          <w:szCs w:val="28"/>
+        </w:rPr>
+        <w:t>Docker creates</w:t>
+      </w:r>
+      <w:r>
+        <w:rPr>
+          <w:rFonts w:asciiTheme="majorBidi" w:hAnsiTheme="majorBidi" w:cstheme="majorBidi"/>
+          <w:sz w:val="28"/>
+          <w:szCs w:val="28"/>
+        </w:rPr>
+        <w:t xml:space="preserve"> </w:t>
+      </w:r>
+      <w:r>
+        <w:rPr>
+          <w:rFonts w:asciiTheme="majorBidi" w:hAnsiTheme="majorBidi" w:cstheme="majorBidi"/>
+          <w:b/>
+          <w:bCs/>
+          <w:i/>
+          <w:iCs/>
+          <w:sz w:val="28"/>
+          <w:szCs w:val="28"/>
+        </w:rPr>
+        <w:t>/var/lib/docker/volumes/</w:t>
+      </w:r>
+      <w:proofErr w:type="spellStart"/>
+      <w:r>
+        <w:rPr>
+          <w:rFonts w:asciiTheme="majorBidi" w:hAnsiTheme="majorBidi" w:cstheme="majorBidi"/>
+          <w:b/>
+          <w:bCs/>
+          <w:i/>
+          <w:iCs/>
+          <w:sz w:val="28"/>
+          <w:szCs w:val="28"/>
+        </w:rPr>
+        <w:t>mydata</w:t>
+      </w:r>
+      <w:proofErr w:type="spellEnd"/>
+      <w:r>
+        <w:rPr>
+          <w:rFonts w:asciiTheme="majorBidi" w:hAnsiTheme="majorBidi" w:cstheme="majorBidi"/>
+          <w:b/>
+          <w:bCs/>
+          <w:i/>
+          <w:iCs/>
+          <w:sz w:val="28"/>
+          <w:szCs w:val="28"/>
+        </w:rPr>
+        <w:t>/_data</w:t>
+      </w:r>
+    </w:p>
+    <w:p>
+      <w:pPr>
+        <w:spacing w:after="0"/>
+        <w:ind w:left="360"/>
+        <w:jc w:val="both"/>
+        <w:rPr>
+          <w:rFonts w:asciiTheme="majorBidi" w:hAnsiTheme="majorBidi" w:cstheme="majorBidi"/>
+          <w:sz w:val="28"/>
+          <w:szCs w:val="28"/>
+        </w:rPr>
+      </w:pPr>
+      <w:r>
+        <w:rPr>
+          <w:rFonts w:asciiTheme="majorBidi" w:hAnsiTheme="majorBidi" w:cstheme="majorBidi"/>
+          <w:sz w:val="28"/>
+          <w:szCs w:val="28"/>
+        </w:rPr>
+        <w:lastRenderedPageBreak/>
+        <w:t>These are the recommended default for persistence.</w:t>
+      </w:r>
+    </w:p>
+    <w:p>
+      <w:pPr>
+        <w:spacing w:after="0"/>
+        <w:ind w:left="360"/>
+        <w:jc w:val="both"/>
+        <w:rPr>
+          <w:rFonts w:asciiTheme="majorBidi" w:hAnsiTheme="majorBidi" w:cstheme="majorBidi"/>
+          <w:sz w:val="28"/>
+          <w:szCs w:val="28"/>
+          <w:u w:val="single"/>
+        </w:rPr>
+      </w:pPr>
+      <w:r>
+        <w:rPr>
+          <w:rFonts w:asciiTheme="majorBidi" w:hAnsiTheme="majorBidi" w:cstheme="majorBidi"/>
+          <w:sz w:val="28"/>
+          <w:szCs w:val="28"/>
+          <w:u w:val="single"/>
+        </w:rPr>
+        <w:t>C</w:t>
+      </w:r>
+      <w:r>
+        <w:rPr>
+          <w:rFonts w:asciiTheme="majorBidi" w:hAnsiTheme="majorBidi" w:cstheme="majorBidi"/>
+          <w:sz w:val="28"/>
+          <w:szCs w:val="28"/>
+          <w:u w:val="single"/>
+        </w:rPr>
+        <w:t>hange</w:t>
+      </w:r>
+      <w:r>
+        <w:rPr>
+          <w:rFonts w:asciiTheme="majorBidi" w:hAnsiTheme="majorBidi" w:cstheme="majorBidi"/>
+          <w:sz w:val="28"/>
+          <w:szCs w:val="28"/>
+          <w:u w:val="single"/>
+        </w:rPr>
+        <w:t xml:space="preserve"> the</w:t>
+      </w:r>
+      <w:r>
+        <w:rPr>
+          <w:rFonts w:asciiTheme="majorBidi" w:hAnsiTheme="majorBidi" w:cstheme="majorBidi"/>
+          <w:sz w:val="28"/>
+          <w:szCs w:val="28"/>
+          <w:u w:val="single"/>
+        </w:rPr>
+        <w:t xml:space="preserve"> Docker’s root directory</w:t>
+      </w:r>
+      <w:r>
+        <w:rPr>
+          <w:rFonts w:asciiTheme="majorBidi" w:hAnsiTheme="majorBidi" w:cstheme="majorBidi"/>
+          <w:sz w:val="28"/>
+          <w:szCs w:val="28"/>
+          <w:u w:val="single"/>
+        </w:rPr>
+        <w:t>:</w:t>
+      </w:r>
+    </w:p>
+    <w:p>
+      <w:pPr>
+        <w:ind w:left="360"/>
+        <w:jc w:val="both"/>
+        <w:rPr>
+          <w:rFonts w:asciiTheme="majorBidi" w:hAnsiTheme="majorBidi" w:cstheme="majorBidi"/>
+          <w:sz w:val="28"/>
+          <w:szCs w:val="28"/>
+        </w:rPr>
+      </w:pPr>
+      <w:r>
+        <w:rPr>
+          <w:rFonts w:asciiTheme="majorBidi" w:hAnsiTheme="majorBidi" w:cstheme="majorBidi"/>
+          <w:noProof/>
+          <w:sz w:val="28"/>
+          <w:szCs w:val="28"/>
+        </w:rPr>
+        <mc:AlternateContent>
+          <mc:Choice Requires="wps">
+            <w:drawing>
+              <wp:anchor distT="0" distB="0" distL="114300" distR="114300" simplePos="0" relativeHeight="251661312" behindDoc="0" locked="0" layoutInCell="1" allowOverlap="1" wp14:anchorId="61F08FE1" wp14:editId="3B271446">
+                <wp:simplePos x="0" y="0"/>
+                <wp:positionH relativeFrom="column">
+                  <wp:posOffset>213360</wp:posOffset>
+                </wp:positionH>
+                <wp:positionV relativeFrom="paragraph">
+                  <wp:posOffset>245110</wp:posOffset>
+                </wp:positionV>
+                <wp:extent cx="2636520" cy="792480"/>
+                <wp:effectExtent l="0" t="0" r="11430" b="26670"/>
+                <wp:wrapNone/>
+                <wp:docPr id="1070093403" name="Rectangle 3"/>
+                <wp:cNvGraphicFramePr/>
+                <a:graphic xmlns:a="http://schemas.openxmlformats.org/drawingml/2006/main">
+                  <a:graphicData uri="http://schemas.microsoft.com/office/word/2010/wordprocessingShape">
+                    <wps:wsp>
+                      <wps:cNvSpPr/>
+                      <wps:spPr>
+                        <a:xfrm>
+                          <a:off x="0" y="0"/>
+                          <a:ext cx="2636520" cy="792480"/>
+                        </a:xfrm>
+                        <a:prstGeom prst="rect">
+                          <a:avLst/>
+                        </a:prstGeom>
+                      </wps:spPr>
+                      <wps:style>
+                        <a:lnRef idx="2">
+                          <a:schemeClr val="dk1">
+                            <a:shade val="15000"/>
+                          </a:schemeClr>
+                        </a:lnRef>
+                        <a:fillRef idx="1">
+                          <a:schemeClr val="dk1"/>
+                        </a:fillRef>
+                        <a:effectRef idx="0">
+                          <a:schemeClr val="dk1"/>
+                        </a:effectRef>
+                        <a:fontRef idx="minor">
+                          <a:schemeClr val="lt1"/>
+                        </a:fontRef>
+                      </wps:style>
+                      <wps:txbx>
+                        <w:txbxContent>
+                          <w:p>
+                            <w:pPr>
+                              <w:spacing w:after="0"/>
+                              <w:rPr>
+                                <w:rFonts w:asciiTheme="majorBidi" w:hAnsiTheme="majorBidi" w:cstheme="majorBidi"/>
+                                <w:b/>
+                                <w:bCs/>
+                                <w:i/>
+                                <w:iCs/>
+                                <w:sz w:val="28"/>
+                                <w:szCs w:val="28"/>
+                              </w:rPr>
+                            </w:pPr>
+                            <w:r>
+                              <w:rPr>
+                                <w:rFonts w:asciiTheme="majorBidi" w:hAnsiTheme="majorBidi" w:cstheme="majorBidi"/>
+                                <w:b/>
+                                <w:bCs/>
+                                <w:i/>
+                                <w:iCs/>
+                                <w:sz w:val="28"/>
+                                <w:szCs w:val="28"/>
+                              </w:rPr>
+                              <w:t>{</w:t>
+                            </w:r>
+                          </w:p>
+                          <w:p>
+                            <w:pPr>
+                              <w:spacing w:after="0"/>
+                              <w:rPr>
+                                <w:rFonts w:asciiTheme="majorBidi" w:hAnsiTheme="majorBidi" w:cstheme="majorBidi"/>
+                                <w:b/>
+                                <w:bCs/>
+                                <w:i/>
+                                <w:iCs/>
+                                <w:sz w:val="28"/>
+                                <w:szCs w:val="28"/>
+                              </w:rPr>
+                            </w:pPr>
+                            <w:r>
+                              <w:rPr>
+                                <w:rFonts w:asciiTheme="majorBidi" w:hAnsiTheme="majorBidi" w:cstheme="majorBidi"/>
+                                <w:b/>
+                                <w:bCs/>
+                                <w:i/>
+                                <w:iCs/>
+                                <w:sz w:val="28"/>
+                                <w:szCs w:val="28"/>
+                              </w:rPr>
+                              <w:t>"</w:t>
+                            </w:r>
+                            <w:proofErr w:type="gramStart"/>
+                            <w:r>
+                              <w:rPr>
+                                <w:rFonts w:asciiTheme="majorBidi" w:hAnsiTheme="majorBidi" w:cstheme="majorBidi"/>
+                                <w:b/>
+                                <w:bCs/>
+                                <w:i/>
+                                <w:iCs/>
+                                <w:sz w:val="28"/>
+                                <w:szCs w:val="28"/>
+                              </w:rPr>
+                              <w:t>data</w:t>
+                            </w:r>
+                            <w:proofErr w:type="gramEnd"/>
+                            <w:r>
+                              <w:rPr>
+                                <w:rFonts w:asciiTheme="majorBidi" w:hAnsiTheme="majorBidi" w:cstheme="majorBidi"/>
+                                <w:b/>
+                                <w:bCs/>
+                                <w:i/>
+                                <w:iCs/>
+                                <w:sz w:val="28"/>
+                                <w:szCs w:val="28"/>
+                              </w:rPr>
+                              <w:t>-root": "/</w:t>
+                            </w:r>
+                            <w:proofErr w:type="spellStart"/>
+                            <w:r>
+                              <w:rPr>
+                                <w:rFonts w:asciiTheme="majorBidi" w:hAnsiTheme="majorBidi" w:cstheme="majorBidi"/>
+                                <w:b/>
+                                <w:bCs/>
+                                <w:i/>
+                                <w:iCs/>
+                                <w:sz w:val="28"/>
+                                <w:szCs w:val="28"/>
+                              </w:rPr>
+                              <w:t>mnt</w:t>
+                            </w:r>
+                            <w:proofErr w:type="spellEnd"/>
+                            <w:r>
+                              <w:rPr>
+                                <w:rFonts w:asciiTheme="majorBidi" w:hAnsiTheme="majorBidi" w:cstheme="majorBidi"/>
+                                <w:b/>
+                                <w:bCs/>
+                                <w:i/>
+                                <w:iCs/>
+                                <w:sz w:val="28"/>
+                                <w:szCs w:val="28"/>
+                              </w:rPr>
+                              <w:t>/docker-data"</w:t>
+                            </w:r>
+                          </w:p>
+                          <w:p>
+                            <w:pPr>
+                              <w:spacing w:after="0"/>
+                              <w:rPr>
+                                <w:rFonts w:asciiTheme="majorBidi" w:hAnsiTheme="majorBidi" w:cstheme="majorBidi"/>
+                                <w:b/>
+                                <w:bCs/>
+                                <w:i/>
+                                <w:iCs/>
+                                <w:sz w:val="28"/>
+                                <w:szCs w:val="28"/>
+                              </w:rPr>
+                            </w:pPr>
+                            <w:r>
+                              <w:rPr>
+                                <w:rFonts w:asciiTheme="majorBidi" w:hAnsiTheme="majorBidi" w:cstheme="majorBidi"/>
+                                <w:b/>
+                                <w:bCs/>
+                                <w:i/>
+                                <w:iCs/>
+                                <w:sz w:val="28"/>
+                                <w:szCs w:val="28"/>
+                              </w:rPr>
+                              <w:t>}</w:t>
+                            </w:r>
+                          </w:p>
+                        </w:txbxContent>
+                      </wps:txbx>
+                      <wps:bodyPr rot="0" spcFirstLastPara="0" vertOverflow="overflow" horzOverflow="overflow" vert="horz" wrap="square" lIns="91440" tIns="45720" rIns="91440" bIns="45720" numCol="1" spcCol="0" rtlCol="0" fromWordArt="0" anchor="ctr" anchorCtr="0" forceAA="0" compatLnSpc="1">
+                        <a:prstTxWarp prst="textNoShape">
+                          <a:avLst/>
+                        </a:prstTxWarp>
+                        <a:noAutofit/>
+                      </wps:bodyPr>
+                    </wps:wsp>
+                  </a:graphicData>
+                </a:graphic>
+                <wp14:sizeRelH relativeFrom="margin">
+                  <wp14:pctWidth>0</wp14:pctWidth>
+                </wp14:sizeRelH>
+                <wp14:sizeRelV relativeFrom="margin">
+                  <wp14:pctHeight>0</wp14:pctHeight>
+                </wp14:sizeRelV>
+              </wp:anchor>
+            </w:drawing>
+          </mc:Choice>
+          <mc:Fallback>
+            <w:pict>
+              <v:rect w14:anchorId="61F08FE1" id="Rectangle 3" o:spid="_x0000_s1028" style="position:absolute;left:0;text-align:left;margin-left:16.8pt;margin-top:19.3pt;width:207.6pt;height:62.4pt;z-index:251661312;visibility:visible;mso-wrap-style:square;mso-width-percent:0;mso-height-percent:0;mso-wrap-distance-left:9pt;mso-wrap-distance-top:0;mso-wrap-distance-right:9pt;mso-wrap-distance-bottom:0;mso-position-horizontal:absolute;mso-position-horizontal-relative:text;mso-position-vertical:absolute;mso-position-vertical-relative:text;mso-width-percent:0;mso-height-percent:0;mso-width-relative:margin;mso-height-relative:margin;v-text-anchor:middle" o:gfxdata="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" fillcolor="black [3200]" strokecolor="black [480]" strokeweight="1pt">
+                <v:textbox>
+                  <w:txbxContent>
+                    <w:p>
+                      <w:pPr>
+                        <w:spacing w:after="0"/>
+                        <w:rPr>
+                          <w:rFonts w:asciiTheme="majorBidi" w:hAnsiTheme="majorBidi" w:cstheme="majorBidi"/>
+                          <w:b/>
+                          <w:bCs/>
+                          <w:i/>
+                          <w:iCs/>
+                          <w:sz w:val="28"/>
+                          <w:szCs w:val="28"/>
+                        </w:rPr>
+                      </w:pPr>
+                      <w:r>
+                        <w:rPr>
+                          <w:rFonts w:asciiTheme="majorBidi" w:hAnsiTheme="majorBidi" w:cstheme="majorBidi"/>
+                          <w:b/>
+                          <w:bCs/>
+                          <w:i/>
+                          <w:iCs/>
+                          <w:sz w:val="28"/>
+                          <w:szCs w:val="28"/>
+                        </w:rPr>
+                        <w:t>{</w:t>
+                      </w:r>
+                    </w:p>
+                    <w:p>
+                      <w:pPr>
+                        <w:spacing w:after="0"/>
+                        <w:rPr>
+                          <w:rFonts w:asciiTheme="majorBidi" w:hAnsiTheme="majorBidi" w:cstheme="majorBidi"/>
+                          <w:b/>
+                          <w:bCs/>
+                          <w:i/>
+                          <w:iCs/>
+                          <w:sz w:val="28"/>
+                          <w:szCs w:val="28"/>
+                        </w:rPr>
+                      </w:pPr>
+                      <w:r>
+                        <w:rPr>
+                          <w:rFonts w:asciiTheme="majorBidi" w:hAnsiTheme="majorBidi" w:cstheme="majorBidi"/>
+                          <w:b/>
+                          <w:bCs/>
+                          <w:i/>
+                          <w:iCs/>
+                          <w:sz w:val="28"/>
+                          <w:szCs w:val="28"/>
+                        </w:rPr>
+                        <w:t>"</w:t>
+                      </w:r>
+                      <w:proofErr w:type="gramStart"/>
+                      <w:r>
+                        <w:rPr>
+                          <w:rFonts w:asciiTheme="majorBidi" w:hAnsiTheme="majorBidi" w:cstheme="majorBidi"/>
+                          <w:b/>
+                          <w:bCs/>
+                          <w:i/>
+                          <w:iCs/>
+                          <w:sz w:val="28"/>
+                          <w:szCs w:val="28"/>
+                        </w:rPr>
+                        <w:t>data</w:t>
+                      </w:r>
+                      <w:proofErr w:type="gramEnd"/>
+                      <w:r>
+                        <w:rPr>
+                          <w:rFonts w:asciiTheme="majorBidi" w:hAnsiTheme="majorBidi" w:cstheme="majorBidi"/>
+                          <w:b/>
+                          <w:bCs/>
+                          <w:i/>
+                          <w:iCs/>
+                          <w:sz w:val="28"/>
+                          <w:szCs w:val="28"/>
+                        </w:rPr>
+                        <w:t>-root": "/</w:t>
+                      </w:r>
+                      <w:proofErr w:type="spellStart"/>
+                      <w:r>
+                        <w:rPr>
+                          <w:rFonts w:asciiTheme="majorBidi" w:hAnsiTheme="majorBidi" w:cstheme="majorBidi"/>
+                          <w:b/>
+                          <w:bCs/>
+                          <w:i/>
+                          <w:iCs/>
+                          <w:sz w:val="28"/>
+                          <w:szCs w:val="28"/>
+                        </w:rPr>
+                        <w:t>mnt</w:t>
+                      </w:r>
+                      <w:proofErr w:type="spellEnd"/>
+                      <w:r>
+                        <w:rPr>
+                          <w:rFonts w:asciiTheme="majorBidi" w:hAnsiTheme="majorBidi" w:cstheme="majorBidi"/>
+                          <w:b/>
+                          <w:bCs/>
+                          <w:i/>
+                          <w:iCs/>
+                          <w:sz w:val="28"/>
+                          <w:szCs w:val="28"/>
+                        </w:rPr>
+                        <w:t>/docker-data"</w:t>
+                      </w:r>
+                    </w:p>
+                    <w:p>
+                      <w:pPr>
+                        <w:spacing w:after="0"/>
+                        <w:rPr>
+                          <w:rFonts w:asciiTheme="majorBidi" w:hAnsiTheme="majorBidi" w:cstheme="majorBidi"/>
+                          <w:b/>
+                          <w:bCs/>
+                          <w:i/>
+                          <w:iCs/>
+                          <w:sz w:val="28"/>
+                          <w:szCs w:val="28"/>
+                        </w:rPr>
+                      </w:pPr>
+                      <w:r>
+                        <w:rPr>
+                          <w:rFonts w:asciiTheme="majorBidi" w:hAnsiTheme="majorBidi" w:cstheme="majorBidi"/>
+                          <w:b/>
+                          <w:bCs/>
+                          <w:i/>
+                          <w:iCs/>
+                          <w:sz w:val="28"/>
+                          <w:szCs w:val="28"/>
+                        </w:rPr>
+                        <w:t>}</w:t>
+                      </w:r>
+                    </w:p>
+                  </w:txbxContent>
+                </v:textbox>
+              </v:rect>
+            </w:pict>
+          </mc:Fallback>
+        </mc:AlternateContent>
+      </w:r>
+      <w:r>
+        <w:rPr>
+          <w:rFonts w:asciiTheme="majorBidi" w:hAnsiTheme="majorBidi" w:cstheme="majorBidi"/>
+          <w:sz w:val="28"/>
+          <w:szCs w:val="28"/>
+        </w:rPr>
+        <w:t xml:space="preserve">In </w:t>
+      </w:r>
+      <w:r>
+        <w:rPr>
+          <w:rFonts w:asciiTheme="majorBidi" w:hAnsiTheme="majorBidi" w:cstheme="majorBidi"/>
+          <w:b/>
+          <w:bCs/>
+          <w:i/>
+          <w:iCs/>
+          <w:sz w:val="28"/>
+          <w:szCs w:val="28"/>
+        </w:rPr>
+        <w:t>/</w:t>
+      </w:r>
+      <w:proofErr w:type="spellStart"/>
+      <w:r>
+        <w:rPr>
+          <w:rFonts w:asciiTheme="majorBidi" w:hAnsiTheme="majorBidi" w:cstheme="majorBidi"/>
+          <w:b/>
+          <w:bCs/>
+          <w:i/>
+          <w:iCs/>
+          <w:sz w:val="28"/>
+          <w:szCs w:val="28"/>
+        </w:rPr>
+        <w:t>etc</w:t>
+      </w:r>
+      <w:proofErr w:type="spellEnd"/>
+      <w:r>
+        <w:rPr>
+          <w:rFonts w:asciiTheme="majorBidi" w:hAnsiTheme="majorBidi" w:cstheme="majorBidi"/>
+          <w:b/>
+          <w:bCs/>
+          <w:i/>
+          <w:iCs/>
+          <w:sz w:val="28"/>
+          <w:szCs w:val="28"/>
+        </w:rPr>
+        <w:t>/docker/</w:t>
+      </w:r>
+      <w:proofErr w:type="spellStart"/>
+      <w:r>
+        <w:rPr>
+          <w:rFonts w:asciiTheme="majorBidi" w:hAnsiTheme="majorBidi" w:cstheme="majorBidi"/>
+          <w:b/>
+          <w:bCs/>
+          <w:i/>
+          <w:iCs/>
+          <w:sz w:val="28"/>
+          <w:szCs w:val="28"/>
+        </w:rPr>
+        <w:t>daemon.json</w:t>
+      </w:r>
+      <w:proofErr w:type="spellEnd"/>
+      <w:r>
+        <w:rPr>
+          <w:rFonts w:asciiTheme="majorBidi" w:hAnsiTheme="majorBidi" w:cstheme="majorBidi"/>
+          <w:sz w:val="28"/>
+          <w:szCs w:val="28"/>
+        </w:rPr>
+        <w:t xml:space="preserve"> you can set:</w:t>
+      </w:r>
+    </w:p>
+    <w:p>
+      <w:pPr>
+        <w:ind w:left="360"/>
+        <w:jc w:val="both"/>
+        <w:rPr>
+          <w:rFonts w:asciiTheme="majorBidi" w:hAnsiTheme="majorBidi" w:cstheme="majorBidi"/>
+          <w:sz w:val="28"/>
+          <w:szCs w:val="28"/>
+        </w:rPr>
+      </w:pPr>
+    </w:p>
+    <w:p>
+      <w:pPr>
+        <w:ind w:left="360"/>
+        <w:jc w:val="both"/>
+        <w:rPr>
+          <w:rFonts w:asciiTheme="majorBidi" w:hAnsiTheme="majorBidi" w:cstheme="majorBidi"/>
+          <w:sz w:val="32"/>
+          <w:szCs w:val="32"/>
+        </w:rPr>
+      </w:pPr>
+    </w:p>
+    <w:p>
+      <w:pPr>
+        <w:spacing w:after="0"/>
+        <w:ind w:left="360"/>
+        <w:jc w:val="both"/>
+        <w:rPr>
+          <w:rFonts w:asciiTheme="majorBidi" w:hAnsiTheme="majorBidi" w:cstheme="majorBidi"/>
+          <w:sz w:val="28"/>
+          <w:szCs w:val="28"/>
+          <w:u w:val="single"/>
+        </w:rPr>
+      </w:pPr>
+      <w:r>
+        <w:rPr>
+          <w:rFonts w:asciiTheme="majorBidi" w:hAnsiTheme="majorBidi" w:cstheme="majorBidi"/>
+          <w:sz w:val="28"/>
+          <w:szCs w:val="28"/>
+          <w:u w:val="single"/>
+        </w:rPr>
+        <w:t>P</w:t>
+      </w:r>
+      <w:r>
+        <w:rPr>
+          <w:rFonts w:asciiTheme="majorBidi" w:hAnsiTheme="majorBidi" w:cstheme="majorBidi"/>
+          <w:sz w:val="28"/>
+          <w:szCs w:val="28"/>
+          <w:u w:val="single"/>
+        </w:rPr>
+        <w:t>ermissions</w:t>
+      </w:r>
+      <w:r>
+        <w:rPr>
+          <w:rFonts w:asciiTheme="majorBidi" w:hAnsiTheme="majorBidi" w:cstheme="majorBidi"/>
+          <w:sz w:val="28"/>
+          <w:szCs w:val="28"/>
+          <w:u w:val="single"/>
+        </w:rPr>
+        <w:t>:</w:t>
+      </w:r>
+    </w:p>
+    <w:p>
+      <w:pPr>
+        <w:spacing w:after="0"/>
+        <w:ind w:left="360"/>
+        <w:jc w:val="both"/>
+        <w:rPr>
+          <w:rFonts w:asciiTheme="majorBidi" w:hAnsiTheme="majorBidi" w:cstheme="majorBidi"/>
+          <w:sz w:val="28"/>
+          <w:szCs w:val="28"/>
+        </w:rPr>
+      </w:pPr>
+      <w:r>
+        <w:rPr>
+          <w:rFonts w:asciiTheme="majorBidi" w:hAnsiTheme="majorBidi" w:cstheme="majorBidi"/>
+          <w:sz w:val="28"/>
+          <w:szCs w:val="28"/>
+        </w:rPr>
+        <w:t>By default, volume directories are owned by root.</w:t>
+      </w:r>
+      <w:r>
+        <w:rPr>
+          <w:rFonts w:asciiTheme="majorBidi" w:hAnsiTheme="majorBidi" w:cstheme="majorBidi"/>
+          <w:sz w:val="28"/>
+          <w:szCs w:val="28"/>
+        </w:rPr>
+        <w:t xml:space="preserve"> </w:t>
+      </w:r>
+      <w:r>
+        <w:rPr>
+          <w:rFonts w:asciiTheme="majorBidi" w:hAnsiTheme="majorBidi" w:cstheme="majorBidi"/>
+          <w:sz w:val="28"/>
+          <w:szCs w:val="28"/>
+        </w:rPr>
+        <w:t>Inside containers, user IDs matter.</w:t>
+      </w:r>
+      <w:r>
+        <w:rPr>
+          <w:rFonts w:asciiTheme="majorBidi" w:hAnsiTheme="majorBidi" w:cstheme="majorBidi"/>
+          <w:sz w:val="28"/>
+          <w:szCs w:val="28"/>
+        </w:rPr>
+        <w:t xml:space="preserve"> </w:t>
+      </w:r>
+      <w:r>
+        <w:rPr>
+          <w:rFonts w:asciiTheme="majorBidi" w:hAnsiTheme="majorBidi" w:cstheme="majorBidi"/>
+          <w:sz w:val="28"/>
+          <w:szCs w:val="28"/>
+        </w:rPr>
+        <w:t>If your container runs as UID 1000 but the volume directory is owned by root, you may get permission errors.</w:t>
+      </w:r>
+      <w:r>
+        <w:rPr>
+          <w:rFonts w:asciiTheme="majorBidi" w:hAnsiTheme="majorBidi" w:cstheme="majorBidi"/>
+          <w:sz w:val="28"/>
+          <w:szCs w:val="28"/>
+        </w:rPr>
+        <w:t xml:space="preserve"> </w:t>
+      </w:r>
+      <w:r>
+        <w:rPr>
+          <w:rFonts w:asciiTheme="majorBidi" w:hAnsiTheme="majorBidi" w:cstheme="majorBidi"/>
+          <w:sz w:val="28"/>
+          <w:szCs w:val="28"/>
+        </w:rPr>
+        <w:t>Containers don’t magically override Linux file permissions.</w:t>
+      </w:r>
+      <w:r>
+        <w:rPr>
+          <w:rFonts w:asciiTheme="majorBidi" w:hAnsiTheme="majorBidi" w:cstheme="majorBidi"/>
+          <w:sz w:val="28"/>
+          <w:szCs w:val="28"/>
+        </w:rPr>
+        <w:t xml:space="preserve"> </w:t>
+      </w:r>
+      <w:r>
+        <w:rPr>
+          <w:rFonts w:asciiTheme="majorBidi" w:hAnsiTheme="majorBidi" w:cstheme="majorBidi"/>
+          <w:sz w:val="28"/>
+          <w:szCs w:val="28"/>
+        </w:rPr>
+        <w:t>Linux still rules.</w:t>
+      </w:r>
+    </w:p>
+    <w:p>
+      <w:pPr>
+        <w:spacing w:after="0"/>
+        <w:ind w:left="360"/>
+        <w:jc w:val="both"/>
+        <w:rPr>
+          <w:rFonts w:asciiTheme="majorBidi" w:hAnsiTheme="majorBidi" w:cstheme="majorBidi"/>
+          <w:sz w:val="28"/>
+          <w:szCs w:val="28"/>
+          <w:u w:val="single"/>
+        </w:rPr>
+      </w:pPr>
+      <w:r>
+        <w:rPr>
+          <w:rFonts w:asciiTheme="majorBidi" w:hAnsiTheme="majorBidi" w:cstheme="majorBidi"/>
+          <w:sz w:val="28"/>
+          <w:szCs w:val="28"/>
+          <w:u w:val="single"/>
+        </w:rPr>
+        <w:t xml:space="preserve">Mount propagation </w:t>
+      </w:r>
+      <w:r>
+        <w:rPr>
+          <w:rFonts w:asciiTheme="majorBidi" w:hAnsiTheme="majorBidi" w:cstheme="majorBidi"/>
+          <w:sz w:val="28"/>
+          <w:szCs w:val="28"/>
+          <w:u w:val="single"/>
+        </w:rPr>
+        <w:t>&amp;</w:t>
+      </w:r>
+      <w:r>
+        <w:rPr>
+          <w:rFonts w:asciiTheme="majorBidi" w:hAnsiTheme="majorBidi" w:cstheme="majorBidi"/>
+          <w:sz w:val="28"/>
+          <w:szCs w:val="28"/>
+          <w:u w:val="single"/>
+        </w:rPr>
+        <w:t xml:space="preserve"> mount overlaying behavior</w:t>
+      </w:r>
+      <w:r>
+        <w:rPr>
+          <w:rFonts w:asciiTheme="majorBidi" w:hAnsiTheme="majorBidi" w:cstheme="majorBidi"/>
+          <w:sz w:val="28"/>
+          <w:szCs w:val="28"/>
+          <w:u w:val="single"/>
+        </w:rPr>
+        <w:t>:</w:t>
+      </w:r>
+    </w:p>
+    <w:p>
+      <w:pPr>
+        <w:spacing w:after="0"/>
+        <w:ind w:left="360"/>
+        <w:jc w:val="both"/>
+        <w:rPr>
+          <w:rFonts w:asciiTheme="majorBidi" w:hAnsiTheme="majorBidi" w:cstheme="majorBidi"/>
+          <w:sz w:val="28"/>
+          <w:szCs w:val="28"/>
+        </w:rPr>
+      </w:pPr>
+      <w:r>
+        <w:rPr>
+          <w:rFonts w:asciiTheme="majorBidi" w:hAnsiTheme="majorBidi" w:cstheme="majorBidi"/>
+          <w:sz w:val="28"/>
+          <w:szCs w:val="28"/>
+        </w:rPr>
+        <w:t>When you mount anything into a container</w:t>
+      </w:r>
+      <w:r>
+        <w:rPr>
+          <w:rFonts w:asciiTheme="majorBidi" w:hAnsiTheme="majorBidi" w:cstheme="majorBidi"/>
+          <w:sz w:val="28"/>
+          <w:szCs w:val="28"/>
+        </w:rPr>
+        <w:t>,</w:t>
+      </w:r>
+      <w:r>
+        <w:rPr>
+          <w:rFonts w:asciiTheme="majorBidi" w:hAnsiTheme="majorBidi" w:cstheme="majorBidi"/>
+          <w:sz w:val="28"/>
+          <w:szCs w:val="28"/>
+        </w:rPr>
+        <w:t xml:space="preserve"> named volume, anonymous volume, or bind mount</w:t>
+      </w:r>
+      <w:r>
+        <w:rPr>
+          <w:rFonts w:asciiTheme="majorBidi" w:hAnsiTheme="majorBidi" w:cstheme="majorBidi"/>
+          <w:sz w:val="28"/>
+          <w:szCs w:val="28"/>
+        </w:rPr>
+        <w:t>,</w:t>
+      </w:r>
+      <w:r>
+        <w:rPr>
+          <w:rFonts w:asciiTheme="majorBidi" w:hAnsiTheme="majorBidi" w:cstheme="majorBidi"/>
+          <w:sz w:val="28"/>
+          <w:szCs w:val="28"/>
+        </w:rPr>
+        <w:t xml:space="preserve"> Linux overlays that mount point, meaning it hides whatever was originally in that directory from the image; nothing is deleted, just temporarily obscured behind the mount. This hiding behavior happens on the container’s filesystem view, not on the host: the underlying image files still exist in their layers on disk, and the host directory is not erased or modified unless the container explicitly writes to it. The key difference is that Docker-managed volumes (named or anonymous) may automatically copy existing image data into the volume the first time it’s mounted if the volume is empty, while bind mounts never perform this copy — they simply expose the host directory exactly as it is. Conceptually, a container’s filesystem is built from image layers plus a writable layer, and then runtime mounts sit on top of everything; mounts always win and override what’s beneath them inside the container namespace, without rewriting the host’s original data.</w:t>
+      </w:r>
+    </w:p>
+    <w:p>
+      <w:pPr>
+        <w:spacing w:after="0"/>
+        <w:ind w:left="360"/>
+        <w:jc w:val="both"/>
+        <w:rPr>
+          <w:rFonts w:asciiTheme="majorBidi" w:hAnsiTheme="majorBidi" w:cstheme="majorBidi"/>
+          <w:sz w:val="28"/>
+          <w:szCs w:val="28"/>
+          <w:u w:val="single"/>
+        </w:rPr>
+      </w:pPr>
+      <w:r>
+        <w:rPr>
+          <w:rFonts w:asciiTheme="majorBidi" w:hAnsiTheme="majorBidi" w:cstheme="majorBidi"/>
+          <w:sz w:val="28"/>
+          <w:szCs w:val="28"/>
+          <w:u w:val="single"/>
+        </w:rPr>
+        <w:t>Example:</w:t>
+      </w:r>
+    </w:p>
+    <w:p>
+      <w:pPr>
+        <w:pStyle w:val="ListParagraph"/>
+        <w:numPr>
+          <w:ilvl w:val="0"/>
+          <w:numId w:val="40"/>
+        </w:numPr>
+        <w:jc w:val="both"/>
+        <w:rPr>
+          <w:rFonts w:asciiTheme="majorBidi" w:hAnsiTheme="majorBidi" w:cstheme="majorBidi"/>
+          <w:sz w:val="28"/>
+          <w:szCs w:val="28"/>
+        </w:rPr>
+      </w:pPr>
+      <w:r>
+        <w:rPr>
+          <w:rFonts w:asciiTheme="majorBidi" w:hAnsiTheme="majorBidi" w:cstheme="majorBidi"/>
+          <w:sz w:val="28"/>
+          <w:szCs w:val="28"/>
+        </w:rPr>
+        <w:t xml:space="preserve">Image contains </w:t>
+      </w:r>
+      <w:r>
+        <w:rPr>
+          <w:rFonts w:asciiTheme="majorBidi" w:hAnsiTheme="majorBidi" w:cstheme="majorBidi"/>
+          <w:b/>
+          <w:bCs/>
+          <w:i/>
+          <w:iCs/>
+          <w:sz w:val="28"/>
+          <w:szCs w:val="28"/>
+        </w:rPr>
+        <w:t>/app/data/file1.txt</w:t>
+      </w:r>
+    </w:p>
+    <w:p>
+      <w:pPr>
+        <w:pStyle w:val="ListParagraph"/>
+        <w:numPr>
+          <w:ilvl w:val="0"/>
+          <w:numId w:val="40"/>
+        </w:numPr>
+        <w:jc w:val="both"/>
+        <w:rPr>
+          <w:rFonts w:asciiTheme="majorBidi" w:hAnsiTheme="majorBidi" w:cstheme="majorBidi"/>
+          <w:sz w:val="28"/>
+          <w:szCs w:val="28"/>
+        </w:rPr>
+      </w:pPr>
+      <w:r>
+        <w:rPr>
+          <w:rFonts w:asciiTheme="majorBidi" w:hAnsiTheme="majorBidi" w:cstheme="majorBidi"/>
+          <w:sz w:val="28"/>
+          <w:szCs w:val="28"/>
+        </w:rPr>
+        <w:t>You run:</w:t>
+      </w:r>
+      <w:r>
+        <w:rPr>
+          <w:rFonts w:asciiTheme="majorBidi" w:hAnsiTheme="majorBidi" w:cstheme="majorBidi"/>
+          <w:sz w:val="28"/>
+          <w:szCs w:val="28"/>
+        </w:rPr>
+        <w:t xml:space="preserve"> </w:t>
+      </w:r>
+    </w:p>
+    <w:p>
+      <w:pPr>
+        <w:pStyle w:val="ListParagraph"/>
+        <w:numPr>
+          <w:ilvl w:val="0"/>
+          <w:numId w:val="36"/>
+        </w:numPr>
+        <w:ind w:left="1080"/>
+        <w:jc w:val="both"/>
+        <w:rPr>
+          <w:rFonts w:asciiTheme="majorBidi" w:hAnsiTheme="majorBidi" w:cstheme="majorBidi"/>
+          <w:sz w:val="28"/>
+          <w:szCs w:val="28"/>
+        </w:rPr>
+      </w:pPr>
+      <w:r>
+        <w:rPr>
+          <w:rFonts w:asciiTheme="majorBidi" w:hAnsiTheme="majorBidi" w:cstheme="majorBidi"/>
+          <w:b/>
+          <w:bCs/>
+          <w:i/>
+          <w:iCs/>
+          <w:sz w:val="28"/>
+          <w:szCs w:val="28"/>
+        </w:rPr>
+        <w:t xml:space="preserve">docker run -v </w:t>
+      </w:r>
+      <w:proofErr w:type="spellStart"/>
+      <w:r>
+        <w:rPr>
+          <w:rFonts w:asciiTheme="majorBidi" w:hAnsiTheme="majorBidi" w:cstheme="majorBidi"/>
+          <w:b/>
+          <w:bCs/>
+          <w:i/>
+          <w:iCs/>
+          <w:sz w:val="28"/>
+          <w:szCs w:val="28"/>
+        </w:rPr>
+        <w:t>myvolume</w:t>
+      </w:r>
+      <w:proofErr w:type="spellEnd"/>
+      <w:r>
+        <w:rPr>
+          <w:rFonts w:asciiTheme="majorBidi" w:hAnsiTheme="majorBidi" w:cstheme="majorBidi"/>
+          <w:b/>
+          <w:bCs/>
+          <w:i/>
+          <w:iCs/>
+          <w:sz w:val="28"/>
+          <w:szCs w:val="28"/>
+        </w:rPr>
+        <w:t>:/app/data image</w:t>
+      </w:r>
+    </w:p>
+    <w:p>
+      <w:pPr>
+        <w:pStyle w:val="ListParagraph"/>
+        <w:ind w:left="1080"/>
+        <w:jc w:val="both"/>
+        <w:rPr>
+          <w:rFonts w:asciiTheme="majorBidi" w:hAnsiTheme="majorBidi" w:cstheme="majorBidi"/>
+          <w:sz w:val="28"/>
+          <w:szCs w:val="28"/>
+        </w:rPr>
+      </w:pPr>
+      <w:r>
+        <w:rPr>
+          <w:rFonts w:asciiTheme="majorBidi" w:hAnsiTheme="majorBidi" w:cstheme="majorBidi"/>
+          <w:sz w:val="28"/>
+          <w:szCs w:val="28"/>
+        </w:rPr>
+        <w:t xml:space="preserve">If </w:t>
+      </w:r>
+      <w:proofErr w:type="spellStart"/>
+      <w:r>
+        <w:rPr>
+          <w:rFonts w:asciiTheme="majorBidi" w:hAnsiTheme="majorBidi" w:cstheme="majorBidi"/>
+          <w:b/>
+          <w:bCs/>
+          <w:i/>
+          <w:iCs/>
+          <w:sz w:val="28"/>
+          <w:szCs w:val="28"/>
+        </w:rPr>
+        <w:t>myvolume</w:t>
+      </w:r>
+      <w:proofErr w:type="spellEnd"/>
+      <w:r>
+        <w:rPr>
+          <w:rFonts w:asciiTheme="majorBidi" w:hAnsiTheme="majorBidi" w:cstheme="majorBidi"/>
+          <w:sz w:val="28"/>
+          <w:szCs w:val="28"/>
+        </w:rPr>
+        <w:t xml:space="preserve"> is empty, Docker copies </w:t>
+      </w:r>
+      <w:r>
+        <w:rPr>
+          <w:rFonts w:asciiTheme="majorBidi" w:hAnsiTheme="majorBidi" w:cstheme="majorBidi"/>
+          <w:b/>
+          <w:bCs/>
+          <w:i/>
+          <w:iCs/>
+          <w:sz w:val="28"/>
+          <w:szCs w:val="28"/>
+        </w:rPr>
+        <w:t>file1.txt</w:t>
+      </w:r>
+      <w:r>
+        <w:rPr>
+          <w:rFonts w:asciiTheme="majorBidi" w:hAnsiTheme="majorBidi" w:cstheme="majorBidi"/>
+          <w:sz w:val="28"/>
+          <w:szCs w:val="28"/>
+        </w:rPr>
+        <w:t xml:space="preserve"> into the volume.</w:t>
+      </w:r>
+      <w:r>
+        <w:rPr>
+          <w:rFonts w:asciiTheme="majorBidi" w:hAnsiTheme="majorBidi" w:cstheme="majorBidi"/>
+          <w:sz w:val="28"/>
+          <w:szCs w:val="28"/>
+        </w:rPr>
+        <w:t xml:space="preserve"> </w:t>
+      </w:r>
+      <w:r>
+        <w:rPr>
+          <w:rFonts w:asciiTheme="majorBidi" w:hAnsiTheme="majorBidi" w:cstheme="majorBidi"/>
+          <w:sz w:val="28"/>
+          <w:szCs w:val="28"/>
+        </w:rPr>
+        <w:t>From then on, the volume contains that data independently.</w:t>
+      </w:r>
+    </w:p>
+    <w:p>
+      <w:pPr>
+        <w:pStyle w:val="ListParagraph"/>
+        <w:numPr>
+          <w:ilvl w:val="0"/>
+          <w:numId w:val="36"/>
+        </w:numPr>
+        <w:jc w:val="both"/>
+        <w:rPr>
+          <w:rFonts w:asciiTheme="majorBidi" w:hAnsiTheme="majorBidi" w:cstheme="majorBidi"/>
+          <w:sz w:val="28"/>
+          <w:szCs w:val="28"/>
+        </w:rPr>
+      </w:pPr>
+      <w:r>
+        <w:rPr>
+          <w:rFonts w:asciiTheme="majorBidi" w:hAnsiTheme="majorBidi" w:cstheme="majorBidi"/>
+          <w:sz w:val="28"/>
+          <w:szCs w:val="28"/>
+        </w:rPr>
+        <w:t>If you bind mount:</w:t>
+      </w:r>
+      <w:r>
+        <w:rPr>
+          <w:rFonts w:asciiTheme="majorBidi" w:hAnsiTheme="majorBidi" w:cstheme="majorBidi"/>
+          <w:sz w:val="28"/>
+          <w:szCs w:val="28"/>
+        </w:rPr>
+        <w:t xml:space="preserve"> </w:t>
+      </w:r>
+      <w:r>
+        <w:rPr>
+          <w:rFonts w:asciiTheme="majorBidi" w:hAnsiTheme="majorBidi" w:cstheme="majorBidi"/>
+          <w:b/>
+          <w:bCs/>
+          <w:i/>
+          <w:iCs/>
+          <w:sz w:val="28"/>
+          <w:szCs w:val="28"/>
+        </w:rPr>
+        <w:t>docker run -v /host/</w:t>
+      </w:r>
+      <w:proofErr w:type="spellStart"/>
+      <w:r>
+        <w:rPr>
+          <w:rFonts w:asciiTheme="majorBidi" w:hAnsiTheme="majorBidi" w:cstheme="majorBidi"/>
+          <w:b/>
+          <w:bCs/>
+          <w:i/>
+          <w:iCs/>
+          <w:sz w:val="28"/>
+          <w:szCs w:val="28"/>
+        </w:rPr>
+        <w:t>dir</w:t>
+      </w:r>
+      <w:proofErr w:type="spellEnd"/>
+      <w:r>
+        <w:rPr>
+          <w:rFonts w:asciiTheme="majorBidi" w:hAnsiTheme="majorBidi" w:cstheme="majorBidi"/>
+          <w:b/>
+          <w:bCs/>
+          <w:i/>
+          <w:iCs/>
+          <w:sz w:val="28"/>
+          <w:szCs w:val="28"/>
+        </w:rPr>
+        <w:t>:/app/data image</w:t>
+      </w:r>
+      <w:r>
+        <w:rPr>
+          <w:rFonts w:asciiTheme="majorBidi" w:hAnsiTheme="majorBidi" w:cstheme="majorBidi"/>
+          <w:b/>
+          <w:bCs/>
+          <w:i/>
+          <w:iCs/>
+          <w:sz w:val="28"/>
+          <w:szCs w:val="28"/>
+        </w:rPr>
+        <w:t xml:space="preserve"> </w:t>
+      </w:r>
+    </w:p>
+    <w:p>
+      <w:pPr>
+        <w:pStyle w:val="ListParagraph"/>
+        <w:jc w:val="both"/>
+        <w:rPr>
+          <w:rFonts w:asciiTheme="majorBidi" w:hAnsiTheme="majorBidi" w:cstheme="majorBidi"/>
+          <w:sz w:val="28"/>
+          <w:szCs w:val="28"/>
+        </w:rPr>
+      </w:pPr>
+      <w:r>
+        <w:rPr>
+          <w:rFonts w:asciiTheme="majorBidi" w:hAnsiTheme="majorBidi" w:cstheme="majorBidi"/>
+          <w:sz w:val="28"/>
+          <w:szCs w:val="28"/>
+        </w:rPr>
+        <w:t>Bind mounts do NOT do this.</w:t>
+      </w:r>
+      <w:r>
+        <w:rPr>
+          <w:rFonts w:asciiTheme="majorBidi" w:hAnsiTheme="majorBidi" w:cstheme="majorBidi"/>
+          <w:sz w:val="28"/>
+          <w:szCs w:val="28"/>
+        </w:rPr>
+        <w:t xml:space="preserve"> </w:t>
+      </w:r>
+      <w:r>
+        <w:rPr>
+          <w:rFonts w:asciiTheme="majorBidi" w:hAnsiTheme="majorBidi" w:cstheme="majorBidi"/>
+          <w:sz w:val="28"/>
+          <w:szCs w:val="28"/>
+        </w:rPr>
+        <w:t>Docker does zero copying.</w:t>
+      </w:r>
+    </w:p>
+    <w:p>
+      <w:pPr>
+        <w:pStyle w:val="ListParagraph"/>
+        <w:jc w:val="both"/>
+        <w:rPr>
+          <w:rFonts w:asciiTheme="majorBidi" w:hAnsiTheme="majorBidi" w:cstheme="majorBidi"/>
+          <w:sz w:val="28"/>
+          <w:szCs w:val="28"/>
+        </w:rPr>
+      </w:pPr>
+      <w:r>
+        <w:rPr>
+          <w:rFonts w:asciiTheme="majorBidi" w:hAnsiTheme="majorBidi" w:cstheme="majorBidi"/>
+          <w:sz w:val="28"/>
+          <w:szCs w:val="28"/>
+        </w:rPr>
+        <w:t xml:space="preserve">If </w:t>
+      </w:r>
+      <w:r>
+        <w:rPr>
+          <w:rFonts w:asciiTheme="majorBidi" w:hAnsiTheme="majorBidi" w:cstheme="majorBidi"/>
+          <w:b/>
+          <w:bCs/>
+          <w:i/>
+          <w:iCs/>
+          <w:sz w:val="28"/>
+          <w:szCs w:val="28"/>
+        </w:rPr>
+        <w:t>/host/</w:t>
+      </w:r>
+      <w:proofErr w:type="spellStart"/>
+      <w:r>
+        <w:rPr>
+          <w:rFonts w:asciiTheme="majorBidi" w:hAnsiTheme="majorBidi" w:cstheme="majorBidi"/>
+          <w:b/>
+          <w:bCs/>
+          <w:i/>
+          <w:iCs/>
+          <w:sz w:val="28"/>
+          <w:szCs w:val="28"/>
+        </w:rPr>
+        <w:t>dir</w:t>
+      </w:r>
+      <w:proofErr w:type="spellEnd"/>
+      <w:r>
+        <w:rPr>
+          <w:rFonts w:asciiTheme="majorBidi" w:hAnsiTheme="majorBidi" w:cstheme="majorBidi"/>
+          <w:sz w:val="28"/>
+          <w:szCs w:val="28"/>
+        </w:rPr>
+        <w:t xml:space="preserve"> is empty, then </w:t>
+      </w:r>
+      <w:r>
+        <w:rPr>
+          <w:rFonts w:asciiTheme="majorBidi" w:hAnsiTheme="majorBidi" w:cstheme="majorBidi"/>
+          <w:b/>
+          <w:bCs/>
+          <w:i/>
+          <w:iCs/>
+          <w:sz w:val="28"/>
+          <w:szCs w:val="28"/>
+        </w:rPr>
+        <w:t>/app/data</w:t>
+      </w:r>
+      <w:r>
+        <w:rPr>
+          <w:rFonts w:asciiTheme="majorBidi" w:hAnsiTheme="majorBidi" w:cstheme="majorBidi"/>
+          <w:sz w:val="28"/>
+          <w:szCs w:val="28"/>
+        </w:rPr>
+        <w:t xml:space="preserve"> inside the container appears empty</w:t>
+      </w:r>
+      <w:r>
+        <w:rPr>
+          <w:rFonts w:asciiTheme="majorBidi" w:hAnsiTheme="majorBidi" w:cstheme="majorBidi"/>
+          <w:sz w:val="28"/>
+          <w:szCs w:val="28"/>
+        </w:rPr>
+        <w:t>,</w:t>
+      </w:r>
+      <w:r>
+        <w:rPr>
+          <w:rFonts w:asciiTheme="majorBidi" w:hAnsiTheme="majorBidi" w:cstheme="majorBidi"/>
+          <w:sz w:val="28"/>
+          <w:szCs w:val="28"/>
+        </w:rPr>
+        <w:t xml:space="preserve"> even if the image had files there.</w:t>
+      </w:r>
+      <w:r>
+        <w:rPr>
+          <w:rFonts w:asciiTheme="majorBidi" w:hAnsiTheme="majorBidi" w:cstheme="majorBidi"/>
+          <w:sz w:val="28"/>
+          <w:szCs w:val="28"/>
+        </w:rPr>
+        <w:t xml:space="preserve"> </w:t>
+      </w:r>
+      <w:r>
+        <w:rPr>
+          <w:rFonts w:asciiTheme="majorBidi" w:hAnsiTheme="majorBidi" w:cstheme="majorBidi"/>
+          <w:sz w:val="28"/>
+          <w:szCs w:val="28"/>
+        </w:rPr>
+        <w:t>The image files are simply hidden.</w:t>
+      </w:r>
+      <w:r>
+        <w:rPr>
+          <w:rFonts w:asciiTheme="majorBidi" w:hAnsiTheme="majorBidi" w:cstheme="majorBidi"/>
+          <w:sz w:val="28"/>
+          <w:szCs w:val="28"/>
+        </w:rPr>
+        <w:t xml:space="preserve"> </w:t>
+      </w:r>
+      <w:r>
+        <w:rPr>
+          <w:rFonts w:asciiTheme="majorBidi" w:hAnsiTheme="majorBidi" w:cstheme="majorBidi"/>
+          <w:sz w:val="28"/>
+          <w:szCs w:val="28"/>
+        </w:rPr>
+        <w:t>So:</w:t>
+      </w:r>
+    </w:p>
+    <w:p>
+      <w:pPr>
+        <w:pStyle w:val="ListParagraph"/>
+        <w:numPr>
+          <w:ilvl w:val="0"/>
+          <w:numId w:val="36"/>
+        </w:numPr>
+        <w:ind w:left="1080"/>
+        <w:jc w:val="both"/>
+        <w:rPr>
+          <w:rFonts w:asciiTheme="majorBidi" w:hAnsiTheme="majorBidi" w:cstheme="majorBidi"/>
+          <w:sz w:val="28"/>
+          <w:szCs w:val="28"/>
+        </w:rPr>
+      </w:pPr>
+      <w:r>
+        <w:rPr>
+          <w:rFonts w:asciiTheme="majorBidi" w:hAnsiTheme="majorBidi" w:cstheme="majorBidi"/>
+          <w:sz w:val="28"/>
+          <w:szCs w:val="28"/>
+        </w:rPr>
+        <w:t>Mount hiding behavior → true for all mount types</w:t>
+      </w:r>
+    </w:p>
+    <w:p>
+      <w:pPr>
+        <w:pStyle w:val="ListParagraph"/>
+        <w:numPr>
+          <w:ilvl w:val="0"/>
+          <w:numId w:val="36"/>
+        </w:numPr>
+        <w:ind w:left="1080"/>
+        <w:jc w:val="both"/>
+        <w:rPr>
+          <w:rFonts w:asciiTheme="majorBidi" w:hAnsiTheme="majorBidi" w:cstheme="majorBidi"/>
+          <w:sz w:val="28"/>
+          <w:szCs w:val="28"/>
+        </w:rPr>
+      </w:pPr>
+      <w:r>
+        <w:rPr>
+          <w:rFonts w:asciiTheme="majorBidi" w:hAnsiTheme="majorBidi" w:cstheme="majorBidi"/>
+          <w:sz w:val="28"/>
+          <w:szCs w:val="28"/>
+        </w:rPr>
+        <w:t>Automatic first-time copy → only for Docker-managed volumes</w:t>
+      </w:r>
+    </w:p>
+    <w:p>
+      <w:pPr>
+        <w:pStyle w:val="ListParagraph"/>
+        <w:numPr>
+          <w:ilvl w:val="0"/>
+          <w:numId w:val="36"/>
+        </w:numPr>
+        <w:spacing w:after="60"/>
+        <w:ind w:left="360"/>
+        <w:jc w:val="both"/>
+        <w:rPr>
+          <w:rFonts w:asciiTheme="majorBidi" w:hAnsiTheme="majorBidi" w:cstheme="majorBidi"/>
+          <w:b/>
+          <w:bCs/>
+          <w:sz w:val="32"/>
+          <w:szCs w:val="32"/>
+        </w:rPr>
+      </w:pPr>
+      <w:r>
+        <w:rPr>
+          <w:rFonts w:asciiTheme="majorBidi" w:hAnsiTheme="majorBidi" w:cstheme="majorBidi"/>
+          <w:b/>
+          <w:bCs/>
+          <w:sz w:val="32"/>
+          <w:szCs w:val="32"/>
+        </w:rPr>
+        <w:t>Anonymous volumes</w:t>
+      </w:r>
+      <w:r>
+        <w:rPr>
+          <w:rFonts w:asciiTheme="majorBidi" w:hAnsiTheme="majorBidi" w:cstheme="majorBidi"/>
+          <w:b/>
+          <w:bCs/>
+          <w:sz w:val="32"/>
+          <w:szCs w:val="32"/>
+        </w:rPr>
+        <w:t>:</w:t>
+      </w:r>
+    </w:p>
+    <w:p>
+      <w:pPr>
+        <w:spacing w:after="0"/>
+        <w:ind w:left="360"/>
+        <w:jc w:val="both"/>
+        <w:rPr>
+          <w:rFonts w:asciiTheme="majorBidi" w:hAnsiTheme="majorBidi" w:cstheme="majorBidi"/>
+          <w:sz w:val="28"/>
+          <w:szCs w:val="28"/>
+        </w:rPr>
+      </w:pPr>
+      <w:r>
+        <w:rPr>
+          <w:rFonts w:asciiTheme="majorBidi" w:hAnsiTheme="majorBidi" w:cstheme="majorBidi"/>
+          <w:sz w:val="28"/>
+          <w:szCs w:val="28"/>
+        </w:rPr>
+        <w:t>Created automatically when you use:</w:t>
+      </w:r>
+    </w:p>
+    <w:p>
+      <w:pPr>
+        <w:spacing w:after="0"/>
+        <w:ind w:left="360"/>
+        <w:jc w:val="both"/>
+        <w:rPr>
+          <w:rFonts w:asciiTheme="majorBidi" w:hAnsiTheme="majorBidi" w:cstheme="majorBidi"/>
+          <w:b/>
+          <w:bCs/>
+          <w:i/>
+          <w:iCs/>
+          <w:sz w:val="28"/>
+          <w:szCs w:val="28"/>
+        </w:rPr>
+      </w:pPr>
+      <w:r>
+        <w:rPr>
+          <w:rFonts w:asciiTheme="majorBidi" w:hAnsiTheme="majorBidi" w:cstheme="majorBidi"/>
+          <w:b/>
+          <w:bCs/>
+          <w:i/>
+          <w:iCs/>
+          <w:sz w:val="28"/>
+          <w:szCs w:val="28"/>
+        </w:rPr>
+        <w:lastRenderedPageBreak/>
+        <w:t>docker run -v /data nginx</w:t>
+      </w:r>
+    </w:p>
+    <w:p>
+      <w:pPr>
+        <w:ind w:left="360"/>
+        <w:jc w:val="both"/>
+        <w:rPr>
+          <w:rFonts w:asciiTheme="majorBidi" w:hAnsiTheme="majorBidi" w:cstheme="majorBidi"/>
+          <w:sz w:val="28"/>
+          <w:szCs w:val="28"/>
+        </w:rPr>
+      </w:pPr>
+      <w:r>
+        <w:rPr>
+          <w:rFonts w:asciiTheme="majorBidi" w:hAnsiTheme="majorBidi" w:cstheme="majorBidi"/>
+          <w:sz w:val="28"/>
+          <w:szCs w:val="28"/>
+        </w:rPr>
+        <w:t xml:space="preserve">Docker creates a random volume name. If you don’t remove it with </w:t>
+      </w:r>
+      <w:r>
+        <w:rPr>
+          <w:rFonts w:asciiTheme="majorBidi" w:hAnsiTheme="majorBidi" w:cstheme="majorBidi"/>
+          <w:b/>
+          <w:bCs/>
+          <w:i/>
+          <w:iCs/>
+          <w:sz w:val="28"/>
+          <w:szCs w:val="28"/>
+        </w:rPr>
+        <w:t>docker rm -v</w:t>
+      </w:r>
+      <w:r>
+        <w:rPr>
+          <w:rFonts w:asciiTheme="majorBidi" w:hAnsiTheme="majorBidi" w:cstheme="majorBidi"/>
+          <w:sz w:val="28"/>
+          <w:szCs w:val="28"/>
+        </w:rPr>
+        <w:t>, it stays behind and accumulates. Classic disk leak.</w:t>
+      </w:r>
+    </w:p>
+    <w:p>
+      <w:pPr>
+        <w:ind w:left="360"/>
+        <w:jc w:val="both"/>
+        <w:rPr>
+          <w:rFonts w:asciiTheme="majorBidi" w:hAnsiTheme="majorBidi" w:cstheme="majorBidi"/>
+          <w:sz w:val="28"/>
+          <w:szCs w:val="28"/>
+        </w:rPr>
+      </w:pPr>
+      <w:r>
+        <w:rPr>
+          <w:rFonts w:asciiTheme="majorBidi" w:hAnsiTheme="majorBidi" w:cstheme="majorBidi"/>
+          <w:sz w:val="28"/>
+          <w:szCs w:val="28"/>
+        </w:rPr>
+        <w:t>All volumes</w:t>
+      </w:r>
+      <w:r>
+        <w:rPr>
+          <w:rFonts w:asciiTheme="majorBidi" w:hAnsiTheme="majorBidi" w:cstheme="majorBidi"/>
+          <w:sz w:val="28"/>
+          <w:szCs w:val="28"/>
+        </w:rPr>
+        <w:t xml:space="preserve">, </w:t>
+      </w:r>
+      <w:r>
+        <w:rPr>
+          <w:rFonts w:asciiTheme="majorBidi" w:hAnsiTheme="majorBidi" w:cstheme="majorBidi"/>
+          <w:sz w:val="28"/>
+          <w:szCs w:val="28"/>
+        </w:rPr>
+        <w:t>named and anonymous</w:t>
+      </w:r>
+      <w:r>
+        <w:rPr>
+          <w:rFonts w:asciiTheme="majorBidi" w:hAnsiTheme="majorBidi" w:cstheme="majorBidi"/>
+          <w:sz w:val="28"/>
+          <w:szCs w:val="28"/>
+        </w:rPr>
+        <w:t>,</w:t>
+      </w:r>
+      <w:r>
+        <w:rPr>
+          <w:rFonts w:asciiTheme="majorBidi" w:hAnsiTheme="majorBidi" w:cstheme="majorBidi"/>
+          <w:sz w:val="28"/>
+          <w:szCs w:val="28"/>
+        </w:rPr>
+        <w:t xml:space="preserve"> live under:</w:t>
+      </w:r>
+      <w:r>
+        <w:rPr>
+          <w:rFonts w:asciiTheme="majorBidi" w:hAnsiTheme="majorBidi" w:cstheme="majorBidi"/>
+          <w:sz w:val="28"/>
+          <w:szCs w:val="28"/>
+        </w:rPr>
+        <w:t xml:space="preserve"> </w:t>
+      </w:r>
+      <w:r>
+        <w:rPr>
+          <w:rFonts w:asciiTheme="majorBidi" w:hAnsiTheme="majorBidi" w:cstheme="majorBidi"/>
+          <w:b/>
+          <w:bCs/>
+          <w:i/>
+          <w:iCs/>
+          <w:sz w:val="28"/>
+          <w:szCs w:val="28"/>
+        </w:rPr>
+        <w:t>/var/lib/docker/volumes/</w:t>
+      </w:r>
+      <w:r>
+        <w:rPr>
+          <w:rFonts w:asciiTheme="majorBidi" w:hAnsiTheme="majorBidi" w:cstheme="majorBidi"/>
+          <w:b/>
+          <w:bCs/>
+          <w:i/>
+          <w:iCs/>
+          <w:sz w:val="28"/>
+          <w:szCs w:val="28"/>
+        </w:rPr>
+        <w:t xml:space="preserve">, </w:t>
+      </w:r>
+      <w:proofErr w:type="gramStart"/>
+      <w:r>
+        <w:rPr>
+          <w:rFonts w:asciiTheme="majorBidi" w:hAnsiTheme="majorBidi" w:cstheme="majorBidi"/>
+          <w:sz w:val="28"/>
+          <w:szCs w:val="28"/>
+        </w:rPr>
+        <w:t>Inside</w:t>
+      </w:r>
+      <w:proofErr w:type="gramEnd"/>
+      <w:r>
+        <w:rPr>
+          <w:rFonts w:asciiTheme="majorBidi" w:hAnsiTheme="majorBidi" w:cstheme="majorBidi"/>
+          <w:sz w:val="28"/>
+          <w:szCs w:val="28"/>
+        </w:rPr>
+        <w:t xml:space="preserve"> that directory, each volume has its own folder</w:t>
+      </w:r>
+      <w:r>
+        <w:rPr>
+          <w:rFonts w:asciiTheme="majorBidi" w:hAnsiTheme="majorBidi" w:cstheme="majorBidi"/>
+          <w:sz w:val="28"/>
+          <w:szCs w:val="28"/>
+        </w:rPr>
+        <w:t>.</w:t>
+      </w:r>
+    </w:p>
+    <w:p>
+      <w:pPr>
+        <w:ind w:left="360"/>
+        <w:jc w:val="both"/>
+        <w:rPr>
+          <w:rFonts w:asciiTheme="majorBidi" w:hAnsiTheme="majorBidi" w:cstheme="majorBidi"/>
+          <w:sz w:val="28"/>
+          <w:szCs w:val="28"/>
+        </w:rPr>
+      </w:pPr>
+      <w:r>
+        <w:rPr>
+          <w:rFonts w:asciiTheme="majorBidi" w:hAnsiTheme="majorBidi" w:cstheme="majorBidi"/>
+          <w:sz w:val="28"/>
+          <w:szCs w:val="28"/>
+        </w:rPr>
+        <w:t>If you do:</w:t>
+      </w:r>
+      <w:r>
+        <w:rPr>
+          <w:rFonts w:asciiTheme="majorBidi" w:hAnsiTheme="majorBidi" w:cstheme="majorBidi"/>
+          <w:sz w:val="28"/>
+          <w:szCs w:val="28"/>
+        </w:rPr>
+        <w:t xml:space="preserve"> </w:t>
+      </w:r>
+      <w:r>
+        <w:rPr>
+          <w:rFonts w:asciiTheme="majorBidi" w:hAnsiTheme="majorBidi" w:cstheme="majorBidi"/>
+          <w:sz w:val="28"/>
+          <w:szCs w:val="28"/>
+        </w:rPr>
+        <w:t xml:space="preserve">docker </w:t>
+      </w:r>
+      <w:r>
+        <w:rPr>
+          <w:rFonts w:asciiTheme="majorBidi" w:hAnsiTheme="majorBidi" w:cstheme="majorBidi"/>
+          <w:b/>
+          <w:bCs/>
+          <w:i/>
+          <w:iCs/>
+          <w:sz w:val="28"/>
+          <w:szCs w:val="28"/>
+        </w:rPr>
+        <w:t>run -v /app/data nginx</w:t>
+      </w:r>
+      <w:r>
+        <w:rPr>
+          <w:rFonts w:asciiTheme="majorBidi" w:hAnsiTheme="majorBidi" w:cstheme="majorBidi"/>
+          <w:sz w:val="28"/>
+          <w:szCs w:val="28"/>
+        </w:rPr>
+        <w:t xml:space="preserve"> </w:t>
+      </w:r>
+      <w:r>
+        <w:rPr>
+          <w:rFonts w:asciiTheme="majorBidi" w:hAnsiTheme="majorBidi" w:cstheme="majorBidi"/>
+          <w:sz w:val="28"/>
+          <w:szCs w:val="28"/>
+        </w:rPr>
+        <w:t>→</w:t>
+      </w:r>
+      <w:r>
+        <w:rPr>
+          <w:rFonts w:asciiTheme="majorBidi" w:hAnsiTheme="majorBidi" w:cstheme="majorBidi"/>
+          <w:sz w:val="28"/>
+          <w:szCs w:val="28"/>
+        </w:rPr>
+        <w:t xml:space="preserve"> </w:t>
+      </w:r>
+      <w:r>
+        <w:rPr>
+          <w:rFonts w:asciiTheme="majorBidi" w:hAnsiTheme="majorBidi" w:cstheme="majorBidi"/>
+          <w:sz w:val="28"/>
+          <w:szCs w:val="28"/>
+        </w:rPr>
+        <w:t xml:space="preserve">You did not specify a source. </w:t>
+      </w:r>
+      <w:proofErr w:type="gramStart"/>
+      <w:r>
+        <w:rPr>
+          <w:rFonts w:asciiTheme="majorBidi" w:hAnsiTheme="majorBidi" w:cstheme="majorBidi"/>
+          <w:sz w:val="28"/>
+          <w:szCs w:val="28"/>
+        </w:rPr>
+        <w:t>So</w:t>
+      </w:r>
+      <w:proofErr w:type="gramEnd"/>
+      <w:r>
+        <w:rPr>
+          <w:rFonts w:asciiTheme="majorBidi" w:hAnsiTheme="majorBidi" w:cstheme="majorBidi"/>
+          <w:sz w:val="28"/>
+          <w:szCs w:val="28"/>
+        </w:rPr>
+        <w:t xml:space="preserve"> Docker creates a volume automatically.</w:t>
+      </w:r>
+      <w:r>
+        <w:rPr>
+          <w:rFonts w:asciiTheme="majorBidi" w:hAnsiTheme="majorBidi" w:cstheme="majorBidi"/>
+          <w:sz w:val="28"/>
+          <w:szCs w:val="28"/>
+        </w:rPr>
+        <w:t xml:space="preserve"> </w:t>
+      </w:r>
+      <w:r>
+        <w:rPr>
+          <w:rFonts w:asciiTheme="majorBidi" w:hAnsiTheme="majorBidi" w:cstheme="majorBidi"/>
+          <w:sz w:val="28"/>
+          <w:szCs w:val="28"/>
+        </w:rPr>
+        <w:t>Its name will look like:</w:t>
+      </w:r>
+      <w:r>
+        <w:rPr>
+          <w:rFonts w:asciiTheme="majorBidi" w:hAnsiTheme="majorBidi" w:cstheme="majorBidi"/>
+          <w:sz w:val="28"/>
+          <w:szCs w:val="28"/>
+        </w:rPr>
+        <w:t xml:space="preserve"> </w:t>
+      </w:r>
+      <w:r>
+        <w:rPr>
+          <w:rFonts w:asciiTheme="majorBidi" w:hAnsiTheme="majorBidi" w:cstheme="majorBidi"/>
+          <w:b/>
+          <w:bCs/>
+          <w:i/>
+          <w:iCs/>
+          <w:sz w:val="28"/>
+          <w:szCs w:val="28"/>
+        </w:rPr>
+        <w:t>3f5d8c2a9a4e...</w:t>
+      </w:r>
+      <w:r>
+        <w:rPr>
+          <w:rFonts w:asciiTheme="majorBidi" w:hAnsiTheme="majorBidi" w:cstheme="majorBidi"/>
+          <w:sz w:val="28"/>
+          <w:szCs w:val="28"/>
+        </w:rPr>
+        <w:t xml:space="preserve"> </w:t>
+      </w:r>
+      <w:r>
+        <w:rPr>
+          <w:rFonts w:asciiTheme="majorBidi" w:hAnsiTheme="majorBidi" w:cstheme="majorBidi"/>
+          <w:sz w:val="28"/>
+          <w:szCs w:val="28"/>
+        </w:rPr>
+        <w:t>→</w:t>
+      </w:r>
+      <w:r>
+        <w:rPr>
+          <w:rFonts w:asciiTheme="majorBidi" w:hAnsiTheme="majorBidi" w:cstheme="majorBidi"/>
+          <w:sz w:val="28"/>
+          <w:szCs w:val="28"/>
+        </w:rPr>
+        <w:t xml:space="preserve"> </w:t>
+      </w:r>
+      <w:r>
+        <w:rPr>
+          <w:rFonts w:asciiTheme="majorBidi" w:hAnsiTheme="majorBidi" w:cstheme="majorBidi"/>
+          <w:sz w:val="28"/>
+          <w:szCs w:val="28"/>
+        </w:rPr>
+        <w:t>That name is just a long hash-like string.</w:t>
+      </w:r>
+      <w:r>
+        <w:rPr>
+          <w:rFonts w:asciiTheme="majorBidi" w:hAnsiTheme="majorBidi" w:cstheme="majorBidi"/>
+          <w:sz w:val="28"/>
+          <w:szCs w:val="28"/>
+        </w:rPr>
+        <w:t xml:space="preserve"> </w:t>
+      </w:r>
+      <w:r>
+        <w:rPr>
+          <w:rFonts w:asciiTheme="majorBidi" w:hAnsiTheme="majorBidi" w:cstheme="majorBidi"/>
+          <w:sz w:val="28"/>
+          <w:szCs w:val="28"/>
+        </w:rPr>
+        <w:t>On the host, you’ll see:</w:t>
+      </w:r>
+      <w:r>
+        <w:rPr>
+          <w:rFonts w:asciiTheme="majorBidi" w:hAnsiTheme="majorBidi" w:cstheme="majorBidi"/>
+          <w:sz w:val="28"/>
+          <w:szCs w:val="28"/>
+        </w:rPr>
+        <w:t xml:space="preserve"> </w:t>
+      </w:r>
+      <w:r>
+        <w:rPr>
+          <w:rFonts w:asciiTheme="majorBidi" w:hAnsiTheme="majorBidi" w:cstheme="majorBidi"/>
+          <w:b/>
+          <w:bCs/>
+          <w:i/>
+          <w:iCs/>
+          <w:sz w:val="28"/>
+          <w:szCs w:val="28"/>
+        </w:rPr>
+        <w:t>/var/lib/docker/volumes/3f5d8c2a9a1b4e/_data</w:t>
+      </w:r>
+    </w:p>
+    <w:p>
+      <w:pPr>
+        <w:pStyle w:val="ListParagraph"/>
+        <w:numPr>
+          <w:ilvl w:val="0"/>
+          <w:numId w:val="36"/>
+        </w:numPr>
+        <w:spacing w:after="60"/>
+        <w:ind w:left="360"/>
+        <w:rPr>
+          <w:rFonts w:asciiTheme="majorBidi" w:hAnsiTheme="majorBidi" w:cstheme="majorBidi"/>
+          <w:b/>
+          <w:bCs/>
+          <w:sz w:val="32"/>
+          <w:szCs w:val="32"/>
+        </w:rPr>
+      </w:pPr>
+      <w:r>
+        <w:rPr>
+          <w:rFonts w:asciiTheme="majorBidi" w:hAnsiTheme="majorBidi" w:cstheme="majorBidi"/>
+          <w:b/>
+          <w:bCs/>
+          <w:sz w:val="32"/>
+          <w:szCs w:val="32"/>
+        </w:rPr>
+        <w:t>Bind mounts</w:t>
+      </w:r>
+      <w:r>
+        <w:rPr>
+          <w:rFonts w:asciiTheme="majorBidi" w:hAnsiTheme="majorBidi" w:cstheme="majorBidi"/>
+          <w:b/>
+          <w:bCs/>
+          <w:sz w:val="32"/>
+          <w:szCs w:val="32"/>
+        </w:rPr>
+        <w:t>:</w:t>
+      </w:r>
+    </w:p>
+    <w:p>
+      <w:pPr>
+        <w:spacing w:after="0"/>
+        <w:ind w:left="360"/>
+        <w:rPr>
+          <w:rFonts w:asciiTheme="majorBidi" w:hAnsiTheme="majorBidi" w:cstheme="majorBidi"/>
+          <w:sz w:val="28"/>
+          <w:szCs w:val="28"/>
+        </w:rPr>
+      </w:pPr>
+      <w:r>
+        <w:rPr>
+          <w:rFonts w:asciiTheme="majorBidi" w:hAnsiTheme="majorBidi" w:cstheme="majorBidi"/>
+          <w:sz w:val="28"/>
+          <w:szCs w:val="28"/>
+        </w:rPr>
+        <w:t>Instead of Docker-managed volume, you mount an existing host path:</w:t>
+      </w:r>
+    </w:p>
+    <w:p>
+      <w:pPr>
+        <w:spacing w:after="0"/>
+        <w:ind w:left="360"/>
+        <w:rPr>
+          <w:rFonts w:asciiTheme="majorBidi" w:hAnsiTheme="majorBidi" w:cstheme="majorBidi"/>
+          <w:b/>
+          <w:bCs/>
+          <w:i/>
+          <w:iCs/>
+          <w:sz w:val="28"/>
+          <w:szCs w:val="28"/>
+        </w:rPr>
+      </w:pPr>
+      <w:r>
+        <w:rPr>
+          <w:rFonts w:asciiTheme="majorBidi" w:hAnsiTheme="majorBidi" w:cstheme="majorBidi"/>
+          <w:b/>
+          <w:bCs/>
+          <w:i/>
+          <w:iCs/>
+          <w:sz w:val="28"/>
+          <w:szCs w:val="28"/>
+        </w:rPr>
+        <w:t>docker run -v /host/path:/container/path nginx</w:t>
+      </w:r>
+    </w:p>
+    <w:p>
+      <w:pPr>
+        <w:spacing w:after="0"/>
+        <w:ind w:left="360"/>
+        <w:rPr>
+          <w:rFonts w:asciiTheme="majorBidi" w:hAnsiTheme="majorBidi" w:cstheme="majorBidi"/>
+          <w:sz w:val="28"/>
+          <w:szCs w:val="28"/>
+        </w:rPr>
+      </w:pPr>
+      <w:r>
+        <w:rPr>
+          <w:rFonts w:asciiTheme="majorBidi" w:hAnsiTheme="majorBidi" w:cstheme="majorBidi"/>
+          <w:sz w:val="28"/>
+          <w:szCs w:val="28"/>
+        </w:rPr>
+        <w:t>Or modern syntax:</w:t>
+      </w:r>
+    </w:p>
+    <w:p>
+      <w:pPr>
+        <w:spacing w:after="0"/>
+        <w:ind w:left="360"/>
+        <w:rPr>
+          <w:rFonts w:asciiTheme="majorBidi" w:hAnsiTheme="majorBidi" w:cstheme="majorBidi"/>
+          <w:b/>
+          <w:bCs/>
+          <w:i/>
+          <w:iCs/>
+          <w:sz w:val="28"/>
+          <w:szCs w:val="28"/>
+        </w:rPr>
+      </w:pPr>
+      <w:r>
+        <w:rPr>
+          <w:rFonts w:asciiTheme="majorBidi" w:hAnsiTheme="majorBidi" w:cstheme="majorBidi"/>
+          <w:b/>
+          <w:bCs/>
+          <w:i/>
+          <w:iCs/>
+          <w:sz w:val="28"/>
+          <w:szCs w:val="28"/>
+        </w:rPr>
+        <w:t>docker run --mount type=</w:t>
+      </w:r>
+      <w:proofErr w:type="spellStart"/>
+      <w:proofErr w:type="gramStart"/>
+      <w:r>
+        <w:rPr>
+          <w:rFonts w:asciiTheme="majorBidi" w:hAnsiTheme="majorBidi" w:cstheme="majorBidi"/>
+          <w:b/>
+          <w:bCs/>
+          <w:i/>
+          <w:iCs/>
+          <w:sz w:val="28"/>
+          <w:szCs w:val="28"/>
+        </w:rPr>
+        <w:t>bind,source</w:t>
+      </w:r>
+      <w:proofErr w:type="spellEnd"/>
+      <w:proofErr w:type="gramEnd"/>
+      <w:r>
+        <w:rPr>
+          <w:rFonts w:asciiTheme="majorBidi" w:hAnsiTheme="majorBidi" w:cstheme="majorBidi"/>
+          <w:b/>
+          <w:bCs/>
+          <w:i/>
+          <w:iCs/>
+          <w:sz w:val="28"/>
+          <w:szCs w:val="28"/>
+        </w:rPr>
+        <w:t>=/host/</w:t>
+      </w:r>
+      <w:proofErr w:type="spellStart"/>
+      <w:proofErr w:type="gramStart"/>
+      <w:r>
+        <w:rPr>
+          <w:rFonts w:asciiTheme="majorBidi" w:hAnsiTheme="majorBidi" w:cstheme="majorBidi"/>
+          <w:b/>
+          <w:bCs/>
+          <w:i/>
+          <w:iCs/>
+          <w:sz w:val="28"/>
+          <w:szCs w:val="28"/>
+        </w:rPr>
+        <w:t>path,target</w:t>
+      </w:r>
+      <w:proofErr w:type="spellEnd"/>
+      <w:proofErr w:type="gramEnd"/>
+      <w:r>
+        <w:rPr>
+          <w:rFonts w:asciiTheme="majorBidi" w:hAnsiTheme="majorBidi" w:cstheme="majorBidi"/>
+          <w:b/>
+          <w:bCs/>
+          <w:i/>
+          <w:iCs/>
+          <w:sz w:val="28"/>
+          <w:szCs w:val="28"/>
+        </w:rPr>
+        <w:t>=/container/path nginx</w:t>
+      </w:r>
+    </w:p>
+    <w:p>
+      <w:pPr>
+        <w:spacing w:after="0"/>
+        <w:ind w:left="360"/>
+        <w:rPr>
+          <w:rFonts w:asciiTheme="majorBidi" w:hAnsiTheme="majorBidi" w:cstheme="majorBidi"/>
+          <w:sz w:val="28"/>
+          <w:szCs w:val="28"/>
+        </w:rPr>
+      </w:pPr>
+      <w:r>
+        <w:rPr>
+          <w:rFonts w:asciiTheme="majorBidi" w:hAnsiTheme="majorBidi" w:cstheme="majorBidi"/>
+          <w:sz w:val="28"/>
+          <w:szCs w:val="28"/>
+        </w:rPr>
+        <w:t>This directly maps a specific host directory.</w:t>
+      </w:r>
+    </w:p>
+    <w:p>
+      <w:pPr>
+        <w:spacing w:after="0"/>
+        <w:ind w:left="360"/>
+        <w:rPr>
+          <w:rFonts w:asciiTheme="majorBidi" w:hAnsiTheme="majorBidi" w:cstheme="majorBidi"/>
+          <w:sz w:val="28"/>
+          <w:szCs w:val="28"/>
+        </w:rPr>
+      </w:pPr>
+      <w:r>
+        <w:rPr>
+          <w:rFonts w:asciiTheme="majorBidi" w:hAnsiTheme="majorBidi" w:cstheme="majorBidi"/>
+          <w:sz w:val="28"/>
+          <w:szCs w:val="28"/>
+        </w:rPr>
+        <w:t>Bind mounts are powerful but dangerous:</w:t>
+      </w:r>
+    </w:p>
+    <w:p>
+      <w:pPr>
+        <w:pStyle w:val="ListParagraph"/>
+        <w:numPr>
+          <w:ilvl w:val="1"/>
+          <w:numId w:val="36"/>
+        </w:numPr>
+        <w:spacing w:after="0"/>
+        <w:ind w:left="720"/>
+        <w:rPr>
+          <w:rFonts w:asciiTheme="majorBidi" w:hAnsiTheme="majorBidi" w:cstheme="majorBidi"/>
+          <w:sz w:val="28"/>
+          <w:szCs w:val="28"/>
+        </w:rPr>
+      </w:pPr>
+      <w:r>
+        <w:rPr>
+          <w:rFonts w:asciiTheme="majorBidi" w:hAnsiTheme="majorBidi" w:cstheme="majorBidi"/>
+          <w:sz w:val="28"/>
+          <w:szCs w:val="28"/>
+        </w:rPr>
+        <w:t>Container can modify host files.</w:t>
+      </w:r>
+    </w:p>
+    <w:p>
+      <w:pPr>
+        <w:pStyle w:val="ListParagraph"/>
+        <w:numPr>
+          <w:ilvl w:val="1"/>
+          <w:numId w:val="36"/>
+        </w:numPr>
+        <w:spacing w:after="0"/>
+        <w:ind w:left="720"/>
+        <w:rPr>
+          <w:rFonts w:asciiTheme="majorBidi" w:hAnsiTheme="majorBidi" w:cstheme="majorBidi"/>
+          <w:sz w:val="28"/>
+          <w:szCs w:val="28"/>
+        </w:rPr>
+      </w:pPr>
+      <w:r>
+        <w:rPr>
+          <w:rFonts w:asciiTheme="majorBidi" w:hAnsiTheme="majorBidi" w:cstheme="majorBidi"/>
+          <w:sz w:val="28"/>
+          <w:szCs w:val="28"/>
+        </w:rPr>
+        <w:t>Permissions can conflict.</w:t>
+      </w:r>
+    </w:p>
+    <w:p>
+      <w:pPr>
+        <w:pStyle w:val="ListParagraph"/>
+        <w:numPr>
+          <w:ilvl w:val="1"/>
+          <w:numId w:val="36"/>
+        </w:numPr>
+        <w:spacing w:after="0"/>
+        <w:ind w:left="720"/>
+        <w:rPr>
+          <w:rFonts w:asciiTheme="majorBidi" w:hAnsiTheme="majorBidi" w:cstheme="majorBidi"/>
+          <w:sz w:val="28"/>
+          <w:szCs w:val="28"/>
+        </w:rPr>
+      </w:pPr>
+      <w:r>
+        <w:rPr>
+          <w:rFonts w:asciiTheme="majorBidi" w:hAnsiTheme="majorBidi" w:cstheme="majorBidi"/>
+          <w:sz w:val="28"/>
+          <w:szCs w:val="28"/>
+        </w:rPr>
+        <w:t>Not portable across hosts.</w:t>
+      </w:r>
+    </w:p>
+    <w:p>
+      <w:pPr>
+        <w:ind w:left="360"/>
+        <w:rPr>
+          <w:rFonts w:asciiTheme="majorBidi" w:hAnsiTheme="majorBidi" w:cstheme="majorBidi"/>
+          <w:sz w:val="28"/>
+          <w:szCs w:val="28"/>
+        </w:rPr>
+      </w:pPr>
+      <w:r>
+        <w:rPr>
+          <w:rFonts w:asciiTheme="majorBidi" w:hAnsiTheme="majorBidi" w:cstheme="majorBidi"/>
+          <w:sz w:val="28"/>
+          <w:szCs w:val="28"/>
+        </w:rPr>
+        <w:t>Volumes are safer and more abstract.</w:t>
+      </w:r>
+    </w:p>
+    <w:p>
+      <w:pPr>
+        <w:rPr>
+          <w:rFonts w:asciiTheme="majorBidi" w:hAnsiTheme="majorBidi" w:cstheme="majorBidi"/>
+          <w:sz w:val="28"/>
+          <w:szCs w:val="28"/>
+        </w:rPr>
+      </w:pPr>
+      <w:r>
+        <w:rPr>
+          <w:rFonts w:asciiTheme="majorBidi" w:hAnsiTheme="majorBidi" w:cstheme="majorBidi"/>
+          <w:sz w:val="28"/>
+          <w:szCs w:val="28"/>
+        </w:rPr>
+        <w:t>Volumes bypass overlay copy-on-write. That means:</w:t>
+      </w:r>
+    </w:p>
+    <w:p>
+      <w:pPr>
+        <w:pStyle w:val="ListParagraph"/>
+        <w:numPr>
+          <w:ilvl w:val="0"/>
+          <w:numId w:val="36"/>
+        </w:numPr>
+        <w:ind w:left="360"/>
+        <w:rPr>
+          <w:rFonts w:asciiTheme="majorBidi" w:hAnsiTheme="majorBidi" w:cstheme="majorBidi"/>
+          <w:sz w:val="28"/>
+          <w:szCs w:val="28"/>
+        </w:rPr>
+      </w:pPr>
+      <w:r>
+        <w:rPr>
+          <w:rFonts w:asciiTheme="majorBidi" w:hAnsiTheme="majorBidi" w:cstheme="majorBidi"/>
+          <w:sz w:val="28"/>
+          <w:szCs w:val="28"/>
+        </w:rPr>
+        <w:t>Better performance for databases.</w:t>
+      </w:r>
+    </w:p>
+    <w:p>
+      <w:pPr>
+        <w:pStyle w:val="ListParagraph"/>
+        <w:numPr>
+          <w:ilvl w:val="0"/>
+          <w:numId w:val="36"/>
+        </w:numPr>
+        <w:ind w:left="360"/>
+        <w:rPr>
+          <w:rFonts w:asciiTheme="majorBidi" w:hAnsiTheme="majorBidi" w:cstheme="majorBidi"/>
+          <w:sz w:val="28"/>
+          <w:szCs w:val="28"/>
+        </w:rPr>
+      </w:pPr>
+      <w:r>
+        <w:rPr>
+          <w:rFonts w:asciiTheme="majorBidi" w:hAnsiTheme="majorBidi" w:cstheme="majorBidi"/>
+          <w:sz w:val="28"/>
+          <w:szCs w:val="28"/>
+        </w:rPr>
+        <w:t>Fewer filesystem layer lookups.</w:t>
+      </w:r>
+    </w:p>
+    <w:p>
+      <w:pPr>
+        <w:pStyle w:val="ListParagraph"/>
+        <w:numPr>
+          <w:ilvl w:val="0"/>
+          <w:numId w:val="36"/>
+        </w:numPr>
+        <w:ind w:left="360"/>
+        <w:rPr>
+          <w:rFonts w:asciiTheme="majorBidi" w:hAnsiTheme="majorBidi" w:cstheme="majorBidi"/>
+          <w:sz w:val="28"/>
+          <w:szCs w:val="28"/>
+        </w:rPr>
+      </w:pPr>
+      <w:r>
+        <w:rPr>
+          <w:rFonts w:asciiTheme="majorBidi" w:hAnsiTheme="majorBidi" w:cstheme="majorBidi"/>
+          <w:sz w:val="28"/>
+          <w:szCs w:val="28"/>
+        </w:rPr>
+        <w:t>No whiteout complexity.</w:t>
+      </w:r>
+    </w:p>
+    <w:p>
+      <w:pPr>
+        <w:rPr>
+          <w:rFonts w:asciiTheme="majorBidi" w:hAnsiTheme="majorBidi" w:cstheme="majorBidi"/>
+          <w:sz w:val="28"/>
+          <w:szCs w:val="28"/>
+        </w:rPr>
+      </w:pPr>
+      <w:r>
+        <w:rPr>
+          <w:rFonts w:asciiTheme="majorBidi" w:hAnsiTheme="majorBidi" w:cstheme="majorBidi"/>
+          <w:sz w:val="28"/>
+          <w:szCs w:val="28"/>
+        </w:rPr>
+        <w:t>This is why serious workloads must use volumes.</w:t>
+      </w:r>
+    </w:p>
+    <w:p>
+      <w:pPr>
+        <w:spacing w:after="120"/>
+        <w:rPr>
+          <w:rFonts w:asciiTheme="majorBidi" w:hAnsiTheme="majorBidi" w:cstheme="majorBidi"/>
+          <w:b/>
+          <w:bCs/>
+          <w:sz w:val="28"/>
+          <w:szCs w:val="28"/>
+        </w:rPr>
+      </w:pPr>
+      <w:r>
+        <w:rPr>
+          <w:rFonts w:asciiTheme="majorBidi" w:hAnsiTheme="majorBidi" w:cstheme="majorBidi"/>
+          <w:b/>
+          <w:bCs/>
+          <w:sz w:val="28"/>
+          <w:szCs w:val="28"/>
+        </w:rPr>
+        <w:t>I</w:t>
+      </w:r>
+      <w:r>
+        <w:rPr>
+          <w:rFonts w:asciiTheme="majorBidi" w:hAnsiTheme="majorBidi" w:cstheme="majorBidi"/>
+          <w:b/>
+          <w:bCs/>
+          <w:sz w:val="28"/>
+          <w:szCs w:val="28"/>
+        </w:rPr>
+        <w:t>mportant commands</w:t>
+      </w:r>
+      <w:r>
+        <w:rPr>
+          <w:rFonts w:asciiTheme="majorBidi" w:hAnsiTheme="majorBidi" w:cstheme="majorBidi"/>
+          <w:b/>
+          <w:bCs/>
+          <w:sz w:val="28"/>
+          <w:szCs w:val="28"/>
+        </w:rPr>
+        <w:t>:</w:t>
+      </w:r>
+    </w:p>
+    <w:p>
+      <w:pPr>
+        <w:pStyle w:val="ListParagraph"/>
+        <w:numPr>
+          <w:ilvl w:val="0"/>
+          <w:numId w:val="37"/>
+        </w:numPr>
+        <w:ind w:left="504"/>
+        <w:rPr>
+          <w:rFonts w:asciiTheme="majorBidi" w:hAnsiTheme="majorBidi" w:cstheme="majorBidi"/>
+          <w:sz w:val="28"/>
+          <w:szCs w:val="28"/>
+        </w:rPr>
+      </w:pPr>
+      <w:r>
+        <w:rPr>
+          <w:rFonts w:asciiTheme="majorBidi" w:hAnsiTheme="majorBidi" w:cstheme="majorBidi"/>
+          <w:sz w:val="28"/>
+          <w:szCs w:val="28"/>
+        </w:rPr>
+        <w:t>List volumes</w:t>
+      </w:r>
+      <w:r>
+        <w:rPr>
+          <w:rFonts w:asciiTheme="majorBidi" w:hAnsiTheme="majorBidi" w:cstheme="majorBidi"/>
+          <w:sz w:val="28"/>
+          <w:szCs w:val="28"/>
+        </w:rPr>
+        <w:t xml:space="preserve"> </w:t>
+      </w:r>
+      <w:r>
+        <w:rPr>
+          <w:rFonts w:asciiTheme="majorBidi" w:hAnsiTheme="majorBidi" w:cstheme="majorBidi"/>
+          <w:sz w:val="28"/>
+          <w:szCs w:val="28"/>
+        </w:rPr>
+        <w:t xml:space="preserve">→ </w:t>
+      </w:r>
+      <w:r>
+        <w:rPr>
+          <w:rFonts w:asciiTheme="majorBidi" w:hAnsiTheme="majorBidi" w:cstheme="majorBidi"/>
+          <w:b/>
+          <w:bCs/>
+          <w:i/>
+          <w:iCs/>
+          <w:sz w:val="28"/>
+          <w:szCs w:val="28"/>
+        </w:rPr>
+        <w:t>docker volume ls</w:t>
+      </w:r>
+    </w:p>
+    <w:p>
+      <w:pPr>
+        <w:pStyle w:val="ListParagraph"/>
+        <w:numPr>
+          <w:ilvl w:val="0"/>
+          <w:numId w:val="37"/>
+        </w:numPr>
+        <w:ind w:left="504"/>
+        <w:rPr>
+          <w:rFonts w:asciiTheme="majorBidi" w:hAnsiTheme="majorBidi" w:cstheme="majorBidi"/>
+          <w:sz w:val="28"/>
+          <w:szCs w:val="28"/>
+        </w:rPr>
+      </w:pPr>
+      <w:r>
+        <w:rPr>
+          <w:rFonts w:asciiTheme="majorBidi" w:hAnsiTheme="majorBidi" w:cstheme="majorBidi"/>
+          <w:sz w:val="28"/>
+          <w:szCs w:val="28"/>
+        </w:rPr>
+        <w:t>Inspect a volume</w:t>
+      </w:r>
+      <w:r>
+        <w:rPr>
+          <w:rFonts w:asciiTheme="majorBidi" w:hAnsiTheme="majorBidi" w:cstheme="majorBidi"/>
+          <w:sz w:val="28"/>
+          <w:szCs w:val="28"/>
+        </w:rPr>
+        <w:t xml:space="preserve"> </w:t>
+      </w:r>
+      <w:r>
+        <w:rPr>
+          <w:rFonts w:asciiTheme="majorBidi" w:hAnsiTheme="majorBidi" w:cstheme="majorBidi"/>
+          <w:sz w:val="28"/>
+          <w:szCs w:val="28"/>
+        </w:rPr>
+        <w:t xml:space="preserve">→ </w:t>
+      </w:r>
+      <w:r>
+        <w:rPr>
+          <w:rFonts w:asciiTheme="majorBidi" w:hAnsiTheme="majorBidi" w:cstheme="majorBidi"/>
+          <w:b/>
+          <w:bCs/>
+          <w:i/>
+          <w:iCs/>
+          <w:sz w:val="28"/>
+          <w:szCs w:val="28"/>
+        </w:rPr>
+        <w:t xml:space="preserve">docker volume inspect </w:t>
+      </w:r>
+      <w:proofErr w:type="spellStart"/>
+      <w:r>
+        <w:rPr>
+          <w:rFonts w:asciiTheme="majorBidi" w:hAnsiTheme="majorBidi" w:cstheme="majorBidi"/>
+          <w:b/>
+          <w:bCs/>
+          <w:i/>
+          <w:iCs/>
+          <w:sz w:val="28"/>
+          <w:szCs w:val="28"/>
+        </w:rPr>
+        <w:t>mydata</w:t>
+      </w:r>
+      <w:proofErr w:type="spellEnd"/>
+    </w:p>
+    <w:p>
+      <w:pPr>
+        <w:pStyle w:val="ListParagraph"/>
+        <w:numPr>
+          <w:ilvl w:val="0"/>
+          <w:numId w:val="37"/>
+        </w:numPr>
+        <w:ind w:left="504"/>
+        <w:rPr>
+          <w:rFonts w:asciiTheme="majorBidi" w:hAnsiTheme="majorBidi" w:cstheme="majorBidi"/>
+          <w:sz w:val="28"/>
+          <w:szCs w:val="28"/>
+        </w:rPr>
+      </w:pPr>
+      <w:r>
+        <w:rPr>
+          <w:rFonts w:asciiTheme="majorBidi" w:hAnsiTheme="majorBidi" w:cstheme="majorBidi"/>
+          <w:sz w:val="28"/>
+          <w:szCs w:val="28"/>
+        </w:rPr>
+        <w:t>Remove a volume</w:t>
+      </w:r>
+      <w:r>
+        <w:rPr>
+          <w:rFonts w:asciiTheme="majorBidi" w:hAnsiTheme="majorBidi" w:cstheme="majorBidi"/>
+          <w:sz w:val="28"/>
+          <w:szCs w:val="28"/>
+        </w:rPr>
+        <w:t xml:space="preserve"> </w:t>
+      </w:r>
+      <w:r>
+        <w:rPr>
+          <w:rFonts w:asciiTheme="majorBidi" w:hAnsiTheme="majorBidi" w:cstheme="majorBidi"/>
+          <w:sz w:val="28"/>
+          <w:szCs w:val="28"/>
+        </w:rPr>
+        <w:t xml:space="preserve">→ </w:t>
+      </w:r>
+      <w:r>
+        <w:rPr>
+          <w:rFonts w:asciiTheme="majorBidi" w:hAnsiTheme="majorBidi" w:cstheme="majorBidi"/>
+          <w:b/>
+          <w:bCs/>
+          <w:i/>
+          <w:iCs/>
+          <w:sz w:val="28"/>
+          <w:szCs w:val="28"/>
+        </w:rPr>
+        <w:t xml:space="preserve">docker volume rm </w:t>
+      </w:r>
+      <w:proofErr w:type="spellStart"/>
+      <w:r>
+        <w:rPr>
+          <w:rFonts w:asciiTheme="majorBidi" w:hAnsiTheme="majorBidi" w:cstheme="majorBidi"/>
+          <w:b/>
+          <w:bCs/>
+          <w:i/>
+          <w:iCs/>
+          <w:sz w:val="28"/>
+          <w:szCs w:val="28"/>
+        </w:rPr>
+        <w:t>mydata</w:t>
+      </w:r>
+      <w:proofErr w:type="spellEnd"/>
+    </w:p>
+    <w:p>
+      <w:pPr>
+        <w:pStyle w:val="ListParagraph"/>
+        <w:numPr>
+          <w:ilvl w:val="0"/>
+          <w:numId w:val="37"/>
+        </w:numPr>
+        <w:ind w:left="504"/>
+        <w:rPr>
+          <w:rFonts w:asciiTheme="majorBidi" w:hAnsiTheme="majorBidi" w:cstheme="majorBidi"/>
+          <w:sz w:val="28"/>
+          <w:szCs w:val="28"/>
+        </w:rPr>
+      </w:pPr>
+      <w:r>
+        <w:rPr>
+          <w:rFonts w:asciiTheme="majorBidi" w:hAnsiTheme="majorBidi" w:cstheme="majorBidi"/>
+          <w:sz w:val="28"/>
+          <w:szCs w:val="28"/>
+        </w:rPr>
+        <w:t>Remove unused volumes</w:t>
+      </w:r>
+      <w:r>
+        <w:rPr>
+          <w:rFonts w:asciiTheme="majorBidi" w:hAnsiTheme="majorBidi" w:cstheme="majorBidi"/>
+          <w:sz w:val="28"/>
+          <w:szCs w:val="28"/>
+        </w:rPr>
+        <w:t xml:space="preserve"> </w:t>
+      </w:r>
+      <w:r>
+        <w:rPr>
+          <w:rFonts w:asciiTheme="majorBidi" w:hAnsiTheme="majorBidi" w:cstheme="majorBidi"/>
+          <w:sz w:val="28"/>
+          <w:szCs w:val="28"/>
+        </w:rPr>
+        <w:t xml:space="preserve">→ </w:t>
+      </w:r>
+      <w:r>
+        <w:rPr>
+          <w:rFonts w:asciiTheme="majorBidi" w:hAnsiTheme="majorBidi" w:cstheme="majorBidi"/>
+          <w:b/>
+          <w:bCs/>
+          <w:i/>
+          <w:iCs/>
+          <w:sz w:val="28"/>
+          <w:szCs w:val="28"/>
+        </w:rPr>
+        <w:t>docker volume prune</w:t>
+      </w:r>
+    </w:p>
+    <w:p>
+      <w:pPr>
+        <w:spacing w:after="120"/>
+        <w:rPr>
+          <w:rFonts w:asciiTheme="majorBidi" w:hAnsiTheme="majorBidi" w:cstheme="majorBidi"/>
+          <w:b/>
+          <w:bCs/>
+          <w:sz w:val="28"/>
+          <w:szCs w:val="28"/>
+        </w:rPr>
+      </w:pPr>
+      <w:r>
+        <w:rPr>
+          <w:rFonts w:asciiTheme="majorBidi" w:hAnsiTheme="majorBidi" w:cstheme="majorBidi"/>
+          <w:b/>
+          <w:bCs/>
+          <w:sz w:val="28"/>
+          <w:szCs w:val="28"/>
+        </w:rPr>
+        <w:t>mount syntax</w:t>
+      </w:r>
+      <w:r>
+        <w:rPr>
+          <w:rFonts w:asciiTheme="majorBidi" w:hAnsiTheme="majorBidi" w:cstheme="majorBidi"/>
+          <w:b/>
+          <w:bCs/>
+          <w:sz w:val="28"/>
+          <w:szCs w:val="28"/>
+        </w:rPr>
+        <w:t>:</w:t>
+      </w:r>
+    </w:p>
+    <w:p>
+      <w:pPr>
+        <w:pStyle w:val="ListParagraph"/>
+        <w:numPr>
+          <w:ilvl w:val="0"/>
+          <w:numId w:val="38"/>
+        </w:numPr>
+        <w:ind w:left="360"/>
+        <w:rPr>
+          <w:rFonts w:asciiTheme="majorBidi" w:hAnsiTheme="majorBidi" w:cstheme="majorBidi"/>
+          <w:sz w:val="28"/>
+          <w:szCs w:val="28"/>
+        </w:rPr>
+      </w:pPr>
+      <w:r>
+        <w:rPr>
+          <w:rFonts w:asciiTheme="majorBidi" w:hAnsiTheme="majorBidi" w:cstheme="majorBidi"/>
+          <w:sz w:val="28"/>
+          <w:szCs w:val="28"/>
+        </w:rPr>
+        <w:t>Old syntax</w:t>
+      </w:r>
+      <w:r>
+        <w:rPr>
+          <w:rFonts w:asciiTheme="majorBidi" w:hAnsiTheme="majorBidi" w:cstheme="majorBidi"/>
+          <w:sz w:val="28"/>
+          <w:szCs w:val="28"/>
+        </w:rPr>
+        <w:t xml:space="preserve"> </w:t>
+      </w:r>
+      <w:r>
+        <w:rPr>
+          <w:rFonts w:asciiTheme="majorBidi" w:hAnsiTheme="majorBidi" w:cstheme="majorBidi"/>
+          <w:sz w:val="28"/>
+          <w:szCs w:val="28"/>
+        </w:rPr>
+        <w:t xml:space="preserve">→ </w:t>
+      </w:r>
+      <w:r>
+        <w:rPr>
+          <w:rFonts w:asciiTheme="majorBidi" w:hAnsiTheme="majorBidi" w:cstheme="majorBidi"/>
+          <w:b/>
+          <w:bCs/>
+          <w:i/>
+          <w:iCs/>
+          <w:sz w:val="28"/>
+          <w:szCs w:val="28"/>
+        </w:rPr>
+        <w:t xml:space="preserve">-v </w:t>
+      </w:r>
+      <w:proofErr w:type="spellStart"/>
+      <w:proofErr w:type="gramStart"/>
+      <w:r>
+        <w:rPr>
+          <w:rFonts w:asciiTheme="majorBidi" w:hAnsiTheme="majorBidi" w:cstheme="majorBidi"/>
+          <w:b/>
+          <w:bCs/>
+          <w:i/>
+          <w:iCs/>
+          <w:sz w:val="28"/>
+          <w:szCs w:val="28"/>
+        </w:rPr>
+        <w:t>source:target</w:t>
+      </w:r>
+      <w:proofErr w:type="gramEnd"/>
+      <w:r>
+        <w:rPr>
+          <w:rFonts w:asciiTheme="majorBidi" w:hAnsiTheme="majorBidi" w:cstheme="majorBidi"/>
+          <w:b/>
+          <w:bCs/>
+          <w:i/>
+          <w:iCs/>
+          <w:sz w:val="28"/>
+          <w:szCs w:val="28"/>
+        </w:rPr>
+        <w:t>:options</w:t>
+      </w:r>
+      <w:proofErr w:type="spellEnd"/>
+    </w:p>
+    <w:p>
+      <w:pPr>
+        <w:pStyle w:val="ListParagraph"/>
+        <w:numPr>
+          <w:ilvl w:val="0"/>
+          <w:numId w:val="38"/>
+        </w:numPr>
+        <w:ind w:left="360"/>
+        <w:rPr>
+          <w:rFonts w:asciiTheme="majorBidi" w:hAnsiTheme="majorBidi" w:cstheme="majorBidi"/>
+          <w:sz w:val="28"/>
+          <w:szCs w:val="28"/>
+        </w:rPr>
+      </w:pPr>
+      <w:r>
+        <w:rPr>
+          <w:rFonts w:asciiTheme="majorBidi" w:hAnsiTheme="majorBidi" w:cstheme="majorBidi"/>
+          <w:sz w:val="28"/>
+          <w:szCs w:val="28"/>
+        </w:rPr>
+        <w:t>New syntax (recommended)</w:t>
+      </w:r>
+      <w:r>
+        <w:rPr>
+          <w:rFonts w:asciiTheme="majorBidi" w:hAnsiTheme="majorBidi" w:cstheme="majorBidi"/>
+          <w:sz w:val="28"/>
+          <w:szCs w:val="28"/>
+        </w:rPr>
+        <w:t xml:space="preserve"> </w:t>
+      </w:r>
+      <w:r>
+        <w:rPr>
+          <w:rFonts w:asciiTheme="majorBidi" w:hAnsiTheme="majorBidi" w:cstheme="majorBidi"/>
+          <w:sz w:val="28"/>
+          <w:szCs w:val="28"/>
+        </w:rPr>
+        <w:t xml:space="preserve">→ </w:t>
+      </w:r>
+      <w:r>
+        <w:rPr>
+          <w:rFonts w:asciiTheme="majorBidi" w:hAnsiTheme="majorBidi" w:cstheme="majorBidi"/>
+          <w:b/>
+          <w:bCs/>
+          <w:i/>
+          <w:iCs/>
+          <w:sz w:val="28"/>
+          <w:szCs w:val="28"/>
+        </w:rPr>
+        <w:t>--mount type=</w:t>
+      </w:r>
+      <w:proofErr w:type="spellStart"/>
+      <w:proofErr w:type="gramStart"/>
+      <w:r>
+        <w:rPr>
+          <w:rFonts w:asciiTheme="majorBidi" w:hAnsiTheme="majorBidi" w:cstheme="majorBidi"/>
+          <w:b/>
+          <w:bCs/>
+          <w:i/>
+          <w:iCs/>
+          <w:sz w:val="28"/>
+          <w:szCs w:val="28"/>
+        </w:rPr>
+        <w:t>volume,source</w:t>
+      </w:r>
+      <w:proofErr w:type="spellEnd"/>
+      <w:proofErr w:type="gramEnd"/>
+      <w:r>
+        <w:rPr>
+          <w:rFonts w:asciiTheme="majorBidi" w:hAnsiTheme="majorBidi" w:cstheme="majorBidi"/>
+          <w:b/>
+          <w:bCs/>
+          <w:i/>
+          <w:iCs/>
+          <w:sz w:val="28"/>
+          <w:szCs w:val="28"/>
+        </w:rPr>
+        <w:t>=</w:t>
+      </w:r>
+      <w:proofErr w:type="spellStart"/>
+      <w:proofErr w:type="gramStart"/>
+      <w:r>
+        <w:rPr>
+          <w:rFonts w:asciiTheme="majorBidi" w:hAnsiTheme="majorBidi" w:cstheme="majorBidi"/>
+          <w:b/>
+          <w:bCs/>
+          <w:i/>
+          <w:iCs/>
+          <w:sz w:val="28"/>
+          <w:szCs w:val="28"/>
+        </w:rPr>
+        <w:t>mydata,target</w:t>
+      </w:r>
+      <w:proofErr w:type="spellEnd"/>
+      <w:proofErr w:type="gramEnd"/>
+      <w:r>
+        <w:rPr>
+          <w:rFonts w:asciiTheme="majorBidi" w:hAnsiTheme="majorBidi" w:cstheme="majorBidi"/>
+          <w:b/>
+          <w:bCs/>
+          <w:i/>
+          <w:iCs/>
+          <w:sz w:val="28"/>
+          <w:szCs w:val="28"/>
+        </w:rPr>
+        <w:t>=/data</w:t>
+      </w:r>
+    </w:p>
+    <w:p>
+      <w:pPr>
+        <w:spacing w:after="120"/>
+        <w:rPr>
+          <w:rFonts w:asciiTheme="majorBidi" w:hAnsiTheme="majorBidi" w:cstheme="majorBidi"/>
+          <w:sz w:val="28"/>
+          <w:szCs w:val="28"/>
+          <w:u w:val="single"/>
+        </w:rPr>
+      </w:pPr>
+      <w:r>
+        <w:rPr>
+          <w:rFonts w:asciiTheme="majorBidi" w:hAnsiTheme="majorBidi" w:cstheme="majorBidi"/>
+          <w:sz w:val="28"/>
+          <w:szCs w:val="28"/>
+          <w:u w:val="single"/>
+        </w:rPr>
+        <w:t>Common mount options:</w:t>
+      </w:r>
+    </w:p>
+    <w:p>
+      <w:pPr>
+        <w:pStyle w:val="ListParagraph"/>
+        <w:numPr>
+          <w:ilvl w:val="0"/>
+          <w:numId w:val="39"/>
+        </w:numPr>
+        <w:ind w:left="360"/>
+        <w:rPr>
+          <w:rFonts w:asciiTheme="majorBidi" w:hAnsiTheme="majorBidi" w:cstheme="majorBidi"/>
+          <w:sz w:val="28"/>
+          <w:szCs w:val="28"/>
+        </w:rPr>
+      </w:pPr>
+      <w:proofErr w:type="spellStart"/>
+      <w:r>
+        <w:rPr>
+          <w:rFonts w:asciiTheme="majorBidi" w:hAnsiTheme="majorBidi" w:cstheme="majorBidi"/>
+          <w:b/>
+          <w:bCs/>
+          <w:i/>
+          <w:iCs/>
+          <w:sz w:val="28"/>
+          <w:szCs w:val="28"/>
+        </w:rPr>
+        <w:lastRenderedPageBreak/>
+        <w:t>ro</w:t>
+      </w:r>
+      <w:proofErr w:type="spellEnd"/>
+      <w:r>
+        <w:rPr>
+          <w:rFonts w:asciiTheme="majorBidi" w:hAnsiTheme="majorBidi" w:cstheme="majorBidi"/>
+          <w:b/>
+          <w:bCs/>
+          <w:i/>
+          <w:iCs/>
+          <w:sz w:val="28"/>
+          <w:szCs w:val="28"/>
+        </w:rPr>
+        <w:t xml:space="preserve"> </w:t>
+      </w:r>
+      <w:r>
+        <w:rPr>
+          <w:rFonts w:asciiTheme="majorBidi" w:hAnsiTheme="majorBidi" w:cstheme="majorBidi"/>
+          <w:sz w:val="28"/>
+          <w:szCs w:val="28"/>
+        </w:rPr>
+        <w:t>→ read-only</w:t>
+      </w:r>
+    </w:p>
+    <w:p>
+      <w:pPr>
+        <w:pStyle w:val="ListParagraph"/>
+        <w:numPr>
+          <w:ilvl w:val="0"/>
+          <w:numId w:val="39"/>
+        </w:numPr>
+        <w:ind w:left="360"/>
+        <w:rPr>
+          <w:rFonts w:asciiTheme="majorBidi" w:hAnsiTheme="majorBidi" w:cstheme="majorBidi"/>
+          <w:sz w:val="28"/>
+          <w:szCs w:val="28"/>
+        </w:rPr>
+      </w:pPr>
+      <w:proofErr w:type="spellStart"/>
+      <w:r>
+        <w:rPr>
+          <w:rFonts w:asciiTheme="majorBidi" w:hAnsiTheme="majorBidi" w:cstheme="majorBidi"/>
+          <w:b/>
+          <w:bCs/>
+          <w:i/>
+          <w:iCs/>
+          <w:sz w:val="28"/>
+          <w:szCs w:val="28"/>
+        </w:rPr>
+        <w:t>rw</w:t>
+      </w:r>
+      <w:proofErr w:type="spellEnd"/>
+      <w:r>
+        <w:rPr>
+          <w:rFonts w:asciiTheme="majorBidi" w:hAnsiTheme="majorBidi" w:cstheme="majorBidi"/>
+          <w:sz w:val="28"/>
+          <w:szCs w:val="28"/>
+        </w:rPr>
+        <w:t xml:space="preserve"> → read-write (default)</w:t>
+      </w:r>
+    </w:p>
+    <w:p>
+      <w:pPr>
+        <w:rPr>
+          <w:rFonts w:asciiTheme="majorBidi" w:hAnsiTheme="majorBidi" w:cstheme="majorBidi"/>
+          <w:sz w:val="28"/>
+          <w:szCs w:val="28"/>
+          <w:u w:val="single"/>
+        </w:rPr>
+      </w:pPr>
+      <w:r>
+        <w:rPr>
+          <w:rFonts w:asciiTheme="majorBidi" w:hAnsiTheme="majorBidi" w:cstheme="majorBidi"/>
+          <w:sz w:val="28"/>
+          <w:szCs w:val="28"/>
+          <w:u w:val="single"/>
+        </w:rPr>
+        <w:t>Example:</w:t>
+      </w:r>
+    </w:p>
+    <w:p>
+      <w:pPr>
+        <w:rPr>
+          <w:rFonts w:asciiTheme="majorBidi" w:hAnsiTheme="majorBidi" w:cstheme="majorBidi"/>
+          <w:sz w:val="28"/>
+          <w:szCs w:val="28"/>
+        </w:rPr>
+      </w:pPr>
+      <w:r>
+        <w:rPr>
+          <w:rFonts w:asciiTheme="majorBidi" w:hAnsiTheme="majorBidi" w:cstheme="majorBidi"/>
+          <w:b/>
+          <w:bCs/>
+          <w:i/>
+          <w:iCs/>
+          <w:sz w:val="28"/>
+          <w:szCs w:val="28"/>
+        </w:rPr>
+        <w:t xml:space="preserve">docker run -v </w:t>
+      </w:r>
+      <w:proofErr w:type="spellStart"/>
+      <w:r>
+        <w:rPr>
+          <w:rFonts w:asciiTheme="majorBidi" w:hAnsiTheme="majorBidi" w:cstheme="majorBidi"/>
+          <w:b/>
+          <w:bCs/>
+          <w:i/>
+          <w:iCs/>
+          <w:sz w:val="28"/>
+          <w:szCs w:val="28"/>
+        </w:rPr>
+        <w:t>mydata</w:t>
+      </w:r>
+      <w:proofErr w:type="spellEnd"/>
+      <w:r>
+        <w:rPr>
+          <w:rFonts w:asciiTheme="majorBidi" w:hAnsiTheme="majorBidi" w:cstheme="majorBidi"/>
+          <w:b/>
+          <w:bCs/>
+          <w:i/>
+          <w:iCs/>
+          <w:sz w:val="28"/>
+          <w:szCs w:val="28"/>
+        </w:rPr>
+        <w:t>:/</w:t>
+      </w:r>
+      <w:proofErr w:type="spellStart"/>
+      <w:r>
+        <w:rPr>
+          <w:rFonts w:asciiTheme="majorBidi" w:hAnsiTheme="majorBidi" w:cstheme="majorBidi"/>
+          <w:b/>
+          <w:bCs/>
+          <w:i/>
+          <w:iCs/>
+          <w:sz w:val="28"/>
+          <w:szCs w:val="28"/>
+        </w:rPr>
+        <w:t>data:ro</w:t>
+      </w:r>
+      <w:proofErr w:type="spellEnd"/>
+      <w:r>
+        <w:rPr>
+          <w:rFonts w:asciiTheme="majorBidi" w:hAnsiTheme="majorBidi" w:cstheme="majorBidi"/>
+          <w:b/>
+          <w:bCs/>
+          <w:i/>
+          <w:iCs/>
+          <w:sz w:val="28"/>
+          <w:szCs w:val="28"/>
+        </w:rPr>
+        <w:t xml:space="preserve"> nginx</w:t>
+      </w:r>
+      <w:r>
+        <w:rPr>
+          <w:rFonts w:asciiTheme="majorBidi" w:hAnsiTheme="majorBidi" w:cstheme="majorBidi"/>
+          <w:sz w:val="28"/>
+          <w:szCs w:val="28"/>
+        </w:rPr>
+        <w:t xml:space="preserve"> </w:t>
+      </w:r>
+      <w:r>
+        <w:rPr>
+          <w:rFonts w:asciiTheme="majorBidi" w:hAnsiTheme="majorBidi" w:cstheme="majorBidi"/>
+          <w:sz w:val="28"/>
+          <w:szCs w:val="28"/>
+        </w:rPr>
+        <w:t>→ Container can read but not write.</w:t>
       </w:r>
     </w:p>
     <w:sectPr>
@@ -6371,6 +9920,318 @@
     </w:lvl>
   </w:abstractNum>
   <w:abstractNum w:abstractNumId="1" w15:restartNumberingAfterBreak="0">
+    <w:nsid w:val="09B21D29"/>
+    <w:multiLevelType w:val="hybridMultilevel"/>
+    <w:tmpl w:val="EA0C8FA6"/>
+    <w:lvl w:ilvl="0" w:tplc="04090001">
+      <w:start w:val="1"/>
+      <w:numFmt w:val="bullet"/>
+      <w:lvlText w:val=""/>
+      <w:lvlJc w:val="left"/>
+      <w:pPr>
+        <w:ind w:left="720" w:hanging="360"/>
+      </w:pPr>
+      <w:rPr>
+        <w:rFonts w:ascii="Symbol" w:hAnsi="Symbol" w:hint="default"/>
+      </w:rPr>
+    </w:lvl>
+    <w:lvl w:ilvl="1" w:tplc="04090003" w:tentative="1">
+      <w:start w:val="1"/>
+      <w:numFmt w:val="bullet"/>
+      <w:lvlText w:val="o"/>
+      <w:lvlJc w:val="left"/>
+      <w:pPr>
+        <w:ind w:left="1440" w:hanging="360"/>
+      </w:pPr>
+      <w:rPr>
+        <w:rFonts w:ascii="Courier New" w:hAnsi="Courier New" w:cs="Courier New" w:hint="default"/>
+      </w:rPr>
+    </w:lvl>
+    <w:lvl w:ilvl="2" w:tplc="04090005" w:tentative="1">
+      <w:start w:val="1"/>
+      <w:numFmt w:val="bullet"/>
+      <w:lvlText w:val=""/>
+      <w:lvlJc w:val="left"/>
+      <w:pPr>
+        <w:ind w:left="2160" w:hanging="360"/>
+      </w:pPr>
+      <w:rPr>
+        <w:rFonts w:ascii="Wingdings" w:hAnsi="Wingdings" w:hint="default"/>
+      </w:rPr>
+    </w:lvl>
+    <w:lvl w:ilvl="3" w:tplc="04090001" w:tentative="1">
+      <w:start w:val="1"/>
+      <w:numFmt w:val="bullet"/>
+      <w:lvlText w:val=""/>
+      <w:lvlJc w:val="left"/>
+      <w:pPr>
+        <w:ind w:left="2880" w:hanging="360"/>
+      </w:pPr>
+      <w:rPr>
+        <w:rFonts w:ascii="Symbol" w:hAnsi="Symbol" w:hint="default"/>
+      </w:rPr>
+    </w:lvl>
+    <w:lvl w:ilvl="4" w:tplc="04090003" w:tentative="1">
+      <w:start w:val="1"/>
+      <w:numFmt w:val="bullet"/>
+      <w:lvlText w:val="o"/>
+      <w:lvlJc w:val="left"/>
+      <w:pPr>
+        <w:ind w:left="3600" w:hanging="360"/>
+      </w:pPr>
+      <w:rPr>
+        <w:rFonts w:ascii="Courier New" w:hAnsi="Courier New" w:cs="Courier New" w:hint="default"/>
+      </w:rPr>
+    </w:lvl>
+    <w:lvl w:ilvl="5" w:tplc="04090005" w:tentative="1">
+      <w:start w:val="1"/>
+      <w:numFmt w:val="bullet"/>
+      <w:lvlText w:val=""/>
+      <w:lvlJc w:val="left"/>
+      <w:pPr>
+        <w:ind w:left="4320" w:hanging="360"/>
+      </w:pPr>
+      <w:rPr>
+        <w:rFonts w:ascii="Wingdings" w:hAnsi="Wingdings" w:hint="default"/>
+      </w:rPr>
+    </w:lvl>
+    <w:lvl w:ilvl="6" w:tplc="04090001" w:tentative="1">
+      <w:start w:val="1"/>
+      <w:numFmt w:val="bullet"/>
+      <w:lvlText w:val=""/>
+      <w:lvlJc w:val="left"/>
+      <w:pPr>
+        <w:ind w:left="5040" w:hanging="360"/>
+      </w:pPr>
+      <w:rPr>
+        <w:rFonts w:ascii="Symbol" w:hAnsi="Symbol" w:hint="default"/>
+      </w:rPr>
+    </w:lvl>
+    <w:lvl w:ilvl="7" w:tplc="04090003" w:tentative="1">
+      <w:start w:val="1"/>
+      <w:numFmt w:val="bullet"/>
+      <w:lvlText w:val="o"/>
+      <w:lvlJc w:val="left"/>
+      <w:pPr>
+        <w:ind w:left="5760" w:hanging="360"/>
+      </w:pPr>
+      <w:rPr>
+        <w:rFonts w:ascii="Courier New" w:hAnsi="Courier New" w:cs="Courier New" w:hint="default"/>
+      </w:rPr>
+    </w:lvl>
+    <w:lvl w:ilvl="8" w:tplc="04090005" w:tentative="1">
+      <w:start w:val="1"/>
+      <w:numFmt w:val="bullet"/>
+      <w:lvlText w:val=""/>
+      <w:lvlJc w:val="left"/>
+      <w:pPr>
+        <w:ind w:left="6480" w:hanging="360"/>
+      </w:pPr>
+      <w:rPr>
+        <w:rFonts w:ascii="Wingdings" w:hAnsi="Wingdings" w:hint="default"/>
+      </w:rPr>
+    </w:lvl>
+  </w:abstractNum>
+  <w:abstractNum w:abstractNumId="2" w15:restartNumberingAfterBreak="0">
+    <w:nsid w:val="12211F03"/>
+    <w:multiLevelType w:val="hybridMultilevel"/>
+    <w:tmpl w:val="999ED216"/>
+    <w:lvl w:ilvl="0" w:tplc="FFFFFFFF">
+      <w:start w:val="1"/>
+      <w:numFmt w:val="decimal"/>
+      <w:lvlText w:val="%1."/>
+      <w:lvlJc w:val="left"/>
+      <w:pPr>
+        <w:ind w:left="720" w:hanging="360"/>
+      </w:pPr>
+    </w:lvl>
+    <w:lvl w:ilvl="1" w:tplc="FFFFFFFF" w:tentative="1">
+      <w:start w:val="1"/>
+      <w:numFmt w:val="lowerLetter"/>
+      <w:lvlText w:val="%2."/>
+      <w:lvlJc w:val="left"/>
+      <w:pPr>
+        <w:ind w:left="1440" w:hanging="360"/>
+      </w:pPr>
+    </w:lvl>
+    <w:lvl w:ilvl="2" w:tplc="FFFFFFFF" w:tentative="1">
+      <w:start w:val="1"/>
+      <w:numFmt w:val="lowerRoman"/>
+      <w:lvlText w:val="%3."/>
+      <w:lvlJc w:val="right"/>
+      <w:pPr>
+        <w:ind w:left="2160" w:hanging="180"/>
+      </w:pPr>
+    </w:lvl>
+    <w:lvl w:ilvl="3" w:tplc="FFFFFFFF" w:tentative="1">
+      <w:start w:val="1"/>
+      <w:numFmt w:val="decimal"/>
+      <w:lvlText w:val="%4."/>
+      <w:lvlJc w:val="left"/>
+      <w:pPr>
+        <w:ind w:left="2880" w:hanging="360"/>
+      </w:pPr>
+    </w:lvl>
+    <w:lvl w:ilvl="4" w:tplc="FFFFFFFF" w:tentative="1">
+      <w:start w:val="1"/>
+      <w:numFmt w:val="lowerLetter"/>
+      <w:lvlText w:val="%5."/>
+      <w:lvlJc w:val="left"/>
+      <w:pPr>
+        <w:ind w:left="3600" w:hanging="360"/>
+      </w:pPr>
+    </w:lvl>
+    <w:lvl w:ilvl="5" w:tplc="FFFFFFFF" w:tentative="1">
+      <w:start w:val="1"/>
+      <w:numFmt w:val="lowerRoman"/>
+      <w:lvlText w:val="%6."/>
+      <w:lvlJc w:val="right"/>
+      <w:pPr>
+        <w:ind w:left="4320" w:hanging="180"/>
+      </w:pPr>
+    </w:lvl>
+    <w:lvl w:ilvl="6" w:tplc="FFFFFFFF" w:tentative="1">
+      <w:start w:val="1"/>
+      <w:numFmt w:val="decimal"/>
+      <w:lvlText w:val="%7."/>
+      <w:lvlJc w:val="left"/>
+      <w:pPr>
+        <w:ind w:left="5040" w:hanging="360"/>
+      </w:pPr>
+    </w:lvl>
+    <w:lvl w:ilvl="7" w:tplc="FFFFFFFF" w:tentative="1">
+      <w:start w:val="1"/>
+      <w:numFmt w:val="lowerLetter"/>
+      <w:lvlText w:val="%8."/>
+      <w:lvlJc w:val="left"/>
+      <w:pPr>
+        <w:ind w:left="5760" w:hanging="360"/>
+      </w:pPr>
+    </w:lvl>
+    <w:lvl w:ilvl="8" w:tplc="FFFFFFFF" w:tentative="1">
+      <w:start w:val="1"/>
+      <w:numFmt w:val="lowerRoman"/>
+      <w:lvlText w:val="%9."/>
+      <w:lvlJc w:val="right"/>
+      <w:pPr>
+        <w:ind w:left="6480" w:hanging="180"/>
+      </w:pPr>
+    </w:lvl>
+  </w:abstractNum>
+  <w:abstractNum w:abstractNumId="3" w15:restartNumberingAfterBreak="0">
+    <w:nsid w:val="138514A9"/>
+    <w:multiLevelType w:val="hybridMultilevel"/>
+    <w:tmpl w:val="8C10EBAE"/>
+    <w:lvl w:ilvl="0" w:tplc="04090001">
+      <w:start w:val="1"/>
+      <w:numFmt w:val="bullet"/>
+      <w:lvlText w:val=""/>
+      <w:lvlJc w:val="left"/>
+      <w:pPr>
+        <w:ind w:left="720" w:hanging="360"/>
+      </w:pPr>
+      <w:rPr>
+        <w:rFonts w:ascii="Symbol" w:hAnsi="Symbol" w:hint="default"/>
+      </w:rPr>
+    </w:lvl>
+    <w:lvl w:ilvl="1" w:tplc="04090003" w:tentative="1">
+      <w:start w:val="1"/>
+      <w:numFmt w:val="bullet"/>
+      <w:lvlText w:val="o"/>
+      <w:lvlJc w:val="left"/>
+      <w:pPr>
+        <w:ind w:left="1440" w:hanging="360"/>
+      </w:pPr>
+      <w:rPr>
+        <w:rFonts w:ascii="Courier New" w:hAnsi="Courier New" w:cs="Courier New" w:hint="default"/>
+      </w:rPr>
+    </w:lvl>
+    <w:lvl w:ilvl="2" w:tplc="04090005" w:tentative="1">
+      <w:start w:val="1"/>
+      <w:numFmt w:val="bullet"/>
+      <w:lvlText w:val=""/>
+      <w:lvlJc w:val="left"/>
+      <w:pPr>
+        <w:ind w:left="2160" w:hanging="360"/>
+      </w:pPr>
+      <w:rPr>
+        <w:rFonts w:ascii="Wingdings" w:hAnsi="Wingdings" w:hint="default"/>
+      </w:rPr>
+    </w:lvl>
+    <w:lvl w:ilvl="3" w:tplc="04090001" w:tentative="1">
+      <w:start w:val="1"/>
+      <w:numFmt w:val="bullet"/>
+      <w:lvlText w:val=""/>
+      <w:lvlJc w:val="left"/>
+      <w:pPr>
+        <w:ind w:left="2880" w:hanging="360"/>
+      </w:pPr>
+      <w:rPr>
+        <w:rFonts w:ascii="Symbol" w:hAnsi="Symbol" w:hint="default"/>
+      </w:rPr>
+    </w:lvl>
+    <w:lvl w:ilvl="4" w:tplc="04090003" w:tentative="1">
+      <w:start w:val="1"/>
+      <w:numFmt w:val="bullet"/>
+      <w:lvlText w:val="o"/>
+      <w:lvlJc w:val="left"/>
+      <w:pPr>
+        <w:ind w:left="3600" w:hanging="360"/>
+      </w:pPr>
+      <w:rPr>
+        <w:rFonts w:ascii="Courier New" w:hAnsi="Courier New" w:cs="Courier New" w:hint="default"/>
+      </w:rPr>
+    </w:lvl>
+    <w:lvl w:ilvl="5" w:tplc="04090005" w:tentative="1">
+      <w:start w:val="1"/>
+      <w:numFmt w:val="bullet"/>
+      <w:lvlText w:val=""/>
+      <w:lvlJc w:val="left"/>
+      <w:pPr>
+        <w:ind w:left="4320" w:hanging="360"/>
+      </w:pPr>
+      <w:rPr>
+        <w:rFonts w:ascii="Wingdings" w:hAnsi="Wingdings" w:hint="default"/>
+      </w:rPr>
+    </w:lvl>
+    <w:lvl w:ilvl="6" w:tplc="04090001" w:tentative="1">
+      <w:start w:val="1"/>
+      <w:numFmt w:val="bullet"/>
+      <w:lvlText w:val=""/>
+      <w:lvlJc w:val="left"/>
+      <w:pPr>
+        <w:ind w:left="5040" w:hanging="360"/>
+      </w:pPr>
+      <w:rPr>
+        <w:rFonts w:ascii="Symbol" w:hAnsi="Symbol" w:hint="default"/>
+      </w:rPr>
+    </w:lvl>
+    <w:lvl w:ilvl="7" w:tplc="04090003" w:tentative="1">
+      <w:start w:val="1"/>
+      <w:numFmt w:val="bullet"/>
+      <w:lvlText w:val="o"/>
+      <w:lvlJc w:val="left"/>
+      <w:pPr>
+        <w:ind w:left="5760" w:hanging="360"/>
+      </w:pPr>
+      <w:rPr>
+        <w:rFonts w:ascii="Courier New" w:hAnsi="Courier New" w:cs="Courier New" w:hint="default"/>
+      </w:rPr>
+    </w:lvl>
+    <w:lvl w:ilvl="8" w:tplc="04090005" w:tentative="1">
+      <w:start w:val="1"/>
+      <w:numFmt w:val="bullet"/>
+      <w:lvlText w:val=""/>
+      <w:lvlJc w:val="left"/>
+      <w:pPr>
+        <w:ind w:left="6480" w:hanging="360"/>
+      </w:pPr>
+      <w:rPr>
+        <w:rFonts w:ascii="Wingdings" w:hAnsi="Wingdings" w:hint="default"/>
+      </w:rPr>
+    </w:lvl>
+  </w:abstractNum>
+  <w:abstractNum w:abstractNumId="4" w15:restartNumberingAfterBreak="0">
     <w:nsid w:val="14FE1286"/>
     <w:multiLevelType w:val="hybridMultilevel"/>
     <w:tmpl w:val="6C22E01A"/>
@@ -6483,7 +10344,120 @@
       </w:rPr>
     </w:lvl>
   </w:abstractNum>
-  <w:abstractNum w:abstractNumId="2" w15:restartNumberingAfterBreak="0">
+  <w:abstractNum w:abstractNumId="5" w15:restartNumberingAfterBreak="0">
+    <w:nsid w:val="1B1950C6"/>
+    <w:multiLevelType w:val="hybridMultilevel"/>
+    <w:tmpl w:val="01C08EBE"/>
+    <w:lvl w:ilvl="0" w:tplc="04090001">
+      <w:start w:val="1"/>
+      <w:numFmt w:val="bullet"/>
+      <w:lvlText w:val=""/>
+      <w:lvlJc w:val="left"/>
+      <w:pPr>
+        <w:ind w:left="720" w:hanging="360"/>
+      </w:pPr>
+      <w:rPr>
+        <w:rFonts w:ascii="Symbol" w:hAnsi="Symbol" w:hint="default"/>
+      </w:rPr>
+    </w:lvl>
+    <w:lvl w:ilvl="1" w:tplc="04090003" w:tentative="1">
+      <w:start w:val="1"/>
+      <w:numFmt w:val="bullet"/>
+      <w:lvlText w:val="o"/>
+      <w:lvlJc w:val="left"/>
+      <w:pPr>
+        <w:ind w:left="1440" w:hanging="360"/>
+      </w:pPr>
+      <w:rPr>
+        <w:rFonts w:ascii="Courier New" w:hAnsi="Courier New" w:cs="Courier New" w:hint="default"/>
+      </w:rPr>
+    </w:lvl>
+    <w:lvl w:ilvl="2" w:tplc="04090005" w:tentative="1">
+      <w:start w:val="1"/>
+      <w:numFmt w:val="bullet"/>
+      <w:lvlText w:val=""/>
+      <w:lvlJc w:val="left"/>
+      <w:pPr>
+        <w:ind w:left="2160" w:hanging="360"/>
+      </w:pPr>
+      <w:rPr>
+        <w:rFonts w:ascii="Wingdings" w:hAnsi="Wingdings" w:hint="default"/>
+      </w:rPr>
+    </w:lvl>
+    <w:lvl w:ilvl="3" w:tplc="04090001" w:tentative="1">
+      <w:start w:val="1"/>
+      <w:numFmt w:val="bullet"/>
+      <w:lvlText w:val=""/>
+      <w:lvlJc w:val="left"/>
+      <w:pPr>
+        <w:ind w:left="2880" w:hanging="360"/>
+      </w:pPr>
+      <w:rPr>
+        <w:rFonts w:ascii="Symbol" w:hAnsi="Symbol" w:hint="default"/>
+      </w:rPr>
+    </w:lvl>
+    <w:lvl w:ilvl="4" w:tplc="04090003" w:tentative="1">
+      <w:start w:val="1"/>
+      <w:numFmt w:val="bullet"/>
+      <w:lvlText w:val="o"/>
+      <w:lvlJc w:val="left"/>
+      <w:pPr>
+        <w:ind w:left="3600" w:hanging="360"/>
+      </w:pPr>
+      <w:rPr>
+        <w:rFonts w:ascii="Courier New" w:hAnsi="Courier New" w:cs="Courier New" w:hint="default"/>
+      </w:rPr>
+    </w:lvl>
+    <w:lvl w:ilvl="5" w:tplc="04090005" w:tentative="1">
+      <w:start w:val="1"/>
+      <w:numFmt w:val="bullet"/>
+      <w:lvlText w:val=""/>
+      <w:lvlJc w:val="left"/>
+      <w:pPr>
+        <w:ind w:left="4320" w:hanging="360"/>
+      </w:pPr>
+      <w:rPr>
+        <w:rFonts w:ascii="Wingdings" w:hAnsi="Wingdings" w:hint="default"/>
+      </w:rPr>
+    </w:lvl>
+    <w:lvl w:ilvl="6" w:tplc="04090001" w:tentative="1">
+      <w:start w:val="1"/>
+      <w:numFmt w:val="bullet"/>
+      <w:lvlText w:val=""/>
+      <w:lvlJc w:val="left"/>
+      <w:pPr>
+        <w:ind w:left="5040" w:hanging="360"/>
+      </w:pPr>
+      <w:rPr>
+        <w:rFonts w:ascii="Symbol" w:hAnsi="Symbol" w:hint="default"/>
+      </w:rPr>
+    </w:lvl>
+    <w:lvl w:ilvl="7" w:tplc="04090003" w:tentative="1">
+      <w:start w:val="1"/>
+      <w:numFmt w:val="bullet"/>
+      <w:lvlText w:val="o"/>
+      <w:lvlJc w:val="left"/>
+      <w:pPr>
+        <w:ind w:left="5760" w:hanging="360"/>
+      </w:pPr>
+      <w:rPr>
+        <w:rFonts w:ascii="Courier New" w:hAnsi="Courier New" w:cs="Courier New" w:hint="default"/>
+      </w:rPr>
+    </w:lvl>
+    <w:lvl w:ilvl="8" w:tplc="04090005" w:tentative="1">
+      <w:start w:val="1"/>
+      <w:numFmt w:val="bullet"/>
+      <w:lvlText w:val=""/>
+      <w:lvlJc w:val="left"/>
+      <w:pPr>
+        <w:ind w:left="6480" w:hanging="360"/>
+      </w:pPr>
+      <w:rPr>
+        <w:rFonts w:ascii="Wingdings" w:hAnsi="Wingdings" w:hint="default"/>
+      </w:rPr>
+    </w:lvl>
+  </w:abstractNum>
+  <w:abstractNum w:abstractNumId="6" w15:restartNumberingAfterBreak="0">
     <w:nsid w:val="1C272848"/>
     <w:multiLevelType w:val="hybridMultilevel"/>
     <w:tmpl w:val="07B4D9EE"/>
@@ -6596,7 +10570,7 @@
       </w:rPr>
     </w:lvl>
   </w:abstractNum>
-  <w:abstractNum w:abstractNumId="3" w15:restartNumberingAfterBreak="0">
+  <w:abstractNum w:abstractNumId="7" w15:restartNumberingAfterBreak="0">
     <w:nsid w:val="1F6F2691"/>
     <w:multiLevelType w:val="hybridMultilevel"/>
     <w:tmpl w:val="9A342852"/>
@@ -6709,7 +10683,7 @@
       </w:rPr>
     </w:lvl>
   </w:abstractNum>
-  <w:abstractNum w:abstractNumId="4" w15:restartNumberingAfterBreak="0">
+  <w:abstractNum w:abstractNumId="8" w15:restartNumberingAfterBreak="0">
     <w:nsid w:val="1FAC390C"/>
     <w:multiLevelType w:val="hybridMultilevel"/>
     <w:tmpl w:val="5D5CEC26"/>
@@ -6822,7 +10796,7 @@
       </w:rPr>
     </w:lvl>
   </w:abstractNum>
-  <w:abstractNum w:abstractNumId="5" w15:restartNumberingAfterBreak="0">
+  <w:abstractNum w:abstractNumId="9" w15:restartNumberingAfterBreak="0">
     <w:nsid w:val="1FE84836"/>
     <w:multiLevelType w:val="hybridMultilevel"/>
     <w:tmpl w:val="370E9F8C"/>
@@ -6935,7 +10909,7 @@
       </w:rPr>
     </w:lvl>
   </w:abstractNum>
-  <w:abstractNum w:abstractNumId="6" w15:restartNumberingAfterBreak="0">
+  <w:abstractNum w:abstractNumId="10" w15:restartNumberingAfterBreak="0">
     <w:nsid w:val="1FFB1928"/>
     <w:multiLevelType w:val="hybridMultilevel"/>
     <w:tmpl w:val="75EA2C62"/>
@@ -7021,7 +10995,7 @@
       </w:pPr>
     </w:lvl>
   </w:abstractNum>
-  <w:abstractNum w:abstractNumId="7" w15:restartNumberingAfterBreak="0">
+  <w:abstractNum w:abstractNumId="11" w15:restartNumberingAfterBreak="0">
     <w:nsid w:val="21306E55"/>
     <w:multiLevelType w:val="hybridMultilevel"/>
     <w:tmpl w:val="E572E646"/>
@@ -7134,7 +11108,7 @@
       </w:rPr>
     </w:lvl>
   </w:abstractNum>
-  <w:abstractNum w:abstractNumId="8" w15:restartNumberingAfterBreak="0">
+  <w:abstractNum w:abstractNumId="12" w15:restartNumberingAfterBreak="0">
     <w:nsid w:val="256A1680"/>
     <w:multiLevelType w:val="hybridMultilevel"/>
     <w:tmpl w:val="A086B142"/>
@@ -7247,7 +11221,7 @@
       </w:rPr>
     </w:lvl>
   </w:abstractNum>
-  <w:abstractNum w:abstractNumId="9" w15:restartNumberingAfterBreak="0">
+  <w:abstractNum w:abstractNumId="13" w15:restartNumberingAfterBreak="0">
     <w:nsid w:val="273B3AEB"/>
     <w:multiLevelType w:val="hybridMultilevel"/>
     <w:tmpl w:val="A30E01C8"/>
@@ -7360,7 +11334,7 @@
       </w:rPr>
     </w:lvl>
   </w:abstractNum>
-  <w:abstractNum w:abstractNumId="10" w15:restartNumberingAfterBreak="0">
+  <w:abstractNum w:abstractNumId="14" w15:restartNumberingAfterBreak="0">
     <w:nsid w:val="2D3925CF"/>
     <w:multiLevelType w:val="hybridMultilevel"/>
     <w:tmpl w:val="4B022014"/>
@@ -7473,7 +11447,7 @@
       </w:rPr>
     </w:lvl>
   </w:abstractNum>
-  <w:abstractNum w:abstractNumId="11" w15:restartNumberingAfterBreak="0">
+  <w:abstractNum w:abstractNumId="15" w15:restartNumberingAfterBreak="0">
     <w:nsid w:val="2EBC2C6D"/>
     <w:multiLevelType w:val="hybridMultilevel"/>
     <w:tmpl w:val="F8F46B24"/>
@@ -7586,7 +11560,7 @@
       </w:rPr>
     </w:lvl>
   </w:abstractNum>
-  <w:abstractNum w:abstractNumId="12" w15:restartNumberingAfterBreak="0">
+  <w:abstractNum w:abstractNumId="16" w15:restartNumberingAfterBreak="0">
     <w:nsid w:val="37794CDD"/>
     <w:multiLevelType w:val="hybridMultilevel"/>
     <w:tmpl w:val="FD0A2882"/>
@@ -7699,7 +11673,7 @@
       </w:rPr>
     </w:lvl>
   </w:abstractNum>
-  <w:abstractNum w:abstractNumId="13" w15:restartNumberingAfterBreak="0">
+  <w:abstractNum w:abstractNumId="17" w15:restartNumberingAfterBreak="0">
     <w:nsid w:val="3AC131AE"/>
     <w:multiLevelType w:val="hybridMultilevel"/>
     <w:tmpl w:val="238CFD70"/>
@@ -7812,7 +11786,120 @@
       </w:rPr>
     </w:lvl>
   </w:abstractNum>
-  <w:abstractNum w:abstractNumId="14" w15:restartNumberingAfterBreak="0">
+  <w:abstractNum w:abstractNumId="18" w15:restartNumberingAfterBreak="0">
+    <w:nsid w:val="3FAB32CB"/>
+    <w:multiLevelType w:val="hybridMultilevel"/>
+    <w:tmpl w:val="0EFC3818"/>
+    <w:lvl w:ilvl="0" w:tplc="04090001">
+      <w:start w:val="1"/>
+      <w:numFmt w:val="bullet"/>
+      <w:lvlText w:val=""/>
+      <w:lvlJc w:val="left"/>
+      <w:pPr>
+        <w:ind w:left="720" w:hanging="360"/>
+      </w:pPr>
+      <w:rPr>
+        <w:rFonts w:ascii="Symbol" w:hAnsi="Symbol" w:hint="default"/>
+      </w:rPr>
+    </w:lvl>
+    <w:lvl w:ilvl="1" w:tplc="04090003">
+      <w:start w:val="1"/>
+      <w:numFmt w:val="bullet"/>
+      <w:lvlText w:val="o"/>
+      <w:lvlJc w:val="left"/>
+      <w:pPr>
+        <w:ind w:left="1440" w:hanging="360"/>
+      </w:pPr>
+      <w:rPr>
+        <w:rFonts w:ascii="Courier New" w:hAnsi="Courier New" w:cs="Courier New" w:hint="default"/>
+      </w:rPr>
+    </w:lvl>
+    <w:lvl w:ilvl="2" w:tplc="04090005" w:tentative="1">
+      <w:start w:val="1"/>
+      <w:numFmt w:val="bullet"/>
+      <w:lvlText w:val=""/>
+      <w:lvlJc w:val="left"/>
+      <w:pPr>
+        <w:ind w:left="2160" w:hanging="360"/>
+      </w:pPr>
+      <w:rPr>
+        <w:rFonts w:ascii="Wingdings" w:hAnsi="Wingdings" w:hint="default"/>
+      </w:rPr>
+    </w:lvl>
+    <w:lvl w:ilvl="3" w:tplc="04090001" w:tentative="1">
+      <w:start w:val="1"/>
+      <w:numFmt w:val="bullet"/>
+      <w:lvlText w:val=""/>
+      <w:lvlJc w:val="left"/>
+      <w:pPr>
+        <w:ind w:left="2880" w:hanging="360"/>
+      </w:pPr>
+      <w:rPr>
+        <w:rFonts w:ascii="Symbol" w:hAnsi="Symbol" w:hint="default"/>
+      </w:rPr>
+    </w:lvl>
+    <w:lvl w:ilvl="4" w:tplc="04090003" w:tentative="1">
+      <w:start w:val="1"/>
+      <w:numFmt w:val="bullet"/>
+      <w:lvlText w:val="o"/>
+      <w:lvlJc w:val="left"/>
+      <w:pPr>
+        <w:ind w:left="3600" w:hanging="360"/>
+      </w:pPr>
+      <w:rPr>
+        <w:rFonts w:ascii="Courier New" w:hAnsi="Courier New" w:cs="Courier New" w:hint="default"/>
+      </w:rPr>
+    </w:lvl>
+    <w:lvl w:ilvl="5" w:tplc="04090005" w:tentative="1">
+      <w:start w:val="1"/>
+      <w:numFmt w:val="bullet"/>
+      <w:lvlText w:val=""/>
+      <w:lvlJc w:val="left"/>
+      <w:pPr>
+        <w:ind w:left="4320" w:hanging="360"/>
+      </w:pPr>
+      <w:rPr>
+        <w:rFonts w:ascii="Wingdings" w:hAnsi="Wingdings" w:hint="default"/>
+      </w:rPr>
+    </w:lvl>
+    <w:lvl w:ilvl="6" w:tplc="04090001" w:tentative="1">
+      <w:start w:val="1"/>
+      <w:numFmt w:val="bullet"/>
+      <w:lvlText w:val=""/>
+      <w:lvlJc w:val="left"/>
+      <w:pPr>
+        <w:ind w:left="5040" w:hanging="360"/>
+      </w:pPr>
+      <w:rPr>
+        <w:rFonts w:ascii="Symbol" w:hAnsi="Symbol" w:hint="default"/>
+      </w:rPr>
+    </w:lvl>
+    <w:lvl w:ilvl="7" w:tplc="04090003" w:tentative="1">
+      <w:start w:val="1"/>
+      <w:numFmt w:val="bullet"/>
+      <w:lvlText w:val="o"/>
+      <w:lvlJc w:val="left"/>
+      <w:pPr>
+        <w:ind w:left="5760" w:hanging="360"/>
+      </w:pPr>
+      <w:rPr>
+        <w:rFonts w:ascii="Courier New" w:hAnsi="Courier New" w:cs="Courier New" w:hint="default"/>
+      </w:rPr>
+    </w:lvl>
+    <w:lvl w:ilvl="8" w:tplc="04090005" w:tentative="1">
+      <w:start w:val="1"/>
+      <w:numFmt w:val="bullet"/>
+      <w:lvlText w:val=""/>
+      <w:lvlJc w:val="left"/>
+      <w:pPr>
+        <w:ind w:left="6480" w:hanging="360"/>
+      </w:pPr>
+      <w:rPr>
+        <w:rFonts w:ascii="Wingdings" w:hAnsi="Wingdings" w:hint="default"/>
+      </w:rPr>
+    </w:lvl>
+  </w:abstractNum>
+  <w:abstractNum w:abstractNumId="19" w15:restartNumberingAfterBreak="0">
     <w:nsid w:val="404150B4"/>
     <w:multiLevelType w:val="hybridMultilevel"/>
     <w:tmpl w:val="5248EE96"/>
@@ -7925,7 +12012,7 @@
       </w:rPr>
     </w:lvl>
   </w:abstractNum>
-  <w:abstractNum w:abstractNumId="15" w15:restartNumberingAfterBreak="0">
+  <w:abstractNum w:abstractNumId="20" w15:restartNumberingAfterBreak="0">
     <w:nsid w:val="4AAC77FA"/>
     <w:multiLevelType w:val="hybridMultilevel"/>
     <w:tmpl w:val="0BE840EC"/>
@@ -8038,7 +12125,120 @@
       </w:rPr>
     </w:lvl>
   </w:abstractNum>
-  <w:abstractNum w:abstractNumId="16" w15:restartNumberingAfterBreak="0">
+  <w:abstractNum w:abstractNumId="21" w15:restartNumberingAfterBreak="0">
+    <w:nsid w:val="4ADE5B0B"/>
+    <w:multiLevelType w:val="hybridMultilevel"/>
+    <w:tmpl w:val="1714CE02"/>
+    <w:lvl w:ilvl="0" w:tplc="04090001">
+      <w:start w:val="1"/>
+      <w:numFmt w:val="bullet"/>
+      <w:lvlText w:val=""/>
+      <w:lvlJc w:val="left"/>
+      <w:pPr>
+        <w:ind w:left="1080" w:hanging="360"/>
+      </w:pPr>
+      <w:rPr>
+        <w:rFonts w:ascii="Symbol" w:hAnsi="Symbol" w:hint="default"/>
+      </w:rPr>
+    </w:lvl>
+    <w:lvl w:ilvl="1" w:tplc="04090003" w:tentative="1">
+      <w:start w:val="1"/>
+      <w:numFmt w:val="bullet"/>
+      <w:lvlText w:val="o"/>
+      <w:lvlJc w:val="left"/>
+      <w:pPr>
+        <w:ind w:left="1800" w:hanging="360"/>
+      </w:pPr>
+      <w:rPr>
+        <w:rFonts w:ascii="Courier New" w:hAnsi="Courier New" w:cs="Courier New" w:hint="default"/>
+      </w:rPr>
+    </w:lvl>
+    <w:lvl w:ilvl="2" w:tplc="04090005" w:tentative="1">
+      <w:start w:val="1"/>
+      <w:numFmt w:val="bullet"/>
+      <w:lvlText w:val=""/>
+      <w:lvlJc w:val="left"/>
+      <w:pPr>
+        <w:ind w:left="2520" w:hanging="360"/>
+      </w:pPr>
+      <w:rPr>
+        <w:rFonts w:ascii="Wingdings" w:hAnsi="Wingdings" w:hint="default"/>
+      </w:rPr>
+    </w:lvl>
+    <w:lvl w:ilvl="3" w:tplc="04090001" w:tentative="1">
+      <w:start w:val="1"/>
+      <w:numFmt w:val="bullet"/>
+      <w:lvlText w:val=""/>
+      <w:lvlJc w:val="left"/>
+      <w:pPr>
+        <w:ind w:left="3240" w:hanging="360"/>
+      </w:pPr>
+      <w:rPr>
+        <w:rFonts w:ascii="Symbol" w:hAnsi="Symbol" w:hint="default"/>
+      </w:rPr>
+    </w:lvl>
+    <w:lvl w:ilvl="4" w:tplc="04090003" w:tentative="1">
+      <w:start w:val="1"/>
+      <w:numFmt w:val="bullet"/>
+      <w:lvlText w:val="o"/>
+      <w:lvlJc w:val="left"/>
+      <w:pPr>
+        <w:ind w:left="3960" w:hanging="360"/>
+      </w:pPr>
+      <w:rPr>
+        <w:rFonts w:ascii="Courier New" w:hAnsi="Courier New" w:cs="Courier New" w:hint="default"/>
+      </w:rPr>
+    </w:lvl>
+    <w:lvl w:ilvl="5" w:tplc="04090005" w:tentative="1">
+      <w:start w:val="1"/>
+      <w:numFmt w:val="bullet"/>
+      <w:lvlText w:val=""/>
+      <w:lvlJc w:val="left"/>
+      <w:pPr>
+        <w:ind w:left="4680" w:hanging="360"/>
+      </w:pPr>
+      <w:rPr>
+        <w:rFonts w:ascii="Wingdings" w:hAnsi="Wingdings" w:hint="default"/>
+      </w:rPr>
+    </w:lvl>
+    <w:lvl w:ilvl="6" w:tplc="04090001" w:tentative="1">
+      <w:start w:val="1"/>
+      <w:numFmt w:val="bullet"/>
+      <w:lvlText w:val=""/>
+      <w:lvlJc w:val="left"/>
+      <w:pPr>
+        <w:ind w:left="5400" w:hanging="360"/>
+      </w:pPr>
+      <w:rPr>
+        <w:rFonts w:ascii="Symbol" w:hAnsi="Symbol" w:hint="default"/>
+      </w:rPr>
+    </w:lvl>
+    <w:lvl w:ilvl="7" w:tplc="04090003" w:tentative="1">
+      <w:start w:val="1"/>
+      <w:numFmt w:val="bullet"/>
+      <w:lvlText w:val="o"/>
+      <w:lvlJc w:val="left"/>
+      <w:pPr>
+        <w:ind w:left="6120" w:hanging="360"/>
+      </w:pPr>
+      <w:rPr>
+        <w:rFonts w:ascii="Courier New" w:hAnsi="Courier New" w:cs="Courier New" w:hint="default"/>
+      </w:rPr>
+    </w:lvl>
+    <w:lvl w:ilvl="8" w:tplc="04090005" w:tentative="1">
+      <w:start w:val="1"/>
+      <w:numFmt w:val="bullet"/>
+      <w:lvlText w:val=""/>
+      <w:lvlJc w:val="left"/>
+      <w:pPr>
+        <w:ind w:left="6840" w:hanging="360"/>
+      </w:pPr>
+      <w:rPr>
+        <w:rFonts w:ascii="Wingdings" w:hAnsi="Wingdings" w:hint="default"/>
+      </w:rPr>
+    </w:lvl>
+  </w:abstractNum>
+  <w:abstractNum w:abstractNumId="22" w15:restartNumberingAfterBreak="0">
     <w:nsid w:val="4F4A1A52"/>
     <w:multiLevelType w:val="hybridMultilevel"/>
     <w:tmpl w:val="200A63AC"/>
@@ -8151,7 +12351,7 @@
       </w:rPr>
     </w:lvl>
   </w:abstractNum>
-  <w:abstractNum w:abstractNumId="17" w15:restartNumberingAfterBreak="0">
+  <w:abstractNum w:abstractNumId="23" w15:restartNumberingAfterBreak="0">
     <w:nsid w:val="52070BDD"/>
     <w:multiLevelType w:val="hybridMultilevel"/>
     <w:tmpl w:val="88689492"/>
@@ -8264,7 +12464,7 @@
       </w:rPr>
     </w:lvl>
   </w:abstractNum>
-  <w:abstractNum w:abstractNumId="18" w15:restartNumberingAfterBreak="0">
+  <w:abstractNum w:abstractNumId="24" w15:restartNumberingAfterBreak="0">
     <w:nsid w:val="523639A5"/>
     <w:multiLevelType w:val="hybridMultilevel"/>
     <w:tmpl w:val="3E4079B8"/>
@@ -8377,7 +12577,120 @@
       </w:rPr>
     </w:lvl>
   </w:abstractNum>
-  <w:abstractNum w:abstractNumId="19" w15:restartNumberingAfterBreak="0">
+  <w:abstractNum w:abstractNumId="25" w15:restartNumberingAfterBreak="0">
+    <w:nsid w:val="55DB6F94"/>
+    <w:multiLevelType w:val="hybridMultilevel"/>
+    <w:tmpl w:val="A6A20A46"/>
+    <w:lvl w:ilvl="0" w:tplc="04090001">
+      <w:start w:val="1"/>
+      <w:numFmt w:val="bullet"/>
+      <w:lvlText w:val=""/>
+      <w:lvlJc w:val="left"/>
+      <w:pPr>
+        <w:ind w:left="720" w:hanging="360"/>
+      </w:pPr>
+      <w:rPr>
+        <w:rFonts w:ascii="Symbol" w:hAnsi="Symbol" w:hint="default"/>
+      </w:rPr>
+    </w:lvl>
+    <w:lvl w:ilvl="1" w:tplc="04090003" w:tentative="1">
+      <w:start w:val="1"/>
+      <w:numFmt w:val="bullet"/>
+      <w:lvlText w:val="o"/>
+      <w:lvlJc w:val="left"/>
+      <w:pPr>
+        <w:ind w:left="1440" w:hanging="360"/>
+      </w:pPr>
+      <w:rPr>
+        <w:rFonts w:ascii="Courier New" w:hAnsi="Courier New" w:cs="Courier New" w:hint="default"/>
+      </w:rPr>
+    </w:lvl>
+    <w:lvl w:ilvl="2" w:tplc="04090005" w:tentative="1">
+      <w:start w:val="1"/>
+      <w:numFmt w:val="bullet"/>
+      <w:lvlText w:val=""/>
+      <w:lvlJc w:val="left"/>
+      <w:pPr>
+        <w:ind w:left="2160" w:hanging="360"/>
+      </w:pPr>
+      <w:rPr>
+        <w:rFonts w:ascii="Wingdings" w:hAnsi="Wingdings" w:hint="default"/>
+      </w:rPr>
+    </w:lvl>
+    <w:lvl w:ilvl="3" w:tplc="04090001" w:tentative="1">
+      <w:start w:val="1"/>
+      <w:numFmt w:val="bullet"/>
+      <w:lvlText w:val=""/>
+      <w:lvlJc w:val="left"/>
+      <w:pPr>
+        <w:ind w:left="2880" w:hanging="360"/>
+      </w:pPr>
+      <w:rPr>
+        <w:rFonts w:ascii="Symbol" w:hAnsi="Symbol" w:hint="default"/>
+      </w:rPr>
+    </w:lvl>
+    <w:lvl w:ilvl="4" w:tplc="04090003" w:tentative="1">
+      <w:start w:val="1"/>
+      <w:numFmt w:val="bullet"/>
+      <w:lvlText w:val="o"/>
+      <w:lvlJc w:val="left"/>
+      <w:pPr>
+        <w:ind w:left="3600" w:hanging="360"/>
+      </w:pPr>
+      <w:rPr>
+        <w:rFonts w:ascii="Courier New" w:hAnsi="Courier New" w:cs="Courier New" w:hint="default"/>
+      </w:rPr>
+    </w:lvl>
+    <w:lvl w:ilvl="5" w:tplc="04090005" w:tentative="1">
+      <w:start w:val="1"/>
+      <w:numFmt w:val="bullet"/>
+      <w:lvlText w:val=""/>
+      <w:lvlJc w:val="left"/>
+      <w:pPr>
+        <w:ind w:left="4320" w:hanging="360"/>
+      </w:pPr>
+      <w:rPr>
+        <w:rFonts w:ascii="Wingdings" w:hAnsi="Wingdings" w:hint="default"/>
+      </w:rPr>
+    </w:lvl>
+    <w:lvl w:ilvl="6" w:tplc="04090001" w:tentative="1">
+      <w:start w:val="1"/>
+      <w:numFmt w:val="bullet"/>
+      <w:lvlText w:val=""/>
+      <w:lvlJc w:val="left"/>
+      <w:pPr>
+        <w:ind w:left="5040" w:hanging="360"/>
+      </w:pPr>
+      <w:rPr>
+        <w:rFonts w:ascii="Symbol" w:hAnsi="Symbol" w:hint="default"/>
+      </w:rPr>
+    </w:lvl>
+    <w:lvl w:ilvl="7" w:tplc="04090003" w:tentative="1">
+      <w:start w:val="1"/>
+      <w:numFmt w:val="bullet"/>
+      <w:lvlText w:val="o"/>
+      <w:lvlJc w:val="left"/>
+      <w:pPr>
+        <w:ind w:left="5760" w:hanging="360"/>
+      </w:pPr>
+      <w:rPr>
+        <w:rFonts w:ascii="Courier New" w:hAnsi="Courier New" w:cs="Courier New" w:hint="default"/>
+      </w:rPr>
+    </w:lvl>
+    <w:lvl w:ilvl="8" w:tplc="04090005" w:tentative="1">
+      <w:start w:val="1"/>
+      <w:numFmt w:val="bullet"/>
+      <w:lvlText w:val=""/>
+      <w:lvlJc w:val="left"/>
+      <w:pPr>
+        <w:ind w:left="6480" w:hanging="360"/>
+      </w:pPr>
+      <w:rPr>
+        <w:rFonts w:ascii="Wingdings" w:hAnsi="Wingdings" w:hint="default"/>
+      </w:rPr>
+    </w:lvl>
+  </w:abstractNum>
+  <w:abstractNum w:abstractNumId="26" w15:restartNumberingAfterBreak="0">
     <w:nsid w:val="55F27178"/>
     <w:multiLevelType w:val="hybridMultilevel"/>
     <w:tmpl w:val="ACB421DA"/>
@@ -8490,7 +12803,7 @@
       </w:rPr>
     </w:lvl>
   </w:abstractNum>
-  <w:abstractNum w:abstractNumId="20" w15:restartNumberingAfterBreak="0">
+  <w:abstractNum w:abstractNumId="27" w15:restartNumberingAfterBreak="0">
     <w:nsid w:val="58B1492C"/>
     <w:multiLevelType w:val="hybridMultilevel"/>
     <w:tmpl w:val="C9B81956"/>
@@ -8603,7 +12916,7 @@
       </w:rPr>
     </w:lvl>
   </w:abstractNum>
-  <w:abstractNum w:abstractNumId="21" w15:restartNumberingAfterBreak="0">
+  <w:abstractNum w:abstractNumId="28" w15:restartNumberingAfterBreak="0">
     <w:nsid w:val="59E55DB8"/>
     <w:multiLevelType w:val="hybridMultilevel"/>
     <w:tmpl w:val="3BCE9EF0"/>
@@ -8716,7 +13029,7 @@
       </w:rPr>
     </w:lvl>
   </w:abstractNum>
-  <w:abstractNum w:abstractNumId="22" w15:restartNumberingAfterBreak="0">
+  <w:abstractNum w:abstractNumId="29" w15:restartNumberingAfterBreak="0">
     <w:nsid w:val="60876F41"/>
     <w:multiLevelType w:val="hybridMultilevel"/>
     <w:tmpl w:val="9D101C2E"/>
@@ -8829,7 +13142,7 @@
       </w:rPr>
     </w:lvl>
   </w:abstractNum>
-  <w:abstractNum w:abstractNumId="23" w15:restartNumberingAfterBreak="0">
+  <w:abstractNum w:abstractNumId="30" w15:restartNumberingAfterBreak="0">
     <w:nsid w:val="6A743DDA"/>
     <w:multiLevelType w:val="hybridMultilevel"/>
     <w:tmpl w:val="357AD984"/>
@@ -8942,7 +13255,7 @@
       </w:rPr>
     </w:lvl>
   </w:abstractNum>
-  <w:abstractNum w:abstractNumId="24" w15:restartNumberingAfterBreak="0">
+  <w:abstractNum w:abstractNumId="31" w15:restartNumberingAfterBreak="0">
     <w:nsid w:val="706E6D62"/>
     <w:multiLevelType w:val="hybridMultilevel"/>
     <w:tmpl w:val="2312C3CE"/>
@@ -9055,7 +13368,7 @@
       </w:rPr>
     </w:lvl>
   </w:abstractNum>
-  <w:abstractNum w:abstractNumId="25" w15:restartNumberingAfterBreak="0">
+  <w:abstractNum w:abstractNumId="32" w15:restartNumberingAfterBreak="0">
     <w:nsid w:val="72CD6B22"/>
     <w:multiLevelType w:val="hybridMultilevel"/>
     <w:tmpl w:val="816816E4"/>
@@ -9168,7 +13481,93 @@
       </w:rPr>
     </w:lvl>
   </w:abstractNum>
-  <w:abstractNum w:abstractNumId="26" w15:restartNumberingAfterBreak="0">
+  <w:abstractNum w:abstractNumId="33" w15:restartNumberingAfterBreak="0">
+    <w:nsid w:val="735E3EC9"/>
+    <w:multiLevelType w:val="hybridMultilevel"/>
+    <w:tmpl w:val="98B02722"/>
+    <w:lvl w:ilvl="0" w:tplc="0409000F">
+      <w:start w:val="1"/>
+      <w:numFmt w:val="decimal"/>
+      <w:lvlText w:val="%1."/>
+      <w:lvlJc w:val="left"/>
+      <w:pPr>
+        <w:ind w:left="720" w:hanging="360"/>
+      </w:pPr>
+    </w:lvl>
+    <w:lvl w:ilvl="1" w:tplc="04090019" w:tentative="1">
+      <w:start w:val="1"/>
+      <w:numFmt w:val="lowerLetter"/>
+      <w:lvlText w:val="%2."/>
+      <w:lvlJc w:val="left"/>
+      <w:pPr>
+        <w:ind w:left="1440" w:hanging="360"/>
+      </w:pPr>
+    </w:lvl>
+    <w:lvl w:ilvl="2" w:tplc="0409001B" w:tentative="1">
+      <w:start w:val="1"/>
+      <w:numFmt w:val="lowerRoman"/>
+      <w:lvlText w:val="%3."/>
+      <w:lvlJc w:val="right"/>
+      <w:pPr>
+        <w:ind w:left="2160" w:hanging="180"/>
+      </w:pPr>
+    </w:lvl>
+    <w:lvl w:ilvl="3" w:tplc="0409000F" w:tentative="1">
+      <w:start w:val="1"/>
+      <w:numFmt w:val="decimal"/>
+      <w:lvlText w:val="%4."/>
+      <w:lvlJc w:val="left"/>
+      <w:pPr>
+        <w:ind w:left="2880" w:hanging="360"/>
+      </w:pPr>
+    </w:lvl>
+    <w:lvl w:ilvl="4" w:tplc="04090019" w:tentative="1">
+      <w:start w:val="1"/>
+      <w:numFmt w:val="lowerLetter"/>
+      <w:lvlText w:val="%5."/>
+      <w:lvlJc w:val="left"/>
+      <w:pPr>
+        <w:ind w:left="3600" w:hanging="360"/>
+      </w:pPr>
+    </w:lvl>
+    <w:lvl w:ilvl="5" w:tplc="0409001B" w:tentative="1">
+      <w:start w:val="1"/>
+      <w:numFmt w:val="lowerRoman"/>
+      <w:lvlText w:val="%6."/>
+      <w:lvlJc w:val="right"/>
+      <w:pPr>
+        <w:ind w:left="4320" w:hanging="180"/>
+      </w:pPr>
+    </w:lvl>
+    <w:lvl w:ilvl="6" w:tplc="0409000F" w:tentative="1">
+      <w:start w:val="1"/>
+      <w:numFmt w:val="decimal"/>
+      <w:lvlText w:val="%7."/>
+      <w:lvlJc w:val="left"/>
+      <w:pPr>
+        <w:ind w:left="5040" w:hanging="360"/>
+      </w:pPr>
+    </w:lvl>
+    <w:lvl w:ilvl="7" w:tplc="04090019" w:tentative="1">
+      <w:start w:val="1"/>
+      <w:numFmt w:val="lowerLetter"/>
+      <w:lvlText w:val="%8."/>
+      <w:lvlJc w:val="left"/>
+      <w:pPr>
+        <w:ind w:left="5760" w:hanging="360"/>
+      </w:pPr>
+    </w:lvl>
+    <w:lvl w:ilvl="8" w:tplc="0409001B" w:tentative="1">
+      <w:start w:val="1"/>
+      <w:numFmt w:val="lowerRoman"/>
+      <w:lvlText w:val="%9."/>
+      <w:lvlJc w:val="right"/>
+      <w:pPr>
+        <w:ind w:left="6480" w:hanging="180"/>
+      </w:pPr>
+    </w:lvl>
+  </w:abstractNum>
+  <w:abstractNum w:abstractNumId="34" w15:restartNumberingAfterBreak="0">
     <w:nsid w:val="742A4D0C"/>
     <w:multiLevelType w:val="hybridMultilevel"/>
     <w:tmpl w:val="F2FEB506"/>
@@ -9281,7 +13680,7 @@
       </w:rPr>
     </w:lvl>
   </w:abstractNum>
-  <w:abstractNum w:abstractNumId="27" w15:restartNumberingAfterBreak="0">
+  <w:abstractNum w:abstractNumId="35" w15:restartNumberingAfterBreak="0">
     <w:nsid w:val="742F0F78"/>
     <w:multiLevelType w:val="hybridMultilevel"/>
     <w:tmpl w:val="52645872"/>
@@ -9367,7 +13766,7 @@
       </w:pPr>
     </w:lvl>
   </w:abstractNum>
-  <w:abstractNum w:abstractNumId="28" w15:restartNumberingAfterBreak="0">
+  <w:abstractNum w:abstractNumId="36" w15:restartNumberingAfterBreak="0">
     <w:nsid w:val="763070B7"/>
     <w:multiLevelType w:val="hybridMultilevel"/>
     <w:tmpl w:val="19C647B6"/>
@@ -9480,7 +13879,7 @@
       </w:rPr>
     </w:lvl>
   </w:abstractNum>
-  <w:abstractNum w:abstractNumId="29" w15:restartNumberingAfterBreak="0">
+  <w:abstractNum w:abstractNumId="37" w15:restartNumberingAfterBreak="0">
     <w:nsid w:val="766A0EFB"/>
     <w:multiLevelType w:val="hybridMultilevel"/>
     <w:tmpl w:val="E8441AA4"/>
@@ -9593,7 +13992,7 @@
       </w:rPr>
     </w:lvl>
   </w:abstractNum>
-  <w:abstractNum w:abstractNumId="30" w15:restartNumberingAfterBreak="0">
+  <w:abstractNum w:abstractNumId="38" w15:restartNumberingAfterBreak="0">
     <w:nsid w:val="7A19662F"/>
     <w:multiLevelType w:val="hybridMultilevel"/>
     <w:tmpl w:val="A61CFF8A"/>
@@ -9706,7 +14105,7 @@
       </w:rPr>
     </w:lvl>
   </w:abstractNum>
-  <w:abstractNum w:abstractNumId="31" w15:restartNumberingAfterBreak="0">
+  <w:abstractNum w:abstractNumId="39" w15:restartNumberingAfterBreak="0">
     <w:nsid w:val="7AA850BB"/>
     <w:multiLevelType w:val="hybridMultilevel"/>
     <w:tmpl w:val="A25C4BD6"/>
@@ -9820,100 +14219,124 @@
     </w:lvl>
   </w:abstractNum>
   <w:num w:numId="1" w16cid:durableId="2136748291">
-    <w:abstractNumId w:val="25"/>
+    <w:abstractNumId w:val="32"/>
   </w:num>
   <w:num w:numId="2" w16cid:durableId="317542340">
-    <w:abstractNumId w:val="16"/>
+    <w:abstractNumId w:val="22"/>
   </w:num>
   <w:num w:numId="3" w16cid:durableId="681972500">
-    <w:abstractNumId w:val="10"/>
+    <w:abstractNumId w:val="14"/>
   </w:num>
   <w:num w:numId="4" w16cid:durableId="1790734444">
-    <w:abstractNumId w:val="8"/>
+    <w:abstractNumId w:val="12"/>
   </w:num>
   <w:num w:numId="5" w16cid:durableId="683438606">
-    <w:abstractNumId w:val="17"/>
+    <w:abstractNumId w:val="23"/>
   </w:num>
   <w:num w:numId="6" w16cid:durableId="918831841">
+    <w:abstractNumId w:val="38"/>
+  </w:num>
+  <w:num w:numId="7" w16cid:durableId="1166288303">
+    <w:abstractNumId w:val="28"/>
+  </w:num>
+  <w:num w:numId="8" w16cid:durableId="225188707">
+    <w:abstractNumId w:val="20"/>
+  </w:num>
+  <w:num w:numId="9" w16cid:durableId="2079858485">
+    <w:abstractNumId w:val="31"/>
+  </w:num>
+  <w:num w:numId="10" w16cid:durableId="1336808581">
+    <w:abstractNumId w:val="29"/>
+  </w:num>
+  <w:num w:numId="11" w16cid:durableId="1643074267">
     <w:abstractNumId w:val="30"/>
   </w:num>
-  <w:num w:numId="7" w16cid:durableId="1166288303">
-    <w:abstractNumId w:val="21"/>
-  </w:num>
-  <w:num w:numId="8" w16cid:durableId="225188707">
-    <w:abstractNumId w:val="15"/>
-  </w:num>
-  <w:num w:numId="9" w16cid:durableId="2079858485">
-    <w:abstractNumId w:val="24"/>
-  </w:num>
-  <w:num w:numId="10" w16cid:durableId="1336808581">
-    <w:abstractNumId w:val="22"/>
-  </w:num>
-  <w:num w:numId="11" w16cid:durableId="1643074267">
-    <w:abstractNumId w:val="23"/>
-  </w:num>
   <w:num w:numId="12" w16cid:durableId="617832703">
-    <w:abstractNumId w:val="19"/>
+    <w:abstractNumId w:val="26"/>
   </w:num>
   <w:num w:numId="13" w16cid:durableId="824707810">
-    <w:abstractNumId w:val="3"/>
+    <w:abstractNumId w:val="7"/>
   </w:num>
   <w:num w:numId="14" w16cid:durableId="605230808">
-    <w:abstractNumId w:val="1"/>
+    <w:abstractNumId w:val="4"/>
   </w:num>
   <w:num w:numId="15" w16cid:durableId="1822384318">
-    <w:abstractNumId w:val="28"/>
+    <w:abstractNumId w:val="36"/>
   </w:num>
   <w:num w:numId="16" w16cid:durableId="57900591">
-    <w:abstractNumId w:val="5"/>
+    <w:abstractNumId w:val="9"/>
   </w:num>
   <w:num w:numId="17" w16cid:durableId="458232949">
-    <w:abstractNumId w:val="29"/>
+    <w:abstractNumId w:val="37"/>
   </w:num>
   <w:num w:numId="18" w16cid:durableId="918561758">
-    <w:abstractNumId w:val="12"/>
+    <w:abstractNumId w:val="16"/>
   </w:num>
   <w:num w:numId="19" w16cid:durableId="648678083">
     <w:abstractNumId w:val="0"/>
   </w:num>
   <w:num w:numId="20" w16cid:durableId="1949196559">
-    <w:abstractNumId w:val="14"/>
+    <w:abstractNumId w:val="19"/>
   </w:num>
   <w:num w:numId="21" w16cid:durableId="789205638">
+    <w:abstractNumId w:val="10"/>
+  </w:num>
+  <w:num w:numId="22" w16cid:durableId="1667436400">
+    <w:abstractNumId w:val="27"/>
+  </w:num>
+  <w:num w:numId="23" w16cid:durableId="905188555">
+    <w:abstractNumId w:val="35"/>
+  </w:num>
+  <w:num w:numId="24" w16cid:durableId="1040789276">
+    <w:abstractNumId w:val="34"/>
+  </w:num>
+  <w:num w:numId="25" w16cid:durableId="724523215">
+    <w:abstractNumId w:val="24"/>
+  </w:num>
+  <w:num w:numId="26" w16cid:durableId="904950107">
+    <w:abstractNumId w:val="39"/>
+  </w:num>
+  <w:num w:numId="27" w16cid:durableId="1907252567">
+    <w:abstractNumId w:val="15"/>
+  </w:num>
+  <w:num w:numId="28" w16cid:durableId="82849022">
+    <w:abstractNumId w:val="17"/>
+  </w:num>
+  <w:num w:numId="29" w16cid:durableId="1966158466">
+    <w:abstractNumId w:val="11"/>
+  </w:num>
+  <w:num w:numId="30" w16cid:durableId="2023823094">
     <w:abstractNumId w:val="6"/>
   </w:num>
-  <w:num w:numId="22" w16cid:durableId="1667436400">
-    <w:abstractNumId w:val="20"/>
+  <w:num w:numId="31" w16cid:durableId="1369721451">
+    <w:abstractNumId w:val="13"/>
   </w:num>
-  <w:num w:numId="23" w16cid:durableId="905188555">
-    <w:abstractNumId w:val="27"/>
+  <w:num w:numId="32" w16cid:durableId="1491870008">
+    <w:abstractNumId w:val="8"/>
   </w:num>
-  <w:num w:numId="24" w16cid:durableId="1040789276">
-    <w:abstractNumId w:val="26"/>
+  <w:num w:numId="33" w16cid:durableId="259064844">
+    <w:abstractNumId w:val="33"/>
   </w:num>
-  <w:num w:numId="25" w16cid:durableId="724523215">
+  <w:num w:numId="34" w16cid:durableId="80763127">
+    <w:abstractNumId w:val="21"/>
+  </w:num>
+  <w:num w:numId="35" w16cid:durableId="1666476365">
+    <w:abstractNumId w:val="1"/>
+  </w:num>
+  <w:num w:numId="36" w16cid:durableId="1194879247">
     <w:abstractNumId w:val="18"/>
   </w:num>
-  <w:num w:numId="26" w16cid:durableId="904950107">
-    <w:abstractNumId w:val="31"/>
+  <w:num w:numId="37" w16cid:durableId="1500316420">
+    <w:abstractNumId w:val="25"/>
   </w:num>
-  <w:num w:numId="27" w16cid:durableId="1907252567">
-    <w:abstractNumId w:val="11"/>
+  <w:num w:numId="38" w16cid:durableId="1666007194">
+    <w:abstractNumId w:val="5"/>
   </w:num>
-  <w:num w:numId="28" w16cid:durableId="82849022">
-    <w:abstractNumId w:val="13"/>
+  <w:num w:numId="39" w16cid:durableId="1322739021">
+    <w:abstractNumId w:val="3"/>
   </w:num>
-  <w:num w:numId="29" w16cid:durableId="1966158466">
-    <w:abstractNumId w:val="7"/>
-  </w:num>
-  <w:num w:numId="30" w16cid:durableId="2023823094">
+  <w:num w:numId="40" w16cid:durableId="2090152180">
     <w:abstractNumId w:val="2"/>
-  </w:num>
-  <w:num w:numId="31" w16cid:durableId="1369721451">
-    <w:abstractNumId w:val="9"/>
-  </w:num>
-  <w:num w:numId="32" w16cid:durableId="1491870008">
-    <w:abstractNumId w:val="4"/>
   </w:num>
 </w:numbering>
 </file>
@@ -10521,6 +14944,7 @@
   <w:style w:type="character" w:default="1" w:styleId="DefaultParagraphFont">
     <w:name w:val="Default Paragraph Font"/>
     <w:uiPriority w:val="1"/>
+    <w:semiHidden/>
     <w:unhideWhenUsed/>
   </w:style>
   <w:style w:type="table" w:default="1" w:styleId="TableNormal">

--- a/Docker/5-storage.docx
+++ b/Docker/5-storage.docx
@@ -6928,15 +6928,7 @@
           <w:sz w:val="28"/>
           <w:szCs w:val="28"/>
         </w:rPr>
-        <w:t>Docker creates</w:t>
-      </w:r>
-      <w:r>
-        <w:rPr>
-          <w:rFonts w:asciiTheme="majorBidi" w:hAnsiTheme="majorBidi" w:cstheme="majorBidi"/>
-          <w:sz w:val="28"/>
-          <w:szCs w:val="28"/>
-        </w:rPr>
-        <w:t xml:space="preserve"> </w:t>
+        <w:t xml:space="preserve">Docker creates </w:t>
       </w:r>
       <w:r>
         <w:rPr>
@@ -7017,43 +7009,7 @@
           <w:szCs w:val="28"/>
           <w:u w:val="single"/>
         </w:rPr>
-        <w:t>C</w:t>
-      </w:r>
-      <w:r>
-        <w:rPr>
-          <w:rFonts w:asciiTheme="majorBidi" w:hAnsiTheme="majorBidi" w:cstheme="majorBidi"/>
-          <w:sz w:val="28"/>
-          <w:szCs w:val="28"/>
-          <w:u w:val="single"/>
-        </w:rPr>
-        <w:t>hange</w:t>
-      </w:r>
-      <w:r>
-        <w:rPr>
-          <w:rFonts w:asciiTheme="majorBidi" w:hAnsiTheme="majorBidi" w:cstheme="majorBidi"/>
-          <w:sz w:val="28"/>
-          <w:szCs w:val="28"/>
-          <w:u w:val="single"/>
-        </w:rPr>
-        <w:t xml:space="preserve"> the</w:t>
-      </w:r>
-      <w:r>
-        <w:rPr>
-          <w:rFonts w:asciiTheme="majorBidi" w:hAnsiTheme="majorBidi" w:cstheme="majorBidi"/>
-          <w:sz w:val="28"/>
-          <w:szCs w:val="28"/>
-          <w:u w:val="single"/>
-        </w:rPr>
-        <w:t xml:space="preserve"> Docker’s root directory</w:t>
-      </w:r>
-      <w:r>
-        <w:rPr>
-          <w:rFonts w:asciiTheme="majorBidi" w:hAnsiTheme="majorBidi" w:cstheme="majorBidi"/>
-          <w:sz w:val="28"/>
-          <w:szCs w:val="28"/>
-          <w:u w:val="single"/>
-        </w:rPr>
-        <w:t>:</w:t>
+        <w:t>Change the Docker’s root directory:</w:t>
       </w:r>
     </w:p>
     <w:p>
@@ -7522,25 +7478,7 @@
           <w:szCs w:val="28"/>
           <w:u w:val="single"/>
         </w:rPr>
-        <w:t>P</w:t>
-      </w:r>
-      <w:r>
-        <w:rPr>
-          <w:rFonts w:asciiTheme="majorBidi" w:hAnsiTheme="majorBidi" w:cstheme="majorBidi"/>
-          <w:sz w:val="28"/>
-          <w:szCs w:val="28"/>
-          <w:u w:val="single"/>
-        </w:rPr>
-        <w:t>ermissions</w:t>
-      </w:r>
-      <w:r>
-        <w:rPr>
-          <w:rFonts w:asciiTheme="majorBidi" w:hAnsiTheme="majorBidi" w:cstheme="majorBidi"/>
-          <w:sz w:val="28"/>
-          <w:szCs w:val="28"/>
-          <w:u w:val="single"/>
-        </w:rPr>
-        <w:t>:</w:t>
+        <w:t>Permissions:</w:t>
       </w:r>
     </w:p>
     <w:p>
@@ -7646,34 +7584,7 @@
           <w:szCs w:val="28"/>
           <w:u w:val="single"/>
         </w:rPr>
-        <w:t xml:space="preserve">Mount propagation </w:t>
-      </w:r>
-      <w:r>
-        <w:rPr>
-          <w:rFonts w:asciiTheme="majorBidi" w:hAnsiTheme="majorBidi" w:cstheme="majorBidi"/>
-          <w:sz w:val="28"/>
-          <w:szCs w:val="28"/>
-          <w:u w:val="single"/>
-        </w:rPr>
-        <w:t>&amp;</w:t>
-      </w:r>
-      <w:r>
-        <w:rPr>
-          <w:rFonts w:asciiTheme="majorBidi" w:hAnsiTheme="majorBidi" w:cstheme="majorBidi"/>
-          <w:sz w:val="28"/>
-          <w:szCs w:val="28"/>
-          <w:u w:val="single"/>
-        </w:rPr>
-        <w:t xml:space="preserve"> mount overlaying behavior</w:t>
-      </w:r>
-      <w:r>
-        <w:rPr>
-          <w:rFonts w:asciiTheme="majorBidi" w:hAnsiTheme="majorBidi" w:cstheme="majorBidi"/>
-          <w:sz w:val="28"/>
-          <w:szCs w:val="28"/>
-          <w:u w:val="single"/>
-        </w:rPr>
-        <w:t>:</w:t>
+        <w:t>Mount propagation &amp; mount overlaying behavior:</w:t>
       </w:r>
     </w:p>
     <w:p>
@@ -7805,15 +7716,7 @@
           <w:sz w:val="28"/>
           <w:szCs w:val="28"/>
         </w:rPr>
-        <w:t>You run:</w:t>
-      </w:r>
-      <w:r>
-        <w:rPr>
-          <w:rFonts w:asciiTheme="majorBidi" w:hAnsiTheme="majorBidi" w:cstheme="majorBidi"/>
-          <w:sz w:val="28"/>
-          <w:szCs w:val="28"/>
-        </w:rPr>
-        <w:t xml:space="preserve"> </w:t>
+        <w:t xml:space="preserve">You run: </w:t>
       </w:r>
     </w:p>
     <w:p>
@@ -7929,23 +7832,7 @@
           <w:sz w:val="28"/>
           <w:szCs w:val="28"/>
         </w:rPr>
-        <w:t xml:space="preserve"> into the volume.</w:t>
-      </w:r>
-      <w:r>
-        <w:rPr>
-          <w:rFonts w:asciiTheme="majorBidi" w:hAnsiTheme="majorBidi" w:cstheme="majorBidi"/>
-          <w:sz w:val="28"/>
-          <w:szCs w:val="28"/>
-        </w:rPr>
-        <w:t xml:space="preserve"> </w:t>
-      </w:r>
-      <w:r>
-        <w:rPr>
-          <w:rFonts w:asciiTheme="majorBidi" w:hAnsiTheme="majorBidi" w:cstheme="majorBidi"/>
-          <w:sz w:val="28"/>
-          <w:szCs w:val="28"/>
-        </w:rPr>
-        <w:t>From then on, the volume contains that data independently.</w:t>
+        <w:t xml:space="preserve"> into the volume. From then on, the volume contains that data independently.</w:t>
       </w:r>
     </w:p>
     <w:p>
@@ -8679,6 +8566,7 @@
         </w:numPr>
         <w:spacing w:after="60"/>
         <w:ind w:left="360"/>
+        <w:jc w:val="both"/>
         <w:rPr>
           <w:rFonts w:asciiTheme="majorBidi" w:hAnsiTheme="majorBidi" w:cstheme="majorBidi"/>
           <w:b/>
@@ -8712,6 +8600,7 @@
       <w:pPr>
         <w:spacing w:after="0"/>
         <w:ind w:left="360"/>
+        <w:jc w:val="both"/>
         <w:rPr>
           <w:rFonts w:asciiTheme="majorBidi" w:hAnsiTheme="majorBidi" w:cstheme="majorBidi"/>
           <w:sz w:val="28"/>
@@ -8731,6 +8620,7 @@
       <w:pPr>
         <w:spacing w:after="0"/>
         <w:ind w:left="360"/>
+        <w:jc w:val="both"/>
         <w:rPr>
           <w:rFonts w:asciiTheme="majorBidi" w:hAnsiTheme="majorBidi" w:cstheme="majorBidi"/>
           <w:b/>
@@ -8758,6 +8648,7 @@
       <w:pPr>
         <w:spacing w:after="0"/>
         <w:ind w:left="360"/>
+        <w:jc w:val="both"/>
         <w:rPr>
           <w:rFonts w:asciiTheme="majorBidi" w:hAnsiTheme="majorBidi" w:cstheme="majorBidi"/>
           <w:sz w:val="28"/>
@@ -8777,6 +8668,7 @@
       <w:pPr>
         <w:spacing w:after="0"/>
         <w:ind w:left="360"/>
+        <w:jc w:val="both"/>
         <w:rPr>
           <w:rFonts w:asciiTheme="majorBidi" w:hAnsiTheme="majorBidi" w:cstheme="majorBidi"/>
           <w:b/>
@@ -8860,6 +8752,7 @@
       <w:pPr>
         <w:spacing w:after="0"/>
         <w:ind w:left="360"/>
+        <w:jc w:val="both"/>
         <w:rPr>
           <w:rFonts w:asciiTheme="majorBidi" w:hAnsiTheme="majorBidi" w:cstheme="majorBidi"/>
           <w:sz w:val="28"/>
@@ -8879,6 +8772,7 @@
       <w:pPr>
         <w:spacing w:after="0"/>
         <w:ind w:left="360"/>
+        <w:jc w:val="both"/>
         <w:rPr>
           <w:rFonts w:asciiTheme="majorBidi" w:hAnsiTheme="majorBidi" w:cstheme="majorBidi"/>
           <w:sz w:val="28"/>
@@ -8903,6 +8797,7 @@
         </w:numPr>
         <w:spacing w:after="0"/>
         <w:ind w:left="720"/>
+        <w:jc w:val="both"/>
         <w:rPr>
           <w:rFonts w:asciiTheme="majorBidi" w:hAnsiTheme="majorBidi" w:cstheme="majorBidi"/>
           <w:sz w:val="28"/>
@@ -8927,6 +8822,7 @@
         </w:numPr>
         <w:spacing w:after="0"/>
         <w:ind w:left="720"/>
+        <w:jc w:val="both"/>
         <w:rPr>
           <w:rFonts w:asciiTheme="majorBidi" w:hAnsiTheme="majorBidi" w:cstheme="majorBidi"/>
           <w:sz w:val="28"/>
@@ -8951,6 +8847,7 @@
         </w:numPr>
         <w:spacing w:after="0"/>
         <w:ind w:left="720"/>
+        <w:jc w:val="both"/>
         <w:rPr>
           <w:rFonts w:asciiTheme="majorBidi" w:hAnsiTheme="majorBidi" w:cstheme="majorBidi"/>
           <w:sz w:val="28"/>
@@ -8969,6 +8866,7 @@
     <w:p>
       <w:pPr>
         <w:ind w:left="360"/>
+        <w:jc w:val="both"/>
         <w:rPr>
           <w:rFonts w:asciiTheme="majorBidi" w:hAnsiTheme="majorBidi" w:cstheme="majorBidi"/>
           <w:sz w:val="28"/>
@@ -8982,6 +8880,875 @@
           <w:szCs w:val="28"/>
         </w:rPr>
         <w:t>Volumes are safer and more abstract.</w:t>
+      </w:r>
+    </w:p>
+    <w:p>
+      <w:pPr>
+        <w:pStyle w:val="ListParagraph"/>
+        <w:numPr>
+          <w:ilvl w:val="0"/>
+          <w:numId w:val="36"/>
+        </w:numPr>
+        <w:spacing w:after="60"/>
+        <w:ind w:left="360"/>
+        <w:jc w:val="both"/>
+        <w:rPr>
+          <w:rFonts w:asciiTheme="majorBidi" w:hAnsiTheme="majorBidi" w:cstheme="majorBidi"/>
+          <w:b/>
+          <w:bCs/>
+          <w:sz w:val="32"/>
+          <w:szCs w:val="32"/>
+        </w:rPr>
+      </w:pPr>
+      <w:proofErr w:type="spellStart"/>
+      <w:r>
+        <w:rPr>
+          <w:rFonts w:asciiTheme="majorBidi" w:hAnsiTheme="majorBidi" w:cstheme="majorBidi"/>
+          <w:b/>
+          <w:bCs/>
+          <w:sz w:val="32"/>
+          <w:szCs w:val="32"/>
+        </w:rPr>
+        <w:t>tmpfs</w:t>
+      </w:r>
+      <w:proofErr w:type="spellEnd"/>
+      <w:r>
+        <w:rPr>
+          <w:rFonts w:asciiTheme="majorBidi" w:hAnsiTheme="majorBidi" w:cstheme="majorBidi"/>
+          <w:b/>
+          <w:bCs/>
+          <w:sz w:val="32"/>
+          <w:szCs w:val="32"/>
+        </w:rPr>
+        <w:t>:</w:t>
+      </w:r>
+    </w:p>
+    <w:p>
+      <w:pPr>
+        <w:spacing w:after="0"/>
+        <w:ind w:left="360"/>
+        <w:jc w:val="both"/>
+        <w:rPr>
+          <w:rFonts w:asciiTheme="majorBidi" w:hAnsiTheme="majorBidi" w:cstheme="majorBidi"/>
+          <w:sz w:val="28"/>
+          <w:szCs w:val="28"/>
+        </w:rPr>
+      </w:pPr>
+      <w:proofErr w:type="spellStart"/>
+      <w:r>
+        <w:rPr>
+          <w:rFonts w:asciiTheme="majorBidi" w:hAnsiTheme="majorBidi" w:cstheme="majorBidi"/>
+          <w:sz w:val="28"/>
+          <w:szCs w:val="28"/>
+        </w:rPr>
+        <w:t>tmpfs</w:t>
+      </w:r>
+      <w:proofErr w:type="spellEnd"/>
+      <w:r>
+        <w:rPr>
+          <w:rFonts w:asciiTheme="majorBidi" w:hAnsiTheme="majorBidi" w:cstheme="majorBidi"/>
+          <w:sz w:val="28"/>
+          <w:szCs w:val="28"/>
+        </w:rPr>
+        <w:t xml:space="preserve"> is a mount type that stores data in RAM, not on disk.</w:t>
+      </w:r>
+    </w:p>
+    <w:p>
+      <w:pPr>
+        <w:spacing w:after="0"/>
+        <w:ind w:left="360"/>
+        <w:jc w:val="both"/>
+        <w:rPr>
+          <w:rFonts w:asciiTheme="majorBidi" w:hAnsiTheme="majorBidi" w:cstheme="majorBidi"/>
+          <w:sz w:val="28"/>
+          <w:szCs w:val="28"/>
+        </w:rPr>
+      </w:pPr>
+      <w:r>
+        <w:rPr>
+          <w:rFonts w:asciiTheme="majorBidi" w:hAnsiTheme="majorBidi" w:cstheme="majorBidi"/>
+          <w:sz w:val="28"/>
+          <w:szCs w:val="28"/>
+        </w:rPr>
+        <w:t>When you run:</w:t>
+      </w:r>
+    </w:p>
+    <w:p>
+      <w:pPr>
+        <w:spacing w:after="0"/>
+        <w:ind w:left="360"/>
+        <w:jc w:val="both"/>
+        <w:rPr>
+          <w:rFonts w:asciiTheme="majorBidi" w:hAnsiTheme="majorBidi" w:cstheme="majorBidi"/>
+          <w:b/>
+          <w:bCs/>
+          <w:i/>
+          <w:iCs/>
+          <w:sz w:val="28"/>
+          <w:szCs w:val="28"/>
+        </w:rPr>
+      </w:pPr>
+      <w:r>
+        <w:rPr>
+          <w:rFonts w:asciiTheme="majorBidi" w:hAnsiTheme="majorBidi" w:cstheme="majorBidi"/>
+          <w:b/>
+          <w:bCs/>
+          <w:i/>
+          <w:iCs/>
+          <w:sz w:val="28"/>
+          <w:szCs w:val="28"/>
+        </w:rPr>
+        <w:t>docker run --</w:t>
+      </w:r>
+      <w:proofErr w:type="spellStart"/>
+      <w:r>
+        <w:rPr>
+          <w:rFonts w:asciiTheme="majorBidi" w:hAnsiTheme="majorBidi" w:cstheme="majorBidi"/>
+          <w:b/>
+          <w:bCs/>
+          <w:i/>
+          <w:iCs/>
+          <w:sz w:val="28"/>
+          <w:szCs w:val="28"/>
+        </w:rPr>
+        <w:t>tmpfs</w:t>
+      </w:r>
+      <w:proofErr w:type="spellEnd"/>
+      <w:r>
+        <w:rPr>
+          <w:rFonts w:asciiTheme="majorBidi" w:hAnsiTheme="majorBidi" w:cstheme="majorBidi"/>
+          <w:b/>
+          <w:bCs/>
+          <w:i/>
+          <w:iCs/>
+          <w:sz w:val="28"/>
+          <w:szCs w:val="28"/>
+        </w:rPr>
+        <w:t xml:space="preserve"> /app/cache nginx</w:t>
+      </w:r>
+      <w:r>
+        <w:rPr>
+          <w:rFonts w:asciiTheme="majorBidi" w:hAnsiTheme="majorBidi" w:cstheme="majorBidi"/>
+          <w:b/>
+          <w:bCs/>
+          <w:i/>
+          <w:iCs/>
+          <w:sz w:val="28"/>
+          <w:szCs w:val="28"/>
+        </w:rPr>
+        <w:t xml:space="preserve"> </w:t>
+      </w:r>
+      <w:r>
+        <w:rPr>
+          <w:rFonts w:asciiTheme="majorBidi" w:hAnsiTheme="majorBidi" w:cstheme="majorBidi"/>
+          <w:sz w:val="28"/>
+          <w:szCs w:val="28"/>
+        </w:rPr>
+        <w:t>→</w:t>
+      </w:r>
+      <w:r>
+        <w:rPr>
+          <w:rFonts w:asciiTheme="majorBidi" w:hAnsiTheme="majorBidi" w:cstheme="majorBidi"/>
+          <w:sz w:val="28"/>
+          <w:szCs w:val="28"/>
+        </w:rPr>
+        <w:t xml:space="preserve"> </w:t>
+      </w:r>
+      <w:r>
+        <w:rPr>
+          <w:rFonts w:asciiTheme="majorBidi" w:hAnsiTheme="majorBidi" w:cstheme="majorBidi"/>
+          <w:sz w:val="28"/>
+          <w:szCs w:val="28"/>
+        </w:rPr>
+        <w:t xml:space="preserve">Docker creates a </w:t>
+      </w:r>
+      <w:proofErr w:type="spellStart"/>
+      <w:r>
+        <w:rPr>
+          <w:rFonts w:asciiTheme="majorBidi" w:hAnsiTheme="majorBidi" w:cstheme="majorBidi"/>
+          <w:sz w:val="28"/>
+          <w:szCs w:val="28"/>
+        </w:rPr>
+        <w:t>tmpfs</w:t>
+      </w:r>
+      <w:proofErr w:type="spellEnd"/>
+      <w:r>
+        <w:rPr>
+          <w:rFonts w:asciiTheme="majorBidi" w:hAnsiTheme="majorBidi" w:cstheme="majorBidi"/>
+          <w:sz w:val="28"/>
+          <w:szCs w:val="28"/>
+        </w:rPr>
+        <w:t xml:space="preserve"> mount at </w:t>
+      </w:r>
+      <w:r>
+        <w:rPr>
+          <w:rFonts w:asciiTheme="majorBidi" w:hAnsiTheme="majorBidi" w:cstheme="majorBidi"/>
+          <w:b/>
+          <w:bCs/>
+          <w:i/>
+          <w:iCs/>
+          <w:sz w:val="28"/>
+          <w:szCs w:val="28"/>
+        </w:rPr>
+        <w:t>/app/cache</w:t>
+      </w:r>
+      <w:r>
+        <w:rPr>
+          <w:rFonts w:asciiTheme="majorBidi" w:hAnsiTheme="majorBidi" w:cstheme="majorBidi"/>
+          <w:sz w:val="28"/>
+          <w:szCs w:val="28"/>
+        </w:rPr>
+        <w:t xml:space="preserve"> inside the container. That directory lives in memory. Not in </w:t>
+      </w:r>
+      <w:r>
+        <w:rPr>
+          <w:rFonts w:asciiTheme="majorBidi" w:hAnsiTheme="majorBidi" w:cstheme="majorBidi"/>
+          <w:b/>
+          <w:bCs/>
+          <w:i/>
+          <w:iCs/>
+          <w:sz w:val="28"/>
+          <w:szCs w:val="28"/>
+        </w:rPr>
+        <w:t>/var/lib/docker</w:t>
+      </w:r>
+      <w:r>
+        <w:rPr>
+          <w:rFonts w:asciiTheme="majorBidi" w:hAnsiTheme="majorBidi" w:cstheme="majorBidi"/>
+          <w:sz w:val="28"/>
+          <w:szCs w:val="28"/>
+        </w:rPr>
+        <w:t>. Not in overlay2. Not in volumes. In RAM.</w:t>
+      </w:r>
+      <w:r>
+        <w:rPr>
+          <w:rFonts w:asciiTheme="majorBidi" w:hAnsiTheme="majorBidi" w:cstheme="majorBidi"/>
+          <w:sz w:val="28"/>
+          <w:szCs w:val="28"/>
+        </w:rPr>
+        <w:t xml:space="preserve"> Because of that,</w:t>
+      </w:r>
+      <w:r>
+        <w:rPr>
+          <w:rFonts w:asciiTheme="majorBidi" w:hAnsiTheme="majorBidi" w:cstheme="majorBidi"/>
+          <w:b/>
+          <w:bCs/>
+          <w:i/>
+          <w:iCs/>
+          <w:sz w:val="28"/>
+          <w:szCs w:val="28"/>
+        </w:rPr>
+        <w:t xml:space="preserve"> </w:t>
+      </w:r>
+      <w:r>
+        <w:rPr>
+          <w:rFonts w:asciiTheme="majorBidi" w:hAnsiTheme="majorBidi" w:cstheme="majorBidi"/>
+          <w:sz w:val="28"/>
+          <w:szCs w:val="28"/>
+        </w:rPr>
+        <w:t>w</w:t>
+      </w:r>
+      <w:r>
+        <w:rPr>
+          <w:rFonts w:asciiTheme="majorBidi" w:hAnsiTheme="majorBidi" w:cstheme="majorBidi"/>
+          <w:sz w:val="28"/>
+          <w:szCs w:val="28"/>
+        </w:rPr>
+        <w:t>hen the container stops, the data is gone. Completely. No persistence. No trace.</w:t>
+      </w:r>
+    </w:p>
+    <w:p>
+      <w:pPr>
+        <w:spacing w:after="0"/>
+        <w:ind w:left="360"/>
+        <w:jc w:val="both"/>
+        <w:rPr>
+          <w:rFonts w:asciiTheme="majorBidi" w:hAnsiTheme="majorBidi" w:cstheme="majorBidi"/>
+          <w:sz w:val="28"/>
+          <w:szCs w:val="28"/>
+        </w:rPr>
+      </w:pPr>
+      <w:r>
+        <w:rPr>
+          <w:rFonts w:asciiTheme="majorBidi" w:hAnsiTheme="majorBidi" w:cstheme="majorBidi"/>
+          <w:sz w:val="28"/>
+          <w:szCs w:val="28"/>
+        </w:rPr>
+        <w:t xml:space="preserve">This is not a Docker invention either. </w:t>
+      </w:r>
+      <w:proofErr w:type="spellStart"/>
+      <w:r>
+        <w:rPr>
+          <w:rFonts w:asciiTheme="majorBidi" w:hAnsiTheme="majorBidi" w:cstheme="majorBidi"/>
+          <w:sz w:val="28"/>
+          <w:szCs w:val="28"/>
+        </w:rPr>
+        <w:t>tmpfs</w:t>
+      </w:r>
+      <w:proofErr w:type="spellEnd"/>
+      <w:r>
+        <w:rPr>
+          <w:rFonts w:asciiTheme="majorBidi" w:hAnsiTheme="majorBidi" w:cstheme="majorBidi"/>
+          <w:sz w:val="28"/>
+          <w:szCs w:val="28"/>
+        </w:rPr>
+        <w:t xml:space="preserve"> is a native Linux filesystem type designed for temporary storage backed by memory (and possibly swap). Docker is just exposing it</w:t>
+      </w:r>
+      <w:r>
+        <w:rPr>
+          <w:rFonts w:asciiTheme="majorBidi" w:hAnsiTheme="majorBidi" w:cstheme="majorBidi"/>
+          <w:sz w:val="28"/>
+          <w:szCs w:val="28"/>
+        </w:rPr>
+        <w:t>.</w:t>
+      </w:r>
+    </w:p>
+    <w:p>
+      <w:pPr>
+        <w:spacing w:after="0"/>
+        <w:ind w:left="360"/>
+        <w:jc w:val="both"/>
+        <w:rPr>
+          <w:rFonts w:asciiTheme="majorBidi" w:hAnsiTheme="majorBidi" w:cstheme="majorBidi"/>
+          <w:sz w:val="28"/>
+          <w:szCs w:val="28"/>
+        </w:rPr>
+      </w:pPr>
+      <w:r>
+        <w:rPr>
+          <w:rFonts w:asciiTheme="majorBidi" w:hAnsiTheme="majorBidi" w:cstheme="majorBidi"/>
+          <w:sz w:val="28"/>
+          <w:szCs w:val="28"/>
+        </w:rPr>
+        <w:t>I</w:t>
+      </w:r>
+      <w:r>
+        <w:rPr>
+          <w:rFonts w:asciiTheme="majorBidi" w:hAnsiTheme="majorBidi" w:cstheme="majorBidi"/>
+          <w:sz w:val="28"/>
+          <w:szCs w:val="28"/>
+        </w:rPr>
+        <w:t>t is</w:t>
+      </w:r>
+      <w:r>
+        <w:rPr>
+          <w:rFonts w:asciiTheme="majorBidi" w:hAnsiTheme="majorBidi" w:cstheme="majorBidi"/>
+          <w:sz w:val="28"/>
+          <w:szCs w:val="28"/>
+        </w:rPr>
+        <w:t>n</w:t>
+      </w:r>
+      <w:r>
+        <w:rPr>
+          <w:rFonts w:asciiTheme="majorBidi" w:hAnsiTheme="majorBidi" w:cstheme="majorBidi"/>
+          <w:sz w:val="28"/>
+          <w:szCs w:val="28"/>
+        </w:rPr>
+        <w:t>’</w:t>
+      </w:r>
+      <w:r>
+        <w:rPr>
+          <w:rFonts w:asciiTheme="majorBidi" w:hAnsiTheme="majorBidi" w:cstheme="majorBidi"/>
+          <w:sz w:val="28"/>
+          <w:szCs w:val="28"/>
+        </w:rPr>
+        <w:t>t</w:t>
+      </w:r>
+      <w:r>
+        <w:rPr>
+          <w:rFonts w:asciiTheme="majorBidi" w:hAnsiTheme="majorBidi" w:cstheme="majorBidi"/>
+          <w:sz w:val="28"/>
+          <w:szCs w:val="28"/>
+        </w:rPr>
+        <w:t xml:space="preserve"> stored</w:t>
+      </w:r>
+      <w:r>
+        <w:rPr>
+          <w:rFonts w:asciiTheme="majorBidi" w:hAnsiTheme="majorBidi" w:cstheme="majorBidi"/>
+          <w:sz w:val="28"/>
+          <w:szCs w:val="28"/>
+        </w:rPr>
+        <w:t xml:space="preserve"> </w:t>
+      </w:r>
+      <w:r>
+        <w:rPr>
+          <w:rFonts w:asciiTheme="majorBidi" w:hAnsiTheme="majorBidi" w:cstheme="majorBidi"/>
+          <w:sz w:val="28"/>
+          <w:szCs w:val="28"/>
+        </w:rPr>
+        <w:t xml:space="preserve">under </w:t>
+      </w:r>
+      <w:r>
+        <w:rPr>
+          <w:rFonts w:asciiTheme="majorBidi" w:hAnsiTheme="majorBidi" w:cstheme="majorBidi"/>
+          <w:b/>
+          <w:bCs/>
+          <w:i/>
+          <w:iCs/>
+          <w:sz w:val="28"/>
+          <w:szCs w:val="28"/>
+        </w:rPr>
+        <w:t>/var/lib/docker/volumes/</w:t>
+      </w:r>
+      <w:r>
+        <w:rPr>
+          <w:rFonts w:asciiTheme="majorBidi" w:hAnsiTheme="majorBidi" w:cstheme="majorBidi"/>
+          <w:sz w:val="28"/>
+          <w:szCs w:val="28"/>
+        </w:rPr>
+        <w:t xml:space="preserve"> or </w:t>
+      </w:r>
+      <w:r>
+        <w:rPr>
+          <w:rFonts w:asciiTheme="majorBidi" w:hAnsiTheme="majorBidi" w:cstheme="majorBidi"/>
+          <w:b/>
+          <w:bCs/>
+          <w:i/>
+          <w:iCs/>
+          <w:sz w:val="28"/>
+          <w:szCs w:val="28"/>
+        </w:rPr>
+        <w:t>/var/lib/docker/overlay2/</w:t>
+      </w:r>
+      <w:r>
+        <w:rPr>
+          <w:rFonts w:asciiTheme="majorBidi" w:hAnsiTheme="majorBidi" w:cstheme="majorBidi"/>
+          <w:sz w:val="28"/>
+          <w:szCs w:val="28"/>
+        </w:rPr>
+        <w:t>.</w:t>
+      </w:r>
+      <w:r>
+        <w:rPr>
+          <w:rFonts w:asciiTheme="majorBidi" w:hAnsiTheme="majorBidi" w:cstheme="majorBidi"/>
+          <w:sz w:val="28"/>
+          <w:szCs w:val="28"/>
+        </w:rPr>
+        <w:t xml:space="preserve"> </w:t>
+      </w:r>
+      <w:r>
+        <w:rPr>
+          <w:rFonts w:asciiTheme="majorBidi" w:hAnsiTheme="majorBidi" w:cstheme="majorBidi"/>
+          <w:sz w:val="28"/>
+          <w:szCs w:val="28"/>
+        </w:rPr>
+        <w:t>It is mounted from the host kernel’s memory subsystem into the container’s mount namespace.</w:t>
+      </w:r>
+      <w:r>
+        <w:rPr>
+          <w:rFonts w:asciiTheme="majorBidi" w:hAnsiTheme="majorBidi" w:cstheme="majorBidi"/>
+          <w:sz w:val="28"/>
+          <w:szCs w:val="28"/>
+        </w:rPr>
+        <w:t xml:space="preserve"> </w:t>
+      </w:r>
+      <w:r>
+        <w:rPr>
+          <w:rFonts w:asciiTheme="majorBidi" w:hAnsiTheme="majorBidi" w:cstheme="majorBidi"/>
+          <w:sz w:val="28"/>
+          <w:szCs w:val="28"/>
+        </w:rPr>
+        <w:t>There is no directory on disk representing it.</w:t>
+      </w:r>
+    </w:p>
+    <w:p>
+      <w:pPr>
+        <w:spacing w:after="0"/>
+        <w:ind w:left="360"/>
+        <w:jc w:val="both"/>
+        <w:rPr>
+          <w:rFonts w:asciiTheme="majorBidi" w:hAnsiTheme="majorBidi" w:cstheme="majorBidi"/>
+          <w:sz w:val="28"/>
+          <w:szCs w:val="28"/>
+        </w:rPr>
+      </w:pPr>
+      <w:r>
+        <w:rPr>
+          <w:rFonts w:asciiTheme="majorBidi" w:hAnsiTheme="majorBidi" w:cstheme="majorBidi"/>
+          <w:sz w:val="28"/>
+          <w:szCs w:val="28"/>
+        </w:rPr>
+        <w:t>Since it lives in RAM:</w:t>
+      </w:r>
+    </w:p>
+    <w:p>
+      <w:pPr>
+        <w:pStyle w:val="ListParagraph"/>
+        <w:numPr>
+          <w:ilvl w:val="1"/>
+          <w:numId w:val="36"/>
+        </w:numPr>
+        <w:ind w:left="720"/>
+        <w:jc w:val="both"/>
+        <w:rPr>
+          <w:rFonts w:asciiTheme="majorBidi" w:hAnsiTheme="majorBidi" w:cstheme="majorBidi"/>
+          <w:sz w:val="28"/>
+          <w:szCs w:val="28"/>
+        </w:rPr>
+      </w:pPr>
+      <w:r>
+        <w:rPr>
+          <w:rFonts w:asciiTheme="majorBidi" w:hAnsiTheme="majorBidi" w:cstheme="majorBidi"/>
+          <w:sz w:val="28"/>
+          <w:szCs w:val="28"/>
+        </w:rPr>
+        <w:t>Extremely fast reads and writes.</w:t>
+      </w:r>
+    </w:p>
+    <w:p>
+      <w:pPr>
+        <w:pStyle w:val="ListParagraph"/>
+        <w:numPr>
+          <w:ilvl w:val="1"/>
+          <w:numId w:val="36"/>
+        </w:numPr>
+        <w:ind w:left="720"/>
+        <w:jc w:val="both"/>
+        <w:rPr>
+          <w:rFonts w:asciiTheme="majorBidi" w:hAnsiTheme="majorBidi" w:cstheme="majorBidi"/>
+          <w:sz w:val="28"/>
+          <w:szCs w:val="28"/>
+        </w:rPr>
+      </w:pPr>
+      <w:r>
+        <w:rPr>
+          <w:rFonts w:asciiTheme="majorBidi" w:hAnsiTheme="majorBidi" w:cstheme="majorBidi"/>
+          <w:sz w:val="28"/>
+          <w:szCs w:val="28"/>
+        </w:rPr>
+        <w:t>No disk I/O.</w:t>
+      </w:r>
+    </w:p>
+    <w:p>
+      <w:pPr>
+        <w:pStyle w:val="ListParagraph"/>
+        <w:numPr>
+          <w:ilvl w:val="1"/>
+          <w:numId w:val="36"/>
+        </w:numPr>
+        <w:spacing w:after="0"/>
+        <w:ind w:left="720"/>
+        <w:jc w:val="both"/>
+        <w:rPr>
+          <w:rFonts w:asciiTheme="majorBidi" w:hAnsiTheme="majorBidi" w:cstheme="majorBidi"/>
+          <w:sz w:val="28"/>
+          <w:szCs w:val="28"/>
+        </w:rPr>
+      </w:pPr>
+      <w:r>
+        <w:rPr>
+          <w:rFonts w:asciiTheme="majorBidi" w:hAnsiTheme="majorBidi" w:cstheme="majorBidi"/>
+          <w:sz w:val="28"/>
+          <w:szCs w:val="28"/>
+        </w:rPr>
+        <w:t>Ideal for temporary cache, session data, intermediate computation.</w:t>
+      </w:r>
+    </w:p>
+    <w:p>
+      <w:pPr>
+        <w:ind w:left="360"/>
+        <w:jc w:val="both"/>
+        <w:rPr>
+          <w:rFonts w:asciiTheme="majorBidi" w:hAnsiTheme="majorBidi" w:cstheme="majorBidi"/>
+          <w:sz w:val="28"/>
+          <w:szCs w:val="28"/>
+        </w:rPr>
+      </w:pPr>
+      <w:r>
+        <w:rPr>
+          <w:rFonts w:asciiTheme="majorBidi" w:hAnsiTheme="majorBidi" w:cstheme="majorBidi"/>
+          <w:sz w:val="28"/>
+          <w:szCs w:val="28"/>
+        </w:rPr>
+        <w:t>But it consumes host memory.</w:t>
+      </w:r>
+    </w:p>
+    <w:p>
+      <w:pPr>
+        <w:spacing w:after="0"/>
+        <w:ind w:left="360"/>
+        <w:jc w:val="both"/>
+        <w:rPr>
+          <w:rFonts w:asciiTheme="majorBidi" w:hAnsiTheme="majorBidi" w:cstheme="majorBidi"/>
+          <w:sz w:val="28"/>
+          <w:szCs w:val="28"/>
+        </w:rPr>
+      </w:pPr>
+      <w:r>
+        <w:rPr>
+          <w:rFonts w:asciiTheme="majorBidi" w:hAnsiTheme="majorBidi" w:cstheme="majorBidi"/>
+          <w:sz w:val="28"/>
+          <w:szCs w:val="28"/>
+        </w:rPr>
+        <w:lastRenderedPageBreak/>
+        <w:t>You can limit size:</w:t>
+      </w:r>
+    </w:p>
+    <w:p>
+      <w:pPr>
+        <w:spacing w:after="0"/>
+        <w:ind w:left="360"/>
+        <w:jc w:val="both"/>
+        <w:rPr>
+          <w:rFonts w:asciiTheme="majorBidi" w:hAnsiTheme="majorBidi" w:cstheme="majorBidi"/>
+          <w:b/>
+          <w:bCs/>
+          <w:i/>
+          <w:iCs/>
+          <w:sz w:val="28"/>
+          <w:szCs w:val="28"/>
+        </w:rPr>
+      </w:pPr>
+      <w:r>
+        <w:rPr>
+          <w:rFonts w:asciiTheme="majorBidi" w:hAnsiTheme="majorBidi" w:cstheme="majorBidi"/>
+          <w:b/>
+          <w:bCs/>
+          <w:i/>
+          <w:iCs/>
+          <w:sz w:val="28"/>
+          <w:szCs w:val="28"/>
+        </w:rPr>
+        <w:t>docker run --</w:t>
+      </w:r>
+      <w:proofErr w:type="spellStart"/>
+      <w:r>
+        <w:rPr>
+          <w:rFonts w:asciiTheme="majorBidi" w:hAnsiTheme="majorBidi" w:cstheme="majorBidi"/>
+          <w:b/>
+          <w:bCs/>
+          <w:i/>
+          <w:iCs/>
+          <w:sz w:val="28"/>
+          <w:szCs w:val="28"/>
+        </w:rPr>
+        <w:t>tmpfs</w:t>
+      </w:r>
+      <w:proofErr w:type="spellEnd"/>
+      <w:r>
+        <w:rPr>
+          <w:rFonts w:asciiTheme="majorBidi" w:hAnsiTheme="majorBidi" w:cstheme="majorBidi"/>
+          <w:b/>
+          <w:bCs/>
+          <w:i/>
+          <w:iCs/>
+          <w:sz w:val="28"/>
+          <w:szCs w:val="28"/>
+        </w:rPr>
+        <w:t xml:space="preserve"> /app/</w:t>
+      </w:r>
+      <w:proofErr w:type="spellStart"/>
+      <w:r>
+        <w:rPr>
+          <w:rFonts w:asciiTheme="majorBidi" w:hAnsiTheme="majorBidi" w:cstheme="majorBidi"/>
+          <w:b/>
+          <w:bCs/>
+          <w:i/>
+          <w:iCs/>
+          <w:sz w:val="28"/>
+          <w:szCs w:val="28"/>
+        </w:rPr>
+        <w:t>cache:</w:t>
+      </w:r>
+      <w:proofErr w:type="gramStart"/>
+      <w:r>
+        <w:rPr>
+          <w:rFonts w:asciiTheme="majorBidi" w:hAnsiTheme="majorBidi" w:cstheme="majorBidi"/>
+          <w:b/>
+          <w:bCs/>
+          <w:i/>
+          <w:iCs/>
+          <w:sz w:val="28"/>
+          <w:szCs w:val="28"/>
+        </w:rPr>
+        <w:t>rw,size</w:t>
+      </w:r>
+      <w:proofErr w:type="spellEnd"/>
+      <w:proofErr w:type="gramEnd"/>
+      <w:r>
+        <w:rPr>
+          <w:rFonts w:asciiTheme="majorBidi" w:hAnsiTheme="majorBidi" w:cstheme="majorBidi"/>
+          <w:b/>
+          <w:bCs/>
+          <w:i/>
+          <w:iCs/>
+          <w:sz w:val="28"/>
+          <w:szCs w:val="28"/>
+        </w:rPr>
+        <w:t>=100m nginx</w:t>
+      </w:r>
+      <w:r>
+        <w:rPr>
+          <w:rFonts w:asciiTheme="majorBidi" w:hAnsiTheme="majorBidi" w:cstheme="majorBidi"/>
+          <w:b/>
+          <w:bCs/>
+          <w:i/>
+          <w:iCs/>
+          <w:sz w:val="28"/>
+          <w:szCs w:val="28"/>
+        </w:rPr>
+        <w:t xml:space="preserve"> </w:t>
+      </w:r>
+      <w:r>
+        <w:rPr>
+          <w:rFonts w:asciiTheme="majorBidi" w:hAnsiTheme="majorBidi" w:cstheme="majorBidi"/>
+          <w:sz w:val="28"/>
+          <w:szCs w:val="28"/>
+        </w:rPr>
+        <w:t>→</w:t>
+      </w:r>
+      <w:r>
+        <w:rPr>
+          <w:rFonts w:asciiTheme="majorBidi" w:hAnsiTheme="majorBidi" w:cstheme="majorBidi"/>
+          <w:b/>
+          <w:bCs/>
+          <w:i/>
+          <w:iCs/>
+          <w:sz w:val="28"/>
+          <w:szCs w:val="28"/>
+        </w:rPr>
+        <w:t xml:space="preserve"> </w:t>
+      </w:r>
+      <w:r>
+        <w:rPr>
+          <w:rFonts w:asciiTheme="majorBidi" w:hAnsiTheme="majorBidi" w:cstheme="majorBidi"/>
+          <w:sz w:val="28"/>
+          <w:szCs w:val="28"/>
+        </w:rPr>
+        <w:t>Now it cannot grow beyond 100MB.</w:t>
+      </w:r>
+    </w:p>
+    <w:p>
+      <w:pPr>
+        <w:spacing w:after="0"/>
+        <w:ind w:left="360"/>
+        <w:jc w:val="both"/>
+        <w:rPr>
+          <w:rFonts w:asciiTheme="majorBidi" w:hAnsiTheme="majorBidi" w:cstheme="majorBidi"/>
+          <w:sz w:val="28"/>
+          <w:szCs w:val="28"/>
+        </w:rPr>
+      </w:pPr>
+      <w:r>
+        <w:rPr>
+          <w:rFonts w:asciiTheme="majorBidi" w:hAnsiTheme="majorBidi" w:cstheme="majorBidi"/>
+          <w:sz w:val="28"/>
+          <w:szCs w:val="28"/>
+        </w:rPr>
+        <w:t xml:space="preserve">Just like volumes and bind mounts, </w:t>
+      </w:r>
+      <w:proofErr w:type="spellStart"/>
+      <w:r>
+        <w:rPr>
+          <w:rFonts w:asciiTheme="majorBidi" w:hAnsiTheme="majorBidi" w:cstheme="majorBidi"/>
+          <w:sz w:val="28"/>
+          <w:szCs w:val="28"/>
+        </w:rPr>
+        <w:t>tmpfs</w:t>
+      </w:r>
+      <w:proofErr w:type="spellEnd"/>
+      <w:r>
+        <w:rPr>
+          <w:rFonts w:asciiTheme="majorBidi" w:hAnsiTheme="majorBidi" w:cstheme="majorBidi"/>
+          <w:sz w:val="28"/>
+          <w:szCs w:val="28"/>
+        </w:rPr>
+        <w:t xml:space="preserve"> overlays the directory.</w:t>
+      </w:r>
+      <w:r>
+        <w:rPr>
+          <w:rFonts w:asciiTheme="majorBidi" w:hAnsiTheme="majorBidi" w:cstheme="majorBidi"/>
+          <w:sz w:val="28"/>
+          <w:szCs w:val="28"/>
+        </w:rPr>
+        <w:t xml:space="preserve"> </w:t>
+      </w:r>
+      <w:r>
+        <w:rPr>
+          <w:rFonts w:asciiTheme="majorBidi" w:hAnsiTheme="majorBidi" w:cstheme="majorBidi"/>
+          <w:sz w:val="28"/>
+          <w:szCs w:val="28"/>
+        </w:rPr>
+        <w:t xml:space="preserve">If the image contains files in /app/cache, mounting </w:t>
+      </w:r>
+      <w:proofErr w:type="spellStart"/>
+      <w:r>
+        <w:rPr>
+          <w:rFonts w:asciiTheme="majorBidi" w:hAnsiTheme="majorBidi" w:cstheme="majorBidi"/>
+          <w:sz w:val="28"/>
+          <w:szCs w:val="28"/>
+        </w:rPr>
+        <w:t>tmpfs</w:t>
+      </w:r>
+      <w:proofErr w:type="spellEnd"/>
+      <w:r>
+        <w:rPr>
+          <w:rFonts w:asciiTheme="majorBidi" w:hAnsiTheme="majorBidi" w:cstheme="majorBidi"/>
+          <w:sz w:val="28"/>
+          <w:szCs w:val="28"/>
+        </w:rPr>
+        <w:t xml:space="preserve"> there hides them.</w:t>
+      </w:r>
+      <w:r>
+        <w:rPr>
+          <w:rFonts w:asciiTheme="majorBidi" w:hAnsiTheme="majorBidi" w:cstheme="majorBidi"/>
+          <w:sz w:val="28"/>
+          <w:szCs w:val="28"/>
+        </w:rPr>
+        <w:t xml:space="preserve"> </w:t>
+      </w:r>
+      <w:r>
+        <w:rPr>
+          <w:rFonts w:asciiTheme="majorBidi" w:hAnsiTheme="majorBidi" w:cstheme="majorBidi"/>
+          <w:sz w:val="28"/>
+          <w:szCs w:val="28"/>
+        </w:rPr>
+        <w:t>No automatic copying. It starts empty.</w:t>
+      </w:r>
+    </w:p>
+    <w:p>
+      <w:pPr>
+        <w:ind w:left="360"/>
+        <w:jc w:val="both"/>
+        <w:rPr>
+          <w:rFonts w:asciiTheme="majorBidi" w:hAnsiTheme="majorBidi" w:cstheme="majorBidi"/>
+          <w:sz w:val="28"/>
+          <w:szCs w:val="28"/>
+        </w:rPr>
+      </w:pPr>
+      <w:proofErr w:type="spellStart"/>
+      <w:r>
+        <w:rPr>
+          <w:rFonts w:asciiTheme="majorBidi" w:hAnsiTheme="majorBidi" w:cstheme="majorBidi"/>
+          <w:sz w:val="28"/>
+          <w:szCs w:val="28"/>
+        </w:rPr>
+        <w:t>tmpfs</w:t>
+      </w:r>
+      <w:proofErr w:type="spellEnd"/>
+      <w:r>
+        <w:rPr>
+          <w:rFonts w:asciiTheme="majorBidi" w:hAnsiTheme="majorBidi" w:cstheme="majorBidi"/>
+          <w:sz w:val="28"/>
+          <w:szCs w:val="28"/>
+        </w:rPr>
+        <w:t xml:space="preserve"> is especially valuable for sensitive data like secrets, temporary tokens, or cryptographic material</w:t>
+      </w:r>
+      <w:r>
+        <w:rPr>
+          <w:rFonts w:asciiTheme="majorBidi" w:hAnsiTheme="majorBidi" w:cstheme="majorBidi"/>
+          <w:sz w:val="28"/>
+          <w:szCs w:val="28"/>
+        </w:rPr>
+        <w:t>,</w:t>
+      </w:r>
+      <w:r>
+        <w:rPr>
+          <w:rFonts w:asciiTheme="majorBidi" w:hAnsiTheme="majorBidi" w:cstheme="majorBidi"/>
+          <w:sz w:val="28"/>
+          <w:szCs w:val="28"/>
+        </w:rPr>
+        <w:t xml:space="preserve"> because nothing touches disk. Even if someone snapshots the filesystem, it’s not there.</w:t>
       </w:r>
     </w:p>
     <w:p>
@@ -9149,23 +9916,7 @@
           <w:sz w:val="28"/>
           <w:szCs w:val="28"/>
         </w:rPr>
-        <w:t>List volumes</w:t>
-      </w:r>
-      <w:r>
-        <w:rPr>
-          <w:rFonts w:asciiTheme="majorBidi" w:hAnsiTheme="majorBidi" w:cstheme="majorBidi"/>
-          <w:sz w:val="28"/>
-          <w:szCs w:val="28"/>
-        </w:rPr>
-        <w:t xml:space="preserve"> </w:t>
-      </w:r>
-      <w:r>
-        <w:rPr>
-          <w:rFonts w:asciiTheme="majorBidi" w:hAnsiTheme="majorBidi" w:cstheme="majorBidi"/>
-          <w:sz w:val="28"/>
-          <w:szCs w:val="28"/>
-        </w:rPr>
-        <w:t xml:space="preserve">→ </w:t>
+        <w:t xml:space="preserve">List volumes → </w:t>
       </w:r>
       <w:r>
         <w:rPr>
@@ -9200,23 +9951,7 @@
           <w:sz w:val="28"/>
           <w:szCs w:val="28"/>
         </w:rPr>
-        <w:t>Inspect a volume</w:t>
-      </w:r>
-      <w:r>
-        <w:rPr>
-          <w:rFonts w:asciiTheme="majorBidi" w:hAnsiTheme="majorBidi" w:cstheme="majorBidi"/>
-          <w:sz w:val="28"/>
-          <w:szCs w:val="28"/>
-        </w:rPr>
-        <w:t xml:space="preserve"> </w:t>
-      </w:r>
-      <w:r>
-        <w:rPr>
-          <w:rFonts w:asciiTheme="majorBidi" w:hAnsiTheme="majorBidi" w:cstheme="majorBidi"/>
-          <w:sz w:val="28"/>
-          <w:szCs w:val="28"/>
-        </w:rPr>
-        <w:t xml:space="preserve">→ </w:t>
+        <w:t xml:space="preserve">Inspect a volume → </w:t>
       </w:r>
       <w:r>
         <w:rPr>
@@ -9265,23 +10000,7 @@
           <w:sz w:val="28"/>
           <w:szCs w:val="28"/>
         </w:rPr>
-        <w:t>Remove a volume</w:t>
-      </w:r>
-      <w:r>
-        <w:rPr>
-          <w:rFonts w:asciiTheme="majorBidi" w:hAnsiTheme="majorBidi" w:cstheme="majorBidi"/>
-          <w:sz w:val="28"/>
-          <w:szCs w:val="28"/>
-        </w:rPr>
-        <w:t xml:space="preserve"> </w:t>
-      </w:r>
-      <w:r>
-        <w:rPr>
-          <w:rFonts w:asciiTheme="majorBidi" w:hAnsiTheme="majorBidi" w:cstheme="majorBidi"/>
-          <w:sz w:val="28"/>
-          <w:szCs w:val="28"/>
-        </w:rPr>
-        <w:t xml:space="preserve">→ </w:t>
+        <w:t xml:space="preserve">Remove a volume → </w:t>
       </w:r>
       <w:r>
         <w:rPr>
@@ -9330,23 +10049,7 @@
           <w:sz w:val="28"/>
           <w:szCs w:val="28"/>
         </w:rPr>
-        <w:t>Remove unused volumes</w:t>
-      </w:r>
-      <w:r>
-        <w:rPr>
-          <w:rFonts w:asciiTheme="majorBidi" w:hAnsiTheme="majorBidi" w:cstheme="majorBidi"/>
-          <w:sz w:val="28"/>
-          <w:szCs w:val="28"/>
-        </w:rPr>
-        <w:t xml:space="preserve"> </w:t>
-      </w:r>
-      <w:r>
-        <w:rPr>
-          <w:rFonts w:asciiTheme="majorBidi" w:hAnsiTheme="majorBidi" w:cstheme="majorBidi"/>
-          <w:sz w:val="28"/>
-          <w:szCs w:val="28"/>
-        </w:rPr>
-        <w:t xml:space="preserve">→ </w:t>
+        <w:t xml:space="preserve">Remove unused volumes → </w:t>
       </w:r>
       <w:r>
         <w:rPr>
@@ -9380,17 +10083,7 @@
           <w:sz w:val="28"/>
           <w:szCs w:val="28"/>
         </w:rPr>
-        <w:t>mount syntax</w:t>
-      </w:r>
-      <w:r>
-        <w:rPr>
-          <w:rFonts w:asciiTheme="majorBidi" w:hAnsiTheme="majorBidi" w:cstheme="majorBidi"/>
-          <w:b/>
-          <w:bCs/>
-          <w:sz w:val="28"/>
-          <w:szCs w:val="28"/>
-        </w:rPr>
-        <w:t>:</w:t>
+        <w:t>mount syntax:</w:t>
       </w:r>
     </w:p>
     <w:p>
@@ -9413,23 +10106,7 @@
           <w:sz w:val="28"/>
           <w:szCs w:val="28"/>
         </w:rPr>
-        <w:t>Old syntax</w:t>
-      </w:r>
-      <w:r>
-        <w:rPr>
-          <w:rFonts w:asciiTheme="majorBidi" w:hAnsiTheme="majorBidi" w:cstheme="majorBidi"/>
-          <w:sz w:val="28"/>
-          <w:szCs w:val="28"/>
-        </w:rPr>
-        <w:t xml:space="preserve"> </w:t>
-      </w:r>
-      <w:r>
-        <w:rPr>
-          <w:rFonts w:asciiTheme="majorBidi" w:hAnsiTheme="majorBidi" w:cstheme="majorBidi"/>
-          <w:sz w:val="28"/>
-          <w:szCs w:val="28"/>
-        </w:rPr>
-        <w:t xml:space="preserve">→ </w:t>
+        <w:t xml:space="preserve">Old syntax → </w:t>
       </w:r>
       <w:r>
         <w:rPr>
@@ -9492,23 +10169,7 @@
           <w:sz w:val="28"/>
           <w:szCs w:val="28"/>
         </w:rPr>
-        <w:t>New syntax (recommended)</w:t>
-      </w:r>
-      <w:r>
-        <w:rPr>
-          <w:rFonts w:asciiTheme="majorBidi" w:hAnsiTheme="majorBidi" w:cstheme="majorBidi"/>
-          <w:sz w:val="28"/>
-          <w:szCs w:val="28"/>
-        </w:rPr>
-        <w:t xml:space="preserve"> </w:t>
-      </w:r>
-      <w:r>
-        <w:rPr>
-          <w:rFonts w:asciiTheme="majorBidi" w:hAnsiTheme="majorBidi" w:cstheme="majorBidi"/>
-          <w:sz w:val="28"/>
-          <w:szCs w:val="28"/>
-        </w:rPr>
-        <w:t xml:space="preserve">→ </w:t>
+        <w:t xml:space="preserve">New syntax (recommended) → </w:t>
       </w:r>
       <w:r>
         <w:rPr>
@@ -9624,7 +10285,6 @@
           <w:sz w:val="28"/>
           <w:szCs w:val="28"/>
         </w:rPr>
-        <w:lastRenderedPageBreak/>
         <w:t>ro</w:t>
       </w:r>
       <w:proofErr w:type="spellEnd"/>
@@ -11789,7 +12449,7 @@
   <w:abstractNum w:abstractNumId="18" w15:restartNumberingAfterBreak="0">
     <w:nsid w:val="3FAB32CB"/>
     <w:multiLevelType w:val="hybridMultilevel"/>
-    <w:tmpl w:val="0EFC3818"/>
+    <w:tmpl w:val="FC502026"/>
     <w:lvl w:ilvl="0" w:tplc="04090001">
       <w:start w:val="1"/>
       <w:numFmt w:val="bullet"/>

--- a/Docker/5-storage.docx
+++ b/Docker/5-storage.docx
@@ -9236,23 +9236,7 @@
           <w:sz w:val="28"/>
           <w:szCs w:val="28"/>
         </w:rPr>
-        <w:t>n</w:t>
-      </w:r>
-      <w:r>
-        <w:rPr>
-          <w:rFonts w:asciiTheme="majorBidi" w:hAnsiTheme="majorBidi" w:cstheme="majorBidi"/>
-          <w:sz w:val="28"/>
-          <w:szCs w:val="28"/>
-        </w:rPr>
-        <w:t>’</w:t>
-      </w:r>
-      <w:r>
-        <w:rPr>
-          <w:rFonts w:asciiTheme="majorBidi" w:hAnsiTheme="majorBidi" w:cstheme="majorBidi"/>
-          <w:sz w:val="28"/>
-          <w:szCs w:val="28"/>
-        </w:rPr>
-        <w:t>t</w:t>
+        <w:t>n’t</w:t>
       </w:r>
       <w:r>
         <w:rPr>
@@ -10452,6 +10436,855 @@
           <w:szCs w:val="28"/>
         </w:rPr>
         <w:t>→ Container can read but not write.</w:t>
+      </w:r>
+    </w:p>
+    <w:p>
+      <w:pPr>
+        <w:rPr>
+          <w:rFonts w:asciiTheme="majorBidi" w:hAnsiTheme="majorBidi" w:cstheme="majorBidi"/>
+          <w:b/>
+          <w:bCs/>
+          <w:sz w:val="32"/>
+          <w:szCs w:val="32"/>
+        </w:rPr>
+      </w:pPr>
+      <w:r>
+        <w:rPr>
+          <w:rFonts w:asciiTheme="majorBidi" w:hAnsiTheme="majorBidi" w:cstheme="majorBidi"/>
+          <w:b/>
+          <w:bCs/>
+          <w:sz w:val="32"/>
+          <w:szCs w:val="32"/>
+        </w:rPr>
+        <w:t>V</w:t>
+      </w:r>
+      <w:r>
+        <w:rPr>
+          <w:rFonts w:asciiTheme="majorBidi" w:hAnsiTheme="majorBidi" w:cstheme="majorBidi"/>
+          <w:b/>
+          <w:bCs/>
+          <w:sz w:val="32"/>
+          <w:szCs w:val="32"/>
+        </w:rPr>
+        <w:t xml:space="preserve">olume </w:t>
+      </w:r>
+      <w:r>
+        <w:rPr>
+          <w:rFonts w:asciiTheme="majorBidi" w:hAnsiTheme="majorBidi" w:cstheme="majorBidi"/>
+          <w:b/>
+          <w:bCs/>
+          <w:sz w:val="32"/>
+          <w:szCs w:val="32"/>
+        </w:rPr>
+        <w:t>D</w:t>
+      </w:r>
+      <w:r>
+        <w:rPr>
+          <w:rFonts w:asciiTheme="majorBidi" w:hAnsiTheme="majorBidi" w:cstheme="majorBidi"/>
+          <w:b/>
+          <w:bCs/>
+          <w:sz w:val="32"/>
+          <w:szCs w:val="32"/>
+        </w:rPr>
+        <w:t>rivers</w:t>
+      </w:r>
+      <w:r>
+        <w:rPr>
+          <w:rFonts w:asciiTheme="majorBidi" w:hAnsiTheme="majorBidi" w:cstheme="majorBidi"/>
+          <w:b/>
+          <w:bCs/>
+          <w:sz w:val="32"/>
+          <w:szCs w:val="32"/>
+        </w:rPr>
+        <w:t>:</w:t>
+      </w:r>
+    </w:p>
+    <w:p>
+      <w:pPr>
+        <w:rPr>
+          <w:rFonts w:asciiTheme="majorBidi" w:hAnsiTheme="majorBidi" w:cstheme="majorBidi"/>
+          <w:sz w:val="28"/>
+          <w:szCs w:val="28"/>
+        </w:rPr>
+      </w:pPr>
+      <w:r>
+        <w:rPr>
+          <w:rFonts w:asciiTheme="majorBidi" w:hAnsiTheme="majorBidi" w:cstheme="majorBidi"/>
+          <w:sz w:val="28"/>
+          <w:szCs w:val="28"/>
+        </w:rPr>
+        <w:t>By default, Docker uses the local volume driver.</w:t>
+      </w:r>
+      <w:r>
+        <w:rPr>
+          <w:rFonts w:asciiTheme="majorBidi" w:hAnsiTheme="majorBidi" w:cstheme="majorBidi"/>
+          <w:sz w:val="28"/>
+          <w:szCs w:val="28"/>
+        </w:rPr>
+        <w:t xml:space="preserve"> </w:t>
+      </w:r>
+      <w:r>
+        <w:rPr>
+          <w:rFonts w:asciiTheme="majorBidi" w:hAnsiTheme="majorBidi" w:cstheme="majorBidi"/>
+          <w:sz w:val="28"/>
+          <w:szCs w:val="28"/>
+        </w:rPr>
+        <w:t>But Docker supports external drivers:</w:t>
+      </w:r>
+    </w:p>
+    <w:p>
+      <w:pPr>
+        <w:pStyle w:val="ListParagraph"/>
+        <w:numPr>
+          <w:ilvl w:val="0"/>
+          <w:numId w:val="41"/>
+        </w:numPr>
+        <w:ind w:left="360"/>
+        <w:rPr>
+          <w:rFonts w:asciiTheme="majorBidi" w:hAnsiTheme="majorBidi" w:cstheme="majorBidi"/>
+          <w:sz w:val="28"/>
+          <w:szCs w:val="28"/>
+        </w:rPr>
+      </w:pPr>
+      <w:r>
+        <w:rPr>
+          <w:rFonts w:asciiTheme="majorBidi" w:hAnsiTheme="majorBidi" w:cstheme="majorBidi"/>
+          <w:sz w:val="28"/>
+          <w:szCs w:val="28"/>
+        </w:rPr>
+        <w:t>NFS</w:t>
+      </w:r>
+    </w:p>
+    <w:p>
+      <w:pPr>
+        <w:pStyle w:val="ListParagraph"/>
+        <w:numPr>
+          <w:ilvl w:val="0"/>
+          <w:numId w:val="41"/>
+        </w:numPr>
+        <w:ind w:left="360"/>
+        <w:rPr>
+          <w:rFonts w:asciiTheme="majorBidi" w:hAnsiTheme="majorBidi" w:cstheme="majorBidi"/>
+          <w:sz w:val="28"/>
+          <w:szCs w:val="28"/>
+        </w:rPr>
+      </w:pPr>
+      <w:r>
+        <w:rPr>
+          <w:rFonts w:asciiTheme="majorBidi" w:hAnsiTheme="majorBidi" w:cstheme="majorBidi"/>
+          <w:sz w:val="28"/>
+          <w:szCs w:val="28"/>
+        </w:rPr>
+        <w:t>CIFS</w:t>
+      </w:r>
+    </w:p>
+    <w:p>
+      <w:pPr>
+        <w:pStyle w:val="ListParagraph"/>
+        <w:numPr>
+          <w:ilvl w:val="0"/>
+          <w:numId w:val="41"/>
+        </w:numPr>
+        <w:ind w:left="360"/>
+        <w:rPr>
+          <w:rFonts w:asciiTheme="majorBidi" w:hAnsiTheme="majorBidi" w:cstheme="majorBidi"/>
+          <w:sz w:val="28"/>
+          <w:szCs w:val="28"/>
+        </w:rPr>
+      </w:pPr>
+      <w:r>
+        <w:rPr>
+          <w:rFonts w:asciiTheme="majorBidi" w:hAnsiTheme="majorBidi" w:cstheme="majorBidi"/>
+          <w:sz w:val="28"/>
+          <w:szCs w:val="28"/>
+        </w:rPr>
+        <w:t>Cloud storage</w:t>
+      </w:r>
+    </w:p>
+    <w:p>
+      <w:pPr>
+        <w:pStyle w:val="ListParagraph"/>
+        <w:numPr>
+          <w:ilvl w:val="0"/>
+          <w:numId w:val="41"/>
+        </w:numPr>
+        <w:ind w:left="360"/>
+        <w:rPr>
+          <w:rFonts w:asciiTheme="majorBidi" w:hAnsiTheme="majorBidi" w:cstheme="majorBidi"/>
+          <w:sz w:val="28"/>
+          <w:szCs w:val="28"/>
+        </w:rPr>
+      </w:pPr>
+      <w:r>
+        <w:rPr>
+          <w:rFonts w:asciiTheme="majorBidi" w:hAnsiTheme="majorBidi" w:cstheme="majorBidi"/>
+          <w:sz w:val="28"/>
+          <w:szCs w:val="28"/>
+        </w:rPr>
+        <w:t>Third-party plugins</w:t>
+      </w:r>
+    </w:p>
+    <w:p>
+      <w:pPr>
+        <w:rPr>
+          <w:rFonts w:asciiTheme="majorBidi" w:hAnsiTheme="majorBidi" w:cstheme="majorBidi"/>
+          <w:sz w:val="28"/>
+          <w:szCs w:val="28"/>
+        </w:rPr>
+      </w:pPr>
+      <w:r>
+        <w:rPr>
+          <w:rFonts w:asciiTheme="majorBidi" w:hAnsiTheme="majorBidi" w:cstheme="majorBidi"/>
+          <w:noProof/>
+          <w:sz w:val="28"/>
+          <w:szCs w:val="28"/>
+        </w:rPr>
+        <w:lastRenderedPageBreak/>
+        <mc:AlternateContent>
+          <mc:Choice Requires="wps">
+            <w:drawing>
+              <wp:anchor distT="0" distB="0" distL="114300" distR="114300" simplePos="0" relativeHeight="251662336" behindDoc="0" locked="0" layoutInCell="1" allowOverlap="1" wp14:anchorId="09F33EF7" wp14:editId="4F82211D">
+                <wp:simplePos x="0" y="0"/>
+                <wp:positionH relativeFrom="margin">
+                  <wp:align>left</wp:align>
+                </wp:positionH>
+                <wp:positionV relativeFrom="paragraph">
+                  <wp:posOffset>304800</wp:posOffset>
+                </wp:positionV>
+                <wp:extent cx="2804160" cy="1508760"/>
+                <wp:effectExtent l="0" t="0" r="15240" b="15240"/>
+                <wp:wrapNone/>
+                <wp:docPr id="1909745458" name="Rectangle 4"/>
+                <wp:cNvGraphicFramePr/>
+                <a:graphic xmlns:a="http://schemas.openxmlformats.org/drawingml/2006/main">
+                  <a:graphicData uri="http://schemas.microsoft.com/office/word/2010/wordprocessingShape">
+                    <wps:wsp>
+                      <wps:cNvSpPr/>
+                      <wps:spPr>
+                        <a:xfrm>
+                          <a:off x="0" y="0"/>
+                          <a:ext cx="2804160" cy="1508760"/>
+                        </a:xfrm>
+                        <a:prstGeom prst="rect">
+                          <a:avLst/>
+                        </a:prstGeom>
+                      </wps:spPr>
+                      <wps:style>
+                        <a:lnRef idx="2">
+                          <a:schemeClr val="dk1">
+                            <a:shade val="15000"/>
+                          </a:schemeClr>
+                        </a:lnRef>
+                        <a:fillRef idx="1">
+                          <a:schemeClr val="dk1"/>
+                        </a:fillRef>
+                        <a:effectRef idx="0">
+                          <a:schemeClr val="dk1"/>
+                        </a:effectRef>
+                        <a:fontRef idx="minor">
+                          <a:schemeClr val="lt1"/>
+                        </a:fontRef>
+                      </wps:style>
+                      <wps:txbx>
+                        <w:txbxContent>
+                          <w:p>
+                            <w:pPr>
+                              <w:spacing w:after="0"/>
+                              <w:rPr>
+                                <w:rFonts w:asciiTheme="majorBidi" w:hAnsiTheme="majorBidi" w:cstheme="majorBidi"/>
+                                <w:b/>
+                                <w:bCs/>
+                                <w:i/>
+                                <w:iCs/>
+                                <w:sz w:val="28"/>
+                                <w:szCs w:val="28"/>
+                              </w:rPr>
+                            </w:pPr>
+                            <w:r>
+                              <w:rPr>
+                                <w:rFonts w:asciiTheme="majorBidi" w:hAnsiTheme="majorBidi" w:cstheme="majorBidi"/>
+                                <w:b/>
+                                <w:bCs/>
+                                <w:i/>
+                                <w:iCs/>
+                                <w:sz w:val="28"/>
+                                <w:szCs w:val="28"/>
+                              </w:rPr>
+                              <w:t>docker volume create \</w:t>
+                            </w:r>
+                          </w:p>
+                          <w:p>
+                            <w:pPr>
+                              <w:spacing w:after="0"/>
+                              <w:rPr>
+                                <w:rFonts w:asciiTheme="majorBidi" w:hAnsiTheme="majorBidi" w:cstheme="majorBidi"/>
+                                <w:b/>
+                                <w:bCs/>
+                                <w:i/>
+                                <w:iCs/>
+                                <w:sz w:val="28"/>
+                                <w:szCs w:val="28"/>
+                              </w:rPr>
+                            </w:pPr>
+                            <w:r>
+                              <w:rPr>
+                                <w:rFonts w:asciiTheme="majorBidi" w:hAnsiTheme="majorBidi" w:cstheme="majorBidi"/>
+                                <w:b/>
+                                <w:bCs/>
+                                <w:i/>
+                                <w:iCs/>
+                                <w:sz w:val="28"/>
+                                <w:szCs w:val="28"/>
+                              </w:rPr>
+                              <w:t xml:space="preserve">  --driver local \</w:t>
+                            </w:r>
+                          </w:p>
+                          <w:p>
+                            <w:pPr>
+                              <w:spacing w:after="0"/>
+                              <w:rPr>
+                                <w:rFonts w:asciiTheme="majorBidi" w:hAnsiTheme="majorBidi" w:cstheme="majorBidi"/>
+                                <w:b/>
+                                <w:bCs/>
+                                <w:i/>
+                                <w:iCs/>
+                                <w:sz w:val="28"/>
+                                <w:szCs w:val="28"/>
+                              </w:rPr>
+                            </w:pPr>
+                            <w:r>
+                              <w:rPr>
+                                <w:rFonts w:asciiTheme="majorBidi" w:hAnsiTheme="majorBidi" w:cstheme="majorBidi"/>
+                                <w:b/>
+                                <w:bCs/>
+                                <w:i/>
+                                <w:iCs/>
+                                <w:sz w:val="28"/>
+                                <w:szCs w:val="28"/>
+                              </w:rPr>
+                              <w:t xml:space="preserve">  --opt type=</w:t>
+                            </w:r>
+                            <w:proofErr w:type="spellStart"/>
+                            <w:r>
+                              <w:rPr>
+                                <w:rFonts w:asciiTheme="majorBidi" w:hAnsiTheme="majorBidi" w:cstheme="majorBidi"/>
+                                <w:b/>
+                                <w:bCs/>
+                                <w:i/>
+                                <w:iCs/>
+                                <w:sz w:val="28"/>
+                                <w:szCs w:val="28"/>
+                              </w:rPr>
+                              <w:t>nfs</w:t>
+                            </w:r>
+                            <w:proofErr w:type="spellEnd"/>
+                            <w:r>
+                              <w:rPr>
+                                <w:rFonts w:asciiTheme="majorBidi" w:hAnsiTheme="majorBidi" w:cstheme="majorBidi"/>
+                                <w:b/>
+                                <w:bCs/>
+                                <w:i/>
+                                <w:iCs/>
+                                <w:sz w:val="28"/>
+                                <w:szCs w:val="28"/>
+                              </w:rPr>
+                              <w:t xml:space="preserve"> \</w:t>
+                            </w:r>
+                          </w:p>
+                          <w:p>
+                            <w:pPr>
+                              <w:spacing w:after="0"/>
+                              <w:rPr>
+                                <w:rFonts w:asciiTheme="majorBidi" w:hAnsiTheme="majorBidi" w:cstheme="majorBidi"/>
+                                <w:b/>
+                                <w:bCs/>
+                                <w:i/>
+                                <w:iCs/>
+                                <w:sz w:val="28"/>
+                                <w:szCs w:val="28"/>
+                              </w:rPr>
+                            </w:pPr>
+                            <w:r>
+                              <w:rPr>
+                                <w:rFonts w:asciiTheme="majorBidi" w:hAnsiTheme="majorBidi" w:cstheme="majorBidi"/>
+                                <w:b/>
+                                <w:bCs/>
+                                <w:i/>
+                                <w:iCs/>
+                                <w:sz w:val="28"/>
+                                <w:szCs w:val="28"/>
+                              </w:rPr>
+                              <w:t xml:space="preserve">  --opt o=</w:t>
+                            </w:r>
+                            <w:proofErr w:type="spellStart"/>
+                            <w:r>
+                              <w:rPr>
+                                <w:rFonts w:asciiTheme="majorBidi" w:hAnsiTheme="majorBidi" w:cstheme="majorBidi"/>
+                                <w:b/>
+                                <w:bCs/>
+                                <w:i/>
+                                <w:iCs/>
+                                <w:sz w:val="28"/>
+                                <w:szCs w:val="28"/>
+                              </w:rPr>
+                              <w:t>addr</w:t>
+                            </w:r>
+                            <w:proofErr w:type="spellEnd"/>
+                            <w:r>
+                              <w:rPr>
+                                <w:rFonts w:asciiTheme="majorBidi" w:hAnsiTheme="majorBidi" w:cstheme="majorBidi"/>
+                                <w:b/>
+                                <w:bCs/>
+                                <w:i/>
+                                <w:iCs/>
+                                <w:sz w:val="28"/>
+                                <w:szCs w:val="28"/>
+                              </w:rPr>
+                              <w:t>=192.168.1.</w:t>
+                            </w:r>
+                            <w:proofErr w:type="gramStart"/>
+                            <w:r>
+                              <w:rPr>
+                                <w:rFonts w:asciiTheme="majorBidi" w:hAnsiTheme="majorBidi" w:cstheme="majorBidi"/>
+                                <w:b/>
+                                <w:bCs/>
+                                <w:i/>
+                                <w:iCs/>
+                                <w:sz w:val="28"/>
+                                <w:szCs w:val="28"/>
+                              </w:rPr>
+                              <w:t>10,rw</w:t>
+                            </w:r>
+                            <w:proofErr w:type="gramEnd"/>
+                            <w:r>
+                              <w:rPr>
+                                <w:rFonts w:asciiTheme="majorBidi" w:hAnsiTheme="majorBidi" w:cstheme="majorBidi"/>
+                                <w:b/>
+                                <w:bCs/>
+                                <w:i/>
+                                <w:iCs/>
+                                <w:sz w:val="28"/>
+                                <w:szCs w:val="28"/>
+                              </w:rPr>
+                              <w:t xml:space="preserve"> \</w:t>
+                            </w:r>
+                          </w:p>
+                          <w:p>
+                            <w:pPr>
+                              <w:spacing w:after="0"/>
+                              <w:rPr>
+                                <w:rFonts w:asciiTheme="majorBidi" w:hAnsiTheme="majorBidi" w:cstheme="majorBidi"/>
+                                <w:b/>
+                                <w:bCs/>
+                                <w:i/>
+                                <w:iCs/>
+                                <w:sz w:val="28"/>
+                                <w:szCs w:val="28"/>
+                              </w:rPr>
+                            </w:pPr>
+                            <w:r>
+                              <w:rPr>
+                                <w:rFonts w:asciiTheme="majorBidi" w:hAnsiTheme="majorBidi" w:cstheme="majorBidi"/>
+                                <w:b/>
+                                <w:bCs/>
+                                <w:i/>
+                                <w:iCs/>
+                                <w:sz w:val="28"/>
+                                <w:szCs w:val="28"/>
+                              </w:rPr>
+                              <w:t xml:space="preserve">  --opt device=:/exports/data \</w:t>
+                            </w:r>
+                          </w:p>
+                          <w:p>
+                            <w:pPr>
+                              <w:spacing w:after="0"/>
+                              <w:rPr>
+                                <w:rFonts w:asciiTheme="majorBidi" w:hAnsiTheme="majorBidi" w:cstheme="majorBidi"/>
+                                <w:b/>
+                                <w:bCs/>
+                                <w:i/>
+                                <w:iCs/>
+                                <w:sz w:val="28"/>
+                                <w:szCs w:val="28"/>
+                              </w:rPr>
+                            </w:pPr>
+                            <w:r>
+                              <w:rPr>
+                                <w:rFonts w:asciiTheme="majorBidi" w:hAnsiTheme="majorBidi" w:cstheme="majorBidi"/>
+                                <w:b/>
+                                <w:bCs/>
+                                <w:i/>
+                                <w:iCs/>
+                                <w:sz w:val="28"/>
+                                <w:szCs w:val="28"/>
+                              </w:rPr>
+                              <w:t xml:space="preserve">  </w:t>
+                            </w:r>
+                            <w:proofErr w:type="spellStart"/>
+                            <w:r>
+                              <w:rPr>
+                                <w:rFonts w:asciiTheme="majorBidi" w:hAnsiTheme="majorBidi" w:cstheme="majorBidi"/>
+                                <w:b/>
+                                <w:bCs/>
+                                <w:i/>
+                                <w:iCs/>
+                                <w:sz w:val="28"/>
+                                <w:szCs w:val="28"/>
+                              </w:rPr>
+                              <w:t>my_nfs_volume</w:t>
+                            </w:r>
+                            <w:proofErr w:type="spellEnd"/>
+                          </w:p>
+                        </w:txbxContent>
+                      </wps:txbx>
+                      <wps:bodyPr rot="0" spcFirstLastPara="0" vertOverflow="overflow" horzOverflow="overflow" vert="horz" wrap="square" lIns="91440" tIns="45720" rIns="91440" bIns="45720" numCol="1" spcCol="0" rtlCol="0" fromWordArt="0" anchor="ctr" anchorCtr="0" forceAA="0" compatLnSpc="1">
+                        <a:prstTxWarp prst="textNoShape">
+                          <a:avLst/>
+                        </a:prstTxWarp>
+                        <a:noAutofit/>
+                      </wps:bodyPr>
+                    </wps:wsp>
+                  </a:graphicData>
+                </a:graphic>
+                <wp14:sizeRelH relativeFrom="margin">
+                  <wp14:pctWidth>0</wp14:pctWidth>
+                </wp14:sizeRelH>
+                <wp14:sizeRelV relativeFrom="margin">
+                  <wp14:pctHeight>0</wp14:pctHeight>
+                </wp14:sizeRelV>
+              </wp:anchor>
+            </w:drawing>
+          </mc:Choice>
+          <mc:Fallback>
+            <w:pict>
+              <v:rect w14:anchorId="09F33EF7" id="Rectangle 4" o:spid="_x0000_s1029" style="position:absolute;margin-left:0;margin-top:24pt;width:220.8pt;height:118.8pt;z-index:251662336;visibility:visible;mso-wrap-style:square;mso-width-percent:0;mso-height-percent:0;mso-wrap-distance-left:9pt;mso-wrap-distance-top:0;mso-wrap-distance-right:9pt;mso-wrap-distance-bottom:0;mso-position-horizontal:left;mso-position-horizontal-relative:margin;mso-position-vertical:absolute;mso-position-vertical-relative:text;mso-width-percent:0;mso-height-percent:0;mso-width-relative:margin;mso-height-relative:margin;v-text-anchor:middle" o:gfxdata="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" fillcolor="black [3200]" strokecolor="black [480]" strokeweight="1pt">
+                <v:textbox>
+                  <w:txbxContent>
+                    <w:p>
+                      <w:pPr>
+                        <w:spacing w:after="0"/>
+                        <w:rPr>
+                          <w:rFonts w:asciiTheme="majorBidi" w:hAnsiTheme="majorBidi" w:cstheme="majorBidi"/>
+                          <w:b/>
+                          <w:bCs/>
+                          <w:i/>
+                          <w:iCs/>
+                          <w:sz w:val="28"/>
+                          <w:szCs w:val="28"/>
+                        </w:rPr>
+                      </w:pPr>
+                      <w:r>
+                        <w:rPr>
+                          <w:rFonts w:asciiTheme="majorBidi" w:hAnsiTheme="majorBidi" w:cstheme="majorBidi"/>
+                          <w:b/>
+                          <w:bCs/>
+                          <w:i/>
+                          <w:iCs/>
+                          <w:sz w:val="28"/>
+                          <w:szCs w:val="28"/>
+                        </w:rPr>
+                        <w:t>docker volume create \</w:t>
+                      </w:r>
+                    </w:p>
+                    <w:p>
+                      <w:pPr>
+                        <w:spacing w:after="0"/>
+                        <w:rPr>
+                          <w:rFonts w:asciiTheme="majorBidi" w:hAnsiTheme="majorBidi" w:cstheme="majorBidi"/>
+                          <w:b/>
+                          <w:bCs/>
+                          <w:i/>
+                          <w:iCs/>
+                          <w:sz w:val="28"/>
+                          <w:szCs w:val="28"/>
+                        </w:rPr>
+                      </w:pPr>
+                      <w:r>
+                        <w:rPr>
+                          <w:rFonts w:asciiTheme="majorBidi" w:hAnsiTheme="majorBidi" w:cstheme="majorBidi"/>
+                          <w:b/>
+                          <w:bCs/>
+                          <w:i/>
+                          <w:iCs/>
+                          <w:sz w:val="28"/>
+                          <w:szCs w:val="28"/>
+                        </w:rPr>
+                        <w:t xml:space="preserve">  --driver local \</w:t>
+                      </w:r>
+                    </w:p>
+                    <w:p>
+                      <w:pPr>
+                        <w:spacing w:after="0"/>
+                        <w:rPr>
+                          <w:rFonts w:asciiTheme="majorBidi" w:hAnsiTheme="majorBidi" w:cstheme="majorBidi"/>
+                          <w:b/>
+                          <w:bCs/>
+                          <w:i/>
+                          <w:iCs/>
+                          <w:sz w:val="28"/>
+                          <w:szCs w:val="28"/>
+                        </w:rPr>
+                      </w:pPr>
+                      <w:r>
+                        <w:rPr>
+                          <w:rFonts w:asciiTheme="majorBidi" w:hAnsiTheme="majorBidi" w:cstheme="majorBidi"/>
+                          <w:b/>
+                          <w:bCs/>
+                          <w:i/>
+                          <w:iCs/>
+                          <w:sz w:val="28"/>
+                          <w:szCs w:val="28"/>
+                        </w:rPr>
+                        <w:t xml:space="preserve">  --opt type=</w:t>
+                      </w:r>
+                      <w:proofErr w:type="spellStart"/>
+                      <w:r>
+                        <w:rPr>
+                          <w:rFonts w:asciiTheme="majorBidi" w:hAnsiTheme="majorBidi" w:cstheme="majorBidi"/>
+                          <w:b/>
+                          <w:bCs/>
+                          <w:i/>
+                          <w:iCs/>
+                          <w:sz w:val="28"/>
+                          <w:szCs w:val="28"/>
+                        </w:rPr>
+                        <w:t>nfs</w:t>
+                      </w:r>
+                      <w:proofErr w:type="spellEnd"/>
+                      <w:r>
+                        <w:rPr>
+                          <w:rFonts w:asciiTheme="majorBidi" w:hAnsiTheme="majorBidi" w:cstheme="majorBidi"/>
+                          <w:b/>
+                          <w:bCs/>
+                          <w:i/>
+                          <w:iCs/>
+                          <w:sz w:val="28"/>
+                          <w:szCs w:val="28"/>
+                        </w:rPr>
+                        <w:t xml:space="preserve"> \</w:t>
+                      </w:r>
+                    </w:p>
+                    <w:p>
+                      <w:pPr>
+                        <w:spacing w:after="0"/>
+                        <w:rPr>
+                          <w:rFonts w:asciiTheme="majorBidi" w:hAnsiTheme="majorBidi" w:cstheme="majorBidi"/>
+                          <w:b/>
+                          <w:bCs/>
+                          <w:i/>
+                          <w:iCs/>
+                          <w:sz w:val="28"/>
+                          <w:szCs w:val="28"/>
+                        </w:rPr>
+                      </w:pPr>
+                      <w:r>
+                        <w:rPr>
+                          <w:rFonts w:asciiTheme="majorBidi" w:hAnsiTheme="majorBidi" w:cstheme="majorBidi"/>
+                          <w:b/>
+                          <w:bCs/>
+                          <w:i/>
+                          <w:iCs/>
+                          <w:sz w:val="28"/>
+                          <w:szCs w:val="28"/>
+                        </w:rPr>
+                        <w:t xml:space="preserve">  --opt o=</w:t>
+                      </w:r>
+                      <w:proofErr w:type="spellStart"/>
+                      <w:r>
+                        <w:rPr>
+                          <w:rFonts w:asciiTheme="majorBidi" w:hAnsiTheme="majorBidi" w:cstheme="majorBidi"/>
+                          <w:b/>
+                          <w:bCs/>
+                          <w:i/>
+                          <w:iCs/>
+                          <w:sz w:val="28"/>
+                          <w:szCs w:val="28"/>
+                        </w:rPr>
+                        <w:t>addr</w:t>
+                      </w:r>
+                      <w:proofErr w:type="spellEnd"/>
+                      <w:r>
+                        <w:rPr>
+                          <w:rFonts w:asciiTheme="majorBidi" w:hAnsiTheme="majorBidi" w:cstheme="majorBidi"/>
+                          <w:b/>
+                          <w:bCs/>
+                          <w:i/>
+                          <w:iCs/>
+                          <w:sz w:val="28"/>
+                          <w:szCs w:val="28"/>
+                        </w:rPr>
+                        <w:t>=192.168.1.</w:t>
+                      </w:r>
+                      <w:proofErr w:type="gramStart"/>
+                      <w:r>
+                        <w:rPr>
+                          <w:rFonts w:asciiTheme="majorBidi" w:hAnsiTheme="majorBidi" w:cstheme="majorBidi"/>
+                          <w:b/>
+                          <w:bCs/>
+                          <w:i/>
+                          <w:iCs/>
+                          <w:sz w:val="28"/>
+                          <w:szCs w:val="28"/>
+                        </w:rPr>
+                        <w:t>10,rw</w:t>
+                      </w:r>
+                      <w:proofErr w:type="gramEnd"/>
+                      <w:r>
+                        <w:rPr>
+                          <w:rFonts w:asciiTheme="majorBidi" w:hAnsiTheme="majorBidi" w:cstheme="majorBidi"/>
+                          <w:b/>
+                          <w:bCs/>
+                          <w:i/>
+                          <w:iCs/>
+                          <w:sz w:val="28"/>
+                          <w:szCs w:val="28"/>
+                        </w:rPr>
+                        <w:t xml:space="preserve"> \</w:t>
+                      </w:r>
+                    </w:p>
+                    <w:p>
+                      <w:pPr>
+                        <w:spacing w:after="0"/>
+                        <w:rPr>
+                          <w:rFonts w:asciiTheme="majorBidi" w:hAnsiTheme="majorBidi" w:cstheme="majorBidi"/>
+                          <w:b/>
+                          <w:bCs/>
+                          <w:i/>
+                          <w:iCs/>
+                          <w:sz w:val="28"/>
+                          <w:szCs w:val="28"/>
+                        </w:rPr>
+                      </w:pPr>
+                      <w:r>
+                        <w:rPr>
+                          <w:rFonts w:asciiTheme="majorBidi" w:hAnsiTheme="majorBidi" w:cstheme="majorBidi"/>
+                          <w:b/>
+                          <w:bCs/>
+                          <w:i/>
+                          <w:iCs/>
+                          <w:sz w:val="28"/>
+                          <w:szCs w:val="28"/>
+                        </w:rPr>
+                        <w:t xml:space="preserve">  --opt device=:/exports/data \</w:t>
+                      </w:r>
+                    </w:p>
+                    <w:p>
+                      <w:pPr>
+                        <w:spacing w:after="0"/>
+                        <w:rPr>
+                          <w:rFonts w:asciiTheme="majorBidi" w:hAnsiTheme="majorBidi" w:cstheme="majorBidi"/>
+                          <w:b/>
+                          <w:bCs/>
+                          <w:i/>
+                          <w:iCs/>
+                          <w:sz w:val="28"/>
+                          <w:szCs w:val="28"/>
+                        </w:rPr>
+                      </w:pPr>
+                      <w:r>
+                        <w:rPr>
+                          <w:rFonts w:asciiTheme="majorBidi" w:hAnsiTheme="majorBidi" w:cstheme="majorBidi"/>
+                          <w:b/>
+                          <w:bCs/>
+                          <w:i/>
+                          <w:iCs/>
+                          <w:sz w:val="28"/>
+                          <w:szCs w:val="28"/>
+                        </w:rPr>
+                        <w:t xml:space="preserve">  </w:t>
+                      </w:r>
+                      <w:proofErr w:type="spellStart"/>
+                      <w:r>
+                        <w:rPr>
+                          <w:rFonts w:asciiTheme="majorBidi" w:hAnsiTheme="majorBidi" w:cstheme="majorBidi"/>
+                          <w:b/>
+                          <w:bCs/>
+                          <w:i/>
+                          <w:iCs/>
+                          <w:sz w:val="28"/>
+                          <w:szCs w:val="28"/>
+                        </w:rPr>
+                        <w:t>my_nfs_volume</w:t>
+                      </w:r>
+                      <w:proofErr w:type="spellEnd"/>
+                    </w:p>
+                  </w:txbxContent>
+                </v:textbox>
+                <w10:wrap anchorx="margin"/>
+              </v:rect>
+            </w:pict>
+          </mc:Fallback>
+        </mc:AlternateContent>
+      </w:r>
+      <w:r>
+        <w:rPr>
+          <w:rFonts w:asciiTheme="majorBidi" w:hAnsiTheme="majorBidi" w:cstheme="majorBidi"/>
+          <w:sz w:val="28"/>
+          <w:szCs w:val="28"/>
+        </w:rPr>
+        <w:t>Example:</w:t>
+      </w:r>
+    </w:p>
+    <w:p>
+      <w:pPr>
+        <w:rPr>
+          <w:rFonts w:asciiTheme="majorBidi" w:hAnsiTheme="majorBidi" w:cstheme="majorBidi"/>
+          <w:sz w:val="28"/>
+          <w:szCs w:val="28"/>
+        </w:rPr>
+      </w:pPr>
+    </w:p>
+    <w:p>
+      <w:pPr>
+        <w:rPr>
+          <w:rFonts w:asciiTheme="majorBidi" w:hAnsiTheme="majorBidi" w:cstheme="majorBidi"/>
+          <w:sz w:val="28"/>
+          <w:szCs w:val="28"/>
+        </w:rPr>
+      </w:pPr>
+    </w:p>
+    <w:p>
+      <w:pPr>
+        <w:rPr>
+          <w:rFonts w:asciiTheme="majorBidi" w:hAnsiTheme="majorBidi" w:cstheme="majorBidi"/>
+          <w:sz w:val="28"/>
+          <w:szCs w:val="28"/>
+        </w:rPr>
+      </w:pPr>
+    </w:p>
+    <w:p>
+      <w:pPr>
+        <w:rPr>
+          <w:rFonts w:asciiTheme="majorBidi" w:hAnsiTheme="majorBidi" w:cstheme="majorBidi"/>
+          <w:sz w:val="28"/>
+          <w:szCs w:val="28"/>
+        </w:rPr>
+      </w:pPr>
+    </w:p>
+    <w:p>
+      <w:pPr>
+        <w:rPr>
+          <w:rFonts w:asciiTheme="majorBidi" w:hAnsiTheme="majorBidi" w:cstheme="majorBidi"/>
+          <w:sz w:val="8"/>
+          <w:szCs w:val="8"/>
+        </w:rPr>
+      </w:pPr>
+    </w:p>
+    <w:p>
+      <w:pPr>
+        <w:rPr>
+          <w:rFonts w:asciiTheme="majorBidi" w:hAnsiTheme="majorBidi" w:cstheme="majorBidi"/>
+          <w:sz w:val="28"/>
+          <w:szCs w:val="28"/>
+        </w:rPr>
+      </w:pPr>
+      <w:r>
+        <w:rPr>
+          <w:rFonts w:asciiTheme="majorBidi" w:hAnsiTheme="majorBidi" w:cstheme="majorBidi"/>
+          <w:sz w:val="28"/>
+          <w:szCs w:val="28"/>
+        </w:rPr>
+        <w:t>Now your volume is backed by NFS.</w:t>
       </w:r>
     </w:p>
     <w:sectPr>
@@ -14769,6 +15602,119 @@
     <w:nsid w:val="7AA850BB"/>
     <w:multiLevelType w:val="hybridMultilevel"/>
     <w:tmpl w:val="A25C4BD6"/>
+    <w:lvl w:ilvl="0" w:tplc="04090001">
+      <w:start w:val="1"/>
+      <w:numFmt w:val="bullet"/>
+      <w:lvlText w:val=""/>
+      <w:lvlJc w:val="left"/>
+      <w:pPr>
+        <w:ind w:left="720" w:hanging="360"/>
+      </w:pPr>
+      <w:rPr>
+        <w:rFonts w:ascii="Symbol" w:hAnsi="Symbol" w:hint="default"/>
+      </w:rPr>
+    </w:lvl>
+    <w:lvl w:ilvl="1" w:tplc="04090003" w:tentative="1">
+      <w:start w:val="1"/>
+      <w:numFmt w:val="bullet"/>
+      <w:lvlText w:val="o"/>
+      <w:lvlJc w:val="left"/>
+      <w:pPr>
+        <w:ind w:left="1440" w:hanging="360"/>
+      </w:pPr>
+      <w:rPr>
+        <w:rFonts w:ascii="Courier New" w:hAnsi="Courier New" w:cs="Courier New" w:hint="default"/>
+      </w:rPr>
+    </w:lvl>
+    <w:lvl w:ilvl="2" w:tplc="04090005" w:tentative="1">
+      <w:start w:val="1"/>
+      <w:numFmt w:val="bullet"/>
+      <w:lvlText w:val=""/>
+      <w:lvlJc w:val="left"/>
+      <w:pPr>
+        <w:ind w:left="2160" w:hanging="360"/>
+      </w:pPr>
+      <w:rPr>
+        <w:rFonts w:ascii="Wingdings" w:hAnsi="Wingdings" w:hint="default"/>
+      </w:rPr>
+    </w:lvl>
+    <w:lvl w:ilvl="3" w:tplc="04090001" w:tentative="1">
+      <w:start w:val="1"/>
+      <w:numFmt w:val="bullet"/>
+      <w:lvlText w:val=""/>
+      <w:lvlJc w:val="left"/>
+      <w:pPr>
+        <w:ind w:left="2880" w:hanging="360"/>
+      </w:pPr>
+      <w:rPr>
+        <w:rFonts w:ascii="Symbol" w:hAnsi="Symbol" w:hint="default"/>
+      </w:rPr>
+    </w:lvl>
+    <w:lvl w:ilvl="4" w:tplc="04090003" w:tentative="1">
+      <w:start w:val="1"/>
+      <w:numFmt w:val="bullet"/>
+      <w:lvlText w:val="o"/>
+      <w:lvlJc w:val="left"/>
+      <w:pPr>
+        <w:ind w:left="3600" w:hanging="360"/>
+      </w:pPr>
+      <w:rPr>
+        <w:rFonts w:ascii="Courier New" w:hAnsi="Courier New" w:cs="Courier New" w:hint="default"/>
+      </w:rPr>
+    </w:lvl>
+    <w:lvl w:ilvl="5" w:tplc="04090005" w:tentative="1">
+      <w:start w:val="1"/>
+      <w:numFmt w:val="bullet"/>
+      <w:lvlText w:val=""/>
+      <w:lvlJc w:val="left"/>
+      <w:pPr>
+        <w:ind w:left="4320" w:hanging="360"/>
+      </w:pPr>
+      <w:rPr>
+        <w:rFonts w:ascii="Wingdings" w:hAnsi="Wingdings" w:hint="default"/>
+      </w:rPr>
+    </w:lvl>
+    <w:lvl w:ilvl="6" w:tplc="04090001" w:tentative="1">
+      <w:start w:val="1"/>
+      <w:numFmt w:val="bullet"/>
+      <w:lvlText w:val=""/>
+      <w:lvlJc w:val="left"/>
+      <w:pPr>
+        <w:ind w:left="5040" w:hanging="360"/>
+      </w:pPr>
+      <w:rPr>
+        <w:rFonts w:ascii="Symbol" w:hAnsi="Symbol" w:hint="default"/>
+      </w:rPr>
+    </w:lvl>
+    <w:lvl w:ilvl="7" w:tplc="04090003" w:tentative="1">
+      <w:start w:val="1"/>
+      <w:numFmt w:val="bullet"/>
+      <w:lvlText w:val="o"/>
+      <w:lvlJc w:val="left"/>
+      <w:pPr>
+        <w:ind w:left="5760" w:hanging="360"/>
+      </w:pPr>
+      <w:rPr>
+        <w:rFonts w:ascii="Courier New" w:hAnsi="Courier New" w:cs="Courier New" w:hint="default"/>
+      </w:rPr>
+    </w:lvl>
+    <w:lvl w:ilvl="8" w:tplc="04090005" w:tentative="1">
+      <w:start w:val="1"/>
+      <w:numFmt w:val="bullet"/>
+      <w:lvlText w:val=""/>
+      <w:lvlJc w:val="left"/>
+      <w:pPr>
+        <w:ind w:left="6480" w:hanging="360"/>
+      </w:pPr>
+      <w:rPr>
+        <w:rFonts w:ascii="Wingdings" w:hAnsi="Wingdings" w:hint="default"/>
+      </w:rPr>
+    </w:lvl>
+  </w:abstractNum>
+  <w:abstractNum w:abstractNumId="40" w15:restartNumberingAfterBreak="0">
+    <w:nsid w:val="7FFE7ADD"/>
+    <w:multiLevelType w:val="hybridMultilevel"/>
+    <w:tmpl w:val="826623E0"/>
     <w:lvl w:ilvl="0" w:tplc="04090001">
       <w:start w:val="1"/>
       <w:numFmt w:val="bullet"/>
@@ -14997,6 +15943,9 @@
   </w:num>
   <w:num w:numId="40" w16cid:durableId="2090152180">
     <w:abstractNumId w:val="2"/>
+  </w:num>
+  <w:num w:numId="41" w16cid:durableId="378238873">
+    <w:abstractNumId w:val="40"/>
   </w:num>
 </w:numbering>
 </file>

--- a/Docker/5-storage.docx
+++ b/Docker/5-storage.docx
@@ -111,6 +111,7 @@
           <w:ilvl w:val="0"/>
           <w:numId w:val="2"/>
         </w:numPr>
+        <w:spacing w:after="60"/>
         <w:ind w:left="360"/>
         <w:jc w:val="both"/>
         <w:rPr>
@@ -148,6 +149,7 @@
     </w:p>
     <w:p>
       <w:pPr>
+        <w:spacing w:after="60"/>
         <w:ind w:left="360"/>
         <w:jc w:val="both"/>
         <w:rPr>
@@ -208,6 +210,7 @@
     </w:p>
     <w:p>
       <w:pPr>
+        <w:spacing w:after="60"/>
         <w:jc w:val="both"/>
         <w:rPr>
           <w:rFonts w:asciiTheme="majorBidi" w:hAnsiTheme="majorBidi" w:cstheme="majorBidi"/>
@@ -226,6 +229,7 @@
     </w:p>
     <w:p>
       <w:pPr>
+        <w:spacing w:after="0"/>
         <w:jc w:val="both"/>
         <w:rPr>
           <w:rFonts w:asciiTheme="majorBidi" w:hAnsiTheme="majorBidi" w:cstheme="majorBidi"/>
@@ -298,6 +302,7 @@
     </w:p>
     <w:p>
       <w:pPr>
+        <w:spacing w:after="60"/>
         <w:jc w:val="both"/>
         <w:rPr>
           <w:rFonts w:asciiTheme="majorBidi" w:hAnsiTheme="majorBidi" w:cstheme="majorBidi"/>
@@ -320,6 +325,7 @@
     </w:p>
     <w:p>
       <w:pPr>
+        <w:spacing w:after="60"/>
         <w:jc w:val="both"/>
         <w:rPr>
           <w:rFonts w:asciiTheme="majorBidi" w:hAnsiTheme="majorBidi" w:cstheme="majorBidi"/>
@@ -503,6 +509,7 @@
           <w:ilvl w:val="0"/>
           <w:numId w:val="3"/>
         </w:numPr>
+        <w:spacing w:after="120"/>
         <w:ind w:left="360"/>
         <w:jc w:val="both"/>
         <w:rPr>
@@ -544,6 +551,7 @@
     </w:p>
     <w:p>
       <w:pPr>
+        <w:spacing w:after="60"/>
         <w:jc w:val="both"/>
         <w:rPr>
           <w:rFonts w:asciiTheme="majorBidi" w:hAnsiTheme="majorBidi" w:cstheme="majorBidi"/>
@@ -595,12 +603,24 @@
           <w:sz w:val="28"/>
           <w:szCs w:val="28"/>
         </w:rPr>
-        <w:t>When a container writes a file, something important happens: copy-on-write (</w:t>
+        <w:t xml:space="preserve">When a container writes a file, something important happens: </w:t>
+      </w:r>
+      <w:r>
+        <w:rPr>
+          <w:rFonts w:asciiTheme="majorBidi" w:hAnsiTheme="majorBidi" w:cstheme="majorBidi"/>
+          <w:b/>
+          <w:bCs/>
+          <w:sz w:val="28"/>
+          <w:szCs w:val="28"/>
+        </w:rPr>
+        <w:t>copy-on-write (</w:t>
       </w:r>
       <w:proofErr w:type="spellStart"/>
       <w:r>
         <w:rPr>
           <w:rFonts w:asciiTheme="majorBidi" w:hAnsiTheme="majorBidi" w:cstheme="majorBidi"/>
+          <w:b/>
+          <w:bCs/>
           <w:sz w:val="28"/>
           <w:szCs w:val="28"/>
         </w:rPr>
@@ -610,10 +630,20 @@
       <w:r>
         <w:rPr>
           <w:rFonts w:asciiTheme="majorBidi" w:hAnsiTheme="majorBidi" w:cstheme="majorBidi"/>
-          <w:sz w:val="28"/>
-          <w:szCs w:val="28"/>
-        </w:rPr>
-        <w:t>).</w:t>
+          <w:b/>
+          <w:bCs/>
+          <w:sz w:val="28"/>
+          <w:szCs w:val="28"/>
+        </w:rPr>
+        <w:t>)</w:t>
+      </w:r>
+      <w:r>
+        <w:rPr>
+          <w:rFonts w:asciiTheme="majorBidi" w:hAnsiTheme="majorBidi" w:cstheme="majorBidi"/>
+          <w:sz w:val="28"/>
+          <w:szCs w:val="28"/>
+        </w:rPr>
+        <w:t>.</w:t>
       </w:r>
     </w:p>
     <w:p>
@@ -709,33 +739,33 @@
           <w:sz w:val="28"/>
           <w:szCs w:val="28"/>
         </w:rPr>
+        <w:t>Now deletion behavior is also interesting</w:t>
+      </w:r>
+      <w:r>
+        <w:rPr>
+          <w:rFonts w:asciiTheme="majorBidi" w:hAnsiTheme="majorBidi" w:cstheme="majorBidi"/>
+          <w:sz w:val="28"/>
+          <w:szCs w:val="28"/>
+        </w:rPr>
+        <w:t>:</w:t>
+      </w:r>
+    </w:p>
+    <w:p>
+      <w:pPr>
+        <w:jc w:val="both"/>
+        <w:rPr>
+          <w:rFonts w:asciiTheme="majorBidi" w:hAnsiTheme="majorBidi" w:cstheme="majorBidi"/>
+          <w:sz w:val="28"/>
+          <w:szCs w:val="28"/>
+        </w:rPr>
+      </w:pPr>
+      <w:r>
+        <w:rPr>
+          <w:rFonts w:asciiTheme="majorBidi" w:hAnsiTheme="majorBidi" w:cstheme="majorBidi"/>
+          <w:sz w:val="28"/>
+          <w:szCs w:val="28"/>
+        </w:rPr>
         <w:lastRenderedPageBreak/>
-        <w:t>Now deletion behavior is also interesting</w:t>
-      </w:r>
-      <w:r>
-        <w:rPr>
-          <w:rFonts w:asciiTheme="majorBidi" w:hAnsiTheme="majorBidi" w:cstheme="majorBidi"/>
-          <w:sz w:val="28"/>
-          <w:szCs w:val="28"/>
-        </w:rPr>
-        <w:t>:</w:t>
-      </w:r>
-    </w:p>
-    <w:p>
-      <w:pPr>
-        <w:jc w:val="both"/>
-        <w:rPr>
-          <w:rFonts w:asciiTheme="majorBidi" w:hAnsiTheme="majorBidi" w:cstheme="majorBidi"/>
-          <w:sz w:val="28"/>
-          <w:szCs w:val="28"/>
-        </w:rPr>
-      </w:pPr>
-      <w:r>
-        <w:rPr>
-          <w:rFonts w:asciiTheme="majorBidi" w:hAnsiTheme="majorBidi" w:cstheme="majorBidi"/>
-          <w:sz w:val="28"/>
-          <w:szCs w:val="28"/>
-        </w:rPr>
         <w:t xml:space="preserve">If a container deletes a file that exists in a lower layer, it cannot actually remove it (because lower is read-only). </w:t>
       </w:r>
       <w:proofErr w:type="gramStart"/>
@@ -1037,6 +1067,7 @@
     </w:p>
     <w:p>
       <w:pPr>
+        <w:spacing w:after="60"/>
         <w:jc w:val="both"/>
         <w:rPr>
           <w:rFonts w:asciiTheme="majorBidi" w:hAnsiTheme="majorBidi" w:cstheme="majorBidi"/>
@@ -1303,7 +1334,7 @@
     </w:p>
     <w:p>
       <w:pPr>
-        <w:spacing w:after="120"/>
+        <w:spacing w:after="60"/>
         <w:jc w:val="both"/>
         <w:rPr>
           <w:rFonts w:asciiTheme="majorBidi" w:hAnsiTheme="majorBidi" w:cstheme="majorBidi"/>
@@ -1421,6 +1452,7 @@
           <w:ilvl w:val="0"/>
           <w:numId w:val="7"/>
         </w:numPr>
+        <w:spacing w:after="120"/>
         <w:ind w:left="360"/>
         <w:jc w:val="both"/>
         <w:rPr>
@@ -1479,7 +1511,7 @@
     </w:p>
     <w:p>
       <w:pPr>
-        <w:spacing w:after="120"/>
+        <w:spacing w:after="60"/>
         <w:jc w:val="both"/>
         <w:rPr>
           <w:rFonts w:asciiTheme="majorBidi" w:hAnsiTheme="majorBidi" w:cstheme="majorBidi"/>
@@ -1565,7 +1597,6 @@
           <w:sz w:val="28"/>
           <w:szCs w:val="28"/>
         </w:rPr>
-        <w:lastRenderedPageBreak/>
         <w:t>Logs grow</w:t>
       </w:r>
     </w:p>
@@ -1595,28 +1626,31 @@
     </w:p>
     <w:p>
       <w:pPr>
-        <w:jc w:val="both"/>
-        <w:rPr>
-          <w:rFonts w:asciiTheme="majorBidi" w:hAnsiTheme="majorBidi" w:cstheme="majorBidi"/>
-          <w:b/>
-          <w:bCs/>
-          <w:sz w:val="28"/>
-          <w:szCs w:val="28"/>
-        </w:rPr>
-      </w:pPr>
-      <w:r>
-        <w:rPr>
-          <w:rFonts w:asciiTheme="majorBidi" w:hAnsiTheme="majorBidi" w:cstheme="majorBidi"/>
-          <w:b/>
-          <w:bCs/>
-          <w:sz w:val="28"/>
-          <w:szCs w:val="28"/>
-        </w:rPr>
+        <w:spacing w:after="60"/>
+        <w:jc w:val="both"/>
+        <w:rPr>
+          <w:rFonts w:asciiTheme="majorBidi" w:hAnsiTheme="majorBidi" w:cstheme="majorBidi"/>
+          <w:b/>
+          <w:bCs/>
+          <w:sz w:val="28"/>
+          <w:szCs w:val="28"/>
+        </w:rPr>
+      </w:pPr>
+      <w:r>
+        <w:rPr>
+          <w:rFonts w:asciiTheme="majorBidi" w:hAnsiTheme="majorBidi" w:cstheme="majorBidi"/>
+          <w:b/>
+          <w:bCs/>
+          <w:sz w:val="28"/>
+          <w:szCs w:val="28"/>
+        </w:rPr>
+        <w:lastRenderedPageBreak/>
         <w:t>Isolation:</w:t>
       </w:r>
     </w:p>
     <w:p>
       <w:pPr>
+        <w:spacing w:after="60"/>
         <w:jc w:val="both"/>
         <w:rPr>
           <w:rFonts w:asciiTheme="majorBidi" w:hAnsiTheme="majorBidi" w:cstheme="majorBidi"/>
@@ -1635,6 +1669,7 @@
     </w:p>
     <w:p>
       <w:pPr>
+        <w:spacing w:after="60"/>
         <w:jc w:val="both"/>
         <w:rPr>
           <w:rFonts w:asciiTheme="majorBidi" w:hAnsiTheme="majorBidi" w:cstheme="majorBidi"/>
@@ -1682,6 +1717,7 @@
           <w:ilvl w:val="0"/>
           <w:numId w:val="9"/>
         </w:numPr>
+        <w:spacing w:after="120"/>
         <w:ind w:left="360"/>
         <w:jc w:val="both"/>
         <w:rPr>
@@ -1701,6 +1737,7 @@
     </w:p>
     <w:p>
       <w:pPr>
+        <w:spacing w:after="120"/>
         <w:jc w:val="both"/>
         <w:rPr>
           <w:rFonts w:asciiTheme="majorBidi" w:hAnsiTheme="majorBidi" w:cstheme="majorBidi"/>
@@ -1769,6 +1806,7 @@
     </w:p>
     <w:p>
       <w:pPr>
+        <w:spacing w:after="60"/>
         <w:jc w:val="both"/>
         <w:rPr>
           <w:rFonts w:asciiTheme="majorBidi" w:hAnsiTheme="majorBidi" w:cstheme="majorBidi"/>
@@ -1791,6 +1829,7 @@
     </w:p>
     <w:p>
       <w:pPr>
+        <w:spacing w:after="60"/>
         <w:jc w:val="both"/>
         <w:rPr>
           <w:rFonts w:asciiTheme="majorBidi" w:hAnsiTheme="majorBidi" w:cstheme="majorBidi"/>
@@ -1866,6 +1905,7 @@
           <w:ilvl w:val="0"/>
           <w:numId w:val="10"/>
         </w:numPr>
+        <w:spacing w:after="120"/>
         <w:ind w:left="360"/>
         <w:jc w:val="both"/>
         <w:rPr>
@@ -1931,6 +1971,7 @@
     </w:p>
     <w:p>
       <w:pPr>
+        <w:spacing w:after="60"/>
         <w:jc w:val="both"/>
         <w:rPr>
           <w:rFonts w:asciiTheme="majorBidi" w:hAnsiTheme="majorBidi" w:cstheme="majorBidi"/>
@@ -2028,6 +2069,7 @@
           <w:ilvl w:val="0"/>
           <w:numId w:val="11"/>
         </w:numPr>
+        <w:spacing w:after="120"/>
         <w:ind w:left="360"/>
         <w:jc w:val="both"/>
         <w:rPr>
@@ -2081,6 +2123,7 @@
     </w:p>
     <w:p>
       <w:pPr>
+        <w:spacing w:after="60"/>
         <w:jc w:val="both"/>
         <w:rPr>
           <w:rFonts w:asciiTheme="majorBidi" w:hAnsiTheme="majorBidi" w:cstheme="majorBidi"/>
@@ -2208,6 +2251,7 @@
           <w:ilvl w:val="0"/>
           <w:numId w:val="12"/>
         </w:numPr>
+        <w:spacing w:after="120"/>
         <w:ind w:left="360"/>
         <w:jc w:val="both"/>
         <w:rPr>
@@ -2227,6 +2271,7 @@
     </w:p>
     <w:p>
       <w:pPr>
+        <w:spacing w:after="60"/>
         <w:jc w:val="both"/>
         <w:rPr>
           <w:rFonts w:asciiTheme="majorBidi" w:hAnsiTheme="majorBidi" w:cstheme="majorBidi"/>
@@ -2244,7 +2289,6 @@
           <w:sz w:val="32"/>
           <w:szCs w:val="32"/>
         </w:rPr>
-        <w:lastRenderedPageBreak/>
         <w:t>Where container files actually live?</w:t>
       </w:r>
     </w:p>
@@ -2289,6 +2333,7 @@
           <w:sz w:val="28"/>
           <w:szCs w:val="28"/>
         </w:rPr>
+        <w:lastRenderedPageBreak/>
         <w:t>/var/lib/docker/overlay2/&lt;container-id&gt;/diff/</w:t>
       </w:r>
     </w:p>
@@ -2837,7 +2882,27 @@
           <w:sz w:val="28"/>
           <w:szCs w:val="28"/>
         </w:rPr>
-        <w:t xml:space="preserve"> → this diff directory (container writable layer)</w:t>
+        <w:t xml:space="preserve"> → this </w:t>
+      </w:r>
+      <w:r>
+        <w:rPr>
+          <w:rFonts w:asciiTheme="majorBidi" w:hAnsiTheme="majorBidi" w:cstheme="majorBidi"/>
+          <w:b/>
+          <w:bCs/>
+          <w:i/>
+          <w:iCs/>
+          <w:sz w:val="28"/>
+          <w:szCs w:val="28"/>
+        </w:rPr>
+        <w:t>diff</w:t>
+      </w:r>
+      <w:r>
+        <w:rPr>
+          <w:rFonts w:asciiTheme="majorBidi" w:hAnsiTheme="majorBidi" w:cstheme="majorBidi"/>
+          <w:sz w:val="28"/>
+          <w:szCs w:val="28"/>
+        </w:rPr>
+        <w:t xml:space="preserve"> directory (container writable layer)</w:t>
       </w:r>
     </w:p>
     <w:p>
@@ -3152,12 +3217,28 @@
           <w:sz w:val="28"/>
           <w:szCs w:val="28"/>
         </w:rPr>
-        <w:t>Container tries to modify /</w:t>
+        <w:t xml:space="preserve">Container tries to modify </w:t>
+      </w:r>
+      <w:r>
+        <w:rPr>
+          <w:rFonts w:asciiTheme="majorBidi" w:hAnsiTheme="majorBidi" w:cstheme="majorBidi"/>
+          <w:b/>
+          <w:bCs/>
+          <w:i/>
+          <w:iCs/>
+          <w:sz w:val="28"/>
+          <w:szCs w:val="28"/>
+        </w:rPr>
+        <w:t>/</w:t>
       </w:r>
       <w:proofErr w:type="spellStart"/>
       <w:r>
         <w:rPr>
           <w:rFonts w:asciiTheme="majorBidi" w:hAnsiTheme="majorBidi" w:cstheme="majorBidi"/>
+          <w:b/>
+          <w:bCs/>
+          <w:i/>
+          <w:iCs/>
           <w:sz w:val="28"/>
           <w:szCs w:val="28"/>
         </w:rPr>
@@ -3167,10 +3248,22 @@
       <w:r>
         <w:rPr>
           <w:rFonts w:asciiTheme="majorBidi" w:hAnsiTheme="majorBidi" w:cstheme="majorBidi"/>
-          <w:sz w:val="28"/>
-          <w:szCs w:val="28"/>
-        </w:rPr>
-        <w:t>/config.txt (exists in lower image layer).</w:t>
+          <w:b/>
+          <w:bCs/>
+          <w:i/>
+          <w:iCs/>
+          <w:sz w:val="28"/>
+          <w:szCs w:val="28"/>
+        </w:rPr>
+        <w:t>/config.txt</w:t>
+      </w:r>
+      <w:r>
+        <w:rPr>
+          <w:rFonts w:asciiTheme="majorBidi" w:hAnsiTheme="majorBidi" w:cstheme="majorBidi"/>
+          <w:sz w:val="28"/>
+          <w:szCs w:val="28"/>
+        </w:rPr>
+        <w:t xml:space="preserve"> (exists in lower image layer).</w:t>
       </w:r>
     </w:p>
     <w:p>
@@ -3346,7 +3439,6 @@
           <w:sz w:val="28"/>
           <w:szCs w:val="28"/>
         </w:rPr>
-        <w:lastRenderedPageBreak/>
         <w:t>Container now sees the modified file in the merged view.</w:t>
       </w:r>
     </w:p>
@@ -3433,6 +3525,7 @@
           <w:ilvl w:val="0"/>
           <w:numId w:val="24"/>
         </w:numPr>
+        <w:spacing w:after="120"/>
         <w:ind w:left="360"/>
         <w:jc w:val="both"/>
         <w:rPr>
@@ -3447,6 +3540,7 @@
           <w:sz w:val="28"/>
           <w:szCs w:val="28"/>
         </w:rPr>
+        <w:lastRenderedPageBreak/>
         <w:t>Whiteout hides the original file without touching the lower layer.</w:t>
       </w:r>
     </w:p>
@@ -4422,6 +4516,7 @@
           <w:ilvl w:val="0"/>
           <w:numId w:val="25"/>
         </w:numPr>
+        <w:spacing w:after="120"/>
         <w:ind w:left="360"/>
         <w:jc w:val="both"/>
         <w:rPr>
@@ -4459,6 +4554,7 @@
     </w:p>
     <w:p>
       <w:pPr>
+        <w:spacing w:after="60"/>
         <w:jc w:val="both"/>
         <w:rPr>
           <w:rFonts w:asciiTheme="majorBidi" w:hAnsiTheme="majorBidi" w:cstheme="majorBidi"/>
@@ -4659,7 +4755,7 @@
     </w:p>
     <w:p>
       <w:pPr>
-        <w:spacing w:after="120"/>
+        <w:spacing w:after="60"/>
         <w:jc w:val="both"/>
         <w:rPr>
           <w:rFonts w:asciiTheme="majorBidi" w:hAnsiTheme="majorBidi" w:cstheme="majorBidi"/>
@@ -4692,7 +4788,7 @@
     </w:p>
     <w:p>
       <w:pPr>
-        <w:spacing w:after="120"/>
+        <w:spacing w:after="60"/>
         <w:jc w:val="both"/>
         <w:rPr>
           <w:rFonts w:asciiTheme="majorBidi" w:hAnsiTheme="majorBidi" w:cstheme="majorBidi"/>
@@ -4728,16 +4824,16 @@
         <mc:AlternateContent>
           <mc:Choice Requires="wps">
             <w:drawing>
-              <wp:anchor distT="0" distB="0" distL="114300" distR="114300" simplePos="0" relativeHeight="251660288" behindDoc="0" locked="0" layoutInCell="1" allowOverlap="1" wp14:anchorId="39F475A6" wp14:editId="2070B9E5">
+              <wp:anchor distT="0" distB="0" distL="114300" distR="114300" simplePos="0" relativeHeight="251660288" behindDoc="0" locked="0" layoutInCell="1" allowOverlap="1" wp14:anchorId="39F475A6" wp14:editId="409E5BFE">
                 <wp:simplePos x="0" y="0"/>
                 <wp:positionH relativeFrom="column">
                   <wp:posOffset>22860</wp:posOffset>
                 </wp:positionH>
                 <wp:positionV relativeFrom="paragraph">
-                  <wp:posOffset>491490</wp:posOffset>
+                  <wp:posOffset>504190</wp:posOffset>
                 </wp:positionV>
-                <wp:extent cx="2004060" cy="807720"/>
-                <wp:effectExtent l="0" t="0" r="15240" b="11430"/>
+                <wp:extent cx="2164080" cy="830580"/>
+                <wp:effectExtent l="0" t="0" r="26670" b="26670"/>
                 <wp:wrapNone/>
                 <wp:docPr id="543932000" name="Rectangle 2"/>
                 <wp:cNvGraphicFramePr/>
@@ -4748,7 +4844,7 @@
                       <wps:spPr>
                         <a:xfrm>
                           <a:off x="0" y="0"/>
-                          <a:ext cx="2004060" cy="807720"/>
+                          <a:ext cx="2164080" cy="830580"/>
                         </a:xfrm>
                         <a:prstGeom prst="rect">
                           <a:avLst/>
@@ -4777,6 +4873,10 @@
                               <w:spacing w:after="0"/>
                               <w:rPr>
                                 <w:rFonts w:asciiTheme="majorBidi" w:hAnsiTheme="majorBidi" w:cstheme="majorBidi"/>
+                                <w:b/>
+                                <w:bCs/>
+                                <w:i/>
+                                <w:iCs/>
                                 <w:sz w:val="28"/>
                                 <w:szCs w:val="28"/>
                               </w:rPr>
@@ -4784,6 +4884,10 @@
                             <w:r>
                               <w:rPr>
                                 <w:rFonts w:asciiTheme="majorBidi" w:hAnsiTheme="majorBidi" w:cstheme="majorBidi"/>
+                                <w:b/>
+                                <w:bCs/>
+                                <w:i/>
+                                <w:iCs/>
                                 <w:sz w:val="28"/>
                                 <w:szCs w:val="28"/>
                               </w:rPr>
@@ -4795,6 +4899,10 @@
                               <w:spacing w:after="0"/>
                               <w:rPr>
                                 <w:rFonts w:asciiTheme="majorBidi" w:hAnsiTheme="majorBidi" w:cstheme="majorBidi"/>
+                                <w:b/>
+                                <w:bCs/>
+                                <w:i/>
+                                <w:iCs/>
                                 <w:sz w:val="28"/>
                                 <w:szCs w:val="28"/>
                               </w:rPr>
@@ -4802,6 +4910,10 @@
                             <w:r>
                               <w:rPr>
                                 <w:rFonts w:asciiTheme="majorBidi" w:hAnsiTheme="majorBidi" w:cstheme="majorBidi"/>
+                                <w:b/>
+                                <w:bCs/>
+                                <w:i/>
+                                <w:iCs/>
                                 <w:sz w:val="28"/>
                                 <w:szCs w:val="28"/>
                               </w:rPr>
@@ -4811,6 +4923,10 @@
                             <w:r>
                               <w:rPr>
                                 <w:rFonts w:asciiTheme="majorBidi" w:hAnsiTheme="majorBidi" w:cstheme="majorBidi"/>
+                                <w:b/>
+                                <w:bCs/>
+                                <w:i/>
+                                <w:iCs/>
                                 <w:sz w:val="28"/>
                                 <w:szCs w:val="28"/>
                               </w:rPr>
@@ -4820,6 +4936,10 @@
                             <w:r>
                               <w:rPr>
                                 <w:rFonts w:asciiTheme="majorBidi" w:hAnsiTheme="majorBidi" w:cstheme="majorBidi"/>
+                                <w:b/>
+                                <w:bCs/>
+                                <w:i/>
+                                <w:iCs/>
                                 <w:sz w:val="28"/>
                                 <w:szCs w:val="28"/>
                               </w:rPr>
@@ -4829,6 +4949,10 @@
                             <w:r>
                               <w:rPr>
                                 <w:rFonts w:asciiTheme="majorBidi" w:hAnsiTheme="majorBidi" w:cstheme="majorBidi"/>
+                                <w:b/>
+                                <w:bCs/>
+                                <w:i/>
+                                <w:iCs/>
                                 <w:sz w:val="28"/>
                                 <w:szCs w:val="28"/>
                               </w:rPr>
@@ -4838,6 +4962,10 @@
                             <w:r>
                               <w:rPr>
                                 <w:rFonts w:asciiTheme="majorBidi" w:hAnsiTheme="majorBidi" w:cstheme="majorBidi"/>
+                                <w:b/>
+                                <w:bCs/>
+                                <w:i/>
+                                <w:iCs/>
                                 <w:sz w:val="28"/>
                                 <w:szCs w:val="28"/>
                               </w:rPr>
@@ -4849,6 +4977,10 @@
                               <w:spacing w:after="0"/>
                               <w:rPr>
                                 <w:rFonts w:asciiTheme="majorBidi" w:hAnsiTheme="majorBidi" w:cstheme="majorBidi"/>
+                                <w:b/>
+                                <w:bCs/>
+                                <w:i/>
+                                <w:iCs/>
                                 <w:sz w:val="28"/>
                                 <w:szCs w:val="28"/>
                               </w:rPr>
@@ -4856,6 +4988,10 @@
                             <w:r>
                               <w:rPr>
                                 <w:rFonts w:asciiTheme="majorBidi" w:hAnsiTheme="majorBidi" w:cstheme="majorBidi"/>
+                                <w:b/>
+                                <w:bCs/>
+                                <w:i/>
+                                <w:iCs/>
                                 <w:sz w:val="28"/>
                                 <w:szCs w:val="28"/>
                               </w:rPr>
@@ -4890,7 +5026,7 @@
           </mc:Choice>
           <mc:Fallback>
             <w:pict>
-              <v:rect w14:anchorId="39F475A6" id="Rectangle 2" o:spid="_x0000_s1027" style="position:absolute;left:0;text-align:left;margin-left:1.8pt;margin-top:38.7pt;width:157.8pt;height:63.6pt;z-index:251660288;visibility:visible;mso-wrap-style:square;mso-width-percent:0;mso-height-percent:0;mso-wrap-distance-left:9pt;mso-wrap-distance-top:0;mso-wrap-distance-right:9pt;mso-wrap-distance-bottom:0;mso-position-horizontal:absolute;mso-position-horizontal-relative:text;mso-position-vertical:absolute;mso-position-vertical-relative:text;mso-width-percent:0;mso-height-percent:0;mso-width-relative:margin;mso-height-relative:margin;v-text-anchor:middle" o:gfxdata="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" fillcolor="black [3200]" strokecolor="black [480]" strokeweight="1pt">
+              <v:rect w14:anchorId="39F475A6" id="Rectangle 2" o:spid="_x0000_s1027" style="position:absolute;left:0;text-align:left;margin-left:1.8pt;margin-top:39.7pt;width:170.4pt;height:65.4pt;z-index:251660288;visibility:visible;mso-wrap-style:square;mso-width-percent:0;mso-height-percent:0;mso-wrap-distance-left:9pt;mso-wrap-distance-top:0;mso-wrap-distance-right:9pt;mso-wrap-distance-bottom:0;mso-position-horizontal:absolute;mso-position-horizontal-relative:text;mso-position-vertical:absolute;mso-position-vertical-relative:text;mso-width-percent:0;mso-height-percent:0;mso-width-relative:margin;mso-height-relative:margin;v-text-anchor:middle" o:gfxdata="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" fillcolor="black [3200]" strokecolor="black [480]" strokeweight="1pt">
                 <v:textbox>
                   <w:txbxContent>
                     <w:p>
@@ -4898,6 +5034,10 @@
                         <w:spacing w:after="0"/>
                         <w:rPr>
                           <w:rFonts w:asciiTheme="majorBidi" w:hAnsiTheme="majorBidi" w:cstheme="majorBidi"/>
+                          <w:b/>
+                          <w:bCs/>
+                          <w:i/>
+                          <w:iCs/>
                           <w:sz w:val="28"/>
                           <w:szCs w:val="28"/>
                         </w:rPr>
@@ -4905,6 +5045,10 @@
                       <w:r>
                         <w:rPr>
                           <w:rFonts w:asciiTheme="majorBidi" w:hAnsiTheme="majorBidi" w:cstheme="majorBidi"/>
+                          <w:b/>
+                          <w:bCs/>
+                          <w:i/>
+                          <w:iCs/>
                           <w:sz w:val="28"/>
                           <w:szCs w:val="28"/>
                         </w:rPr>
@@ -4916,6 +5060,10 @@
                         <w:spacing w:after="0"/>
                         <w:rPr>
                           <w:rFonts w:asciiTheme="majorBidi" w:hAnsiTheme="majorBidi" w:cstheme="majorBidi"/>
+                          <w:b/>
+                          <w:bCs/>
+                          <w:i/>
+                          <w:iCs/>
                           <w:sz w:val="28"/>
                           <w:szCs w:val="28"/>
                         </w:rPr>
@@ -4923,6 +5071,10 @@
                       <w:r>
                         <w:rPr>
                           <w:rFonts w:asciiTheme="majorBidi" w:hAnsiTheme="majorBidi" w:cstheme="majorBidi"/>
+                          <w:b/>
+                          <w:bCs/>
+                          <w:i/>
+                          <w:iCs/>
                           <w:sz w:val="28"/>
                           <w:szCs w:val="28"/>
                         </w:rPr>
@@ -4932,6 +5084,10 @@
                       <w:r>
                         <w:rPr>
                           <w:rFonts w:asciiTheme="majorBidi" w:hAnsiTheme="majorBidi" w:cstheme="majorBidi"/>
+                          <w:b/>
+                          <w:bCs/>
+                          <w:i/>
+                          <w:iCs/>
                           <w:sz w:val="28"/>
                           <w:szCs w:val="28"/>
                         </w:rPr>
@@ -4941,6 +5097,10 @@
                       <w:r>
                         <w:rPr>
                           <w:rFonts w:asciiTheme="majorBidi" w:hAnsiTheme="majorBidi" w:cstheme="majorBidi"/>
+                          <w:b/>
+                          <w:bCs/>
+                          <w:i/>
+                          <w:iCs/>
                           <w:sz w:val="28"/>
                           <w:szCs w:val="28"/>
                         </w:rPr>
@@ -4950,6 +5110,10 @@
                       <w:r>
                         <w:rPr>
                           <w:rFonts w:asciiTheme="majorBidi" w:hAnsiTheme="majorBidi" w:cstheme="majorBidi"/>
+                          <w:b/>
+                          <w:bCs/>
+                          <w:i/>
+                          <w:iCs/>
                           <w:sz w:val="28"/>
                           <w:szCs w:val="28"/>
                         </w:rPr>
@@ -4959,6 +5123,10 @@
                       <w:r>
                         <w:rPr>
                           <w:rFonts w:asciiTheme="majorBidi" w:hAnsiTheme="majorBidi" w:cstheme="majorBidi"/>
+                          <w:b/>
+                          <w:bCs/>
+                          <w:i/>
+                          <w:iCs/>
                           <w:sz w:val="28"/>
                           <w:szCs w:val="28"/>
                         </w:rPr>
@@ -4970,6 +5138,10 @@
                         <w:spacing w:after="0"/>
                         <w:rPr>
                           <w:rFonts w:asciiTheme="majorBidi" w:hAnsiTheme="majorBidi" w:cstheme="majorBidi"/>
+                          <w:b/>
+                          <w:bCs/>
+                          <w:i/>
+                          <w:iCs/>
                           <w:sz w:val="28"/>
                           <w:szCs w:val="28"/>
                         </w:rPr>
@@ -4977,6 +5149,10 @@
                       <w:r>
                         <w:rPr>
                           <w:rFonts w:asciiTheme="majorBidi" w:hAnsiTheme="majorBidi" w:cstheme="majorBidi"/>
+                          <w:b/>
+                          <w:bCs/>
+                          <w:i/>
+                          <w:iCs/>
                           <w:sz w:val="28"/>
                           <w:szCs w:val="28"/>
                         </w:rPr>
@@ -5106,6 +5282,17 @@
         <w:jc w:val="both"/>
         <w:rPr>
           <w:rFonts w:asciiTheme="majorBidi" w:hAnsiTheme="majorBidi" w:cstheme="majorBidi"/>
+          <w:sz w:val="4"/>
+          <w:szCs w:val="4"/>
+        </w:rPr>
+      </w:pPr>
+    </w:p>
+    <w:p>
+      <w:pPr>
+        <w:spacing w:after="60"/>
+        <w:jc w:val="both"/>
+        <w:rPr>
+          <w:rFonts w:asciiTheme="majorBidi" w:hAnsiTheme="majorBidi" w:cstheme="majorBidi"/>
           <w:sz w:val="28"/>
           <w:szCs w:val="28"/>
           <w:rtl/>
@@ -5118,7 +5305,6 @@
           <w:sz w:val="28"/>
           <w:szCs w:val="28"/>
         </w:rPr>
-        <w:lastRenderedPageBreak/>
         <w:t>Make sure the chosen driver is supported by your kernel and host filesystem.</w:t>
       </w:r>
       <w:r>
@@ -5132,6 +5318,7 @@
     </w:p>
     <w:p>
       <w:pPr>
+        <w:spacing w:after="60"/>
         <w:jc w:val="both"/>
         <w:rPr>
           <w:rFonts w:asciiTheme="majorBidi" w:hAnsiTheme="majorBidi" w:cstheme="majorBidi"/>
@@ -5224,6 +5411,7 @@
     </w:p>
     <w:p>
       <w:pPr>
+        <w:spacing w:after="60"/>
         <w:jc w:val="both"/>
         <w:rPr>
           <w:rFonts w:asciiTheme="majorBidi" w:hAnsiTheme="majorBidi" w:cstheme="majorBidi"/>
@@ -5287,6 +5475,7 @@
           <w:sz w:val="28"/>
           <w:szCs w:val="28"/>
         </w:rPr>
+        <w:lastRenderedPageBreak/>
         <w:t>Overlay2 is generally preferred for modern Linux distributions.</w:t>
       </w:r>
     </w:p>
@@ -5632,6 +5821,7 @@
     <w:p>
       <w:pPr>
         <w:pStyle w:val="ListParagraph"/>
+        <w:spacing w:after="0"/>
         <w:jc w:val="both"/>
         <w:rPr>
           <w:rFonts w:asciiTheme="majorBidi" w:hAnsiTheme="majorBidi" w:cstheme="majorBidi"/>
@@ -5670,7 +5860,7 @@
     </w:p>
     <w:p>
       <w:pPr>
-        <w:pStyle w:val="ListParagraph"/>
+        <w:ind w:left="720"/>
         <w:jc w:val="both"/>
         <w:rPr>
           <w:rFonts w:asciiTheme="majorBidi" w:hAnsiTheme="majorBidi" w:cstheme="majorBidi"/>
@@ -5886,19 +6076,22 @@
     </w:p>
     <w:p>
       <w:pPr>
+        <w:spacing w:after="60"/>
         <w:ind w:left="360"/>
         <w:jc w:val="both"/>
         <w:rPr>
           <w:rFonts w:asciiTheme="majorBidi" w:hAnsiTheme="majorBidi" w:cstheme="majorBidi"/>
           <w:sz w:val="28"/>
           <w:szCs w:val="28"/>
-        </w:rPr>
-      </w:pPr>
-      <w:r>
-        <w:rPr>
-          <w:rFonts w:asciiTheme="majorBidi" w:hAnsiTheme="majorBidi" w:cstheme="majorBidi"/>
-          <w:sz w:val="28"/>
-          <w:szCs w:val="28"/>
+          <w:u w:val="single"/>
+        </w:rPr>
+      </w:pPr>
+      <w:r>
+        <w:rPr>
+          <w:rFonts w:asciiTheme="majorBidi" w:hAnsiTheme="majorBidi" w:cstheme="majorBidi"/>
+          <w:sz w:val="28"/>
+          <w:szCs w:val="28"/>
+          <w:u w:val="single"/>
         </w:rPr>
         <w:t>Example:</w:t>
       </w:r>
@@ -6051,7 +6244,6 @@
           <w:sz w:val="28"/>
           <w:szCs w:val="28"/>
         </w:rPr>
-        <w:lastRenderedPageBreak/>
         <w:t>200MB (shared image)</w:t>
       </w:r>
       <w:r>
@@ -6087,15 +6279,26 @@
           <w:rFonts w:asciiTheme="majorBidi" w:hAnsiTheme="majorBidi" w:cstheme="majorBidi"/>
           <w:sz w:val="28"/>
           <w:szCs w:val="28"/>
-        </w:rPr>
-      </w:pPr>
-      <w:r>
-        <w:rPr>
-          <w:rFonts w:asciiTheme="majorBidi" w:hAnsiTheme="majorBidi" w:cstheme="majorBidi"/>
-          <w:sz w:val="28"/>
-          <w:szCs w:val="28"/>
+          <w:u w:val="single"/>
+        </w:rPr>
+      </w:pPr>
+      <w:r>
+        <w:rPr>
+          <w:rFonts w:asciiTheme="majorBidi" w:hAnsiTheme="majorBidi" w:cstheme="majorBidi"/>
+          <w:sz w:val="28"/>
+          <w:szCs w:val="28"/>
+          <w:u w:val="single"/>
         </w:rPr>
         <w:t>Mental model</w:t>
+      </w:r>
+      <w:r>
+        <w:rPr>
+          <w:rFonts w:asciiTheme="majorBidi" w:hAnsiTheme="majorBidi" w:cstheme="majorBidi"/>
+          <w:sz w:val="28"/>
+          <w:szCs w:val="28"/>
+          <w:u w:val="single"/>
+        </w:rPr>
+        <w:t>:</w:t>
       </w:r>
     </w:p>
     <w:p>
@@ -6162,6 +6365,7 @@
           <w:sz w:val="28"/>
           <w:szCs w:val="28"/>
         </w:rPr>
+        <w:lastRenderedPageBreak/>
         <w:t>Virtual is a logical size, not physical duplication.</w:t>
       </w:r>
     </w:p>
@@ -6986,7 +7190,6 @@
           <w:sz w:val="28"/>
           <w:szCs w:val="28"/>
         </w:rPr>
-        <w:lastRenderedPageBreak/>
         <w:t>These are the recommended default for persistence.</w:t>
       </w:r>
     </w:p>
@@ -7439,18 +7642,6 @@
     </w:p>
     <w:p>
       <w:pPr>
-        <w:ind w:left="360"/>
-        <w:jc w:val="both"/>
-        <w:rPr>
-          <w:rFonts w:asciiTheme="majorBidi" w:hAnsiTheme="majorBidi" w:cstheme="majorBidi"/>
-          <w:sz w:val="28"/>
-          <w:szCs w:val="28"/>
-        </w:rPr>
-      </w:pPr>
-    </w:p>
-    <w:p>
-      <w:pPr>
-        <w:ind w:left="360"/>
         <w:jc w:val="both"/>
         <w:rPr>
           <w:rFonts w:asciiTheme="majorBidi" w:hAnsiTheme="majorBidi" w:cstheme="majorBidi"/>
@@ -7478,6 +7669,7 @@
           <w:szCs w:val="28"/>
           <w:u w:val="single"/>
         </w:rPr>
+        <w:lastRenderedPageBreak/>
         <w:t>Permissions:</w:t>
       </w:r>
     </w:p>
@@ -8204,7 +8396,6 @@
           <w:sz w:val="28"/>
           <w:szCs w:val="28"/>
         </w:rPr>
-        <w:lastRenderedPageBreak/>
         <w:t>docker run -v /data nginx</w:t>
       </w:r>
     </w:p>
@@ -8372,6 +8563,7 @@
           <w:sz w:val="28"/>
           <w:szCs w:val="28"/>
         </w:rPr>
+        <w:lastRenderedPageBreak/>
         <w:t>If you do:</w:t>
       </w:r>
       <w:r>
@@ -9464,7 +9656,6 @@
           <w:sz w:val="28"/>
           <w:szCs w:val="28"/>
         </w:rPr>
-        <w:lastRenderedPageBreak/>
         <w:t>You can limit size:</w:t>
       </w:r>
     </w:p>
@@ -9707,6 +9898,7 @@
           <w:sz w:val="28"/>
           <w:szCs w:val="28"/>
         </w:rPr>
+        <w:lastRenderedPageBreak/>
         <w:t>tmpfs</w:t>
       </w:r>
       <w:proofErr w:type="spellEnd"/>
@@ -10226,7 +10418,7 @@
     </w:p>
     <w:p>
       <w:pPr>
-        <w:spacing w:after="120"/>
+        <w:spacing w:after="60"/>
         <w:rPr>
           <w:rFonts w:asciiTheme="majorBidi" w:hAnsiTheme="majorBidi" w:cstheme="majorBidi"/>
           <w:sz w:val="28"/>
@@ -10332,6 +10524,7 @@
     </w:p>
     <w:p>
       <w:pPr>
+        <w:spacing w:after="60"/>
         <w:rPr>
           <w:rFonts w:asciiTheme="majorBidi" w:hAnsiTheme="majorBidi" w:cstheme="majorBidi"/>
           <w:sz w:val="28"/>
@@ -10440,6 +10633,7 @@
     </w:p>
     <w:p>
       <w:pPr>
+        <w:spacing w:after="60"/>
         <w:rPr>
           <w:rFonts w:asciiTheme="majorBidi" w:hAnsiTheme="majorBidi" w:cstheme="majorBidi"/>
           <w:b/>
@@ -10486,21 +10680,12 @@
           <w:sz w:val="32"/>
           <w:szCs w:val="32"/>
         </w:rPr>
-        <w:t>rivers</w:t>
-      </w:r>
-      <w:r>
-        <w:rPr>
-          <w:rFonts w:asciiTheme="majorBidi" w:hAnsiTheme="majorBidi" w:cstheme="majorBidi"/>
-          <w:b/>
-          <w:bCs/>
-          <w:sz w:val="32"/>
-          <w:szCs w:val="32"/>
-        </w:rPr>
-        <w:t>:</w:t>
-      </w:r>
-    </w:p>
-    <w:p>
-      <w:pPr>
+        <w:t>rivers:</w:t>
+      </w:r>
+    </w:p>
+    <w:p>
+      <w:pPr>
+        <w:spacing w:after="60"/>
         <w:rPr>
           <w:rFonts w:asciiTheme="majorBidi" w:hAnsiTheme="majorBidi" w:cstheme="majorBidi"/>
           <w:sz w:val="28"/>
@@ -10608,6 +10793,7 @@
           <w:ilvl w:val="0"/>
           <w:numId w:val="41"/>
         </w:numPr>
+        <w:spacing w:after="120"/>
         <w:ind w:left="360"/>
         <w:rPr>
           <w:rFonts w:asciiTheme="majorBidi" w:hAnsiTheme="majorBidi" w:cstheme="majorBidi"/>
@@ -10639,20 +10825,19 @@
           <w:sz w:val="28"/>
           <w:szCs w:val="28"/>
         </w:rPr>
-        <w:lastRenderedPageBreak/>
         <mc:AlternateContent>
           <mc:Choice Requires="wps">
             <w:drawing>
-              <wp:anchor distT="0" distB="0" distL="114300" distR="114300" simplePos="0" relativeHeight="251662336" behindDoc="0" locked="0" layoutInCell="1" allowOverlap="1" wp14:anchorId="09F33EF7" wp14:editId="4F82211D">
+              <wp:anchor distT="0" distB="0" distL="114300" distR="114300" simplePos="0" relativeHeight="251662336" behindDoc="0" locked="0" layoutInCell="1" allowOverlap="1" wp14:anchorId="09F33EF7" wp14:editId="0098EDF3">
                 <wp:simplePos x="0" y="0"/>
                 <wp:positionH relativeFrom="margin">
-                  <wp:align>left</wp:align>
+                  <wp:align>right</wp:align>
                 </wp:positionH>
                 <wp:positionV relativeFrom="paragraph">
-                  <wp:posOffset>304800</wp:posOffset>
+                  <wp:posOffset>294005</wp:posOffset>
                 </wp:positionV>
-                <wp:extent cx="2804160" cy="1508760"/>
-                <wp:effectExtent l="0" t="0" r="15240" b="15240"/>
+                <wp:extent cx="6835140" cy="541020"/>
+                <wp:effectExtent l="0" t="0" r="22860" b="11430"/>
                 <wp:wrapNone/>
                 <wp:docPr id="1909745458" name="Rectangle 4"/>
                 <wp:cNvGraphicFramePr/>
@@ -10663,7 +10848,7 @@
                       <wps:spPr>
                         <a:xfrm>
                           <a:off x="0" y="0"/>
-                          <a:ext cx="2804160" cy="1508760"/>
+                          <a:ext cx="6835140" cy="541020"/>
                         </a:xfrm>
                         <a:prstGeom prst="rect">
                           <a:avLst/>
@@ -10710,59 +10895,7 @@
                                 <w:sz w:val="28"/>
                                 <w:szCs w:val="28"/>
                               </w:rPr>
-                              <w:t>docker volume create \</w:t>
-                            </w:r>
-                          </w:p>
-                          <w:p>
-                            <w:pPr>
-                              <w:spacing w:after="0"/>
-                              <w:rPr>
-                                <w:rFonts w:asciiTheme="majorBidi" w:hAnsiTheme="majorBidi" w:cstheme="majorBidi"/>
-                                <w:b/>
-                                <w:bCs/>
-                                <w:i/>
-                                <w:iCs/>
-                                <w:sz w:val="28"/>
-                                <w:szCs w:val="28"/>
-                              </w:rPr>
-                            </w:pPr>
-                            <w:r>
-                              <w:rPr>
-                                <w:rFonts w:asciiTheme="majorBidi" w:hAnsiTheme="majorBidi" w:cstheme="majorBidi"/>
-                                <w:b/>
-                                <w:bCs/>
-                                <w:i/>
-                                <w:iCs/>
-                                <w:sz w:val="28"/>
-                                <w:szCs w:val="28"/>
-                              </w:rPr>
-                              <w:t xml:space="preserve">  --driver local \</w:t>
-                            </w:r>
-                          </w:p>
-                          <w:p>
-                            <w:pPr>
-                              <w:spacing w:after="0"/>
-                              <w:rPr>
-                                <w:rFonts w:asciiTheme="majorBidi" w:hAnsiTheme="majorBidi" w:cstheme="majorBidi"/>
-                                <w:b/>
-                                <w:bCs/>
-                                <w:i/>
-                                <w:iCs/>
-                                <w:sz w:val="28"/>
-                                <w:szCs w:val="28"/>
-                              </w:rPr>
-                            </w:pPr>
-                            <w:r>
-                              <w:rPr>
-                                <w:rFonts w:asciiTheme="majorBidi" w:hAnsiTheme="majorBidi" w:cstheme="majorBidi"/>
-                                <w:b/>
-                                <w:bCs/>
-                                <w:i/>
-                                <w:iCs/>
-                                <w:sz w:val="28"/>
-                                <w:szCs w:val="28"/>
-                              </w:rPr>
-                              <w:t xml:space="preserve">  --opt type=</w:t>
+                              <w:t>docker volume create --driver local --opt type=</w:t>
                             </w:r>
                             <w:proofErr w:type="spellStart"/>
                             <w:r>
@@ -10788,33 +10921,7 @@
                                 <w:sz w:val="28"/>
                                 <w:szCs w:val="28"/>
                               </w:rPr>
-                              <w:t xml:space="preserve"> \</w:t>
-                            </w:r>
-                          </w:p>
-                          <w:p>
-                            <w:pPr>
-                              <w:spacing w:after="0"/>
-                              <w:rPr>
-                                <w:rFonts w:asciiTheme="majorBidi" w:hAnsiTheme="majorBidi" w:cstheme="majorBidi"/>
-                                <w:b/>
-                                <w:bCs/>
-                                <w:i/>
-                                <w:iCs/>
-                                <w:sz w:val="28"/>
-                                <w:szCs w:val="28"/>
-                              </w:rPr>
-                            </w:pPr>
-                            <w:r>
-                              <w:rPr>
-                                <w:rFonts w:asciiTheme="majorBidi" w:hAnsiTheme="majorBidi" w:cstheme="majorBidi"/>
-                                <w:b/>
-                                <w:bCs/>
-                                <w:i/>
-                                <w:iCs/>
-                                <w:sz w:val="28"/>
-                                <w:szCs w:val="28"/>
-                              </w:rPr>
-                              <w:t xml:space="preserve">  --opt o=</w:t>
+                              <w:t xml:space="preserve"> --opt o=</w:t>
                             </w:r>
                             <w:proofErr w:type="spellStart"/>
                             <w:r>
@@ -10866,59 +10973,7 @@
                                 <w:sz w:val="28"/>
                                 <w:szCs w:val="28"/>
                               </w:rPr>
-                              <w:t xml:space="preserve"> \</w:t>
-                            </w:r>
-                          </w:p>
-                          <w:p>
-                            <w:pPr>
-                              <w:spacing w:after="0"/>
-                              <w:rPr>
-                                <w:rFonts w:asciiTheme="majorBidi" w:hAnsiTheme="majorBidi" w:cstheme="majorBidi"/>
-                                <w:b/>
-                                <w:bCs/>
-                                <w:i/>
-                                <w:iCs/>
-                                <w:sz w:val="28"/>
-                                <w:szCs w:val="28"/>
-                              </w:rPr>
-                            </w:pPr>
-                            <w:r>
-                              <w:rPr>
-                                <w:rFonts w:asciiTheme="majorBidi" w:hAnsiTheme="majorBidi" w:cstheme="majorBidi"/>
-                                <w:b/>
-                                <w:bCs/>
-                                <w:i/>
-                                <w:iCs/>
-                                <w:sz w:val="28"/>
-                                <w:szCs w:val="28"/>
-                              </w:rPr>
-                              <w:t xml:space="preserve">  --opt device=:/exports/data \</w:t>
-                            </w:r>
-                          </w:p>
-                          <w:p>
-                            <w:pPr>
-                              <w:spacing w:after="0"/>
-                              <w:rPr>
-                                <w:rFonts w:asciiTheme="majorBidi" w:hAnsiTheme="majorBidi" w:cstheme="majorBidi"/>
-                                <w:b/>
-                                <w:bCs/>
-                                <w:i/>
-                                <w:iCs/>
-                                <w:sz w:val="28"/>
-                                <w:szCs w:val="28"/>
-                              </w:rPr>
-                            </w:pPr>
-                            <w:r>
-                              <w:rPr>
-                                <w:rFonts w:asciiTheme="majorBidi" w:hAnsiTheme="majorBidi" w:cstheme="majorBidi"/>
-                                <w:b/>
-                                <w:bCs/>
-                                <w:i/>
-                                <w:iCs/>
-                                <w:sz w:val="28"/>
-                                <w:szCs w:val="28"/>
-                              </w:rPr>
-                              <w:t xml:space="preserve">  </w:t>
+                              <w:t xml:space="preserve"> --opt device=:/exports/data </w:t>
                             </w:r>
                             <w:proofErr w:type="spellStart"/>
                             <w:r>
@@ -10957,7 +11012,7 @@
           </mc:Choice>
           <mc:Fallback>
             <w:pict>
-              <v:rect w14:anchorId="09F33EF7" id="Rectangle 4" o:spid="_x0000_s1029" style="position:absolute;margin-left:0;margin-top:24pt;width:220.8pt;height:118.8pt;z-index:251662336;visibility:visible;mso-wrap-style:square;mso-width-percent:0;mso-height-percent:0;mso-wrap-distance-left:9pt;mso-wrap-distance-top:0;mso-wrap-distance-right:9pt;mso-wrap-distance-bottom:0;mso-position-horizontal:left;mso-position-horizontal-relative:margin;mso-position-vertical:absolute;mso-position-vertical-relative:text;mso-width-percent:0;mso-height-percent:0;mso-width-relative:margin;mso-height-relative:margin;v-text-anchor:middle" o:gfxdata="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" fillcolor="black [3200]" strokecolor="black [480]" strokeweight="1pt">
+              <v:rect w14:anchorId="09F33EF7" id="Rectangle 4" o:spid="_x0000_s1029" style="position:absolute;margin-left:487pt;margin-top:23.15pt;width:538.2pt;height:42.6pt;z-index:251662336;visibility:visible;mso-wrap-style:square;mso-width-percent:0;mso-height-percent:0;mso-wrap-distance-left:9pt;mso-wrap-distance-top:0;mso-wrap-distance-right:9pt;mso-wrap-distance-bottom:0;mso-position-horizontal:right;mso-position-horizontal-relative:margin;mso-position-vertical:absolute;mso-position-vertical-relative:text;mso-width-percent:0;mso-height-percent:0;mso-width-relative:margin;mso-height-relative:margin;v-text-anchor:middle" o:gfxdata="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" fillcolor="black [3200]" strokecolor="black [480]" strokeweight="1pt">
                 <v:textbox>
                   <w:txbxContent>
                     <w:p>
@@ -10983,59 +11038,7 @@
                           <w:sz w:val="28"/>
                           <w:szCs w:val="28"/>
                         </w:rPr>
-                        <w:t>docker volume create \</w:t>
-                      </w:r>
-                    </w:p>
-                    <w:p>
-                      <w:pPr>
-                        <w:spacing w:after="0"/>
-                        <w:rPr>
-                          <w:rFonts w:asciiTheme="majorBidi" w:hAnsiTheme="majorBidi" w:cstheme="majorBidi"/>
-                          <w:b/>
-                          <w:bCs/>
-                          <w:i/>
-                          <w:iCs/>
-                          <w:sz w:val="28"/>
-                          <w:szCs w:val="28"/>
-                        </w:rPr>
-                      </w:pPr>
-                      <w:r>
-                        <w:rPr>
-                          <w:rFonts w:asciiTheme="majorBidi" w:hAnsiTheme="majorBidi" w:cstheme="majorBidi"/>
-                          <w:b/>
-                          <w:bCs/>
-                          <w:i/>
-                          <w:iCs/>
-                          <w:sz w:val="28"/>
-                          <w:szCs w:val="28"/>
-                        </w:rPr>
-                        <w:t xml:space="preserve">  --driver local \</w:t>
-                      </w:r>
-                    </w:p>
-                    <w:p>
-                      <w:pPr>
-                        <w:spacing w:after="0"/>
-                        <w:rPr>
-                          <w:rFonts w:asciiTheme="majorBidi" w:hAnsiTheme="majorBidi" w:cstheme="majorBidi"/>
-                          <w:b/>
-                          <w:bCs/>
-                          <w:i/>
-                          <w:iCs/>
-                          <w:sz w:val="28"/>
-                          <w:szCs w:val="28"/>
-                        </w:rPr>
-                      </w:pPr>
-                      <w:r>
-                        <w:rPr>
-                          <w:rFonts w:asciiTheme="majorBidi" w:hAnsiTheme="majorBidi" w:cstheme="majorBidi"/>
-                          <w:b/>
-                          <w:bCs/>
-                          <w:i/>
-                          <w:iCs/>
-                          <w:sz w:val="28"/>
-                          <w:szCs w:val="28"/>
-                        </w:rPr>
-                        <w:t xml:space="preserve">  --opt type=</w:t>
+                        <w:t>docker volume create --driver local --opt type=</w:t>
                       </w:r>
                       <w:proofErr w:type="spellStart"/>
                       <w:r>
@@ -11061,33 +11064,7 @@
                           <w:sz w:val="28"/>
                           <w:szCs w:val="28"/>
                         </w:rPr>
-                        <w:t xml:space="preserve"> \</w:t>
-                      </w:r>
-                    </w:p>
-                    <w:p>
-                      <w:pPr>
-                        <w:spacing w:after="0"/>
-                        <w:rPr>
-                          <w:rFonts w:asciiTheme="majorBidi" w:hAnsiTheme="majorBidi" w:cstheme="majorBidi"/>
-                          <w:b/>
-                          <w:bCs/>
-                          <w:i/>
-                          <w:iCs/>
-                          <w:sz w:val="28"/>
-                          <w:szCs w:val="28"/>
-                        </w:rPr>
-                      </w:pPr>
-                      <w:r>
-                        <w:rPr>
-                          <w:rFonts w:asciiTheme="majorBidi" w:hAnsiTheme="majorBidi" w:cstheme="majorBidi"/>
-                          <w:b/>
-                          <w:bCs/>
-                          <w:i/>
-                          <w:iCs/>
-                          <w:sz w:val="28"/>
-                          <w:szCs w:val="28"/>
-                        </w:rPr>
-                        <w:t xml:space="preserve">  --opt o=</w:t>
+                        <w:t xml:space="preserve"> --opt o=</w:t>
                       </w:r>
                       <w:proofErr w:type="spellStart"/>
                       <w:r>
@@ -11139,59 +11116,7 @@
                           <w:sz w:val="28"/>
                           <w:szCs w:val="28"/>
                         </w:rPr>
-                        <w:t xml:space="preserve"> \</w:t>
-                      </w:r>
-                    </w:p>
-                    <w:p>
-                      <w:pPr>
-                        <w:spacing w:after="0"/>
-                        <w:rPr>
-                          <w:rFonts w:asciiTheme="majorBidi" w:hAnsiTheme="majorBidi" w:cstheme="majorBidi"/>
-                          <w:b/>
-                          <w:bCs/>
-                          <w:i/>
-                          <w:iCs/>
-                          <w:sz w:val="28"/>
-                          <w:szCs w:val="28"/>
-                        </w:rPr>
-                      </w:pPr>
-                      <w:r>
-                        <w:rPr>
-                          <w:rFonts w:asciiTheme="majorBidi" w:hAnsiTheme="majorBidi" w:cstheme="majorBidi"/>
-                          <w:b/>
-                          <w:bCs/>
-                          <w:i/>
-                          <w:iCs/>
-                          <w:sz w:val="28"/>
-                          <w:szCs w:val="28"/>
-                        </w:rPr>
-                        <w:t xml:space="preserve">  --opt device=:/exports/data \</w:t>
-                      </w:r>
-                    </w:p>
-                    <w:p>
-                      <w:pPr>
-                        <w:spacing w:after="0"/>
-                        <w:rPr>
-                          <w:rFonts w:asciiTheme="majorBidi" w:hAnsiTheme="majorBidi" w:cstheme="majorBidi"/>
-                          <w:b/>
-                          <w:bCs/>
-                          <w:i/>
-                          <w:iCs/>
-                          <w:sz w:val="28"/>
-                          <w:szCs w:val="28"/>
-                        </w:rPr>
-                      </w:pPr>
-                      <w:r>
-                        <w:rPr>
-                          <w:rFonts w:asciiTheme="majorBidi" w:hAnsiTheme="majorBidi" w:cstheme="majorBidi"/>
-                          <w:b/>
-                          <w:bCs/>
-                          <w:i/>
-                          <w:iCs/>
-                          <w:sz w:val="28"/>
-                          <w:szCs w:val="28"/>
-                        </w:rPr>
-                        <w:t xml:space="preserve">  </w:t>
+                        <w:t xml:space="preserve"> --opt device=:/exports/data </w:t>
                       </w:r>
                       <w:proofErr w:type="spellStart"/>
                       <w:r>
@@ -11238,35 +11163,8 @@
       <w:pPr>
         <w:rPr>
           <w:rFonts w:asciiTheme="majorBidi" w:hAnsiTheme="majorBidi" w:cstheme="majorBidi"/>
-          <w:sz w:val="28"/>
-          <w:szCs w:val="28"/>
-        </w:rPr>
-      </w:pPr>
-    </w:p>
-    <w:p>
-      <w:pPr>
-        <w:rPr>
-          <w:rFonts w:asciiTheme="majorBidi" w:hAnsiTheme="majorBidi" w:cstheme="majorBidi"/>
-          <w:sz w:val="28"/>
-          <w:szCs w:val="28"/>
-        </w:rPr>
-      </w:pPr>
-    </w:p>
-    <w:p>
-      <w:pPr>
-        <w:rPr>
-          <w:rFonts w:asciiTheme="majorBidi" w:hAnsiTheme="majorBidi" w:cstheme="majorBidi"/>
-          <w:sz w:val="28"/>
-          <w:szCs w:val="28"/>
-        </w:rPr>
-      </w:pPr>
-    </w:p>
-    <w:p>
-      <w:pPr>
-        <w:rPr>
-          <w:rFonts w:asciiTheme="majorBidi" w:hAnsiTheme="majorBidi" w:cstheme="majorBidi"/>
-          <w:sz w:val="8"/>
-          <w:szCs w:val="8"/>
+          <w:sz w:val="14"/>
+          <w:szCs w:val="14"/>
         </w:rPr>
       </w:pPr>
     </w:p>

--- a/Docker/5-storage.docx
+++ b/Docker/5-storage.docx
@@ -1,6 +1,6 @@
 
 <file path=word/document.xml><?xml version="1.0" encoding="utf-8"?>
-<w:document xmlns:wpc="http://schemas.microsoft.com/office/word/2010/wordprocessingCanvas" xmlns:cx="http://schemas.microsoft.com/office/drawing/2014/chartex" xmlns:cx1="http://schemas.microsoft.com/office/drawing/2015/9/8/chartex" xmlns:cx2="http://schemas.microsoft.com/office/drawing/2015/10/21/chartex" xmlns:cx3="http://schemas.microsoft.com/office/drawing/2016/5/9/chartex" xmlns:cx4="http://schemas.microsoft.com/office/drawing/2016/5/10/chartex" xmlns:cx5="http://schemas.microsoft.com/office/drawing/2016/5/11/chartex" xmlns:cx6="http://schemas.microsoft.com/office/drawing/2016/5/12/chartex" xmlns:cx7="http://schemas.microsoft.com/office/drawing/2016/5/13/chartex" xmlns:cx8="http://schemas.microsoft.com/office/drawing/2016/5/14/chartex" xmlns:mc="http://schemas.openxmlformats.org/markup-compatibility/2006" xmlns:aink="http://schemas.microsoft.com/office/drawing/2016/ink" xmlns:am3d="http://schemas.microsoft.com/office/drawing/2017/model3d" xmlns:o="urn:schemas-microsoft-com:office:office" xmlns:oel="http://schemas.microsoft.com/office/2019/extlst" xmlns:r="http://schemas.openxmlformats.org/officeDocument/2006/relationships" xmlns:m="http://schemas.openxmlformats.org/officeDocument/2006/math" xmlns:v="urn:schemas-microsoft-com:vml" xmlns:wp14="http://schemas.microsoft.com/office/word/2010/wordprocessingDrawing" xmlns:wp="http://schemas.openxmlformats.org/drawingml/2006/wordprocessingDrawing" xmlns:w10="urn:schemas-microsoft-com:office:word" xmlns:w="http://schemas.openxmlformats.org/wordprocessingml/2006/main" xmlns:w14="http://schemas.microsoft.com/office/word/2010/wordml" xmlns:w15="http://schemas.microsoft.com/office/word/2012/wordml" xmlns:w16cex="http://schemas.microsoft.com/office/word/2018/wordml/cex" xmlns:w16cid="http://schemas.microsoft.com/office/word/2016/wordml/cid" xmlns:w16="http://schemas.microsoft.com/office/word/2018/wordml" xmlns:w16du="http://schemas.microsoft.com/office/word/2023/wordml/word16du" xmlns:w16sdtdh="http://schemas.microsoft.com/office/word/2020/wordml/sdtdatahash" xmlns:w16sdtfl="http://schemas.microsoft.com/office/word/2024/wordml/sdtformatlock" xmlns:w16se="http://schemas.microsoft.com/office/word/2015/wordml/symex" xmlns:wpg="http://schemas.microsoft.com/office/word/2010/wordprocessingGroup" xmlns:wpi="http://schemas.microsoft.com/office/word/2010/wordprocessingInk" xmlns:wne="http://schemas.microsoft.com/office/word/2006/wordml" xmlns:wps="http://schemas.microsoft.com/office/word/2010/wordprocessingShape" mc:Ignorable="w14 w15 w16se w16cid w16 w16cex w16sdtdh w16sdtfl w16du wp14">
+<w:document xmlns:wpc="http://schemas.microsoft.com/office/word/2010/wordprocessingCanvas" xmlns:cx="http://schemas.microsoft.com/office/drawing/2014/chartex" xmlns:cx1="http://schemas.microsoft.com/office/drawing/2015/9/8/chartex" xmlns:cx2="http://schemas.microsoft.com/office/drawing/2015/10/21/chartex" xmlns:cx3="http://schemas.microsoft.com/office/drawing/2016/5/9/chartex" xmlns:cx4="http://schemas.microsoft.com/office/drawing/2016/5/10/chartex" xmlns:cx5="http://schemas.microsoft.com/office/drawing/2016/5/11/chartex" xmlns:cx6="http://schemas.microsoft.com/office/drawing/2016/5/12/chartex" xmlns:cx7="http://schemas.microsoft.com/office/drawing/2016/5/13/chartex" xmlns:cx8="http://schemas.microsoft.com/office/drawing/2016/5/14/chartex" xmlns:mc="http://schemas.openxmlformats.org/markup-compatibility/2006" xmlns:aink="http://schemas.microsoft.com/office/drawing/2016/ink" xmlns:am3d="http://schemas.microsoft.com/office/drawing/2017/model3d" xmlns:o="urn:schemas-microsoft-com:office:office" xmlns:oel="http://schemas.microsoft.com/office/2019/extlst" xmlns:r="http://schemas.openxmlformats.org/officeDocument/2006/relationships" xmlns:m="http://schemas.openxmlformats.org/officeDocument/2006/math" xmlns:v="urn:schemas-microsoft-com:vml" xmlns:wp14="http://schemas.microsoft.com/office/word/2010/wordprocessingDrawing" xmlns:wp="http://schemas.openxmlformats.org/drawingml/2006/wordprocessingDrawing" xmlns:w10="urn:schemas-microsoft-com:office:word" xmlns:w="http://schemas.openxmlformats.org/wordprocessingml/2006/main" xmlns:w14="http://schemas.microsoft.com/office/word/2010/wordml" xmlns:w15="http://schemas.microsoft.com/office/word/2012/wordml" xmlns:w16cex="http://schemas.microsoft.com/office/word/2018/wordml/cex" xmlns:w16cid="http://schemas.microsoft.com/office/word/2016/wordml/cid" xmlns:w16="http://schemas.microsoft.com/office/word/2018/wordml" xmlns:w16sdtdh="http://schemas.microsoft.com/office/word/2020/wordml/sdtdatahash" xmlns:w16se="http://schemas.microsoft.com/office/word/2015/wordml/symex" xmlns:wpg="http://schemas.microsoft.com/office/word/2010/wordprocessingGroup" xmlns:wpi="http://schemas.microsoft.com/office/word/2010/wordprocessingInk" xmlns:wne="http://schemas.microsoft.com/office/word/2006/wordml" xmlns:wps="http://schemas.microsoft.com/office/word/2010/wordprocessingShape" mc:Ignorable="w14 w15 w16se w16cid w16 w16cex w16sdtdh wp14">
   <w:body>
     <w:p>
       <w:pPr>
@@ -188,6 +188,7 @@
     </w:p>
     <w:p>
       <w:pPr>
+        <w:spacing w:after="60"/>
         <w:jc w:val="both"/>
         <w:rPr>
           <w:rFonts w:asciiTheme="majorBidi" w:hAnsiTheme="majorBidi" w:cstheme="majorBidi"/>
@@ -765,59 +766,59 @@
           <w:sz w:val="28"/>
           <w:szCs w:val="28"/>
         </w:rPr>
+        <w:t xml:space="preserve">If a container deletes a file that exists in a lower layer, it cannot actually remove it (because lower is read-only). </w:t>
+      </w:r>
+      <w:proofErr w:type="gramStart"/>
+      <w:r>
+        <w:rPr>
+          <w:rFonts w:asciiTheme="majorBidi" w:hAnsiTheme="majorBidi" w:cstheme="majorBidi"/>
+          <w:sz w:val="28"/>
+          <w:szCs w:val="28"/>
+        </w:rPr>
+        <w:t>So</w:t>
+      </w:r>
+      <w:proofErr w:type="gramEnd"/>
+      <w:r>
+        <w:rPr>
+          <w:rFonts w:asciiTheme="majorBidi" w:hAnsiTheme="majorBidi" w:cstheme="majorBidi"/>
+          <w:sz w:val="28"/>
+          <w:szCs w:val="28"/>
+        </w:rPr>
+        <w:t xml:space="preserve"> Docker creates a special “whiteout” file in the writable layer that hides the lower file.</w:t>
+      </w:r>
+      <w:r>
+        <w:rPr>
+          <w:rFonts w:asciiTheme="majorBidi" w:hAnsiTheme="majorBidi" w:cstheme="majorBidi"/>
+          <w:sz w:val="28"/>
+          <w:szCs w:val="28"/>
+        </w:rPr>
+        <w:t xml:space="preserve"> </w:t>
+      </w:r>
+      <w:r>
+        <w:rPr>
+          <w:rFonts w:asciiTheme="majorBidi" w:hAnsiTheme="majorBidi" w:cstheme="majorBidi"/>
+          <w:sz w:val="28"/>
+          <w:szCs w:val="28"/>
+        </w:rPr>
+        <w:t>This is how deletion is simulated.</w:t>
+      </w:r>
+    </w:p>
+    <w:p>
+      <w:pPr>
+        <w:jc w:val="both"/>
+        <w:rPr>
+          <w:rFonts w:asciiTheme="majorBidi" w:hAnsiTheme="majorBidi" w:cstheme="majorBidi"/>
+          <w:sz w:val="28"/>
+          <w:szCs w:val="28"/>
+        </w:rPr>
+      </w:pPr>
+      <w:r>
+        <w:rPr>
+          <w:rFonts w:asciiTheme="majorBidi" w:hAnsiTheme="majorBidi" w:cstheme="majorBidi"/>
+          <w:sz w:val="28"/>
+          <w:szCs w:val="28"/>
+        </w:rPr>
         <w:lastRenderedPageBreak/>
-        <w:t xml:space="preserve">If a container deletes a file that exists in a lower layer, it cannot actually remove it (because lower is read-only). </w:t>
-      </w:r>
-      <w:proofErr w:type="gramStart"/>
-      <w:r>
-        <w:rPr>
-          <w:rFonts w:asciiTheme="majorBidi" w:hAnsiTheme="majorBidi" w:cstheme="majorBidi"/>
-          <w:sz w:val="28"/>
-          <w:szCs w:val="28"/>
-        </w:rPr>
-        <w:t>So</w:t>
-      </w:r>
-      <w:proofErr w:type="gramEnd"/>
-      <w:r>
-        <w:rPr>
-          <w:rFonts w:asciiTheme="majorBidi" w:hAnsiTheme="majorBidi" w:cstheme="majorBidi"/>
-          <w:sz w:val="28"/>
-          <w:szCs w:val="28"/>
-        </w:rPr>
-        <w:t xml:space="preserve"> Docker creates a special “whiteout” file in the writable layer that hides the lower file.</w:t>
-      </w:r>
-      <w:r>
-        <w:rPr>
-          <w:rFonts w:asciiTheme="majorBidi" w:hAnsiTheme="majorBidi" w:cstheme="majorBidi"/>
-          <w:sz w:val="28"/>
-          <w:szCs w:val="28"/>
-        </w:rPr>
-        <w:t xml:space="preserve"> </w:t>
-      </w:r>
-      <w:r>
-        <w:rPr>
-          <w:rFonts w:asciiTheme="majorBidi" w:hAnsiTheme="majorBidi" w:cstheme="majorBidi"/>
-          <w:sz w:val="28"/>
-          <w:szCs w:val="28"/>
-        </w:rPr>
-        <w:t>This is how deletion is simulated.</w:t>
-      </w:r>
-    </w:p>
-    <w:p>
-      <w:pPr>
-        <w:jc w:val="both"/>
-        <w:rPr>
-          <w:rFonts w:asciiTheme="majorBidi" w:hAnsiTheme="majorBidi" w:cstheme="majorBidi"/>
-          <w:sz w:val="28"/>
-          <w:szCs w:val="28"/>
-        </w:rPr>
-      </w:pPr>
-      <w:r>
-        <w:rPr>
-          <w:rFonts w:asciiTheme="majorBidi" w:hAnsiTheme="majorBidi" w:cstheme="majorBidi"/>
-          <w:sz w:val="28"/>
-          <w:szCs w:val="28"/>
-        </w:rPr>
         <w:t>Performance considerations:</w:t>
       </w:r>
     </w:p>
@@ -1644,7 +1645,6 @@
           <w:sz w:val="28"/>
           <w:szCs w:val="28"/>
         </w:rPr>
-        <w:lastRenderedPageBreak/>
         <w:t>Isolation:</w:t>
       </w:r>
     </w:p>
@@ -1707,6 +1707,7 @@
           <w:sz w:val="28"/>
           <w:szCs w:val="28"/>
         </w:rPr>
+        <w:lastRenderedPageBreak/>
         <w:t>Image storage → handled by storage driver</w:t>
       </w:r>
     </w:p>
@@ -2333,7 +2334,6 @@
           <w:sz w:val="28"/>
           <w:szCs w:val="28"/>
         </w:rPr>
-        <w:lastRenderedPageBreak/>
         <w:t>/var/lib/docker/overlay2/&lt;container-id&gt;/diff/</w:t>
       </w:r>
     </w:p>
@@ -2600,6 +2600,7 @@
           <w:sz w:val="28"/>
           <w:szCs w:val="28"/>
         </w:rPr>
+        <w:lastRenderedPageBreak/>
         <w:t>This is exactly where Docker keeps all container writable changes.</w:t>
       </w:r>
     </w:p>
@@ -3540,7 +3541,6 @@
           <w:sz w:val="28"/>
           <w:szCs w:val="28"/>
         </w:rPr>
-        <w:lastRenderedPageBreak/>
         <w:t>Whiteout hides the original file without touching the lower layer.</w:t>
       </w:r>
     </w:p>
@@ -4482,6 +4482,7 @@
           <w:sz w:val="28"/>
           <w:szCs w:val="28"/>
         </w:rPr>
+        <w:lastRenderedPageBreak/>
         <w:t>Multiple containers can share the same image layers.</w:t>
       </w:r>
     </w:p>
@@ -5475,7 +5476,6 @@
           <w:sz w:val="28"/>
           <w:szCs w:val="28"/>
         </w:rPr>
-        <w:lastRenderedPageBreak/>
         <w:t>Overlay2 is generally preferred for modern Linux distributions.</w:t>
       </w:r>
     </w:p>
@@ -5815,6 +5815,7 @@
           <w:sz w:val="28"/>
           <w:szCs w:val="28"/>
         </w:rPr>
+        <w:lastRenderedPageBreak/>
         <w:t>Those changes increase this number.</w:t>
       </w:r>
     </w:p>
@@ -6365,7 +6366,6 @@
           <w:sz w:val="28"/>
           <w:szCs w:val="28"/>
         </w:rPr>
-        <w:lastRenderedPageBreak/>
         <w:t>Virtual is a logical size, not physical duplication.</w:t>
       </w:r>
     </w:p>
@@ -6690,6 +6690,7 @@
           <w:sz w:val="28"/>
           <w:szCs w:val="28"/>
         </w:rPr>
+        <w:lastRenderedPageBreak/>
         <w:t xml:space="preserve">docker run -v </w:t>
       </w:r>
       <w:proofErr w:type="spellStart"/>
@@ -7669,7 +7670,6 @@
           <w:szCs w:val="28"/>
           <w:u w:val="single"/>
         </w:rPr>
-        <w:lastRenderedPageBreak/>
         <w:t>Permissions:</w:t>
       </w:r>
     </w:p>
@@ -7828,7 +7828,16 @@
           <w:sz w:val="28"/>
           <w:szCs w:val="28"/>
         </w:rPr>
-        <w:t xml:space="preserve"> Linux overlays that mount point, meaning it hides whatever was originally in that directory from the image; nothing is deleted, just temporarily obscured behind the mount. This hiding behavior happens on the container’s filesystem view, not on the host: the underlying image files still exist in their layers on disk, and the host directory is not erased or modified unless the container explicitly writes to it. The key difference is that Docker-managed volumes (named or anonymous) may automatically copy existing image data into the volume the first time it’s mounted if the volume is empty, while bind mounts never perform this copy — they simply expose the host directory exactly as it is. Conceptually, a container’s filesystem is built from image layers plus a writable layer, and then runtime mounts sit on top of everything; mounts always win and override what’s beneath them inside the container namespace, without rewriting the host’s original data.</w:t>
+        <w:t xml:space="preserve"> Linux overlays that mount point, meaning it hides whatever was originally in that directory from the image; nothing is deleted, just temporarily obscured behind the mount. This hiding behavior happens on the container’s filesystem view, not on the host: the underlying image files still exist in their layers on disk, and the host directory is not erased or modified unless the container explicitly writes to it. The key difference is that Docker-managed volumes (named or anonymous) may automatically copy existing image data into the volume the first time it’s mounted if the volume is empty, while bind mounts never perform this copy — they simply expose the host directory exactly as it is. Conceptually, a container’s filesystem is built from image layers plus a writable layer, and then runtime </w:t>
+      </w:r>
+      <w:r>
+        <w:rPr>
+          <w:rFonts w:asciiTheme="majorBidi" w:hAnsiTheme="majorBidi" w:cstheme="majorBidi"/>
+          <w:sz w:val="28"/>
+          <w:szCs w:val="28"/>
+        </w:rPr>
+        <w:lastRenderedPageBreak/>
+        <w:t>mounts sit on top of everything; mounts always win and override what’s beneath them inside the container namespace, without rewriting the host’s original data.</w:t>
       </w:r>
     </w:p>
     <w:p>
@@ -8520,23 +8529,13 @@
         </w:rPr>
         <w:t xml:space="preserve">, </w:t>
       </w:r>
-      <w:proofErr w:type="gramStart"/>
-      <w:r>
-        <w:rPr>
-          <w:rFonts w:asciiTheme="majorBidi" w:hAnsiTheme="majorBidi" w:cstheme="majorBidi"/>
-          <w:sz w:val="28"/>
-          <w:szCs w:val="28"/>
-        </w:rPr>
-        <w:t>Inside</w:t>
-      </w:r>
-      <w:proofErr w:type="gramEnd"/>
-      <w:r>
-        <w:rPr>
-          <w:rFonts w:asciiTheme="majorBidi" w:hAnsiTheme="majorBidi" w:cstheme="majorBidi"/>
-          <w:sz w:val="28"/>
-          <w:szCs w:val="28"/>
-        </w:rPr>
-        <w:t xml:space="preserve"> that directory, each volume has its own folder</w:t>
+      <w:r>
+        <w:rPr>
+          <w:rFonts w:asciiTheme="majorBidi" w:hAnsiTheme="majorBidi" w:cstheme="majorBidi"/>
+          <w:sz w:val="28"/>
+          <w:szCs w:val="28"/>
+        </w:rPr>
+        <w:t>Inside that directory, each volume has its own folder</w:t>
       </w:r>
       <w:r>
         <w:rPr>
@@ -8563,7 +8562,6 @@
           <w:sz w:val="28"/>
           <w:szCs w:val="28"/>
         </w:rPr>
-        <w:lastRenderedPageBreak/>
         <w:t>If you do:</w:t>
       </w:r>
       <w:r>
@@ -8912,7 +8910,6 @@
         <w:t>=/host/</w:t>
       </w:r>
       <w:proofErr w:type="spellStart"/>
-      <w:proofErr w:type="gramStart"/>
       <w:r>
         <w:rPr>
           <w:rFonts w:asciiTheme="majorBidi" w:hAnsiTheme="majorBidi" w:cstheme="majorBidi"/>
@@ -8926,7 +8923,6 @@
         <w:t>path,target</w:t>
       </w:r>
       <w:proofErr w:type="spellEnd"/>
-      <w:proofErr w:type="gramEnd"/>
       <w:r>
         <w:rPr>
           <w:rFonts w:asciiTheme="majorBidi" w:hAnsiTheme="majorBidi" w:cstheme="majorBidi"/>
@@ -9162,6 +9158,7 @@
           <w:sz w:val="28"/>
           <w:szCs w:val="28"/>
         </w:rPr>
+        <w:lastRenderedPageBreak/>
         <w:t>When you run:</w:t>
       </w:r>
     </w:p>
@@ -9898,7 +9895,6 @@
           <w:sz w:val="28"/>
           <w:szCs w:val="28"/>
         </w:rPr>
-        <w:lastRenderedPageBreak/>
         <w:t>tmpfs</w:t>
       </w:r>
       <w:proofErr w:type="spellEnd"/>
@@ -10388,7 +10384,6 @@
         <w:t>=</w:t>
       </w:r>
       <w:proofErr w:type="spellStart"/>
-      <w:proofErr w:type="gramStart"/>
       <w:r>
         <w:rPr>
           <w:rFonts w:asciiTheme="majorBidi" w:hAnsiTheme="majorBidi" w:cstheme="majorBidi"/>
@@ -10402,7 +10397,6 @@
         <w:t>mydata,target</w:t>
       </w:r>
       <w:proofErr w:type="spellEnd"/>
-      <w:proofErr w:type="gramEnd"/>
       <w:r>
         <w:rPr>
           <w:rFonts w:asciiTheme="majorBidi" w:hAnsiTheme="majorBidi" w:cstheme="majorBidi"/>
@@ -10461,6 +10455,7 @@
           <w:sz w:val="28"/>
           <w:szCs w:val="28"/>
         </w:rPr>
+        <w:lastRenderedPageBreak/>
         <w:t>ro</w:t>
       </w:r>
       <w:proofErr w:type="spellEnd"/>
@@ -10828,16 +10823,16 @@
         <mc:AlternateContent>
           <mc:Choice Requires="wps">
             <w:drawing>
-              <wp:anchor distT="0" distB="0" distL="114300" distR="114300" simplePos="0" relativeHeight="251662336" behindDoc="0" locked="0" layoutInCell="1" allowOverlap="1" wp14:anchorId="09F33EF7" wp14:editId="0098EDF3">
+              <wp:anchor distT="0" distB="0" distL="114300" distR="114300" simplePos="0" relativeHeight="251662336" behindDoc="0" locked="0" layoutInCell="1" allowOverlap="1" wp14:anchorId="09F33EF7" wp14:editId="0D02980C">
                 <wp:simplePos x="0" y="0"/>
                 <wp:positionH relativeFrom="margin">
                   <wp:align>right</wp:align>
                 </wp:positionH>
                 <wp:positionV relativeFrom="paragraph">
-                  <wp:posOffset>294005</wp:posOffset>
+                  <wp:posOffset>290195</wp:posOffset>
                 </wp:positionV>
-                <wp:extent cx="6835140" cy="541020"/>
-                <wp:effectExtent l="0" t="0" r="22860" b="11430"/>
+                <wp:extent cx="6619875" cy="541020"/>
+                <wp:effectExtent l="0" t="0" r="28575" b="11430"/>
                 <wp:wrapNone/>
                 <wp:docPr id="1909745458" name="Rectangle 4"/>
                 <wp:cNvGraphicFramePr/>
@@ -10848,7 +10843,7 @@
                       <wps:spPr>
                         <a:xfrm>
                           <a:off x="0" y="0"/>
-                          <a:ext cx="6835140" cy="541020"/>
+                          <a:ext cx="6619875" cy="541020"/>
                         </a:xfrm>
                         <a:prstGeom prst="rect">
                           <a:avLst/>
@@ -11012,7 +11007,7 @@
           </mc:Choice>
           <mc:Fallback>
             <w:pict>
-              <v:rect w14:anchorId="09F33EF7" id="Rectangle 4" o:spid="_x0000_s1029" style="position:absolute;margin-left:487pt;margin-top:23.15pt;width:538.2pt;height:42.6pt;z-index:251662336;visibility:visible;mso-wrap-style:square;mso-width-percent:0;mso-height-percent:0;mso-wrap-distance-left:9pt;mso-wrap-distance-top:0;mso-wrap-distance-right:9pt;mso-wrap-distance-bottom:0;mso-position-horizontal:right;mso-position-horizontal-relative:margin;mso-position-vertical:absolute;mso-position-vertical-relative:text;mso-width-percent:0;mso-height-percent:0;mso-width-relative:margin;mso-height-relative:margin;v-text-anchor:middle" o:gfxdata="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" fillcolor="black [3200]" strokecolor="black [480]" strokeweight="1pt">
+              <v:rect w14:anchorId="09F33EF7" id="Rectangle 4" o:spid="_x0000_s1029" style="position:absolute;margin-left:470.05pt;margin-top:22.85pt;width:521.25pt;height:42.6pt;z-index:251662336;visibility:visible;mso-wrap-style:square;mso-width-percent:0;mso-height-percent:0;mso-wrap-distance-left:9pt;mso-wrap-distance-top:0;mso-wrap-distance-right:9pt;mso-wrap-distance-bottom:0;mso-position-horizontal:right;mso-position-horizontal-relative:margin;mso-position-vertical:absolute;mso-position-vertical-relative:text;mso-width-percent:0;mso-height-percent:0;mso-width-relative:margin;mso-height-relative:margin;v-text-anchor:middle" o:gfxdata="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" fillcolor="black [3200]" strokecolor="black [480]" strokeweight="1pt">
                 <v:textbox>
                   <w:txbxContent>
                     <w:p>
@@ -11186,7 +11181,7 @@
       </w:r>
     </w:p>
     <w:sectPr>
-      <w:pgSz w:w="12240" w:h="15840"/>
+      <w:pgSz w:w="11906" w:h="16838" w:code="9"/>
       <w:pgMar w:top="720" w:right="720" w:bottom="720" w:left="720" w:header="720" w:footer="720" w:gutter="0"/>
       <w:cols w:space="720"/>
       <w:docGrid w:linePitch="360"/>
@@ -11196,7 +11191,7 @@
 </file>
 
 <file path=word/numbering.xml><?xml version="1.0" encoding="utf-8"?>
-<w:numbering xmlns:wpc="http://schemas.microsoft.com/office/word/2010/wordprocessingCanvas" xmlns:cx="http://schemas.microsoft.com/office/drawing/2014/chartex" xmlns:cx1="http://schemas.microsoft.com/office/drawing/2015/9/8/chartex" xmlns:cx2="http://schemas.microsoft.com/office/drawing/2015/10/21/chartex" xmlns:cx3="http://schemas.microsoft.com/office/drawing/2016/5/9/chartex" xmlns:cx4="http://schemas.microsoft.com/office/drawing/2016/5/10/chartex" xmlns:cx5="http://schemas.microsoft.com/office/drawing/2016/5/11/chartex" xmlns:cx6="http://schemas.microsoft.com/office/drawing/2016/5/12/chartex" xmlns:cx7="http://schemas.microsoft.com/office/drawing/2016/5/13/chartex" xmlns:cx8="http://schemas.microsoft.com/office/drawing/2016/5/14/chartex" xmlns:mc="http://schemas.openxmlformats.org/markup-compatibility/2006" xmlns:aink="http://schemas.microsoft.com/office/drawing/2016/ink" xmlns:am3d="http://schemas.microsoft.com/office/drawing/2017/model3d" xmlns:o="urn:schemas-microsoft-com:office:office" xmlns:oel="http://schemas.microsoft.com/office/2019/extlst" xmlns:r="http://schemas.openxmlformats.org/officeDocument/2006/relationships" xmlns:m="http://schemas.openxmlformats.org/officeDocument/2006/math" xmlns:v="urn:schemas-microsoft-com:vml" xmlns:wp14="http://schemas.microsoft.com/office/word/2010/wordprocessingDrawing" xmlns:wp="http://schemas.openxmlformats.org/drawingml/2006/wordprocessingDrawing" xmlns:w10="urn:schemas-microsoft-com:office:word" xmlns:w="http://schemas.openxmlformats.org/wordprocessingml/2006/main" xmlns:w14="http://schemas.microsoft.com/office/word/2010/wordml" xmlns:w15="http://schemas.microsoft.com/office/word/2012/wordml" xmlns:w16cex="http://schemas.microsoft.com/office/word/2018/wordml/cex" xmlns:w16cid="http://schemas.microsoft.com/office/word/2016/wordml/cid" xmlns:w16="http://schemas.microsoft.com/office/word/2018/wordml" xmlns:w16du="http://schemas.microsoft.com/office/word/2023/wordml/word16du" xmlns:w16sdtdh="http://schemas.microsoft.com/office/word/2020/wordml/sdtdatahash" xmlns:w16sdtfl="http://schemas.microsoft.com/office/word/2024/wordml/sdtformatlock" xmlns:w16se="http://schemas.microsoft.com/office/word/2015/wordml/symex" xmlns:wpg="http://schemas.microsoft.com/office/word/2010/wordprocessingGroup" xmlns:wpi="http://schemas.microsoft.com/office/word/2010/wordprocessingInk" xmlns:wne="http://schemas.microsoft.com/office/word/2006/wordml" xmlns:wps="http://schemas.microsoft.com/office/word/2010/wordprocessingShape" mc:Ignorable="w14 w15 w16se w16cid w16 w16cex w16sdtdh w16sdtfl w16du wp14">
+<w:numbering xmlns:wpc="http://schemas.microsoft.com/office/word/2010/wordprocessingCanvas" xmlns:cx="http://schemas.microsoft.com/office/drawing/2014/chartex" xmlns:cx1="http://schemas.microsoft.com/office/drawing/2015/9/8/chartex" xmlns:cx2="http://schemas.microsoft.com/office/drawing/2015/10/21/chartex" xmlns:cx3="http://schemas.microsoft.com/office/drawing/2016/5/9/chartex" xmlns:cx4="http://schemas.microsoft.com/office/drawing/2016/5/10/chartex" xmlns:cx5="http://schemas.microsoft.com/office/drawing/2016/5/11/chartex" xmlns:cx6="http://schemas.microsoft.com/office/drawing/2016/5/12/chartex" xmlns:cx7="http://schemas.microsoft.com/office/drawing/2016/5/13/chartex" xmlns:cx8="http://schemas.microsoft.com/office/drawing/2016/5/14/chartex" xmlns:mc="http://schemas.openxmlformats.org/markup-compatibility/2006" xmlns:aink="http://schemas.microsoft.com/office/drawing/2016/ink" xmlns:am3d="http://schemas.microsoft.com/office/drawing/2017/model3d" xmlns:o="urn:schemas-microsoft-com:office:office" xmlns:oel="http://schemas.microsoft.com/office/2019/extlst" xmlns:r="http://schemas.openxmlformats.org/officeDocument/2006/relationships" xmlns:m="http://schemas.openxmlformats.org/officeDocument/2006/math" xmlns:v="urn:schemas-microsoft-com:vml" xmlns:wp14="http://schemas.microsoft.com/office/word/2010/wordprocessingDrawing" xmlns:wp="http://schemas.openxmlformats.org/drawingml/2006/wordprocessingDrawing" xmlns:w10="urn:schemas-microsoft-com:office:word" xmlns:w="http://schemas.openxmlformats.org/wordprocessingml/2006/main" xmlns:w14="http://schemas.microsoft.com/office/word/2010/wordml" xmlns:w15="http://schemas.microsoft.com/office/word/2012/wordml" xmlns:w16cex="http://schemas.microsoft.com/office/word/2018/wordml/cex" xmlns:w16cid="http://schemas.microsoft.com/office/word/2016/wordml/cid" xmlns:w16="http://schemas.microsoft.com/office/word/2018/wordml" xmlns:w16sdtdh="http://schemas.microsoft.com/office/word/2020/wordml/sdtdatahash" xmlns:w16se="http://schemas.microsoft.com/office/word/2015/wordml/symex" xmlns:wpg="http://schemas.microsoft.com/office/word/2010/wordprocessingGroup" xmlns:wpi="http://schemas.microsoft.com/office/word/2010/wordprocessingInk" xmlns:wne="http://schemas.microsoft.com/office/word/2006/wordml" xmlns:wps="http://schemas.microsoft.com/office/word/2010/wordprocessingShape" mc:Ignorable="w14 w15 w16se w16cid w16 w16cex w16sdtdh wp14">
   <w:abstractNum w:abstractNumId="0" w15:restartNumberingAfterBreak="0">
     <w:nsid w:val="08013A66"/>
     <w:multiLevelType w:val="hybridMultilevel"/>
@@ -15849,7 +15844,7 @@
 </file>
 
 <file path=word/styles.xml><?xml version="1.0" encoding="utf-8"?>
-<w:styles xmlns:mc="http://schemas.openxmlformats.org/markup-compatibility/2006" xmlns:r="http://schemas.openxmlformats.org/officeDocument/2006/relationships" xmlns:w="http://schemas.openxmlformats.org/wordprocessingml/2006/main" xmlns:w14="http://schemas.microsoft.com/office/word/2010/wordml" xmlns:w15="http://schemas.microsoft.com/office/word/2012/wordml" xmlns:w16cex="http://schemas.microsoft.com/office/word/2018/wordml/cex" xmlns:w16cid="http://schemas.microsoft.com/office/word/2016/wordml/cid" xmlns:w16="http://schemas.microsoft.com/office/word/2018/wordml" xmlns:w16du="http://schemas.microsoft.com/office/word/2023/wordml/word16du" xmlns:w16sdtdh="http://schemas.microsoft.com/office/word/2020/wordml/sdtdatahash" xmlns:w16sdtfl="http://schemas.microsoft.com/office/word/2024/wordml/sdtformatlock" xmlns:w16se="http://schemas.microsoft.com/office/word/2015/wordml/symex" mc:Ignorable="w14 w15 w16se w16cid w16 w16cex w16sdtdh w16sdtfl w16du">
+<w:styles xmlns:mc="http://schemas.openxmlformats.org/markup-compatibility/2006" xmlns:r="http://schemas.openxmlformats.org/officeDocument/2006/relationships" xmlns:w="http://schemas.openxmlformats.org/wordprocessingml/2006/main" xmlns:w14="http://schemas.microsoft.com/office/word/2010/wordml" xmlns:w15="http://schemas.microsoft.com/office/word/2012/wordml" xmlns:w16cex="http://schemas.microsoft.com/office/word/2018/wordml/cex" xmlns:w16cid="http://schemas.microsoft.com/office/word/2016/wordml/cid" xmlns:w16="http://schemas.microsoft.com/office/word/2018/wordml" xmlns:w16sdtdh="http://schemas.microsoft.com/office/word/2020/wordml/sdtdatahash" xmlns:w16se="http://schemas.microsoft.com/office/word/2015/wordml/symex" mc:Ignorable="w14 w15 w16se w16cid w16 w16cex w16sdtdh">
   <w:docDefaults>
     <w:rPrDefault>
       <w:rPr>
